--- a/pc_package/PCP-004_harvest.docx
+++ b/pc_package/PCP-004_harvest.docx
@@ -814,67 +814,61 @@
         <w:pStyle w:val="FirstParagraph"/>
       </w:pPr>
       <w:r>
-        <w:t xml:space="preserve">ALCOA+, attributable, legible, contemporaneous, original and accurate, plus complete,</w:t>
-      </w:r>
-      <w:r>
-        <w:t xml:space="preserve"> </w:t>
-      </w:r>
-      <w:r>
-        <w:t xml:space="preserve">consistent, enduring and available; AMV, analytical method validation; BLA, Biologics</w:t>
-      </w:r>
-      <w:r>
-        <w:t xml:space="preserve"> </w:t>
-      </w:r>
-      <w:r>
-        <w:t xml:space="preserve">License Application; CQA, critical quality attribute; DNA, deoxyribonucleic acid; DS,</w:t>
-      </w:r>
-      <w:r>
-        <w:t xml:space="preserve"> </w:t>
-      </w:r>
-      <w:r>
-        <w:t xml:space="preserve">drug substance; ELISA, enzyme-linked immunosorbent assay; GPP, general process</w:t>
-      </w:r>
-      <w:r>
-        <w:t xml:space="preserve"> </w:t>
-      </w:r>
-      <w:r>
-        <w:t xml:space="preserve">parameter; HCP, host cell protein; HMW, high molecular weight; ICH, International</w:t>
-      </w:r>
-      <w:r>
-        <w:t xml:space="preserve"> </w:t>
-      </w:r>
-      <w:r>
-        <w:t xml:space="preserve">Council for Harmonisation; KPP, key process parameter; LOQ, limit of quantitation;</w:t>
-      </w:r>
-      <w:r>
-        <w:t xml:space="preserve"> </w:t>
-      </w:r>
-      <w:r>
-        <w:t xml:space="preserve">MSAT, Manufacturing Science and Technology; NOR, normal operating range; NTU,</w:t>
-      </w:r>
-      <w:r>
-        <w:t xml:space="preserve"> </w:t>
-      </w:r>
-      <w:r>
-        <w:t xml:space="preserve">nephelometric turbidity unit; PAR, proven acceptable range; PPQ, process performance</w:t>
-      </w:r>
-      <w:r>
-        <w:t xml:space="preserve"> </w:t>
-      </w:r>
-      <w:r>
-        <w:t xml:space="preserve">qualification; qPCR, quantitative polymerase chain reaction; rcf, relative centrifugal</w:t>
-      </w:r>
-      <w:r>
-        <w:t xml:space="preserve"> </w:t>
-      </w:r>
-      <w:r>
-        <w:t xml:space="preserve">force; SD, standard deviation; SDM, scale-down model; SEC-HPLC, size-exclusion</w:t>
-      </w:r>
-      <w:r>
-        <w:t xml:space="preserve"> </w:t>
-      </w:r>
-      <w:r>
-        <w:t xml:space="preserve">high-performance liquid chromatography; SOP, standard operating procedure.</w:t>
+        <w:t xml:space="preserve">ALCOA+, attributable, legible, contemporaneous, original and accurate data principles;</w:t>
+      </w:r>
+      <w:r>
+        <w:t xml:space="preserve"> </w:t>
+      </w:r>
+      <w:r>
+        <w:t xml:space="preserve">AMV, analytical method validation; CPP, critical process parameter; CQA, critical quality</w:t>
+      </w:r>
+      <w:r>
+        <w:t xml:space="preserve"> </w:t>
+      </w:r>
+      <w:r>
+        <w:t xml:space="preserve">attribute; DNA, deoxyribonucleic acid; ELISA, enzyme-linked immunosorbent assay; GPP,</w:t>
+      </w:r>
+      <w:r>
+        <w:t xml:space="preserve"> </w:t>
+      </w:r>
+      <w:r>
+        <w:t xml:space="preserve">general process parameter; HCP, host cell protein; HMW, high molecular weight; ICH,</w:t>
+      </w:r>
+      <w:r>
+        <w:t xml:space="preserve"> </w:t>
+      </w:r>
+      <w:r>
+        <w:t xml:space="preserve">International Council for Harmonisation; KPP, key process parameter; LOQ, limit of</w:t>
+      </w:r>
+      <w:r>
+        <w:t xml:space="preserve"> </w:t>
+      </w:r>
+      <w:r>
+        <w:t xml:space="preserve">quantitation; MSAT, Manufacturing Science and Technology; NOR, normal operating range;</w:t>
+      </w:r>
+      <w:r>
+        <w:t xml:space="preserve"> </w:t>
+      </w:r>
+      <w:r>
+        <w:t xml:space="preserve">NTU, nephelometric turbidity unit; PCP, Process Characterization Plan; PCR, Process</w:t>
+      </w:r>
+      <w:r>
+        <w:t xml:space="preserve"> </w:t>
+      </w:r>
+      <w:r>
+        <w:t xml:space="preserve">Characterization Report; qPCR, quantitative polymerase chain reaction; rcf, relative</w:t>
+      </w:r>
+      <w:r>
+        <w:t xml:space="preserve"> </w:t>
+      </w:r>
+      <w:r>
+        <w:t xml:space="preserve">centrifugal field; RSD, relative standard deviation; SEC, size-exclusion chromatography;</w:t>
+      </w:r>
+      <w:r>
+        <w:t xml:space="preserve"> </w:t>
+      </w:r>
+      <w:r>
+        <w:t xml:space="preserve">SOP, standard operating procedure; WC-CPP, well controlled critical process parameter.</w:t>
       </w:r>
     </w:p>
     <w:p>
@@ -903,37 +897,31 @@
         <w:t xml:space="preserve"> </w:t>
       </w:r>
       <w:r>
-        <w:t xml:space="preserve">process, and this plan defines the studies that will characterize it. The step separates</w:t>
-      </w:r>
-      <w:r>
-        <w:t xml:space="preserve"> </w:t>
-      </w:r>
-      <w:r>
-        <w:t xml:space="preserve">the antibody from cells and cell debris, and it delivers the clarified harvest that the</w:t>
-      </w:r>
-      <w:r>
-        <w:t xml:space="preserve"> </w:t>
-      </w:r>
-      <w:r>
-        <w:t xml:space="preserve">Protein A capture step (Step 5) receives. It forms no product quality attribute of its</w:t>
-      </w:r>
-      <w:r>
-        <w:t xml:space="preserve"> </w:t>
-      </w:r>
-      <w:r>
-        <w:t xml:space="preserve">own, and its parameters exist for two purposes: to make the product recovery</w:t>
-      </w:r>
-      <w:r>
-        <w:t xml:space="preserve"> </w:t>
-      </w:r>
-      <w:r>
-        <w:t xml:space="preserve">reproducible, and to keep the composition of the material handed to capture consistent</w:t>
-      </w:r>
-      <w:r>
-        <w:t xml:space="preserve"> </w:t>
-      </w:r>
-      <w:r>
-        <w:t xml:space="preserve">from batch to batch.</w:t>
+        <w:t xml:space="preserve">process, in which the antibody is separated from the cells and the cell debris of the</w:t>
+      </w:r>
+      <w:r>
+        <w:t xml:space="preserve"> </w:t>
+      </w:r>
+      <w:r>
+        <w:t xml:space="preserve">production bioreactor and a clarified feed is delivered to Protein A capture. The step</w:t>
+      </w:r>
+      <w:r>
+        <w:t xml:space="preserve"> </w:t>
+      </w:r>
+      <w:r>
+        <w:t xml:space="preserve">forms no product quality attribute. What it does set is the particle load and the impurity</w:t>
+      </w:r>
+      <w:r>
+        <w:t xml:space="preserve"> </w:t>
+      </w:r>
+      <w:r>
+        <w:t xml:space="preserve">burden that the capture step receives, and that input shapes how the rest of the</w:t>
+      </w:r>
+      <w:r>
+        <w:t xml:space="preserve"> </w:t>
+      </w:r>
+      <w:r>
+        <w:t xml:space="preserve">purification train performs.</w:t>
       </w:r>
     </w:p>
     <w:p>
@@ -941,7 +929,13 @@
         <w:pStyle w:val="BodyText"/>
       </w:pPr>
       <w:r>
-        <w:t xml:space="preserve">The scope covers the three parameters listed in</w:t>
+        <w:t xml:space="preserve">This plan defines the characterization studies that will support the commercial operating</w:t>
+      </w:r>
+      <w:r>
+        <w:t xml:space="preserve"> </w:t>
+      </w:r>
+      <w:r>
+        <w:t xml:space="preserve">ranges for the step. It covers the parameters in</w:t>
       </w:r>
       <w:r>
         <w:t xml:space="preserve"> </w:t>
@@ -955,31 +949,31 @@
         </w:r>
       </w:hyperlink>
       <w:r>
-        <w:t xml:space="preserve">, studied at a qualified</w:t>
-      </w:r>
-      <w:r>
-        <w:t xml:space="preserve"> </w:t>
-      </w:r>
-      <w:r>
-        <w:t xml:space="preserve">scale-down model of the commercial harvest train (SOP-1001). Centrifugation intensity</w:t>
-      </w:r>
-      <w:r>
-        <w:t xml:space="preserve"> </w:t>
-      </w:r>
-      <w:r>
-        <w:t xml:space="preserve">(rcf) and depth filter load are the two settable inputs. Post-clarification turbidity is</w:t>
-      </w:r>
-      <w:r>
-        <w:t xml:space="preserve"> </w:t>
-      </w:r>
-      <w:r>
-        <w:t xml:space="preserve">the attribute by which the clarified harvest is released to capture, and its range is in</w:t>
-      </w:r>
-      <w:r>
-        <w:t xml:space="preserve"> </w:t>
-      </w:r>
-      <w:r>
-        <w:t xml:space="preserve">scope because it defines the feed that the capture step has to accept.</w:t>
+        <w:t xml:space="preserve">, each studied one at a time on</w:t>
+      </w:r>
+      <w:r>
+        <w:t xml:space="preserve"> </w:t>
+      </w:r>
+      <w:r>
+        <w:t xml:space="preserve">a qualified scale-down model held at commercial equivalent conditions, and it measures</w:t>
+      </w:r>
+      <w:r>
+        <w:t xml:space="preserve"> </w:t>
+      </w:r>
+      <w:r>
+        <w:t xml:space="preserve">product recovery, post-clarification turbidity, depth filter throughput and the impurity</w:t>
+      </w:r>
+      <w:r>
+        <w:t xml:space="preserve"> </w:t>
+      </w:r>
+      <w:r>
+        <w:t xml:space="preserve">burden delivered to capture at every condition. The plan is</w:t>
+      </w:r>
+      <w:r>
+        <w:t xml:space="preserve"> </w:t>
+      </w:r>
+      <w:r>
+        <w:t xml:space="preserve">prospective, so no results appear in it, and the outcome is reported in PCR-004.</w:t>
       </w:r>
     </w:p>
     <w:p>
@@ -987,33 +981,46 @@
         <w:pStyle w:val="BodyText"/>
       </w:pPr>
       <w:r>
-        <w:t xml:space="preserve">The plan does not cover the fed-batch culture that produces the broth, which is</w:t>
-      </w:r>
-      <w:r>
-        <w:t xml:space="preserve"> </w:t>
-      </w:r>
-      <w:r>
-        <w:t xml:space="preserve">characterized under PCP-003. It does not cover the capture step, which is characterized</w:t>
-      </w:r>
-      <w:r>
-        <w:t xml:space="preserve"> </w:t>
-      </w:r>
-      <w:r>
-        <w:t xml:space="preserve">under PCP-005. No viral clearance is claimed for harvest and clarification, and no log</w:t>
-      </w:r>
-      <w:r>
-        <w:t xml:space="preserve"> </w:t>
-      </w:r>
-      <w:r>
-        <w:t xml:space="preserve">reduction will be measured across it.</w:t>
-      </w:r>
-    </w:p>
-    <w:p>
-      <w:pPr>
-        <w:pStyle w:val="BodyText"/>
-      </w:pPr>
-      <w:r>
-        <w:t xml:space="preserve">The work is Stage 1 process design under the lifecycle approach to process validation</w:t>
+        <w:t xml:space="preserve">Three things sit outside the scope. The production bioreactor and the Protein A capture</w:t>
+      </w:r>
+      <w:r>
+        <w:t xml:space="preserve"> </w:t>
+      </w:r>
+      <w:r>
+        <w:t xml:space="preserve">step are characterized under PCP-003 and PCP-005, and this plan addresses them only at the</w:t>
+      </w:r>
+      <w:r>
+        <w:t xml:space="preserve"> </w:t>
+      </w:r>
+      <w:r>
+        <w:t xml:space="preserve">interface each shares with harvest. No viral clearance is claimed for harvest or for</w:t>
+      </w:r>
+      <w:r>
+        <w:t xml:space="preserve"> </w:t>
+      </w:r>
+      <w:r>
+        <w:t xml:space="preserve">clarification, so the step contributes nothing to the modular clearance strategy set out</w:t>
+      </w:r>
+      <w:r>
+        <w:t xml:space="preserve"> </w:t>
+      </w:r>
+      <w:r>
+        <w:t xml:space="preserve">in PCMP-001</w:t>
+      </w:r>
+      <w:r>
+        <w:t xml:space="preserve"> </w:t>
+      </w:r>
+      <w:r>
+        <w:t xml:space="preserve">(International Council for Harmonisation 2023a)</w:t>
+      </w:r>
+      <w:r>
+        <w:t xml:space="preserve">. Confirmation of the step at commercial scale belongs to Stage 2 of</w:t>
+      </w:r>
+      <w:r>
+        <w:t xml:space="preserve"> </w:t>
+      </w:r>
+      <w:r>
+        <w:t xml:space="preserve">the process validation lifecycle</w:t>
       </w:r>
       <w:r>
         <w:t xml:space="preserve"> </w:t>
@@ -1022,49 +1029,16 @@
         <w:t xml:space="preserve">(U.S. Food and Drug Administration 2011)</w:t>
       </w:r>
       <w:r>
-        <w:t xml:space="preserve">, and it follows the enhanced development approach of ICH Q8, ICH Q9 and ICH</w:t>
-      </w:r>
-      <w:r>
-        <w:t xml:space="preserve"> </w:t>
-      </w:r>
-      <w:r>
-        <w:t xml:space="preserve">Q11</w:t>
-      </w:r>
-      <w:r>
-        <w:t xml:space="preserve"> </w:t>
-      </w:r>
-      <w:r>
-        <w:t xml:space="preserve">(International Council for Harmonisation 2009, 2023, 2012)</w:t>
-      </w:r>
-      <w:r>
-        <w:t xml:space="preserve">. The methodology, the attribute framework and the</w:t>
-      </w:r>
-      <w:r>
-        <w:t xml:space="preserve"> </w:t>
-      </w:r>
-      <w:r>
-        <w:t xml:space="preserve">parameter classification scheme are those of the A-Mab case study</w:t>
-      </w:r>
-      <w:r>
-        <w:t xml:space="preserve"> </w:t>
-      </w:r>
-      <w:r>
-        <w:t xml:space="preserve">(CMC Biotech Working Group 2009)</w:t>
-      </w:r>
-      <w:r>
-        <w:t xml:space="preserve">. The</w:t>
-      </w:r>
-      <w:r>
-        <w:t xml:space="preserve"> </w:t>
-      </w:r>
-      <w:r>
-        <w:t xml:space="preserve">studies support the transfer of the drug substance process from the sending site to the</w:t>
-      </w:r>
-      <w:r>
-        <w:t xml:space="preserve"> </w:t>
-      </w:r>
-      <w:r>
-        <w:t xml:space="preserve">receiving site under PTP-001.</w:t>
+        <w:t xml:space="preserve"> </w:t>
+      </w:r>
+      <w:r>
+        <w:t xml:space="preserve">and is delivered by process performance</w:t>
+      </w:r>
+      <w:r>
+        <w:t xml:space="preserve"> </w:t>
+      </w:r>
+      <w:r>
+        <w:t xml:space="preserve">qualification.</w:t>
       </w:r>
     </w:p>
     <w:bookmarkEnd w:id="12"/>
@@ -1082,7 +1056,13 @@
         <w:pStyle w:val="FirstParagraph"/>
       </w:pPr>
       <w:r>
-        <w:t xml:space="preserve">The study has five objectives.</w:t>
+        <w:t xml:space="preserve">The characterization has five objectives, and each is written so that PCR-004 can state</w:t>
+      </w:r>
+      <w:r>
+        <w:t xml:space="preserve"> </w:t>
+      </w:r>
+      <w:r>
+        <w:t xml:space="preserve">plainly whether it was met.</w:t>
       </w:r>
     </w:p>
     <w:p>
@@ -1093,20 +1073,37 @@
           <w:numId w:val="1001"/>
         </w:numPr>
       </w:pPr>
-      <w:r>
-        <w:t xml:space="preserve">To establish the effect of centrifugation intensity on centrate clarity, on product</w:t>
-      </w:r>
-      <w:r>
-        <w:t xml:space="preserve"> </w:t>
-      </w:r>
-      <w:r>
-        <w:t xml:space="preserve">recovery, and on the impurity burden released into the centrate by cell lysis (HCP and</w:t>
-      </w:r>
-      <w:r>
-        <w:t xml:space="preserve"> </w:t>
-      </w:r>
-      <w:r>
-        <w:t xml:space="preserve">residual DNA).</w:t>
+    </w:p>
+    <w:p>
+      <w:pPr>
+        <w:pStyle w:val="Compact"/>
+        <w:numPr>
+          <w:ilvl w:val="1"/>
+          <w:numId w:val="1002"/>
+        </w:numPr>
+      </w:pPr>
+      <w:r>
+        <w:t xml:space="preserve">Quantify the relationship between each parameter and the quality of the clarified</w:t>
+      </w:r>
+      <w:r>
+        <w:t xml:space="preserve"> </w:t>
+      </w:r>
+      <w:r>
+        <w:t xml:space="preserve">harvest, across the characterization ranges given in</w:t>
+      </w:r>
+      <w:r>
+        <w:t xml:space="preserve"> </w:t>
+      </w:r>
+      <w:hyperlink w:anchor="tbl-params">
+        <w:r>
+          <w:rPr>
+            <w:rStyle w:val="Hyperlink"/>
+          </w:rPr>
+          <w:t xml:space="preserve">Table 6</w:t>
+        </w:r>
+      </w:hyperlink>
+      <w:r>
+        <w:t xml:space="preserve">.</w:t>
       </w:r>
     </w:p>
     <w:p>
@@ -1117,14 +1114,23 @@
           <w:numId w:val="1001"/>
         </w:numPr>
       </w:pPr>
-      <w:r>
-        <w:t xml:space="preserve">To establish the effect of depth filter load on filtrate turbidity, on the differential</w:t>
-      </w:r>
-      <w:r>
-        <w:t xml:space="preserve"> </w:t>
-      </w:r>
-      <w:r>
-        <w:t xml:space="preserve">pressure of the filter train, and on product recovery.</w:t>
+    </w:p>
+    <w:p>
+      <w:pPr>
+        <w:pStyle w:val="Compact"/>
+        <w:numPr>
+          <w:ilvl w:val="1"/>
+          <w:numId w:val="1003"/>
+        </w:numPr>
+      </w:pPr>
+      <w:r>
+        <w:t xml:space="preserve">Determine a proven acceptable range for each parameter against the acceptance basis</w:t>
+      </w:r>
+      <w:r>
+        <w:t xml:space="preserve"> </w:t>
+      </w:r>
+      <w:r>
+        <w:t xml:space="preserve">in §7.</w:t>
       </w:r>
     </w:p>
     <w:p>
@@ -1135,14 +1141,23 @@
           <w:numId w:val="1001"/>
         </w:numPr>
       </w:pPr>
-      <w:r>
-        <w:t xml:space="preserve">To confirm that the size variant profile of the antibody (high molecular weight species</w:t>
-      </w:r>
-      <w:r>
-        <w:t xml:space="preserve"> </w:t>
-      </w:r>
-      <w:r>
-        <w:t xml:space="preserve">by SEC-HPLC) does not change across the step over the ranges studied.</w:t>
+    </w:p>
+    <w:p>
+      <w:pPr>
+        <w:pStyle w:val="Compact"/>
+        <w:numPr>
+          <w:ilvl w:val="1"/>
+          <w:numId w:val="1004"/>
+        </w:numPr>
+      </w:pPr>
+      <w:r>
+        <w:t xml:space="preserve">Show that each normal operating range sits inside its proven acceptable range, with</w:t>
+      </w:r>
+      <w:r>
+        <w:t xml:space="preserve"> </w:t>
+      </w:r>
+      <w:r>
+        <w:t xml:space="preserve">margin at every edge where the characterization range extends past it.</w:t>
       </w:r>
     </w:p>
     <w:p>
@@ -1153,14 +1168,17 @@
           <w:numId w:val="1001"/>
         </w:numPr>
       </w:pPr>
-      <w:r>
-        <w:t xml:space="preserve">To characterize the host cell protein (HCP) and residual DNA burden of the clarified</w:t>
-      </w:r>
-      <w:r>
-        <w:t xml:space="preserve"> </w:t>
-      </w:r>
-      <w:r>
-        <w:t xml:space="preserve">harvest, which is the input the capture step has to clear.</w:t>
+    </w:p>
+    <w:p>
+      <w:pPr>
+        <w:pStyle w:val="Compact"/>
+        <w:numPr>
+          <w:ilvl w:val="1"/>
+          <w:numId w:val="1005"/>
+        </w:numPr>
+      </w:pPr>
+      <w:r>
+        <w:t xml:space="preserve">Provide the evidence needed to classify each parameter under SOP-4001.</w:t>
       </w:r>
     </w:p>
     <w:p>
@@ -1171,14 +1189,78 @@
           <w:numId w:val="1001"/>
         </w:numPr>
       </w:pPr>
-      <w:r>
-        <w:t xml:space="preserve">To propose a proven acceptable range and a normal operating range for each parameter,</w:t>
-      </w:r>
-      <w:r>
-        <w:t xml:space="preserve"> </w:t>
-      </w:r>
-      <w:r>
-        <w:t xml:space="preserve">and to support the classification of each parameter under SOP-4001.</w:t>
+    </w:p>
+    <w:p>
+      <w:pPr>
+        <w:pStyle w:val="Compact"/>
+        <w:numPr>
+          <w:ilvl w:val="1"/>
+          <w:numId w:val="1006"/>
+        </w:numPr>
+      </w:pPr>
+      <w:r>
+        <w:t xml:space="preserve">Describe the clarified harvest that the step delivers at each condition studied, so</w:t>
+      </w:r>
+      <w:r>
+        <w:t xml:space="preserve"> </w:t>
+      </w:r>
+      <w:r>
+        <w:t xml:space="preserve">that this study and the capture characterization (PCP-005) can be read together.</w:t>
+      </w:r>
+    </w:p>
+    <w:p>
+      <w:pPr>
+        <w:pStyle w:val="FirstParagraph"/>
+      </w:pPr>
+      <w:r>
+        <w:t xml:space="preserve">The first four objectives follow the pattern used for every step in the campaign</w:t>
+      </w:r>
+      <w:r>
+        <w:t xml:space="preserve"> </w:t>
+      </w:r>
+      <w:r>
+        <w:t xml:space="preserve">(PCMP-001). Objective (iii) carries a bound because the characterization range and the</w:t>
+      </w:r>
+      <w:r>
+        <w:t xml:space="preserve"> </w:t>
+      </w:r>
+      <w:r>
+        <w:t xml:space="preserve">normal operating range of post-clarification turbidity share their lower edge (</w:t>
+      </w:r>
+      <w:hyperlink w:anchor="tbl-params">
+        <w:r>
+          <w:rPr>
+            <w:rStyle w:val="Hyperlink"/>
+          </w:rPr>
+          <w:t xml:space="preserve">Table 6</w:t>
+        </w:r>
+      </w:hyperlink>
+      <w:r>
+        <w:t xml:space="preserve">),</w:t>
+      </w:r>
+      <w:r>
+        <w:t xml:space="preserve"> </w:t>
+      </w:r>
+      <w:r>
+        <w:t xml:space="preserve">and no margin can be shown at an edge where the two ranges meet. The fifth objective is</w:t>
+      </w:r>
+      <w:r>
+        <w:t xml:space="preserve"> </w:t>
+      </w:r>
+      <w:r>
+        <w:t xml:space="preserve">specific to primary recovery. Harvest hands the</w:t>
+      </w:r>
+      <w:r>
+        <w:t xml:space="preserve"> </w:t>
+      </w:r>
+      <w:r>
+        <w:t xml:space="preserve">purification train its feed, so a description of that feed at each condition studied is</w:t>
+      </w:r>
+      <w:r>
+        <w:t xml:space="preserve"> </w:t>
+      </w:r>
+      <w:r>
+        <w:t xml:space="preserve">part of what the step has to deliver, alongside the operating ranges themselves.</w:t>
       </w:r>
     </w:p>
     <w:bookmarkEnd w:id="13"/>
@@ -1207,33 +1289,25 @@
         <w:t xml:space="preserve"> </w:t>
       </w:r>
       <w:r>
-        <w:t xml:space="preserve">lists the documents that govern this plan and the documents that depend on</w:t>
-      </w:r>
-      <w:r>
-        <w:t xml:space="preserve"> </w:t>
-      </w:r>
-      <w:r>
-        <w:t xml:space="preserve">it. The controlled procedures and the validated analytical methods used in the study are</w:t>
-      </w:r>
-      <w:r>
-        <w:t xml:space="preserve"> </w:t>
-      </w:r>
-      <w:r>
-        <w:t xml:space="preserve">listed in</w:t>
-      </w:r>
-      <w:r>
-        <w:t xml:space="preserve"> </w:t>
-      </w:r>
-      <w:hyperlink w:anchor="tbl-sop">
-        <w:r>
-          <w:rPr>
-            <w:rStyle w:val="Hyperlink"/>
-          </w:rPr>
-          <w:t xml:space="preserve">Table 3</w:t>
-        </w:r>
-      </w:hyperlink>
-      <w:r>
-        <w:t xml:space="preserve">.</w:t>
+        <w:t xml:space="preserve">sets out the documents this plan depends on and the documents it feeds.</w:t>
+      </w:r>
+      <w:r>
+        <w:t xml:space="preserve"> </w:t>
+      </w:r>
+      <w:r>
+        <w:t xml:space="preserve">RA-001 fixed the study scope for Step 4 before any study was designed. PCMP-001 states the</w:t>
+      </w:r>
+      <w:r>
+        <w:t xml:space="preserve"> </w:t>
+      </w:r>
+      <w:r>
+        <w:t xml:space="preserve">campaign approach that this plan instantiates. PCR-004 is the deliverable, and PCMR-001</w:t>
+      </w:r>
+      <w:r>
+        <w:t xml:space="preserve"> </w:t>
+      </w:r>
+      <w:r>
+        <w:t xml:space="preserve">consolidates it with the reports for the other steps.</w:t>
       </w:r>
     </w:p>
     <w:tbl>
@@ -1260,7 +1334,7 @@
               <w:pStyle w:val="ImageCaption"/>
             </w:pPr>
             <w:r>
-              <w:t xml:space="preserve">Table 2: Related documents.</w:t>
+              <w:t xml:space="preserve">Table 2: Documents related to this plan.</w:t>
             </w:r>
           </w:p>
           <w:tbl>
@@ -1534,8 +1608,31 @@
       <w:pPr>
         <w:pStyle w:val="BodyText"/>
       </w:pPr>
-      <w:r>
-        <w:t xml:space="preserve"> </w:t>
+      <w:hyperlink w:anchor="tbl-sop">
+        <w:r>
+          <w:rPr>
+            <w:rStyle w:val="Hyperlink"/>
+          </w:rPr>
+          <w:t xml:space="preserve">Table 3</w:t>
+        </w:r>
+      </w:hyperlink>
+      <w:r>
+        <w:t xml:space="preserve"> </w:t>
+      </w:r>
+      <w:r>
+        <w:t xml:space="preserve">lists the controlled procedures and the validated analytical methods used in the</w:t>
+      </w:r>
+      <w:r>
+        <w:t xml:space="preserve"> </w:t>
+      </w:r>
+      <w:r>
+        <w:t xml:space="preserve">study. Performance of the methods that carry the quantitative decisions is summarized in</w:t>
+      </w:r>
+      <w:r>
+        <w:t xml:space="preserve"> </w:t>
+      </w:r>
+      <w:r>
+        <w:t xml:space="preserve">Appendix B.</w:t>
       </w:r>
     </w:p>
     <w:tbl>
@@ -1562,7 +1659,7 @@
               <w:pStyle w:val="ImageCaption"/>
             </w:pPr>
             <w:r>
-              <w:t xml:space="preserve">Table 3: Controlled procedures and validated analytical methods for the study.</w:t>
+              <w:t xml:space="preserve">Table 3: Controlled procedures and validated analytical methods for Step 4.</w:t>
             </w:r>
           </w:p>
           <w:tbl>
@@ -1971,7 +2068,7 @@
         <w:pStyle w:val="Heading2"/>
       </w:pPr>
       <w:r>
-        <w:t xml:space="preserve">4.1 Unit-operation description and prior knowledge</w:t>
+        <w:t xml:space="preserve">4.1 Unit operation description and prior knowledge</w:t>
       </w:r>
     </w:p>
     <w:p>
@@ -1979,49 +2076,14 @@
         <w:pStyle w:val="FirstParagraph"/>
       </w:pPr>
       <w:r>
-        <w:t xml:space="preserve">Harvest and clarification is a platform operation at Novacyte Biologics, so the study</w:t>
-      </w:r>
-      <w:r>
-        <w:t xml:space="preserve"> </w:t>
-      </w:r>
-      <w:r>
-        <w:t xml:space="preserve">confirms and bounds behaviour that is already understood. The same continuous disk-stack</w:t>
-      </w:r>
-      <w:r>
-        <w:t xml:space="preserve"> </w:t>
-      </w:r>
-      <w:r>
-        <w:t xml:space="preserve">centrifuge and the same graded depth filter train have been used for three previous</w:t>
-      </w:r>
-      <w:r>
-        <w:t xml:space="preserve"> </w:t>
-      </w:r>
-      <w:r>
-        <w:t xml:space="preserve">humanized IgG1 antibodies (X-Mab, Y-Mab and Z-Mab) and for the A-Mab clinical campaigns.</w:t>
-      </w:r>
-      <w:r>
-        <w:t xml:space="preserve"> </w:t>
-      </w:r>
-      <w:r>
-        <w:t xml:space="preserve">Across those products the step has consistently delivered clarified harvest of acceptable</w:t>
-      </w:r>
-      <w:r>
-        <w:t xml:space="preserve"> </w:t>
-      </w:r>
-      <w:r>
-        <w:t xml:space="preserve">turbidity and consistent recovery. This experience reduces the work required here to a</w:t>
-      </w:r>
-      <w:r>
-        <w:t xml:space="preserve"> </w:t>
-      </w:r>
-      <w:r>
-        <w:t xml:space="preserve">confirmation of the proposed ranges at the commercial scale-down model.</w:t>
-      </w:r>
-    </w:p>
-    <w:p>
-      <w:pPr>
-        <w:pStyle w:val="BodyText"/>
-      </w:pPr>
+        <w:t xml:space="preserve">Harvest and clarification sits between the production bioreactor and Protein A capture,</w:t>
+      </w:r>
+      <w:r>
+        <w:t xml:space="preserve"> </w:t>
+      </w:r>
+      <w:r>
+        <w:t xml:space="preserve">and it is the only step of the train that handles whole cells (</w:t>
+      </w:r>
       <w:hyperlink w:anchor="tbl-train">
         <w:r>
           <w:rPr>
@@ -2031,28 +2093,13 @@
         </w:r>
       </w:hyperlink>
       <w:r>
-        <w:t xml:space="preserve"> </w:t>
-      </w:r>
-      <w:r>
-        <w:t xml:space="preserve">places the step in the drug substance train. Step 4 sits between the</w:t>
-      </w:r>
-      <w:r>
-        <w:t xml:space="preserve"> </w:t>
-      </w:r>
-      <w:r>
-        <w:t xml:space="preserve">production bioreactor (Step 3), which forms the glycan, charge variant and aggregate</w:t>
-      </w:r>
-      <w:r>
-        <w:t xml:space="preserve"> </w:t>
-      </w:r>
-      <w:r>
-        <w:t xml:space="preserve">attributes, and the capture step (Step 5), which begins the removal of process</w:t>
-      </w:r>
-      <w:r>
-        <w:t xml:space="preserve"> </w:t>
-      </w:r>
-      <w:r>
-        <w:t xml:space="preserve">impurities. The clarified harvest is the only material transferred between them.</w:t>
+        <w:t xml:space="preserve">). Everything</w:t>
+      </w:r>
+      <w:r>
+        <w:t xml:space="preserve"> </w:t>
+      </w:r>
+      <w:r>
+        <w:t xml:space="preserve">downstream of it operates on a clarified solution.</w:t>
       </w:r>
     </w:p>
     <w:tbl>
@@ -2477,49 +2524,49 @@
         <w:pStyle w:val="BodyText"/>
       </w:pPr>
       <w:r>
-        <w:t xml:space="preserve">The two settable parameters act through different mechanisms, and each one carries a</w:t>
-      </w:r>
-      <w:r>
-        <w:t xml:space="preserve"> </w:t>
-      </w:r>
-      <w:r>
-        <w:t xml:space="preserve">penalty at the end of its range. Centrifugation removes cells and large debris by</w:t>
-      </w:r>
-      <w:r>
-        <w:t xml:space="preserve"> </w:t>
-      </w:r>
-      <w:r>
-        <w:t xml:space="preserve">sedimentation, so a higher relative centrifugal force gives a clearer centrate. Higher</w:t>
-      </w:r>
-      <w:r>
-        <w:t xml:space="preserve"> </w:t>
-      </w:r>
-      <w:r>
-        <w:t xml:space="preserve">force also raises the hydrodynamic shear in the feed zone and at the solids discharge</w:t>
-      </w:r>
-      <w:r>
-        <w:t xml:space="preserve"> </w:t>
-      </w:r>
-      <w:r>
-        <w:t xml:space="preserve">(the two places at which the broth is accelerated most sharply), which breaks a fraction</w:t>
-      </w:r>
-      <w:r>
-        <w:t xml:space="preserve"> </w:t>
-      </w:r>
-      <w:r>
-        <w:t xml:space="preserve">of the cells and releases HCP, DNA and fine particles into the centrate. The two effects</w:t>
-      </w:r>
-      <w:r>
-        <w:t xml:space="preserve"> </w:t>
-      </w:r>
-      <w:r>
-        <w:t xml:space="preserve">oppose each other, and the set-point is expected to lie near the force at which the gain</w:t>
-      </w:r>
-      <w:r>
-        <w:t xml:space="preserve"> </w:t>
-      </w:r>
-      <w:r>
-        <w:t xml:space="preserve">in clarity no longer pays for the additional lysis.</w:t>
+        <w:t xml:space="preserve">The step runs as two unit operations in series. Continuous disk-stack centrifugation</w:t>
+      </w:r>
+      <w:r>
+        <w:t xml:space="preserve"> </w:t>
+      </w:r>
+      <w:r>
+        <w:t xml:space="preserve">removes the cells and the larger debris from the culture broth, depth filtration then</w:t>
+      </w:r>
+      <w:r>
+        <w:t xml:space="preserve"> </w:t>
+      </w:r>
+      <w:r>
+        <w:t xml:space="preserve">removes the fines that the centrifuge leaves behind, and a sterilizing grade filter closes</w:t>
+      </w:r>
+      <w:r>
+        <w:t xml:space="preserve"> </w:t>
+      </w:r>
+      <w:r>
+        <w:t xml:space="preserve">the train and delivers the clarified harvest to the capture feed vessel. Separation in the</w:t>
+      </w:r>
+      <w:r>
+        <w:t xml:space="preserve"> </w:t>
+      </w:r>
+      <w:r>
+        <w:t xml:space="preserve">centrifuge is driven by the density difference between the cells and the medium, and it is</w:t>
+      </w:r>
+      <w:r>
+        <w:t xml:space="preserve"> </w:t>
+      </w:r>
+      <w:r>
+        <w:t xml:space="preserve">governed by the relative centrifugal field (rcf) and by the flow per unit settling area.</w:t>
+      </w:r>
+      <w:r>
+        <w:t xml:space="preserve"> </w:t>
+      </w:r>
+      <w:r>
+        <w:t xml:space="preserve">Depth filtration works by a combination of retention within the media matrix and adsorption</w:t>
+      </w:r>
+      <w:r>
+        <w:t xml:space="preserve"> </w:t>
+      </w:r>
+      <w:r>
+        <w:t xml:space="preserve">of fines onto the media, so its performance falls away as the media approaches its capacity.</w:t>
       </w:r>
     </w:p>
     <w:p>
@@ -2527,67 +2574,111 @@
         <w:pStyle w:val="BodyText"/>
       </w:pPr>
       <w:r>
-        <w:t xml:space="preserve">Depth filtration retains the fine particles that the centrifuge does not remove. Its</w:t>
-      </w:r>
-      <w:r>
-        <w:t xml:space="preserve"> </w:t>
-      </w:r>
-      <w:r>
-        <w:t xml:space="preserve">capacity is expressed as the volume filtered per unit of media area</w:t>
-      </w:r>
-      <w:r>
-        <w:t xml:space="preserve"> </w:t>
-      </w:r>
-      <w:r>
-        <w:t xml:space="preserve">(L/m2), and both the</w:t>
-      </w:r>
-      <w:r>
-        <w:t xml:space="preserve"> </w:t>
-      </w:r>
-      <w:r>
-        <w:t xml:space="preserve">filtrate turbidity and the differential pressure rise as that load increases. Loading</w:t>
-      </w:r>
-      <w:r>
-        <w:t xml:space="preserve"> </w:t>
-      </w:r>
-      <w:r>
-        <w:t xml:space="preserve">beyond the capacity of the primary media allows fines to break through into the filtrate,</w:t>
-      </w:r>
-      <w:r>
-        <w:t xml:space="preserve"> </w:t>
-      </w:r>
-      <w:r>
-        <w:t xml:space="preserve">which raises the turbidity of the clarified harvest and increases the particulate burden</w:t>
-      </w:r>
-      <w:r>
-        <w:t xml:space="preserve"> </w:t>
-      </w:r>
-      <w:r>
-        <w:t xml:space="preserve">carried into the capture column, and both of those effects are expected at the high end</w:t>
-      </w:r>
-      <w:r>
-        <w:t xml:space="preserve"> </w:t>
-      </w:r>
-      <w:r>
-        <w:t xml:space="preserve">of the load range studied here. The depth filter media also adsorb a fraction of the HCP</w:t>
-      </w:r>
-      <w:r>
-        <w:t xml:space="preserve"> </w:t>
-      </w:r>
-      <w:r>
-        <w:t xml:space="preserve">and the DNA in the centrate (an effect seen across the platform products). That clearance</w:t>
-      </w:r>
-      <w:r>
-        <w:t xml:space="preserve"> </w:t>
-      </w:r>
-      <w:r>
-        <w:t xml:space="preserve">varies with the state of the culture at harvest and is not predictable, so none is</w:t>
-      </w:r>
-      <w:r>
-        <w:t xml:space="preserve"> </w:t>
-      </w:r>
-      <w:r>
-        <w:t xml:space="preserve">claimed for this step.</w:t>
+        <w:t xml:space="preserve">The platform recovery step has been used for three prior platform products (X-Mab, Y-Mab</w:t>
+      </w:r>
+      <w:r>
+        <w:t xml:space="preserve"> </w:t>
+      </w:r>
+      <w:r>
+        <w:t xml:space="preserve">and Z-Mab) and throughout A-Mab clinical supply, and recovery across the step is</w:t>
+      </w:r>
+      <w:r>
+        <w:t xml:space="preserve"> </w:t>
+      </w:r>
+      <w:r>
+        <w:t xml:space="preserve">about 95% on the platform, with a coefficient of variation of</w:t>
+      </w:r>
+      <w:r>
+        <w:t xml:space="preserve"> </w:t>
+      </w:r>
+      <w:r>
+        <w:t xml:space="preserve">about 2% between batches. The clarified harvest carries a</w:t>
+      </w:r>
+      <w:r>
+        <w:t xml:space="preserve"> </w:t>
+      </w:r>
+      <w:r>
+        <w:t xml:space="preserve">host cell protein burden of the order of 500,000 ng/mg into</w:t>
+      </w:r>
+      <w:r>
+        <w:t xml:space="preserve"> </w:t>
+      </w:r>
+      <w:r>
+        <w:t xml:space="preserve">capture, which is the load the capture step receives. This body of experience is what</w:t>
+      </w:r>
+      <w:r>
+        <w:t xml:space="preserve"> </w:t>
+      </w:r>
+      <w:r>
+        <w:t xml:space="preserve">allows the step to be bounded by univariate studies instead of a designed experiment.</w:t>
+      </w:r>
+    </w:p>
+    <w:p>
+      <w:pPr>
+        <w:pStyle w:val="BodyText"/>
+      </w:pPr>
+      <w:r>
+        <w:t xml:space="preserve">Three mechanisms frame the study. Raising the centrifugal field improves solids removal and</w:t>
+      </w:r>
+      <w:r>
+        <w:t xml:space="preserve"> </w:t>
+      </w:r>
+      <w:r>
+        <w:t xml:space="preserve">lowers centrate turbidity, but it also raises the hydrodynamic shear the cells experience,</w:t>
+      </w:r>
+      <w:r>
+        <w:t xml:space="preserve"> </w:t>
+      </w:r>
+      <w:r>
+        <w:t xml:space="preserve">and shear releases intracellular protein and DNA into the broth. The two effects run in</w:t>
+      </w:r>
+      <w:r>
+        <w:t xml:space="preserve"> </w:t>
+      </w:r>
+      <w:r>
+        <w:t xml:space="preserve">opposite directions, so the useful range of the field is bounded at both ends and neither</w:t>
+      </w:r>
+      <w:r>
+        <w:t xml:space="preserve"> </w:t>
+      </w:r>
+      <w:r>
+        <w:t xml:space="preserve">end can be assumed from the platform alone. Raising the depth filter load moves the media</w:t>
+      </w:r>
+      <w:r>
+        <w:t xml:space="preserve"> </w:t>
+      </w:r>
+      <w:r>
+        <w:t xml:space="preserve">towards its capacity, at which point fines break through and the differential pressure</w:t>
+      </w:r>
+      <w:r>
+        <w:t xml:space="preserve"> </w:t>
+      </w:r>
+      <w:r>
+        <w:t xml:space="preserve">across the train rises, so the load has to be studied beyond the value the platform uses in</w:t>
+      </w:r>
+      <w:r>
+        <w:t xml:space="preserve"> </w:t>
+      </w:r>
+      <w:r>
+        <w:t xml:space="preserve">order to locate that point. Turbidity is treated as a parameter in its own right, because</w:t>
+      </w:r>
+      <w:r>
+        <w:t xml:space="preserve"> </w:t>
+      </w:r>
+      <w:r>
+        <w:t xml:space="preserve">the clarified harvest is released to capture against a turbidity limit. The study has to</w:t>
+      </w:r>
+      <w:r>
+        <w:t xml:space="preserve"> </w:t>
+      </w:r>
+      <w:r>
+        <w:t xml:space="preserve">describe what the harvest carries at each level of turbidity, which is what such a limit is</w:t>
+      </w:r>
+      <w:r>
+        <w:t xml:space="preserve"> </w:t>
+      </w:r>
+      <w:r>
+        <w:t xml:space="preserve">set against.</w:t>
       </w:r>
     </w:p>
     <w:bookmarkEnd w:id="18"/>
@@ -2605,13 +2696,19 @@
         <w:pStyle w:val="FirstParagraph"/>
       </w:pPr>
       <w:r>
-        <w:t xml:space="preserve">The step sets no critical quality attribute. The attributes in scope are the ones it</w:t>
-      </w:r>
-      <w:r>
-        <w:t xml:space="preserve"> </w:t>
-      </w:r>
-      <w:r>
-        <w:t xml:space="preserve">carries forward to the purification train (</w:t>
+        <w:t xml:space="preserve">No drug substance quality attribute is formed at this step, and none is cleared by it.</w:t>
+      </w:r>
+      <w:r>
+        <w:t xml:space="preserve"> </w:t>
+      </w:r>
+      <w:r>
+        <w:t xml:space="preserve">Three attributes are nevertheless in scope, because the clarified harvest carries them into</w:t>
+      </w:r>
+      <w:r>
+        <w:t xml:space="preserve"> </w:t>
+      </w:r>
+      <w:r>
+        <w:t xml:space="preserve">the purification train (</w:t>
       </w:r>
       <w:hyperlink w:anchor="tbl-cqa">
         <w:r>
@@ -2622,13 +2719,7 @@
         </w:r>
       </w:hyperlink>
       <w:r>
-        <w:t xml:space="preserve">), and they are given there with their</w:t>
-      </w:r>
-      <w:r>
-        <w:t xml:space="preserve"> </w:t>
-      </w:r>
-      <w:r>
-        <w:t xml:space="preserve">drug substance acceptance criteria and their criticality.</w:t>
+        <w:t xml:space="preserve">).</w:t>
       </w:r>
     </w:p>
     <w:tbl>
@@ -2655,7 +2746,7 @@
               <w:pStyle w:val="ImageCaption"/>
             </w:pPr>
             <w:r>
-              <w:t xml:space="preserve">Table 5: Quality attributes carried forward from harvest and clarification. The step forms none of them and is credited with no clearance of them.</w:t>
+              <w:t xml:space="preserve">Table 5: Quality attributes carried by the clarified harvest into the purification train.</w:t>
             </w:r>
           </w:p>
           <w:tbl>
@@ -2954,61 +3045,60 @@
         <w:pStyle w:val="BodyText"/>
       </w:pPr>
       <w:r>
-        <w:t xml:space="preserve">Host cell protein is the attribute in this table that most constrains the design of the</w:t>
-      </w:r>
-      <w:r>
-        <w:t xml:space="preserve"> </w:t>
-      </w:r>
-      <w:r>
-        <w:t xml:space="preserve">downstream train. The clarified harvest is expected to carry about</w:t>
-      </w:r>
-      <w:r>
-        <w:t xml:space="preserve"> </w:t>
-      </w:r>
-      <w:r>
-        <w:t xml:space="preserve">500,000 ng/mg of HCP against a drug substance limit of</w:t>
-      </w:r>
-      <w:r>
-        <w:t xml:space="preserve"> </w:t>
-      </w:r>
-      <w:r>
-        <w:t xml:space="preserve">100 ng/mg, so the purification train has to deliver about</w:t>
-      </w:r>
-      <w:r>
-        <w:t xml:space="preserve"> </w:t>
-      </w:r>
-      <w:r>
-        <w:t xml:space="preserve">3.7 logs of clearance in total, of which the capture step</w:t>
-      </w:r>
-      <w:r>
-        <w:t xml:space="preserve"> </w:t>
-      </w:r>
-      <w:r>
-        <w:t xml:space="preserve">provides the largest single contribution (PCR-005) and the two ion exchange polishing</w:t>
-      </w:r>
-      <w:r>
-        <w:t xml:space="preserve"> </w:t>
-      </w:r>
-      <w:r>
-        <w:t xml:space="preserve">steps provide the remainder (PCR-007 and PCR-008). Harvest and clarification is credited</w:t>
-      </w:r>
-      <w:r>
-        <w:t xml:space="preserve"> </w:t>
-      </w:r>
-      <w:r>
-        <w:t xml:space="preserve">with none of it. What the step does control is the consistency of the burden it hands</w:t>
-      </w:r>
-      <w:r>
-        <w:t xml:space="preserve"> </w:t>
-      </w:r>
-      <w:r>
-        <w:t xml:space="preserve">over, which is why HCP and residual DNA are measured on the clarified harvest at every</w:t>
-      </w:r>
-      <w:r>
-        <w:t xml:space="preserve"> </w:t>
-      </w:r>
-      <w:r>
-        <w:t xml:space="preserve">studied condition.</w:t>
+        <w:t xml:space="preserve">Host cell protein (HCP) is the attribute most exposed to this step. It is of moderate to</w:t>
+      </w:r>
+      <w:r>
+        <w:t xml:space="preserve"> </w:t>
+      </w:r>
+      <w:r>
+        <w:t xml:space="preserve">high criticality, and the burden entering capture is set both by the culture that produced</w:t>
+      </w:r>
+      <w:r>
+        <w:t xml:space="preserve"> </w:t>
+      </w:r>
+      <w:r>
+        <w:t xml:space="preserve">it and by how much intracellular material primary recovery releases. Residual DNA behaves</w:t>
+      </w:r>
+      <w:r>
+        <w:t xml:space="preserve"> </w:t>
+      </w:r>
+      <w:r>
+        <w:t xml:space="preserve">the same way, and its limit is set per dose where the host cell protein limit is a ratio</w:t>
+      </w:r>
+      <w:r>
+        <w:t xml:space="preserve"> </w:t>
+      </w:r>
+      <w:r>
+        <w:t xml:space="preserve">against product (</w:t>
+      </w:r>
+      <w:hyperlink w:anchor="tbl-cqa">
+        <w:r>
+          <w:rPr>
+            <w:rStyle w:val="Hyperlink"/>
+          </w:rPr>
+          <w:t xml:space="preserve">Table 5</w:t>
+        </w:r>
+      </w:hyperlink>
+      <w:r>
+        <w:t xml:space="preserve">). Its criticality is very low, because the clearance available</w:t>
+      </w:r>
+      <w:r>
+        <w:t xml:space="preserve"> </w:t>
+      </w:r>
+      <w:r>
+        <w:t xml:space="preserve">downstream of this step is large. Aggregate is of high criticality and is formed in the</w:t>
+      </w:r>
+      <w:r>
+        <w:t xml:space="preserve"> </w:t>
+      </w:r>
+      <w:r>
+        <w:t xml:space="preserve">bioreactor (PCR-003), and it is expected to pass through recovery unchanged, which the study</w:t>
+      </w:r>
+      <w:r>
+        <w:t xml:space="preserve"> </w:t>
+      </w:r>
+      <w:r>
+        <w:t xml:space="preserve">will confirm and not assume.</w:t>
       </w:r>
     </w:p>
     <w:p>
@@ -3016,31 +3106,69 @@
         <w:pStyle w:val="BodyText"/>
       </w:pPr>
       <w:r>
-        <w:t xml:space="preserve">The size variant profile is measured for a different reason. Shear at the centrifuge feed</w:t>
-      </w:r>
-      <w:r>
-        <w:t xml:space="preserve"> </w:t>
-      </w:r>
-      <w:r>
-        <w:t xml:space="preserve">zone is the only mechanism at this step that could raise the level of high molecular</w:t>
-      </w:r>
-      <w:r>
-        <w:t xml:space="preserve"> </w:t>
-      </w:r>
-      <w:r>
-        <w:t xml:space="preserve">weight species, and the study measures aggregate across the step to confirm that it does</w:t>
-      </w:r>
-      <w:r>
-        <w:t xml:space="preserve"> </w:t>
-      </w:r>
-      <w:r>
-        <w:t xml:space="preserve">not. Aggregate reduction is the business of the cation exchange step (PCR-007), and none</w:t>
-      </w:r>
-      <w:r>
-        <w:t xml:space="preserve"> </w:t>
-      </w:r>
-      <w:r>
-        <w:t xml:space="preserve">is expected or claimed here.</w:t>
+        <w:t xml:space="preserve">None of the three attributes is controlled by this step alone, and none is controlled by it</w:t>
+      </w:r>
+      <w:r>
+        <w:t xml:space="preserve"> </w:t>
+      </w:r>
+      <w:r>
+        <w:t xml:space="preserve">principally. Host cell protein and residual DNA are cleared by Protein A capture (PCR-005),</w:t>
+      </w:r>
+      <w:r>
+        <w:t xml:space="preserve"> </w:t>
+      </w:r>
+      <w:r>
+        <w:t xml:space="preserve">by cation exchange (PCR-007) and by anion exchange (PCR-008), and aggregate is polished at</w:t>
+      </w:r>
+      <w:r>
+        <w:t xml:space="preserve"> </w:t>
+      </w:r>
+      <w:r>
+        <w:t xml:space="preserve">cation exchange (PCR-007). The contribution of harvest is to bound the burden that enters</w:t>
+      </w:r>
+      <w:r>
+        <w:t xml:space="preserve"> </w:t>
+      </w:r>
+      <w:r>
+        <w:t xml:space="preserve">capture and to describe it at every condition studied. Criticality is treated as a continuum</w:t>
+      </w:r>
+      <w:r>
+        <w:t xml:space="preserve"> </w:t>
+      </w:r>
+      <w:r>
+        <w:t xml:space="preserve">here, in the sense of ICH Q9 and of the A-Mab case study, and the levels in</w:t>
+      </w:r>
+      <w:r>
+        <w:t xml:space="preserve"> </w:t>
+      </w:r>
+      <w:hyperlink w:anchor="tbl-cqa">
+        <w:r>
+          <w:rPr>
+            <w:rStyle w:val="Hyperlink"/>
+          </w:rPr>
+          <w:t xml:space="preserve">Table 5</w:t>
+        </w:r>
+      </w:hyperlink>
+      <w:r>
+        <w:t xml:space="preserve"> </w:t>
+      </w:r>
+      <w:r>
+        <w:t xml:space="preserve">follow</w:t>
+      </w:r>
+      <w:r>
+        <w:t xml:space="preserve"> </w:t>
+      </w:r>
+      <w:r>
+        <w:t xml:space="preserve">the Tool #1 assessment of impact and uncertainty</w:t>
+      </w:r>
+      <w:r>
+        <w:t xml:space="preserve"> </w:t>
+      </w:r>
+      <w:r>
+        <w:t xml:space="preserve">(CMC Biotech Working Group 2009; International Council for Harmonisation 2023b)</w:t>
+      </w:r>
+      <w:r>
+        <w:t xml:space="preserve">.</w:t>
       </w:r>
     </w:p>
     <w:bookmarkEnd w:id="20"/>
@@ -3058,37 +3186,119 @@
         <w:pStyle w:val="FirstParagraph"/>
       </w:pPr>
       <w:r>
-        <w:t xml:space="preserve">RA-001 assigned a study type to every parameter in the drug substance train</w:t>
-      </w:r>
-      <w:r>
-        <w:t xml:space="preserve"> </w:t>
-      </w:r>
-      <w:r>
-        <w:t xml:space="preserve">(37 parameters in total), and all three harvest parameters were</w:t>
-      </w:r>
-      <w:r>
-        <w:t xml:space="preserve"> </w:t>
-      </w:r>
-      <w:r>
-        <w:t xml:space="preserve">assigned to univariate study. Neither settable parameter is linked to a critical quality</w:t>
-      </w:r>
-      <w:r>
-        <w:t xml:space="preserve"> </w:t>
-      </w:r>
-      <w:r>
-        <w:t xml:space="preserve">attribute, and no interaction between them is expected to act on product quality, so</w:t>
-      </w:r>
-      <w:r>
-        <w:t xml:space="preserve"> </w:t>
-      </w:r>
-      <w:r>
-        <w:t xml:space="preserve">neither reached the risk score at which a multivariate design is required. The assigned</w:t>
-      </w:r>
-      <w:r>
-        <w:t xml:space="preserve"> </w:t>
-      </w:r>
-      <w:r>
-        <w:t xml:space="preserve">study type is carried into the last column of</w:t>
+        <w:t xml:space="preserve">RA-001 ranked every parameter of the step before the studies were designed, and its output</w:t>
+      </w:r>
+      <w:r>
+        <w:t xml:space="preserve"> </w:t>
+      </w:r>
+      <w:r>
+        <w:t xml:space="preserve">is the study scope this plan executes. The ranking combines the potential impact of a</w:t>
+      </w:r>
+      <w:r>
+        <w:t xml:space="preserve"> </w:t>
+      </w:r>
+      <w:r>
+        <w:t xml:space="preserve">parameter on a quality attribute with its potential to interact with other parameters. For</w:t>
+      </w:r>
+      <w:r>
+        <w:t xml:space="preserve"> </w:t>
+      </w:r>
+      <w:r>
+        <w:t xml:space="preserve">every parameter of the step, RA-001 recorded an effect on process performance and on the</w:t>
+      </w:r>
+      <w:r>
+        <w:t xml:space="preserve"> </w:t>
+      </w:r>
+      <w:r>
+        <w:t xml:space="preserve">quality of the feed delivered to capture, and no impact on a drug substance quality</w:t>
+      </w:r>
+      <w:r>
+        <w:t xml:space="preserve"> </w:t>
+      </w:r>
+      <w:r>
+        <w:t xml:space="preserve">attribute. That placed each of them below the band that calls for a multivariate design, and</w:t>
+      </w:r>
+      <w:r>
+        <w:t xml:space="preserve"> </w:t>
+      </w:r>
+      <w:r>
+        <w:t xml:space="preserve">each was assigned to univariate assessment (the parameters that do reach that band at other</w:t>
+      </w:r>
+      <w:r>
+        <w:t xml:space="preserve"> </w:t>
+      </w:r>
+      <w:r>
+        <w:t xml:space="preserve">steps are studied by designed experiment). The reasoning behind the split is set out in</w:t>
+      </w:r>
+      <w:r>
+        <w:t xml:space="preserve"> </w:t>
+      </w:r>
+      <w:r>
+        <w:t xml:space="preserve">RA-001 and in PCMP-001.</w:t>
+      </w:r>
+    </w:p>
+    <w:p>
+      <w:pPr>
+        <w:pStyle w:val="BodyText"/>
+      </w:pPr>
+      <w:r>
+        <w:t xml:space="preserve">Univariate assessment is the right instrument here for a second reason. The parameters</w:t>
+      </w:r>
+      <w:r>
+        <w:t xml:space="preserve"> </w:t>
+      </w:r>
+      <w:r>
+        <w:t xml:space="preserve">act through different mechanisms, and in two cases they act through different equipment.</w:t>
+      </w:r>
+      <w:r>
+        <w:t xml:space="preserve"> </w:t>
+      </w:r>
+      <w:r>
+        <w:t xml:space="preserve">The centrifugal field acts on the separation of cells from broth, and the depth filter load</w:t>
+      </w:r>
+      <w:r>
+        <w:t xml:space="preserve"> </w:t>
+      </w:r>
+      <w:r>
+        <w:t xml:space="preserve">acts on the retention of fines by the media. Turbidity is the outcome</w:t>
+      </w:r>
+      <w:r>
+        <w:t xml:space="preserve"> </w:t>
+      </w:r>
+      <w:r>
+        <w:t xml:space="preserve">of the two operations taken together, and it is controlled by them. An interaction that</w:t>
+      </w:r>
+      <w:r>
+        <w:t xml:space="preserve"> </w:t>
+      </w:r>
+      <w:r>
+        <w:t xml:space="preserve">changed a quality outcome would need two of these mechanisms to act on the same attribute</w:t>
+      </w:r>
+      <w:r>
+        <w:t xml:space="preserve"> </w:t>
+      </w:r>
+      <w:r>
+        <w:t xml:space="preserve">at the same time, and no such pathway has been seen on the platform or in the development</w:t>
+      </w:r>
+      <w:r>
+        <w:t xml:space="preserve"> </w:t>
+      </w:r>
+      <w:r>
+        <w:t xml:space="preserve">work that supports the transfer (PTP-001). §12 states the assumption this rests on and the</w:t>
+      </w:r>
+      <w:r>
+        <w:t xml:space="preserve"> </w:t>
+      </w:r>
+      <w:r>
+        <w:t xml:space="preserve">observation that would falsify it.</w:t>
+      </w:r>
+    </w:p>
+    <w:p>
+      <w:pPr>
+        <w:pStyle w:val="BodyText"/>
+      </w:pPr>
+      <w:r>
+        <w:t xml:space="preserve">The characterization ranges in</w:t>
       </w:r>
       <w:r>
         <w:t xml:space="preserve"> </w:t>
@@ -3102,63 +3312,97 @@
         </w:r>
       </w:hyperlink>
       <w:r>
-        <w:t xml:space="preserve">.</w:t>
-      </w:r>
-    </w:p>
-    <w:p>
-      <w:pPr>
-        <w:pStyle w:val="BodyText"/>
-      </w:pPr>
-      <w:r>
-        <w:t xml:space="preserve">The characterization ranges are wider than the routine control ranges, so that the study</w:t>
-      </w:r>
-      <w:r>
-        <w:t xml:space="preserve"> </w:t>
-      </w:r>
-      <w:r>
-        <w:t xml:space="preserve">bounds the consequence of an excursion as well as the behaviour at the set-point. The</w:t>
-      </w:r>
-      <w:r>
-        <w:t xml:space="preserve"> </w:t>
-      </w:r>
-      <w:r>
-        <w:t xml:space="preserve">centrifugation range spans 6000 to 12000 g against a normal operating range</w:t>
-      </w:r>
-      <w:r>
-        <w:t xml:space="preserve"> </w:t>
-      </w:r>
-      <w:r>
-        <w:t xml:space="preserve">of 8000 to 10000 g. The depth filter load range spans</w:t>
-      </w:r>
-      <w:r>
-        <w:t xml:space="preserve"> </w:t>
-      </w:r>
-      <w:r>
-        <w:t xml:space="preserve">80 to 160 L/m2 against a normal operating range of</w:t>
-      </w:r>
-      <w:r>
-        <w:t xml:space="preserve"> </w:t>
-      </w:r>
-      <w:r>
-        <w:t xml:space="preserve">100 to 140 L/m2. Turbidity is studied to 20</w:t>
-      </w:r>
-      <w:r>
-        <w:t xml:space="preserve"> </w:t>
-      </w:r>
-      <w:r>
-        <w:t xml:space="preserve">NTU (AMV-3015), which is twice the upper edge of its normal operating range, because the</w:t>
-      </w:r>
-      <w:r>
-        <w:t xml:space="preserve"> </w:t>
-      </w:r>
-      <w:r>
-        <w:t xml:space="preserve">capture step has to be shown to tolerate a harvest at the worst clarity that the</w:t>
-      </w:r>
-      <w:r>
-        <w:t xml:space="preserve"> </w:t>
-      </w:r>
-      <w:r>
-        <w:t xml:space="preserve">clarification train can produce.</w:t>
+        <w:t xml:space="preserve"> </w:t>
+      </w:r>
+      <w:r>
+        <w:t xml:space="preserve">are wider than the normal operating ranges, and</w:t>
+      </w:r>
+      <w:r>
+        <w:t xml:space="preserve"> </w:t>
+      </w:r>
+      <w:r>
+        <w:t xml:space="preserve">that is deliberate. A range that covers only routine operation cannot show where</w:t>
+      </w:r>
+      <w:r>
+        <w:t xml:space="preserve"> </w:t>
+      </w:r>
+      <w:r>
+        <w:t xml:space="preserve">performance begins to fail, and it leaves no room for later movement inside a known space</w:t>
+      </w:r>
+      <w:r>
+        <w:t xml:space="preserve"> </w:t>
+      </w:r>
+      <w:r>
+        <w:t xml:space="preserve">(CMC Biotech Working Group 2009)</w:t>
+      </w:r>
+      <w:r>
+        <w:t xml:space="preserve">. Each range is bounded by a mechanism. The centrifugal field is studied from</w:t>
+      </w:r>
+      <w:r>
+        <w:t xml:space="preserve"> </w:t>
+      </w:r>
+      <w:r>
+        <w:t xml:space="preserve">6000 to 12000 × g, which spans</w:t>
+      </w:r>
+      <w:r>
+        <w:t xml:space="preserve"> </w:t>
+      </w:r>
+      <w:r>
+        <w:t xml:space="preserve">the field at which centrate turbidity is expected to rise at the low end and the field at</w:t>
+      </w:r>
+      <w:r>
+        <w:t xml:space="preserve"> </w:t>
+      </w:r>
+      <w:r>
+        <w:t xml:space="preserve">which shear damage is expected to become measurable at the high end. The depth filter load</w:t>
+      </w:r>
+      <w:r>
+        <w:t xml:space="preserve"> </w:t>
+      </w:r>
+      <w:r>
+        <w:t xml:space="preserve">is studied from 80 to 160</w:t>
+      </w:r>
+      <w:r>
+        <w:t xml:space="preserve"> </w:t>
+      </w:r>
+      <w:r>
+        <w:t xml:space="preserve">L/m², and its upper edge sits well above the 140 L/m² that</w:t>
+      </w:r>
+      <w:r>
+        <w:t xml:space="preserve"> </w:t>
+      </w:r>
+      <w:r>
+        <w:t xml:space="preserve">bounds routine operation, so that the load at which fines break through falls inside the</w:t>
+      </w:r>
+      <w:r>
+        <w:t xml:space="preserve"> </w:t>
+      </w:r>
+      <w:r>
+        <w:t xml:space="preserve">range studied. Turbidity is studied from 1 to</w:t>
+      </w:r>
+      <w:r>
+        <w:t xml:space="preserve"> </w:t>
+      </w:r>
+      <w:r>
+        <w:t xml:space="preserve">20 NTU, which reaches well beyond the upper edge of the</w:t>
+      </w:r>
+      <w:r>
+        <w:t xml:space="preserve"> </w:t>
+      </w:r>
+      <w:r>
+        <w:t xml:space="preserve">normal operating range. The levels above that edge give measured material at turbidities a</w:t>
+      </w:r>
+      <w:r>
+        <w:t xml:space="preserve"> </w:t>
+      </w:r>
+      <w:r>
+        <w:t xml:space="preserve">release limit would reject, so that an excursion can be assessed against data instead of</w:t>
+      </w:r>
+      <w:r>
+        <w:t xml:space="preserve"> </w:t>
+      </w:r>
+      <w:r>
+        <w:t xml:space="preserve">assumption. What those levels are judged on is set out in §7.</w:t>
       </w:r>
     </w:p>
     <w:bookmarkEnd w:id="21"/>
@@ -3186,55 +3430,19 @@
         <w:pStyle w:val="FirstParagraph"/>
       </w:pPr>
       <w:r>
-        <w:t xml:space="preserve">The studies will be run at a scale-down model of the commercial harvest train, qualified</w:t>
-      </w:r>
-      <w:r>
-        <w:t xml:space="preserve"> </w:t>
-      </w:r>
-      <w:r>
-        <w:t xml:space="preserve">before the first characterization run (SOP-1001). The model uses a bench continuous</w:t>
-      </w:r>
-      <w:r>
-        <w:t xml:space="preserve"> </w:t>
-      </w:r>
-      <w:r>
-        <w:t xml:space="preserve">disk-stack centrifuge matched to the commercial machine on equivalent settling area and</w:t>
-      </w:r>
-      <w:r>
-        <w:t xml:space="preserve"> </w:t>
-      </w:r>
-      <w:r>
-        <w:t xml:space="preserve">on feed residence time, followed by a depth filter train of the same media grades in the</w:t>
-      </w:r>
-      <w:r>
-        <w:t xml:space="preserve"> </w:t>
-      </w:r>
-      <w:r>
-        <w:t xml:space="preserve">same sequence, operated at the same volume per unit of media area. Scale-independent</w:t>
-      </w:r>
-      <w:r>
-        <w:t xml:space="preserve"> </w:t>
-      </w:r>
-      <w:r>
-        <w:t xml:space="preserve">settings (relative centrifugal force, load per unit area, temperature) will be held at</w:t>
-      </w:r>
-      <w:r>
-        <w:t xml:space="preserve"> </w:t>
-      </w:r>
-      <w:r>
-        <w:t xml:space="preserve">the values proposed for commercial operation. Scale-dependent settings (feed flow rate,</w:t>
-      </w:r>
-      <w:r>
-        <w:t xml:space="preserve"> </w:t>
-      </w:r>
-      <w:r>
-        <w:t xml:space="preserve">solids discharge interval, hold-up volumes) will be established so that the model matches</w:t>
-      </w:r>
-      <w:r>
-        <w:t xml:space="preserve"> </w:t>
-      </w:r>
-      <w:r>
-        <w:t xml:space="preserve">the performance of the commercial train.</w:t>
+        <w:t xml:space="preserve">The studies will be run on a scale-down model of the recovery train, qualified against</w:t>
+      </w:r>
+      <w:r>
+        <w:t xml:space="preserve"> </w:t>
+      </w:r>
+      <w:r>
+        <w:t xml:space="preserve">commercial scale data under SOP-1001. The model has two parts, because the step has two</w:t>
+      </w:r>
+      <w:r>
+        <w:t xml:space="preserve"> </w:t>
+      </w:r>
+      <w:r>
+        <w:t xml:space="preserve">unit operations, and each part is scaled on the variable that governs its mechanism.</w:t>
       </w:r>
     </w:p>
     <w:p>
@@ -3242,43 +3450,49 @@
         <w:pStyle w:val="BodyText"/>
       </w:pPr>
       <w:r>
-        <w:t xml:space="preserve">At commercial scale the filtration duty follows from the load parameter and the batch</w:t>
-      </w:r>
-      <w:r>
-        <w:t xml:space="preserve"> </w:t>
-      </w:r>
-      <w:r>
-        <w:t xml:space="preserve">volume. A working volume of 15,000 L (the commercial bioreactor</w:t>
-      </w:r>
-      <w:r>
-        <w:t xml:space="preserve"> </w:t>
-      </w:r>
-      <w:r>
-        <w:t xml:space="preserve">volume) at the set-point load of 120 L/m2 calls for about</w:t>
-      </w:r>
-      <w:r>
-        <w:t xml:space="preserve"> </w:t>
-      </w:r>
-      <w:r>
-        <w:t xml:space="preserve">125 m2 of depth filter media, and the normal operating range</w:t>
-      </w:r>
-      <w:r>
-        <w:t xml:space="preserve"> </w:t>
-      </w:r>
-      <w:r>
-        <w:t xml:space="preserve">corresponds to about 107 to 150 m2. The scale-down</w:t>
-      </w:r>
-      <w:r>
-        <w:t xml:space="preserve"> </w:t>
-      </w:r>
-      <w:r>
-        <w:t xml:space="preserve">model is operated at the same volume per unit area, so the duty on the media is preserved</w:t>
-      </w:r>
-      <w:r>
-        <w:t xml:space="preserve"> </w:t>
-      </w:r>
-      <w:r>
-        <w:t xml:space="preserve">even though the absolute area is not.</w:t>
+        <w:t xml:space="preserve">The centrifuge model reproduces the commercial separation on a bench scale device operated</w:t>
+      </w:r>
+      <w:r>
+        <w:t xml:space="preserve"> </w:t>
+      </w:r>
+      <w:r>
+        <w:t xml:space="preserve">at matched equivalent settling area, so that the flow per unit settling area is the same at</w:t>
+      </w:r>
+      <w:r>
+        <w:t xml:space="preserve"> </w:t>
+      </w:r>
+      <w:r>
+        <w:t xml:space="preserve">both scales. Shear is handled separately, and it is handled first. The cells are exposed to</w:t>
+      </w:r>
+      <w:r>
+        <w:t xml:space="preserve"> </w:t>
+      </w:r>
+      <w:r>
+        <w:t xml:space="preserve">the energy dissipation rate of the commercial feed zone in a rotating shear device before</w:t>
+      </w:r>
+      <w:r>
+        <w:t xml:space="preserve"> </w:t>
+      </w:r>
+      <w:r>
+        <w:t xml:space="preserve">they are settled, because the feed zone and not the bowl is where the damaging shear occurs</w:t>
+      </w:r>
+      <w:r>
+        <w:t xml:space="preserve"> </w:t>
+      </w:r>
+      <w:r>
+        <w:t xml:space="preserve">at commercial scale. The depth filtration model uses the same media grade as the commercial</w:t>
+      </w:r>
+      <w:r>
+        <w:t xml:space="preserve"> </w:t>
+      </w:r>
+      <w:r>
+        <w:t xml:space="preserve">train and is scaled at constant area normalized load, with matched flux and with the same</w:t>
+      </w:r>
+      <w:r>
+        <w:t xml:space="preserve"> </w:t>
+      </w:r>
+      <w:r>
+        <w:t xml:space="preserve">flush and recovery volumes per unit area.</w:t>
       </w:r>
     </w:p>
     <w:p>
@@ -3286,37 +3500,55 @@
         <w:pStyle w:val="BodyText"/>
       </w:pPr>
       <w:r>
-        <w:t xml:space="preserve">Qualification will use triplicate model runs on a common feed. The model results will be</w:t>
-      </w:r>
-      <w:r>
-        <w:t xml:space="preserve"> </w:t>
-      </w:r>
-      <w:r>
-        <w:t xml:space="preserve">compared with the corresponding at-scale records for centrate turbidity, clarified</w:t>
-      </w:r>
-      <w:r>
-        <w:t xml:space="preserve"> </w:t>
-      </w:r>
-      <w:r>
-        <w:t xml:space="preserve">harvest turbidity, step recovery, and the HCP and DNA content of the clarified harvest.</w:t>
-      </w:r>
-      <w:r>
-        <w:t xml:space="preserve"> </w:t>
-      </w:r>
-      <w:r>
-        <w:t xml:space="preserve">The acceptance criteria for that comparison are given below (§7). The qualification</w:t>
-      </w:r>
-      <w:r>
-        <w:t xml:space="preserve"> </w:t>
-      </w:r>
-      <w:r>
-        <w:t xml:space="preserve">report will be issued before the characterization runs begin and will be summarized in</w:t>
-      </w:r>
-      <w:r>
-        <w:t xml:space="preserve"> </w:t>
-      </w:r>
-      <w:r>
-        <w:t xml:space="preserve">PCR-004.</w:t>
+        <w:t xml:space="preserve">Qualification will compare the model against commercial scale data at the set-point</w:t>
+      </w:r>
+      <w:r>
+        <w:t xml:space="preserve"> </w:t>
+      </w:r>
+      <w:r>
+        <w:t xml:space="preserve">condition for product recovery, centrate turbidity, post-clarification turbidity, host cell</w:t>
+      </w:r>
+      <w:r>
+        <w:t xml:space="preserve"> </w:t>
+      </w:r>
+      <w:r>
+        <w:t xml:space="preserve">protein and residual DNA. The model is qualified when the difference between the scales in</w:t>
+      </w:r>
+      <w:r>
+        <w:t xml:space="preserve"> </w:t>
+      </w:r>
+      <w:r>
+        <w:t xml:space="preserve">each of these measures falls inside the intermediate precision of the method that measured</w:t>
+      </w:r>
+      <w:r>
+        <w:t xml:space="preserve"> </w:t>
+      </w:r>
+      <w:r>
+        <w:t xml:space="preserve">it, at the confidence level stated in SOP-1001. The criterion is equivalence within a</w:t>
+      </w:r>
+      <w:r>
+        <w:t xml:space="preserve"> </w:t>
+      </w:r>
+      <w:r>
+        <w:t xml:space="preserve">stated bound and not the absence of a significant difference, because a small qualification</w:t>
+      </w:r>
+      <w:r>
+        <w:t xml:space="preserve"> </w:t>
+      </w:r>
+      <w:r>
+        <w:t xml:space="preserve">run set would pass the second on low power alone. The number of qualification runs, the</w:t>
+      </w:r>
+      <w:r>
+        <w:t xml:space="preserve"> </w:t>
+      </w:r>
+      <w:r>
+        <w:t xml:space="preserve">confidence level and the test are defined in SOP-1001, and the qualification record will be</w:t>
+      </w:r>
+      <w:r>
+        <w:t xml:space="preserve"> </w:t>
+      </w:r>
+      <w:r>
+        <w:t xml:space="preserve">cited in PCR-004.</w:t>
       </w:r>
     </w:p>
     <w:p>
@@ -3324,31 +3556,31 @@
         <w:pStyle w:val="BodyText"/>
       </w:pPr>
       <w:r>
-        <w:t xml:space="preserve">The model has a known limitation. It reproduces the sedimentation and filtration duty of</w:t>
-      </w:r>
-      <w:r>
-        <w:t xml:space="preserve"> </w:t>
-      </w:r>
-      <w:r>
-        <w:t xml:space="preserve">the commercial train, but it does not reproduce the residence time distribution of the</w:t>
-      </w:r>
-      <w:r>
-        <w:t xml:space="preserve"> </w:t>
-      </w:r>
-      <w:r>
-        <w:t xml:space="preserve">commercial bowl or the frequency of its solids discharge. Confirmation at commercial</w:t>
-      </w:r>
-      <w:r>
-        <w:t xml:space="preserve"> </w:t>
-      </w:r>
-      <w:r>
-        <w:t xml:space="preserve">scale comes from the turbidity and recovery records of the PPQ batches, and this</w:t>
-      </w:r>
-      <w:r>
-        <w:t xml:space="preserve"> </w:t>
-      </w:r>
-      <w:r>
-        <w:t xml:space="preserve">limitation will be restated in the report.</w:t>
+        <w:t xml:space="preserve">The warrant the model has to carry is narrow. It supports claims about operating ranges and</w:t>
+      </w:r>
+      <w:r>
+        <w:t xml:space="preserve"> </w:t>
+      </w:r>
+      <w:r>
+        <w:t xml:space="preserve">about the quality of the clarified harvest at those ranges. It does not reproduce the hold</w:t>
+      </w:r>
+      <w:r>
+        <w:t xml:space="preserve"> </w:t>
+      </w:r>
+      <w:r>
+        <w:t xml:space="preserve">times, line volumes or transfer rates of the commercial facility, which are addressed in the</w:t>
+      </w:r>
+      <w:r>
+        <w:t xml:space="preserve"> </w:t>
+      </w:r>
+      <w:r>
+        <w:t xml:space="preserve">transfer plan (PTP-001). It supports no</w:t>
+      </w:r>
+      <w:r>
+        <w:t xml:space="preserve"> </w:t>
+      </w:r>
+      <w:r>
+        <w:t xml:space="preserve">claim about viral clearance, and none is made.</w:t>
       </w:r>
     </w:p>
     <w:bookmarkEnd w:id="23"/>
@@ -3366,37 +3598,43 @@
         <w:pStyle w:val="FirstParagraph"/>
       </w:pPr>
       <w:r>
-        <w:t xml:space="preserve">The broth will be harvested at the end of the fed-batch culture, at the nominal end of</w:t>
-      </w:r>
-      <w:r>
-        <w:t xml:space="preserve"> </w:t>
-      </w:r>
-      <w:r>
-        <w:t xml:space="preserve">culture viability of 67% for the platform</w:t>
-      </w:r>
-      <w:r>
-        <w:t xml:space="preserve"> </w:t>
-      </w:r>
-      <w:r>
-        <w:t xml:space="preserve">process and at a nominal titre of 4.37 g/L</w:t>
-      </w:r>
-      <w:r>
-        <w:t xml:space="preserve"> </w:t>
-      </w:r>
-      <w:r>
-        <w:t xml:space="preserve">(PCP-003). Broth is fed continuously to the centrifuge (SOP-2005). The centrate passes to</w:t>
-      </w:r>
-      <w:r>
-        <w:t xml:space="preserve"> </w:t>
-      </w:r>
-      <w:r>
-        <w:t xml:space="preserve">the graded depth filter train and then to a sterilising grade filter (SOP-2006). The</w:t>
-      </w:r>
-      <w:r>
-        <w:t xml:space="preserve"> </w:t>
-      </w:r>
-      <w:r>
-        <w:t xml:space="preserve">clarified harvest is collected, sampled and held for capture.</w:t>
+        <w:t xml:space="preserve">The step will be operated as SOP-2005 and SOP-2006 describe it, at commercial equivalent</w:t>
+      </w:r>
+      <w:r>
+        <w:t xml:space="preserve"> </w:t>
+      </w:r>
+      <w:r>
+        <w:t xml:space="preserve">conditions. The feed is the harvested culture broth taken at the end of the fed-batch</w:t>
+      </w:r>
+      <w:r>
+        <w:t xml:space="preserve"> </w:t>
+      </w:r>
+      <w:r>
+        <w:t xml:space="preserve">production culture, under the conditions defined in PCP-003. Broth is fed continuously to</w:t>
+      </w:r>
+      <w:r>
+        <w:t xml:space="preserve"> </w:t>
+      </w:r>
+      <w:r>
+        <w:t xml:space="preserve">the disk-stack centrifuge at the set-point field of 9000 × g.</w:t>
+      </w:r>
+      <w:r>
+        <w:t xml:space="preserve"> </w:t>
+      </w:r>
+      <w:r>
+        <w:t xml:space="preserve">The centrate passes to the depth filter train at the set-point load of</w:t>
+      </w:r>
+      <w:r>
+        <w:t xml:space="preserve"> </w:t>
+      </w:r>
+      <w:r>
+        <w:t xml:space="preserve">120 L/m², then through a sterilizing grade filter into the</w:t>
+      </w:r>
+      <w:r>
+        <w:t xml:space="preserve"> </w:t>
+      </w:r>
+      <w:r>
+        <w:t xml:space="preserve">capture feed vessel.</w:t>
       </w:r>
     </w:p>
     <w:p>
@@ -3404,37 +3642,25 @@
         <w:pStyle w:val="BodyText"/>
       </w:pPr>
       <w:r>
-        <w:t xml:space="preserve">Two feed states will be used, because the solids load and the lysis-derived impurity</w:t>
-      </w:r>
-      <w:r>
-        <w:t xml:space="preserve"> </w:t>
-      </w:r>
-      <w:r>
-        <w:t xml:space="preserve">burden both depend on the state of the culture at harvest. The first is a culture</w:t>
-      </w:r>
-      <w:r>
-        <w:t xml:space="preserve"> </w:t>
-      </w:r>
-      <w:r>
-        <w:t xml:space="preserve">harvested at the nominal duration. The second is a culture harvested after an extended</w:t>
-      </w:r>
-      <w:r>
-        <w:t xml:space="preserve"> </w:t>
-      </w:r>
-      <w:r>
-        <w:t xml:space="preserve">duration, which has lower viability, a higher solids load and a higher impurity burden,</w:t>
-      </w:r>
-      <w:r>
-        <w:t xml:space="preserve"> </w:t>
-      </w:r>
-      <w:r>
-        <w:t xml:space="preserve">and which is the worst case that the clarification train has to handle. The culture</w:t>
-      </w:r>
-      <w:r>
-        <w:t xml:space="preserve"> </w:t>
-      </w:r>
-      <w:r>
-        <w:t xml:space="preserve">conditions that produce the two feed states are defined in PCP-003.</w:t>
+        <w:t xml:space="preserve">Inputs that are controlled to platform specification are not characterized here. The depth</w:t>
+      </w:r>
+      <w:r>
+        <w:t xml:space="preserve"> </w:t>
+      </w:r>
+      <w:r>
+        <w:t xml:space="preserve">filter media grade, the flush and hold buffers and the operating temperature are identity</w:t>
+      </w:r>
+      <w:r>
+        <w:t xml:space="preserve"> </w:t>
+      </w:r>
+      <w:r>
+        <w:t xml:space="preserve">and quality controlled under SOP-2006. Media lot and buffer lot are recorded for every run,</w:t>
+      </w:r>
+      <w:r>
+        <w:t xml:space="preserve"> </w:t>
+      </w:r>
+      <w:r>
+        <w:t xml:space="preserve">so that a lot effect can be separated from a parameter effect if one appears.</w:t>
       </w:r>
     </w:p>
     <w:bookmarkEnd w:id="24"/>
@@ -3452,39 +3678,49 @@
         <w:pStyle w:val="FirstParagraph"/>
       </w:pPr>
       <w:r>
-        <w:t xml:space="preserve">The validated methods are listed in</w:t>
-      </w:r>
-      <w:r>
-        <w:t xml:space="preserve"> </w:t>
-      </w:r>
-      <w:hyperlink w:anchor="tbl-sop">
-        <w:r>
-          <w:rPr>
-            <w:rStyle w:val="Hyperlink"/>
-          </w:rPr>
-          <w:t xml:space="preserve">Table 3</w:t>
-        </w:r>
-      </w:hyperlink>
-      <w:r>
-        <w:t xml:space="preserve">. Turbidity in the centrate and in the</w:t>
-      </w:r>
-      <w:r>
-        <w:t xml:space="preserve"> </w:t>
-      </w:r>
-      <w:r>
-        <w:t xml:space="preserve">clarified harvest is measured by nephelometry (AMV-3015). HCP is measured by ELISA</w:t>
-      </w:r>
-      <w:r>
-        <w:t xml:space="preserve"> </w:t>
-      </w:r>
-      <w:r>
-        <w:t xml:space="preserve">(AMV-3012), residual DNA by qPCR (AMV-3014), and the size variant profile by SEC-HPLC</w:t>
-      </w:r>
-      <w:r>
-        <w:t xml:space="preserve"> </w:t>
-      </w:r>
-      <w:r>
-        <w:t xml:space="preserve">(AMV-3011).</w:t>
+        <w:t xml:space="preserve">The study is supported by 4 validated methods, and each measures</w:t>
+      </w:r>
+      <w:r>
+        <w:t xml:space="preserve"> </w:t>
+      </w:r>
+      <w:r>
+        <w:t xml:space="preserve">one response. Turbidity in the centrate and in the clarified pool is measured by</w:t>
+      </w:r>
+      <w:r>
+        <w:t xml:space="preserve"> </w:t>
+      </w:r>
+      <w:r>
+        <w:t xml:space="preserve">nephelometry (AMV-3015). Host cell</w:t>
+      </w:r>
+      <w:r>
+        <w:t xml:space="preserve"> </w:t>
+      </w:r>
+      <w:r>
+        <w:t xml:space="preserve">protein is measured by ELISA (AMV-3012) and residual DNA by qPCR (AMV-3014), on the</w:t>
+      </w:r>
+      <w:r>
+        <w:t xml:space="preserve"> </w:t>
+      </w:r>
+      <w:r>
+        <w:t xml:space="preserve">harvested broth and on the clarified pool, so that the burden delivered to capture is</w:t>
+      </w:r>
+      <w:r>
+        <w:t xml:space="preserve"> </w:t>
+      </w:r>
+      <w:r>
+        <w:t xml:space="preserve">always reported against the burden presented to the step. Aggregate is measured by</w:t>
+      </w:r>
+      <w:r>
+        <w:t xml:space="preserve"> </w:t>
+      </w:r>
+      <w:r>
+        <w:t xml:space="preserve">size-exclusion chromatography (AMV-3011) across the step, to confirm that the size variant</w:t>
+      </w:r>
+      <w:r>
+        <w:t xml:space="preserve"> </w:t>
+      </w:r>
+      <w:r>
+        <w:t xml:space="preserve">profile passes through unchanged.</w:t>
       </w:r>
     </w:p>
     <w:p>
@@ -3492,69 +3728,61 @@
         <w:pStyle w:val="BodyText"/>
       </w:pPr>
       <w:r>
-        <w:t xml:space="preserve">Method precision sets the smallest difference the study can resolve, so it is stated here</w:t>
-      </w:r>
-      <w:r>
-        <w:t xml:space="preserve"> </w:t>
-      </w:r>
-      <w:r>
-        <w:t xml:space="preserve">and used again in the decision criteria of §7. The turbidity method has a precision of</w:t>
-      </w:r>
-      <w:r>
-        <w:t xml:space="preserve"> </w:t>
-      </w:r>
-      <w:r>
-        <w:t xml:space="preserve">4.0% and a limit of quantitation of</w:t>
-      </w:r>
-      <w:r>
-        <w:t xml:space="preserve"> </w:t>
-      </w:r>
-      <w:r>
-        <w:t xml:space="preserve">0.5 NTU. The upper edge of the turbidity operating range</w:t>
-      </w:r>
-      <w:r>
-        <w:t xml:space="preserve"> </w:t>
-      </w:r>
-      <w:r>
-        <w:t xml:space="preserve">therefore sits about 20 times above the limit of</w:t>
-      </w:r>
-      <w:r>
-        <w:t xml:space="preserve"> </w:t>
-      </w:r>
-      <w:r>
-        <w:t xml:space="preserve">quantitation, and the whole of the studied range is resolved. The HCP ELISA has a</w:t>
-      </w:r>
-      <w:r>
-        <w:t xml:space="preserve"> </w:t>
-      </w:r>
-      <w:r>
-        <w:t xml:space="preserve">precision of 9.5%, and a difference in the clarified</w:t>
-      </w:r>
-      <w:r>
-        <w:t xml:space="preserve"> </w:t>
-      </w:r>
-      <w:r>
-        <w:t xml:space="preserve">harvest burden smaller than that will not be separated from assay variability. Full</w:t>
-      </w:r>
-      <w:r>
-        <w:t xml:space="preserve"> </w:t>
-      </w:r>
-      <w:r>
-        <w:t xml:space="preserve">method performance is reported in the validations listed in</w:t>
-      </w:r>
-      <w:r>
-        <w:t xml:space="preserve"> </w:t>
-      </w:r>
-      <w:hyperlink w:anchor="tbl-sop">
-        <w:r>
-          <w:rPr>
-            <w:rStyle w:val="Hyperlink"/>
-          </w:rPr>
-          <w:t xml:space="preserve">Table 3</w:t>
-        </w:r>
-      </w:hyperlink>
-      <w:r>
-        <w:t xml:space="preserve">.</w:t>
+        <w:t xml:space="preserve">Performance of the methods that carry the quantitative decisions is given in Appendix B.</w:t>
+      </w:r>
+      <w:r>
+        <w:t xml:space="preserve"> </w:t>
+      </w:r>
+      <w:r>
+        <w:t xml:space="preserve">The turbidity method has an intermediate precision of 4%</w:t>
+      </w:r>
+      <w:r>
+        <w:t xml:space="preserve"> </w:t>
+      </w:r>
+      <w:r>
+        <w:t xml:space="preserve">and a limit of quantitation of 0.5 NTU, and that limit sits below the lower edge of the normal</w:t>
+      </w:r>
+      <w:r>
+        <w:t xml:space="preserve"> </w:t>
+      </w:r>
+      <w:r>
+        <w:t xml:space="preserve">operating range for turbidity, which is 1 NTU, so the whole of</w:t>
+      </w:r>
+      <w:r>
+        <w:t xml:space="preserve"> </w:t>
+      </w:r>
+      <w:r>
+        <w:t xml:space="preserve">the studied range can be measured and not merely bounded. The host cell protein ELISA has</w:t>
+      </w:r>
+      <w:r>
+        <w:t xml:space="preserve"> </w:t>
+      </w:r>
+      <w:r>
+        <w:t xml:space="preserve">an intermediate precision of 9.5% and a limit of</w:t>
+      </w:r>
+      <w:r>
+        <w:t xml:space="preserve"> </w:t>
+      </w:r>
+      <w:r>
+        <w:t xml:space="preserve">quantitation of 1 ng/mg. Of the methods whose validated</w:t>
+      </w:r>
+      <w:r>
+        <w:t xml:space="preserve"> </w:t>
+      </w:r>
+      <w:r>
+        <w:t xml:space="preserve">performance is summarized in Appendix B, it is the less precise, and §7 sets the decision</w:t>
+      </w:r>
+      <w:r>
+        <w:t xml:space="preserve"> </w:t>
+      </w:r>
+      <w:r>
+        <w:t xml:space="preserve">rule that follows from that. Performance of the residual DNA and size-exclusion methods is</w:t>
+      </w:r>
+      <w:r>
+        <w:t xml:space="preserve"> </w:t>
+      </w:r>
+      <w:r>
+        <w:t xml:space="preserve">held in their validation reports, AMV-3014 and AMV-3011.</w:t>
       </w:r>
     </w:p>
     <w:bookmarkEnd w:id="25"/>
@@ -3572,49 +3800,69 @@
         <w:pStyle w:val="FirstParagraph"/>
       </w:pPr>
       <w:r>
-        <w:t xml:space="preserve">Samples will be taken at four points in every run: the bioreactor broth before</w:t>
-      </w:r>
-      <w:r>
-        <w:t xml:space="preserve"> </w:t>
-      </w:r>
-      <w:r>
-        <w:t xml:space="preserve">centrifugation, the centrate, the pooled depth filtrate, and the clarified harvest after</w:t>
-      </w:r>
-      <w:r>
-        <w:t xml:space="preserve"> </w:t>
-      </w:r>
-      <w:r>
-        <w:t xml:space="preserve">the sterilising filter (the material released to capture). Turbidity is measured at every</w:t>
-      </w:r>
-      <w:r>
-        <w:t xml:space="preserve"> </w:t>
-      </w:r>
-      <w:r>
-        <w:t xml:space="preserve">point. HCP, residual DNA and the size variant profile are measured on the broth and on</w:t>
-      </w:r>
-      <w:r>
-        <w:t xml:space="preserve"> </w:t>
-      </w:r>
-      <w:r>
-        <w:t xml:space="preserve">the clarified harvest, so that the change across the whole step is measured directly and</w:t>
-      </w:r>
-      <w:r>
-        <w:t xml:space="preserve"> </w:t>
-      </w:r>
-      <w:r>
-        <w:t xml:space="preserve">not inferred from the values recorded at the two intermediate points. Volume and protein</w:t>
-      </w:r>
-      <w:r>
-        <w:t xml:space="preserve"> </w:t>
-      </w:r>
-      <w:r>
-        <w:t xml:space="preserve">concentration are recorded at each point for the mass balance, and the differential</w:t>
-      </w:r>
-      <w:r>
-        <w:t xml:space="preserve"> </w:t>
-      </w:r>
-      <w:r>
-        <w:t xml:space="preserve">pressure across the depth filter train is recorded continuously.</w:t>
+        <w:t xml:space="preserve">Three samples will be taken from every run. The first is the harvested broth presented to</w:t>
+      </w:r>
+      <w:r>
+        <w:t xml:space="preserve"> </w:t>
+      </w:r>
+      <w:r>
+        <w:t xml:space="preserve">the centrifuge, the second is the centrate leaving it, and the third is the clarified pool</w:t>
+      </w:r>
+      <w:r>
+        <w:t xml:space="preserve"> </w:t>
+      </w:r>
+      <w:r>
+        <w:t xml:space="preserve">after depth and sterilizing filtration. Turbidity is measured on the centrate and on the</w:t>
+      </w:r>
+      <w:r>
+        <w:t xml:space="preserve"> </w:t>
+      </w:r>
+      <w:r>
+        <w:t xml:space="preserve">clarified pool. Host cell protein, residual DNA and aggregate are measured on the harvested</w:t>
+      </w:r>
+      <w:r>
+        <w:t xml:space="preserve"> </w:t>
+      </w:r>
+      <w:r>
+        <w:t xml:space="preserve">broth and on the clarified pool, and volume and protein concentration are recorded at all</w:t>
+      </w:r>
+      <w:r>
+        <w:t xml:space="preserve"> </w:t>
+      </w:r>
+      <w:r>
+        <w:t xml:space="preserve">three points, which is what closes the mass balance and gives step recovery for the run.</w:t>
+      </w:r>
+    </w:p>
+    <w:p>
+      <w:pPr>
+        <w:pStyle w:val="BodyText"/>
+      </w:pPr>
+      <w:r>
+        <w:t xml:space="preserve">Differential pressure and throughput are recorded continuously across the depth filter</w:t>
+      </w:r>
+      <w:r>
+        <w:t xml:space="preserve"> </w:t>
+      </w:r>
+      <w:r>
+        <w:t xml:space="preserve">train for the whole of each run. The shape of the pressure curve is the earliest indication</w:t>
+      </w:r>
+      <w:r>
+        <w:t xml:space="preserve"> </w:t>
+      </w:r>
+      <w:r>
+        <w:t xml:space="preserve">that the media is approaching its capacity, and it is available before any assay result is.</w:t>
+      </w:r>
+      <w:r>
+        <w:t xml:space="preserve"> </w:t>
+      </w:r>
+      <w:r>
+        <w:t xml:space="preserve">Retain samples are held for every run under SOP-2006 and may be re-tested if an analytical</w:t>
+      </w:r>
+      <w:r>
+        <w:t xml:space="preserve"> </w:t>
+      </w:r>
+      <w:r>
+        <w:t xml:space="preserve">result is questioned.</w:t>
       </w:r>
     </w:p>
     <w:bookmarkEnd w:id="26"/>
@@ -3632,37 +3880,43 @@
         <w:pStyle w:val="FirstParagraph"/>
       </w:pPr>
       <w:r>
-        <w:t xml:space="preserve">The analysis is univariate, because no parameter at this step is linked to a critical</w:t>
-      </w:r>
-      <w:r>
-        <w:t xml:space="preserve"> </w:t>
-      </w:r>
-      <w:r>
-        <w:t xml:space="preserve">quality attribute. Each parameter will be varied across its characterization range while</w:t>
-      </w:r>
-      <w:r>
-        <w:t xml:space="preserve"> </w:t>
-      </w:r>
-      <w:r>
-        <w:t xml:space="preserve">the other parameters are held at their set-points, and each response will be summarized</w:t>
-      </w:r>
-      <w:r>
-        <w:t xml:space="preserve"> </w:t>
-      </w:r>
-      <w:r>
-        <w:t xml:space="preserve">as a mean and a standard deviation over the runs executed at that condition on each of</w:t>
-      </w:r>
-      <w:r>
-        <w:t xml:space="preserve"> </w:t>
-      </w:r>
-      <w:r>
-        <w:t xml:space="preserve">the two feed states. The replicated set-point condition provides the reproducibility term</w:t>
-      </w:r>
-      <w:r>
-        <w:t xml:space="preserve"> </w:t>
-      </w:r>
-      <w:r>
-        <w:t xml:space="preserve">against which the edge conditions are compared.</w:t>
+        <w:t xml:space="preserve">The analysis is univariate, because the design is univariate. Each response will be</w:t>
+      </w:r>
+      <w:r>
+        <w:t xml:space="preserve"> </w:t>
+      </w:r>
+      <w:r>
+        <w:t xml:space="preserve">regressed on the parameter of its series across that parameter’s characterization range. A</w:t>
+      </w:r>
+      <w:r>
+        <w:t xml:space="preserve"> </w:t>
+      </w:r>
+      <w:r>
+        <w:t xml:space="preserve">linear term is fitted first, and a quadratic term is added only where the residuals show</w:t>
+      </w:r>
+      <w:r>
+        <w:t xml:space="preserve"> </w:t>
+      </w:r>
+      <w:r>
+        <w:t xml:space="preserve">curvature. The slope is tested at α = 0.05. Where the slope does not differ significantly</w:t>
+      </w:r>
+      <w:r>
+        <w:t xml:space="preserve"> </w:t>
+      </w:r>
+      <w:r>
+        <w:t xml:space="preserve">from zero, the response is declared insensitive to the parameter over the range studied,</w:t>
+      </w:r>
+      <w:r>
+        <w:t xml:space="preserve"> </w:t>
+      </w:r>
+      <w:r>
+        <w:t xml:space="preserve">and the null result is reported instead of dropped, because a parameter with no effect</w:t>
+      </w:r>
+      <w:r>
+        <w:t xml:space="preserve"> </w:t>
+      </w:r>
+      <w:r>
+        <w:t xml:space="preserve">across a wide range is itself evidence that the step is robust to it.</w:t>
       </w:r>
     </w:p>
     <w:p>
@@ -3670,31 +3924,49 @@
         <w:pStyle w:val="BodyText"/>
       </w:pPr>
       <w:r>
-        <w:t xml:space="preserve">Edge conditions will be compared with the set-point condition by a two-sided t-test</w:t>
-      </w:r>
-      <w:r>
-        <w:t xml:space="preserve"> </w:t>
-      </w:r>
-      <w:r>
-        <w:t xml:space="preserve">(α = 0.05). Statistical significance will be reported separately from practical</w:t>
-      </w:r>
-      <w:r>
-        <w:t xml:space="preserve"> </w:t>
-      </w:r>
-      <w:r>
-        <w:t xml:space="preserve">significance. A difference that is significant but smaller than the precision of the</w:t>
-      </w:r>
-      <w:r>
-        <w:t xml:space="preserve"> </w:t>
-      </w:r>
-      <w:r>
-        <w:t xml:space="preserve">method that measured it will be reported as detected and not meaningful, with the method</w:t>
-      </w:r>
-      <w:r>
-        <w:t xml:space="preserve"> </w:t>
-      </w:r>
-      <w:r>
-        <w:t xml:space="preserve">precision given alongside it.</w:t>
+        <w:t xml:space="preserve">The set-point runs, one of which sits in each of the 3 series, carry two</w:t>
+      </w:r>
+      <w:r>
+        <w:t xml:space="preserve"> </w:t>
+      </w:r>
+      <w:r>
+        <w:t xml:space="preserve">jobs, and the two are taken in order. They are first compared against each other for a lot</w:t>
+      </w:r>
+      <w:r>
+        <w:t xml:space="preserve"> </w:t>
+      </w:r>
+      <w:r>
+        <w:t xml:space="preserve">effect, by the rule §7 gives, because each series uses its own broth lot. Where no lot</w:t>
+      </w:r>
+      <w:r>
+        <w:t xml:space="preserve"> </w:t>
+      </w:r>
+      <w:r>
+        <w:t xml:space="preserve">effect is found they are pooled into the estimate of variability between runs, which carries</w:t>
+      </w:r>
+      <w:r>
+        <w:t xml:space="preserve"> </w:t>
+      </w:r>
+      <w:r>
+        <w:t xml:space="preserve">2 degrees of freedom and is the reference against which every</w:t>
+      </w:r>
+      <w:r>
+        <w:t xml:space="preserve"> </w:t>
+      </w:r>
+      <w:r>
+        <w:t xml:space="preserve">parameter effect is judged. Where a lot effect is found the affected series is repeated, and</w:t>
+      </w:r>
+      <w:r>
+        <w:t xml:space="preserve"> </w:t>
+      </w:r>
+      <w:r>
+        <w:t xml:space="preserve">the estimate is formed once the repeat is in hand, since a lot difference left inside it</w:t>
+      </w:r>
+      <w:r>
+        <w:t xml:space="preserve"> </w:t>
+      </w:r>
+      <w:r>
+        <w:t xml:space="preserve">would inflate the yardstick every effect is measured against.</w:t>
       </w:r>
     </w:p>
     <w:p>
@@ -3702,41 +3974,80 @@
         <w:pStyle w:val="BodyText"/>
       </w:pPr>
       <w:r>
-        <w:t xml:space="preserve">No response surface model will be fitted, and no design space will be claimed for this</w:t>
-      </w:r>
-      <w:r>
-        <w:t xml:space="preserve"> </w:t>
-      </w:r>
-      <w:r>
-        <w:t xml:space="preserve">step. Process capability for the attributes in</w:t>
-      </w:r>
-      <w:r>
-        <w:t xml:space="preserve"> </w:t>
-      </w:r>
-      <w:hyperlink w:anchor="tbl-cqa">
-        <w:r>
-          <w:rPr>
-            <w:rStyle w:val="Hyperlink"/>
-          </w:rPr>
-          <w:t xml:space="preserve">Table 5</w:t>
-        </w:r>
-      </w:hyperlink>
-      <w:r>
-        <w:t xml:space="preserve"> </w:t>
-      </w:r>
-      <w:r>
-        <w:t xml:space="preserve">is established at the steps that</w:t>
-      </w:r>
-      <w:r>
-        <w:t xml:space="preserve"> </w:t>
-      </w:r>
-      <w:r>
-        <w:t xml:space="preserve">govern them (PCR-005, PCR-007 and PCR-008) and consolidated in PCMR-001.</w:t>
+        <w:t xml:space="preserve">Statistical significance and practical significance are separated explicitly. An effect</w:t>
+      </w:r>
+      <w:r>
+        <w:t xml:space="preserve"> </w:t>
+      </w:r>
+      <w:r>
+        <w:t xml:space="preserve">smaller than the intermediate precision of the method that measured it will be reported as</w:t>
+      </w:r>
+      <w:r>
+        <w:t xml:space="preserve"> </w:t>
+      </w:r>
+      <w:r>
+        <w:t xml:space="preserve">detected but not meaningful, and PCR-004 will say so in those terms. This matters most for</w:t>
+      </w:r>
+      <w:r>
+        <w:t xml:space="preserve"> </w:t>
+      </w:r>
+      <w:r>
+        <w:t xml:space="preserve">host cell protein, where the assay contributes about 40.0% of</w:t>
+      </w:r>
+      <w:r>
+        <w:t xml:space="preserve"> </w:t>
+      </w:r>
+      <w:r>
+        <w:t xml:space="preserve">the total observed variance, and for turbidity, where it contributes about</w:t>
+      </w:r>
+      <w:r>
+        <w:t xml:space="preserve"> </w:t>
+      </w:r>
+      <w:r>
+        <w:t xml:space="preserve">38.0%.</w:t>
+      </w:r>
+    </w:p>
+    <w:p>
+      <w:pPr>
+        <w:pStyle w:val="BodyText"/>
+      </w:pPr>
+      <w:r>
+        <w:t xml:space="preserve">No process capability index will be calculated for this step. A capability index is a</w:t>
+      </w:r>
+      <w:r>
+        <w:t xml:space="preserve"> </w:t>
+      </w:r>
+      <w:r>
+        <w:t xml:space="preserve">statement about a quality attribute against its acceptance criterion, and this step has no</w:t>
+      </w:r>
+      <w:r>
+        <w:t xml:space="preserve"> </w:t>
+      </w:r>
+      <w:r>
+        <w:t xml:space="preserve">attribute of its own. Commercial scale capability for the attributes the clarified harvest</w:t>
+      </w:r>
+      <w:r>
+        <w:t xml:space="preserve"> </w:t>
+      </w:r>
+      <w:r>
+        <w:t xml:space="preserve">carries is estimated across the whole train from a simulation of</w:t>
+      </w:r>
+      <w:r>
+        <w:t xml:space="preserve"> </w:t>
+      </w:r>
+      <w:r>
+        <w:t xml:space="preserve">2,000 batches with every parameter inside its normal</w:t>
+      </w:r>
+      <w:r>
+        <w:t xml:space="preserve"> </w:t>
+      </w:r>
+      <w:r>
+        <w:t xml:space="preserve">operating range, and it is reported in PCMR-001.</w:t>
       </w:r>
     </w:p>
     <w:bookmarkEnd w:id="27"/>
     <w:bookmarkEnd w:id="28"/>
-    <w:bookmarkStart w:id="33" w:name="study-design"/>
+    <w:bookmarkStart w:id="32" w:name="study-design"/>
     <w:p>
       <w:pPr>
         <w:pStyle w:val="Heading1"/>
@@ -3758,6 +4069,18 @@
       <w:pPr>
         <w:pStyle w:val="FirstParagraph"/>
       </w:pPr>
+      <w:r>
+        <w:t xml:space="preserve">The design bounds each parameter on its own and claims nothing about interactions between</w:t>
+      </w:r>
+      <w:r>
+        <w:t xml:space="preserve"> </w:t>
+      </w:r>
+      <w:r>
+        <w:t xml:space="preserve">them.</w:t>
+      </w:r>
+      <w:r>
+        <w:t xml:space="preserve"> </w:t>
+      </w:r>
       <w:hyperlink w:anchor="tbl-params">
         <w:r>
           <w:rPr>
@@ -3770,31 +4093,13 @@
         <w:t xml:space="preserve"> </w:t>
       </w:r>
       <w:r>
-        <w:t xml:space="preserve">gives the parameters, their set-points, the ranges to be studied, the normal</w:t>
-      </w:r>
-      <w:r>
-        <w:t xml:space="preserve"> </w:t>
-      </w:r>
-      <w:r>
-        <w:t xml:space="preserve">operating ranges and the study type. The centrifugation set-point of</w:t>
-      </w:r>
-      <w:r>
-        <w:t xml:space="preserve"> </w:t>
-      </w:r>
-      <w:r>
-        <w:t xml:space="preserve">9000 g and the depth filter load set-point of 120 L/m2</w:t>
-      </w:r>
-      <w:r>
-        <w:t xml:space="preserve"> </w:t>
-      </w:r>
-      <w:r>
-        <w:t xml:space="preserve">are the platform values proposed for commercial operation, and each one is the centre of</w:t>
-      </w:r>
-      <w:r>
-        <w:t xml:space="preserve"> </w:t>
-      </w:r>
-      <w:r>
-        <w:t xml:space="preserve">its characterization range.</w:t>
+        <w:t xml:space="preserve">gives the set-point, the normal operating range, the characterization</w:t>
+      </w:r>
+      <w:r>
+        <w:t xml:space="preserve"> </w:t>
+      </w:r>
+      <w:r>
+        <w:t xml:space="preserve">range and the study type for each.</w:t>
       </w:r>
     </w:p>
     <w:tbl>
@@ -3821,7 +4126,7 @@
               <w:pStyle w:val="ImageCaption"/>
             </w:pPr>
             <w:r>
-              <w:t xml:space="preserve">Table 6: Parameters to be studied, with set-points, characterization ranges, normal operating ranges and study type.</w:t>
+              <w:t xml:space="preserve">Table 6: Parameters to be studied, with set-points, normal operating ranges, characterization ranges and study type.</w:t>
             </w:r>
           </w:p>
           <w:tbl>
@@ -3958,7 +4263,7 @@
                     <w:jc w:val="center"/>
                   </w:pPr>
                   <w:r>
-                    <w:t xml:space="preserve">9000</w:t>
+                    <w:t xml:space="preserve">9,000</w:t>
                   </w:r>
                 </w:p>
               </w:tc>
@@ -4173,89 +4478,1313 @@
         <w:pStyle w:val="BodyText"/>
       </w:pPr>
       <w:r>
-        <w:t xml:space="preserve">Post-clarification turbidity is not set directly. It is the outcome of the centrifuge and</w:t>
-      </w:r>
-      <w:r>
-        <w:t xml:space="preserve"> </w:t>
-      </w:r>
-      <w:r>
-        <w:t xml:space="preserve">the depth filter train, and it is the attribute by which the clarified harvest is judged</w:t>
-      </w:r>
-      <w:r>
-        <w:t xml:space="preserve"> </w:t>
-      </w:r>
-      <w:r>
-        <w:t xml:space="preserve">before it is fed to capture. It appears in</w:t>
-      </w:r>
-      <w:r>
-        <w:t xml:space="preserve"> </w:t>
-      </w:r>
-      <w:hyperlink w:anchor="tbl-params">
+        <w:t xml:space="preserve">The set-point is the commercial target and the centre of every series, and the normal</w:t>
+      </w:r>
+      <w:r>
+        <w:t xml:space="preserve"> </w:t>
+      </w:r>
+      <w:r>
+        <w:t xml:space="preserve">operating range is the band within which routine manufacture is held. The characterization</w:t>
+      </w:r>
+      <w:r>
+        <w:t xml:space="preserve"> </w:t>
+      </w:r>
+      <w:r>
+        <w:t xml:space="preserve">range is the wider band the study will explore, and the characterization ranges taken</w:t>
+      </w:r>
+      <w:r>
+        <w:t xml:space="preserve"> </w:t>
+      </w:r>
+      <w:r>
+        <w:t xml:space="preserve">together are the knowledge space for the step. The operating region proposed in PCR-004</w:t>
+      </w:r>
+      <w:r>
+        <w:t xml:space="preserve"> </w:t>
+      </w:r>
+      <w:r>
+        <w:t xml:space="preserve">will be a subset of that space and cannot be larger than it.</w:t>
+      </w:r>
+    </w:p>
+    <w:bookmarkEnd w:id="30"/>
+    <w:bookmarkStart w:id="31" w:name="univariate-assessment"/>
+    <w:p>
+      <w:pPr>
+        <w:pStyle w:val="Heading2"/>
+      </w:pPr>
+      <w:r>
+        <w:t xml:space="preserve">6.2 Univariate assessment</w:t>
+      </w:r>
+    </w:p>
+    <w:p>
+      <w:pPr>
+        <w:pStyle w:val="FirstParagraph"/>
+      </w:pPr>
+      <w:r>
+        <w:t xml:space="preserve">No screening design and no response-surface design are planned for this step. At the steps</w:t>
+      </w:r>
+      <w:r>
+        <w:t xml:space="preserve"> </w:t>
+      </w:r>
+      <w:r>
+        <w:t xml:space="preserve">that carry a designed experiment, the screening design identifies which parameters have an</w:t>
+      </w:r>
+      <w:r>
+        <w:t xml:space="preserve"> </w:t>
+      </w:r>
+      <w:r>
+        <w:t xml:space="preserve">effect and the response-surface model is the predictive model and the basis of the design</w:t>
+      </w:r>
+      <w:r>
+        <w:t xml:space="preserve"> </w:t>
+      </w:r>
+      <w:r>
+        <w:t xml:space="preserve">space (PCMP-001). Neither applies here. No quality attribute is formed or cleared at</w:t>
+      </w:r>
+      <w:r>
+        <w:t xml:space="preserve"> </w:t>
+      </w:r>
+      <w:r>
+        <w:t xml:space="preserve">harvest, the parameters are assessed one at a time, and nothing in this plan will</w:t>
+      </w:r>
+      <w:r>
+        <w:t xml:space="preserve"> </w:t>
+      </w:r>
+      <w:r>
+        <w:t xml:space="preserve">support a predictive multivariate model of the step.</w:t>
+      </w:r>
+    </w:p>
+    <w:p>
+      <w:pPr>
+        <w:pStyle w:val="BodyText"/>
+      </w:pPr>
+      <w:r>
+        <w:t xml:space="preserve">The study is a set of 3 univariate series, one per parameter, executed on</w:t>
+      </w:r>
+      <w:r>
+        <w:t xml:space="preserve"> </w:t>
+      </w:r>
+      <w:r>
+        <w:t xml:space="preserve">the qualified scale-down model. Within a series the parameter of interest is set in turn at</w:t>
+      </w:r>
+      <w:r>
+        <w:t xml:space="preserve"> </w:t>
+      </w:r>
+      <w:r>
+        <w:t xml:space="preserve">the two edges of its characterization range, the two edges of its normal operating range</w:t>
+      </w:r>
+      <w:r>
+        <w:t xml:space="preserve"> </w:t>
+      </w:r>
+      <w:r>
+        <w:t xml:space="preserve">and its set-point. The other parameters that can be set are held at their set-points, and</w:t>
+      </w:r>
+      <w:r>
+        <w:t xml:space="preserve"> </w:t>
+      </w:r>
+      <w:r>
+        <w:t xml:space="preserve">post-clarification turbidity, which is an output of the clarification train and not a</w:t>
+      </w:r>
+      <w:r>
+        <w:t xml:space="preserve"> </w:t>
+      </w:r>
+      <w:r>
+        <w:t xml:space="preserve">setting, is measured in the two series that do not challenge it. Where two of</w:t>
+      </w:r>
+      <w:r>
+        <w:t xml:space="preserve"> </w:t>
+      </w:r>
+      <w:r>
+        <w:t xml:space="preserve">those levels coincide the condition is run once. That happens for post-clarification</w:t>
+      </w:r>
+      <w:r>
+        <w:t xml:space="preserve"> </w:t>
+      </w:r>
+      <w:r>
+        <w:t xml:space="preserve">turbidity, whose normal operating range and characterization range share a lower edge, so</w:t>
+      </w:r>
+      <w:r>
+        <w:t xml:space="preserve"> </w:t>
+      </w:r>
+      <w:r>
+        <w:t xml:space="preserve">that series carries one run fewer than the other two. The full schedule of</w:t>
+      </w:r>
+      <w:r>
+        <w:t xml:space="preserve"> </w:t>
+      </w:r>
+      <w:r>
+        <w:t xml:space="preserve">14 runs is given in Appendix A.</w:t>
+      </w:r>
+    </w:p>
+    <w:p>
+      <w:pPr>
+        <w:pStyle w:val="BodyText"/>
+      </w:pPr>
+      <w:r>
+        <w:t xml:space="preserve">The turbidity series is a challenge series and is executed differently from the other two.</w:t>
+      </w:r>
+      <w:r>
+        <w:t xml:space="preserve"> </w:t>
+      </w:r>
+      <w:r>
+        <w:t xml:space="preserve">Turbidity is an output of the centrifuge and the depth filter train and cannot be set</w:t>
+      </w:r>
+      <w:r>
+        <w:t xml:space="preserve"> </w:t>
+      </w:r>
+      <w:r>
+        <w:t xml:space="preserve">directly, so both operations run at their set-points and the clarified pool is brought to</w:t>
+      </w:r>
+      <w:r>
+        <w:t xml:space="preserve"> </w:t>
+      </w:r>
+      <w:r>
+        <w:t xml:space="preserve">each level by adjusting the clarification train. An additional filtration stage is used to</w:t>
+      </w:r>
+      <w:r>
+        <w:t xml:space="preserve"> </w:t>
+      </w:r>
+      <w:r>
+        <w:t xml:space="preserve">reach the levels below the set-point, and unclarified centrate is blended into the pool to</w:t>
+      </w:r>
+      <w:r>
+        <w:t xml:space="preserve"> </w:t>
+      </w:r>
+      <w:r>
+        <w:t xml:space="preserve">reach the levels above it.</w:t>
+      </w:r>
+    </w:p>
+    <w:p>
+      <w:pPr>
+        <w:pStyle w:val="BodyText"/>
+      </w:pPr>
+      <w:r>
+        <w:t xml:space="preserve">Placing the set-point in every series is deliberate. It gives 3 replicate</w:t>
+      </w:r>
+      <w:r>
+        <w:t xml:space="preserve"> </w:t>
+      </w:r>
+      <w:r>
+        <w:t xml:space="preserve">runs at one condition, spread across the whole execution instead of clustered at the start,</w:t>
+      </w:r>
+      <w:r>
+        <w:t xml:space="preserve"> </w:t>
+      </w:r>
+      <w:r>
+        <w:t xml:space="preserve">so the estimate of variability between runs also detects drift in the feed material or in</w:t>
+      </w:r>
+      <w:r>
+        <w:t xml:space="preserve"> </w:t>
+      </w:r>
+      <w:r>
+        <w:t xml:space="preserve">the model. Run order will be randomized within a series, and each series will use a single</w:t>
+      </w:r>
+      <w:r>
+        <w:t xml:space="preserve"> </w:t>
+      </w:r>
+      <w:r>
+        <w:t xml:space="preserve">harvested broth lot, so that variation in the feed cannot be confounded with the parameter</w:t>
+      </w:r>
+      <w:r>
+        <w:t xml:space="preserve"> </w:t>
+      </w:r>
+      <w:r>
+        <w:t xml:space="preserve">being varied.</w:t>
+      </w:r>
+    </w:p>
+    <w:p>
+      <w:pPr>
+        <w:pStyle w:val="BodyText"/>
+      </w:pPr>
+      <w:r>
+        <w:t xml:space="preserve">A confirmation set follows the univariate series. For each parameter, the proposed edges of</w:t>
+      </w:r>
+      <w:r>
+        <w:t xml:space="preserve"> </w:t>
+      </w:r>
+      <w:r>
+        <w:t xml:space="preserve">its proven acceptable range will be run again with the other parameters held at the corner</w:t>
+      </w:r>
+      <w:r>
+        <w:t xml:space="preserve"> </w:t>
+      </w:r>
+      <w:r>
+        <w:t xml:space="preserve">of their normal operating ranges that the univariate results identify as least favorable</w:t>
+      </w:r>
+      <w:r>
+        <w:t xml:space="preserve"> </w:t>
+      </w:r>
+      <w:r>
+        <w:t xml:space="preserve">(the direction of that corner is fixed from the effects seen in the series). The choice is</w:t>
+      </w:r>
+      <w:r>
+        <w:t xml:space="preserve"> </w:t>
+      </w:r>
+      <w:r>
+        <w:t xml:space="preserve">recorded before the confirmation runs are executed. These runs are the direct test of the</w:t>
+      </w:r>
+      <w:r>
+        <w:t xml:space="preserve"> </w:t>
+      </w:r>
+      <w:r>
+        <w:t xml:space="preserve">assumption that the parameters act independently, and §12 states what will happen if that</w:t>
+      </w:r>
+      <w:r>
+        <w:t xml:space="preserve"> </w:t>
+      </w:r>
+      <w:r>
+        <w:t xml:space="preserve">assumption fails.</w:t>
+      </w:r>
+    </w:p>
+    <w:bookmarkEnd w:id="31"/>
+    <w:bookmarkEnd w:id="32"/>
+    <w:bookmarkStart w:id="33" w:name="acceptance-and-decision-criteria"/>
+    <w:p>
+      <w:pPr>
+        <w:pStyle w:val="Heading1"/>
+      </w:pPr>
+      <w:r>
+        <w:t xml:space="preserve">7. Acceptance and decision criteria</w:t>
+      </w:r>
+    </w:p>
+    <w:p>
+      <w:pPr>
+        <w:pStyle w:val="FirstParagraph"/>
+      </w:pPr>
+      <w:r>
+        <w:t xml:space="preserve">The criteria below are fixed before execution, and PCR-004 will report against them in the</w:t>
+      </w:r>
+      <w:r>
+        <w:t xml:space="preserve"> </w:t>
+      </w:r>
+      <w:r>
+        <w:t xml:space="preserve">order given here.</w:t>
+      </w:r>
+    </w:p>
+    <w:p>
+      <w:pPr>
+        <w:pStyle w:val="BodyText"/>
+      </w:pPr>
+      <w:r>
+        <w:t xml:space="preserve">The scale-down model is qualified when the comparison described in §5.1 shows the model and</w:t>
+      </w:r>
+      <w:r>
+        <w:t xml:space="preserve"> </w:t>
+      </w:r>
+      <w:r>
+        <w:t xml:space="preserve">commercial scale to agree, within the precision of the method that measured each one, on</w:t>
+      </w:r>
+      <w:r>
+        <w:t xml:space="preserve"> </w:t>
+      </w:r>
+      <w:r>
+        <w:t xml:space="preserve">recovery, turbidity, host cell protein and residual DNA. Studies executed on an unqualified</w:t>
+      </w:r>
+      <w:r>
+        <w:t xml:space="preserve"> </w:t>
+      </w:r>
+      <w:r>
+        <w:t xml:space="preserve">model are not reportable. Qualification must therefore be closed before the first series</w:t>
+      </w:r>
+      <w:r>
+        <w:t xml:space="preserve"> </w:t>
+      </w:r>
+      <w:r>
+        <w:t xml:space="preserve">starts.</w:t>
+      </w:r>
+    </w:p>
+    <w:p>
+      <w:pPr>
+        <w:pStyle w:val="BodyText"/>
+      </w:pPr>
+      <w:r>
+        <w:t xml:space="preserve">A run is valid when every analytical result falls inside the validated range of its method,</w:t>
+      </w:r>
+      <w:r>
+        <w:t xml:space="preserve"> </w:t>
+      </w:r>
+      <w:r>
+        <w:t xml:space="preserve">and when the run was executed within the tolerances given in SOP-2005 and SOP-2006. A series</w:t>
+      </w:r>
+      <w:r>
+        <w:t xml:space="preserve"> </w:t>
+      </w:r>
+      <w:r>
+        <w:t xml:space="preserve">is valid when its set-point run agrees on recovery with the set-point runs of the other</w:t>
+      </w:r>
+      <w:r>
+        <w:t xml:space="preserve"> </w:t>
+      </w:r>
+      <w:r>
+        <w:t xml:space="preserve">series. The platform standard deviation of step recovery is</w:t>
+      </w:r>
+      <w:r>
+        <w:t xml:space="preserve"> </w:t>
+      </w:r>
+      <w:r>
+        <w:t xml:space="preserve">1.9 recovery points, and each set-point run must sit within</w:t>
+      </w:r>
+      <w:r>
+        <w:t xml:space="preserve"> </w:t>
+      </w:r>
+      <w:r>
+        <w:t xml:space="preserve">three of those standard deviations, which is 5.7 recovery</w:t>
+      </w:r>
+      <w:r>
+        <w:t xml:space="preserve"> </w:t>
+      </w:r>
+      <w:r>
+        <w:t xml:space="preserve">points, of the mean of the set-point runs. The comparison is made against the platform</w:t>
+      </w:r>
+      <w:r>
+        <w:t xml:space="preserve"> </w:t>
+      </w:r>
+      <w:r>
+        <w:t xml:space="preserve">standard deviation because a single set-point run in each series leaves no within-series</w:t>
+      </w:r>
+      <w:r>
+        <w:t xml:space="preserve"> </w:t>
+      </w:r>
+      <w:r>
+        <w:t xml:space="preserve">estimate to test against.</w:t>
+      </w:r>
+    </w:p>
+    <w:p>
+      <w:pPr>
+        <w:pStyle w:val="BodyText"/>
+      </w:pPr>
+      <w:r>
+        <w:t xml:space="preserve">A parameter level is acceptable when all of the following hold. Step recovery is at or</w:t>
+      </w:r>
+      <w:r>
+        <w:t xml:space="preserve"> </w:t>
+      </w:r>
+      <w:r>
+        <w:t xml:space="preserve">above 89.3%, which is the platform mean less three times its</w:t>
+      </w:r>
+      <w:r>
+        <w:t xml:space="preserve"> </w:t>
+      </w:r>
+      <w:r>
+        <w:t xml:space="preserve">standard deviation between batches. Turbidity of the clarified pool is at or below</w:t>
+      </w:r>
+      <w:r>
+        <w:t xml:space="preserve"> </w:t>
+      </w:r>
+      <w:r>
+        <w:t xml:space="preserve">10 NTU, the upper edge of the normal operating range for that</w:t>
+      </w:r>
+      <w:r>
+        <w:t xml:space="preserve"> </w:t>
+      </w:r>
+      <w:r>
+        <w:t xml:space="preserve">attribute. Host cell protein and residual DNA in the clarified pool are not raised above</w:t>
+      </w:r>
+      <w:r>
+        <w:t xml:space="preserve"> </w:t>
+      </w:r>
+      <w:r>
+        <w:t xml:space="preserve">the set-point condition by more than the intermediate precision of the method that measured</w:t>
+      </w:r>
+      <w:r>
+        <w:t xml:space="preserve"> </w:t>
+      </w:r>
+      <w:r>
+        <w:t xml:space="preserve">them. Aggregate across the step is unchanged within the validated precision of AMV-3011.</w:t>
+      </w:r>
+    </w:p>
+    <w:p>
+      <w:pPr>
+        <w:pStyle w:val="BodyText"/>
+      </w:pPr>
+      <w:r>
+        <w:t xml:space="preserve">Two of these criteria do not apply in the turbidity series, where the pool turbidity is the</w:t>
+      </w:r>
+      <w:r>
+        <w:t xml:space="preserve"> </w:t>
+      </w:r>
+      <w:r>
+        <w:t xml:space="preserve">condition set and not a response of the step. The turbidity criterion is the first of them,</w:t>
+      </w:r>
+      <w:r>
+        <w:t xml:space="preserve"> </w:t>
+      </w:r>
+      <w:r>
+        <w:t xml:space="preserve">since a level of that series would otherwise be judged against itself and the acceptable</w:t>
+      </w:r>
+      <w:r>
+        <w:t xml:space="preserve"> </w:t>
+      </w:r>
+      <w:r>
+        <w:t xml:space="preserve">range could only come back as the normal operating range. The criterion on host cell protein</w:t>
+      </w:r>
+      <w:r>
+        <w:t xml:space="preserve"> </w:t>
+      </w:r>
+      <w:r>
+        <w:t xml:space="preserve">and residual DNA is the second, because the levels above the set-point are reached by</w:t>
+      </w:r>
+      <w:r>
+        <w:t xml:space="preserve"> </w:t>
+      </w:r>
+      <w:r>
+        <w:t xml:space="preserve">blending unclarified centrate into the pool, which raises both by construction. A level of</w:t>
+      </w:r>
+      <w:r>
+        <w:t xml:space="preserve"> </w:t>
+      </w:r>
+      <w:r>
+        <w:t xml:space="preserve">the turbidity series is acceptable when recovery meets its floor and when aggregate across</w:t>
+      </w:r>
+      <w:r>
+        <w:t xml:space="preserve"> </w:t>
+      </w:r>
+      <w:r>
+        <w:t xml:space="preserve">the step is unchanged. The impurity burden measured at each level is reported and not</w:t>
+      </w:r>
+      <w:r>
+        <w:t xml:space="preserve"> </w:t>
+      </w:r>
+      <w:r>
+        <w:t xml:space="preserve">judged, and it is the description of the clarified harvest that objective (v) calls for.</w:t>
+      </w:r>
+    </w:p>
+    <w:p>
+      <w:pPr>
+        <w:pStyle w:val="BodyText"/>
+      </w:pPr>
+      <w:r>
+        <w:t xml:space="preserve">The proven acceptable range of a parameter is the contiguous span of that parameter,</w:t>
+      </w:r>
+      <w:r>
+        <w:t xml:space="preserve"> </w:t>
+      </w:r>
+      <w:r>
+        <w:t xml:space="preserve">containing its set-point, over which every criterion that applies to it is met in the</w:t>
+      </w:r>
+      <w:r>
+        <w:t xml:space="preserve"> </w:t>
+      </w:r>
+      <w:r>
+        <w:t xml:space="preserve">univariate series and again in the confirmation runs. §8 describes how each range will be</w:t>
+      </w:r>
+      <w:r>
+        <w:t xml:space="preserve"> </w:t>
+      </w:r>
+      <w:r>
+        <w:t xml:space="preserve">determined and reported.</w:t>
+      </w:r>
+    </w:p>
+    <w:p>
+      <w:pPr>
+        <w:pStyle w:val="BodyText"/>
+      </w:pPr>
+      <w:r>
+        <w:t xml:space="preserve">Classification follows SOP-4001 and uses the definitions given in the A-Mab case study</w:t>
+      </w:r>
+      <w:r>
+        <w:t xml:space="preserve"> </w:t>
+      </w:r>
+      <w:r>
+        <w:t xml:space="preserve">(CMC Biotech Working Group 2009)</w:t>
+      </w:r>
+      <w:r>
+        <w:t xml:space="preserve">. A parameter whose variation across its characterization range affects a</w:t>
+      </w:r>
+      <w:r>
+        <w:t xml:space="preserve"> </w:t>
+      </w:r>
+      <w:r>
+        <w:t xml:space="preserve">critical quality attribute is a critical process parameter, and it is a well controlled</w:t>
+      </w:r>
+      <w:r>
+        <w:t xml:space="preserve"> </w:t>
+      </w:r>
+      <w:r>
+        <w:t xml:space="preserve">critical process parameter where the risk of leaving the design space is low. A parameter</w:t>
+      </w:r>
+      <w:r>
+        <w:t xml:space="preserve"> </w:t>
+      </w:r>
+      <w:r>
+        <w:t xml:space="preserve">that affects process performance but no quality attribute is a key process parameter. A</w:t>
+      </w:r>
+      <w:r>
+        <w:t xml:space="preserve"> </w:t>
+      </w:r>
+      <w:r>
+        <w:t xml:space="preserve">parameter that affects neither is a general process parameter. The class of each harvest</w:t>
+      </w:r>
+      <w:r>
+        <w:t xml:space="preserve"> </w:t>
+      </w:r>
+      <w:r>
+        <w:t xml:space="preserve">parameter is an outcome of the study and is stated in PCR-004, not here.</w:t>
+      </w:r>
+    </w:p>
+    <w:p>
+      <w:pPr>
+        <w:pStyle w:val="BodyText"/>
+      </w:pPr>
+      <w:r>
+        <w:t xml:space="preserve">The study fails an objective when a proven acceptable range does not contain its normal</w:t>
+      </w:r>
+      <w:r>
+        <w:t xml:space="preserve"> </w:t>
+      </w:r>
+      <w:r>
+        <w:t xml:space="preserve">operating range with the margin objective (iii) states. In that case the normal operating</w:t>
+      </w:r>
+      <w:r>
+        <w:t xml:space="preserve"> </w:t>
+      </w:r>
+      <w:r>
+        <w:t xml:space="preserve">range will be narrowed to what the data support, or the step will be re-designed and</w:t>
+      </w:r>
+      <w:r>
+        <w:t xml:space="preserve"> </w:t>
+      </w:r>
+      <w:r>
+        <w:t xml:space="preserve">re-characterized, and the decision and its basis will be recorded as a deviation in</w:t>
+      </w:r>
+      <w:r>
+        <w:t xml:space="preserve"> </w:t>
+      </w:r>
+      <w:r>
+        <w:t xml:space="preserve">PCR-004. A proven acceptable</w:t>
+      </w:r>
+      <w:r>
+        <w:t xml:space="preserve"> </w:t>
+      </w:r>
+      <w:r>
+        <w:t xml:space="preserve">range that turns out wider than expected is not a failure, and it does not license</w:t>
+      </w:r>
+      <w:r>
+        <w:t xml:space="preserve"> </w:t>
+      </w:r>
+      <w:r>
+        <w:t xml:space="preserve">operation outside the characterization range that produced it.</w:t>
+      </w:r>
+    </w:p>
+    <w:bookmarkEnd w:id="33"/>
+    <w:bookmarkStart w:id="34" w:name="X6e399b04be57e9d5f909b4238f9408193405dfd"/>
+    <w:p>
+      <w:pPr>
+        <w:pStyle w:val="Heading1"/>
+      </w:pPr>
+      <w:r>
+        <w:t xml:space="preserve">8. Proven acceptable ranges (planned analysis)</w:t>
+      </w:r>
+    </w:p>
+    <w:p>
+      <w:pPr>
+        <w:pStyle w:val="FirstParagraph"/>
+      </w:pPr>
+      <w:r>
+        <w:t xml:space="preserve">The acceptance basis has to be stated before the analysis, because this step has no</w:t>
+      </w:r>
+      <w:r>
+        <w:t xml:space="preserve"> </w:t>
+      </w:r>
+      <w:r>
+        <w:t xml:space="preserve">specification of its own. No drug substance specification applies directly to the clarified</w:t>
+      </w:r>
+      <w:r>
+        <w:t xml:space="preserve"> </w:t>
+      </w:r>
+      <w:r>
+        <w:t xml:space="preserve">harvest. For a step that carries a viral clearance attribute the step level requirement</w:t>
+      </w:r>
+      <w:r>
+        <w:t xml:space="preserve"> </w:t>
+      </w:r>
+      <w:r>
+        <w:t xml:space="preserve">would be back-calculated from the cumulative requirement less the clearance credited to the</w:t>
+      </w:r>
+      <w:r>
+        <w:t xml:space="preserve"> </w:t>
+      </w:r>
+      <w:r>
+        <w:t xml:space="preserve">other steps, and no clearance is credited to harvest, so that route does not apply here.</w:t>
+      </w:r>
+      <w:r>
+        <w:t xml:space="preserve"> </w:t>
+      </w:r>
+      <w:r>
+        <w:t xml:space="preserve">The basis is the set of criteria in §7. Those criteria are the recovery floor, the turbidity</w:t>
+      </w:r>
+      <w:r>
+        <w:t xml:space="preserve"> </w:t>
+      </w:r>
+      <w:r>
+        <w:t xml:space="preserve">limit on the clarified pool, the bound on how far host cell protein and residual DNA may</w:t>
+      </w:r>
+      <w:r>
+        <w:t xml:space="preserve"> </w:t>
+      </w:r>
+      <w:r>
+        <w:t xml:space="preserve">rise across the step, and the requirement that aggregate pass through unchanged. Which of</w:t>
+      </w:r>
+      <w:r>
+        <w:t xml:space="preserve"> </w:t>
+      </w:r>
+      <w:r>
+        <w:t xml:space="preserve">them applies to a given series is stated there.</w:t>
+      </w:r>
+    </w:p>
+    <w:p>
+      <w:pPr>
+        <w:pStyle w:val="BodyText"/>
+      </w:pPr>
+      <w:r>
+        <w:t xml:space="preserve">Two analyses will be run for each parameter. The first is the univariate series itself, in</w:t>
+      </w:r>
+      <w:r>
+        <w:t xml:space="preserve"> </w:t>
+      </w:r>
+      <w:r>
+        <w:t xml:space="preserve">which the other parameters that can be set are held at their set-points and the parameter</w:t>
+      </w:r>
+      <w:r>
+        <w:t xml:space="preserve"> </w:t>
+      </w:r>
+      <w:r>
+        <w:t xml:space="preserve">of interest is scanned across its characterization range. The second is the confirmation</w:t>
+      </w:r>
+      <w:r>
+        <w:t xml:space="preserve"> </w:t>
+      </w:r>
+      <w:r>
+        <w:t xml:space="preserve">set described in §6.2, in which the other parameters sit at the least favorable corner of</w:t>
+      </w:r>
+      <w:r>
+        <w:t xml:space="preserve"> </w:t>
+      </w:r>
+      <w:r>
+        <w:t xml:space="preserve">their normal operating ranges. The second analysis is executed and not simulated. At the steps</w:t>
+      </w:r>
+      <w:r>
+        <w:t xml:space="preserve"> </w:t>
+      </w:r>
+      <w:r>
+        <w:t xml:space="preserve">that carry a designed experiment, the equivalent analysis propagates the normal operating</w:t>
+      </w:r>
+      <w:r>
+        <w:t xml:space="preserve"> </w:t>
+      </w:r>
+      <w:r>
+        <w:t xml:space="preserve">ranges through a fitted response-surface model by Monte Carlo simulation, but no such model</w:t>
+      </w:r>
+      <w:r>
+        <w:t xml:space="preserve"> </w:t>
+      </w:r>
+      <w:r>
+        <w:t xml:space="preserve">exists at this step, so the corner is executed as a set of runs instead.</w:t>
+      </w:r>
+    </w:p>
+    <w:p>
+      <w:pPr>
+        <w:pStyle w:val="BodyText"/>
+      </w:pPr>
+      <w:r>
+        <w:t xml:space="preserve">The decision rule is the one given in §7. A proven acceptable range is the contiguous span</w:t>
+      </w:r>
+      <w:r>
+        <w:t xml:space="preserve"> </w:t>
+      </w:r>
+      <w:r>
+        <w:t xml:space="preserve">containing the set-point over which every criterion that applies to the parameter is met</w:t>
+      </w:r>
+      <w:r>
+        <w:t xml:space="preserve"> </w:t>
+      </w:r>
+      <w:r>
+        <w:t xml:space="preserve">under both analyses. Where the two analyses give the same span, the parameter is robust to</w:t>
+      </w:r>
+      <w:r>
+        <w:t xml:space="preserve"> </w:t>
+      </w:r>
+      <w:r>
+        <w:t xml:space="preserve">the others moving</w:t>
+      </w:r>
+      <w:r>
+        <w:t xml:space="preserve"> </w:t>
+      </w:r>
+      <w:r>
+        <w:t xml:space="preserve">anywhere inside their normal operating ranges, and PCR-004 will report it in those terms.</w:t>
+      </w:r>
+      <w:r>
+        <w:t xml:space="preserve"> </w:t>
+      </w:r>
+      <w:r>
+        <w:t xml:space="preserve">Where the confirmation runs narrow the span, the narrower span is the proven acceptable</w:t>
+      </w:r>
+      <w:r>
+        <w:t xml:space="preserve"> </w:t>
+      </w:r>
+      <w:r>
+        <w:t xml:space="preserve">range, and the report will name the criterion that binds it and the margin that remains at</w:t>
+      </w:r>
+      <w:r>
+        <w:t xml:space="preserve"> </w:t>
+      </w:r>
+      <w:r>
+        <w:t xml:space="preserve">the set-point.</w:t>
+      </w:r>
+    </w:p>
+    <w:p>
+      <w:pPr>
+        <w:pStyle w:val="BodyText"/>
+      </w:pPr>
+      <w:r>
+        <w:t xml:space="preserve">Each proven acceptable range will be reported with a plot of the governing response against</w:t>
+      </w:r>
+      <w:r>
+        <w:t xml:space="preserve"> </w:t>
+      </w:r>
+      <w:r>
+        <w:t xml:space="preserve">the parameter, with the acceptance limit drawn, the acceptable region shaded green, and the</w:t>
+      </w:r>
+      <w:r>
+        <w:t xml:space="preserve"> </w:t>
+      </w:r>
+      <w:r>
+        <w:t xml:space="preserve">set-point and the normal operating range marked on the parameter axis.</w:t>
+      </w:r>
+    </w:p>
+    <w:p>
+      <w:pPr>
+        <w:pStyle w:val="BodyText"/>
+      </w:pPr>
+      <w:r>
+        <w:t xml:space="preserve">This step has no multivariate design space, because none was studied and none is claimed.</w:t>
+      </w:r>
+      <w:r>
+        <w:t xml:space="preserve"> </w:t>
+      </w:r>
+      <w:r>
+        <w:t xml:space="preserve">The operating region for harvest is the intersection of the proven acceptable ranges, which</w:t>
+      </w:r>
+      <w:r>
+        <w:t xml:space="preserve"> </w:t>
+      </w:r>
+      <w:r>
+        <w:t xml:space="preserve">is a univariate</w:t>
+      </w:r>
+      <w:r>
+        <w:t xml:space="preserve"> </w:t>
+      </w:r>
+      <w:r>
+        <w:t xml:space="preserve">construction and not the multivariate region ICH Q8 describes</w:t>
+      </w:r>
+      <w:r>
+        <w:t xml:space="preserve"> </w:t>
+      </w:r>
+      <w:r>
+        <w:t xml:space="preserve">(International Council for Harmonisation 2009)</w:t>
+      </w:r>
+      <w:r>
+        <w:t xml:space="preserve">. Every range will be</w:t>
+      </w:r>
+      <w:r>
+        <w:t xml:space="preserve"> </w:t>
+      </w:r>
+      <w:r>
+        <w:t xml:space="preserve">bounded by the characterization range that produced it and by the scale-down model that</w:t>
+      </w:r>
+      <w:r>
+        <w:t xml:space="preserve"> </w:t>
+      </w:r>
+      <w:r>
+        <w:t xml:space="preserve">produced the data. A setting outside a characterization range lies outside the knowledge</w:t>
+      </w:r>
+      <w:r>
+        <w:t xml:space="preserve"> </w:t>
+      </w:r>
+      <w:r>
+        <w:t xml:space="preserve">space and is not covered by this study.</w:t>
+      </w:r>
+    </w:p>
+    <w:bookmarkEnd w:id="34"/>
+    <w:bookmarkStart w:id="35" w:name="data-management-and-integrity"/>
+    <w:p>
+      <w:pPr>
+        <w:pStyle w:val="Heading1"/>
+      </w:pPr>
+      <w:r>
+        <w:t xml:space="preserve">9. Data management and integrity</w:t>
+      </w:r>
+    </w:p>
+    <w:p>
+      <w:pPr>
+        <w:pStyle w:val="FirstParagraph"/>
+      </w:pPr>
+      <w:r>
+        <w:t xml:space="preserve">Study data will be recorded and retained under the ALCOA+ principles, so that every result</w:t>
+      </w:r>
+      <w:r>
+        <w:t xml:space="preserve"> </w:t>
+      </w:r>
+      <w:r>
+        <w:t xml:space="preserve">is attributable, legible, contemporaneous, original, accurate, complete, consistent,</w:t>
+      </w:r>
+      <w:r>
+        <w:t xml:space="preserve"> </w:t>
+      </w:r>
+      <w:r>
+        <w:t xml:space="preserve">enduring and available. Raw analytical data are captured in the validated laboratory</w:t>
+      </w:r>
+      <w:r>
+        <w:t xml:space="preserve"> </w:t>
+      </w:r>
+      <w:r>
+        <w:t xml:space="preserve">information system, and process data are captured in the electronic batch record for each</w:t>
+      </w:r>
+      <w:r>
+        <w:t xml:space="preserve"> </w:t>
+      </w:r>
+      <w:r>
+        <w:t xml:space="preserve">run.</w:t>
+      </w:r>
+    </w:p>
+    <w:p>
+      <w:pPr>
+        <w:pStyle w:val="BodyText"/>
+      </w:pPr>
+      <w:r>
+        <w:t xml:space="preserve">Calculated results, including step recovery and every regression, are produced by a version</w:t>
+      </w:r>
+      <w:r>
+        <w:t xml:space="preserve"> </w:t>
+      </w:r>
+      <w:r>
+        <w:t xml:space="preserve">controlled analysis script and are traceable to the raw data that fed them. Entries are</w:t>
+      </w:r>
+      <w:r>
+        <w:t xml:space="preserve"> </w:t>
+      </w:r>
+      <w:r>
+        <w:t xml:space="preserve">reviewed by a second person before a data set is closed. Corrections are made so that the</w:t>
+      </w:r>
+      <w:r>
+        <w:t xml:space="preserve"> </w:t>
+      </w:r>
+      <w:r>
+        <w:t xml:space="preserve">original entry stays readable, with the reason and the date recorded against it. Access</w:t>
+      </w:r>
+      <w:r>
+        <w:t xml:space="preserve"> </w:t>
+      </w:r>
+      <w:r>
+        <w:t xml:space="preserve">rights and audit trails are managed under the site quality system</w:t>
+      </w:r>
+      <w:r>
+        <w:t xml:space="preserve"> </w:t>
+      </w:r>
+      <w:r>
+        <w:t xml:space="preserve">(International Council for Harmonisation 2008)</w:t>
+      </w:r>
+      <w:r>
+        <w:t xml:space="preserve">.</w:t>
+      </w:r>
+    </w:p>
+    <w:bookmarkEnd w:id="35"/>
+    <w:bookmarkStart w:id="36" w:name="roles-and-responsibilities"/>
+    <w:p>
+      <w:pPr>
+        <w:pStyle w:val="Heading1"/>
+      </w:pPr>
+      <w:r>
+        <w:t xml:space="preserve">10. Roles and responsibilities</w:t>
+      </w:r>
+    </w:p>
+    <w:p>
+      <w:pPr>
+        <w:pStyle w:val="FirstParagraph"/>
+      </w:pPr>
+      <w:r>
+        <w:t xml:space="preserve">Process Development owns this plan, executes the studies and writes PCR-004. Analytical</w:t>
+      </w:r>
+      <w:r>
+        <w:t xml:space="preserve"> </w:t>
+      </w:r>
+      <w:r>
+        <w:t xml:space="preserve">Development runs the validated methods, releases the results and owns the method</w:t>
+      </w:r>
+      <w:r>
+        <w:t xml:space="preserve"> </w:t>
+      </w:r>
+      <w:r>
+        <w:t xml:space="preserve">performance figures quoted in §5.3. Manufacturing Science reviews the scale-down model and</w:t>
+      </w:r>
+      <w:r>
+        <w:t xml:space="preserve"> </w:t>
+      </w:r>
+      <w:r>
+        <w:t xml:space="preserve">the operating conditions for commercial equivalence, and it owns the interface to the</w:t>
+      </w:r>
+      <w:r>
+        <w:t xml:space="preserve"> </w:t>
+      </w:r>
+      <w:r>
+        <w:t xml:space="preserve">receiving site. Statistics reviews the design and the analysis, including the decision on</w:t>
+      </w:r>
+      <w:r>
+        <w:t xml:space="preserve"> </w:t>
+      </w:r>
+      <w:r>
+        <w:t xml:space="preserve">whether a quadratic term is warranted. Quality Assurance approves this plan and the report.</w:t>
+      </w:r>
+    </w:p>
+    <w:p>
+      <w:pPr>
+        <w:pStyle w:val="BodyText"/>
+      </w:pPr>
+      <w:r>
+        <w:t xml:space="preserve">Any departure from this plan during execution is recorded at the time, assessed for impact</w:t>
+      </w:r>
+      <w:r>
+        <w:t xml:space="preserve"> </w:t>
+      </w:r>
+      <w:r>
+        <w:t xml:space="preserve">by Process Development and Quality Assurance, and reported in PCR-004. A departure that</w:t>
+      </w:r>
+      <w:r>
+        <w:t xml:space="preserve"> </w:t>
+      </w:r>
+      <w:r>
+        <w:t xml:space="preserve">invalidates a run requires that run to be repeated before the series is analysed.</w:t>
+      </w:r>
+    </w:p>
+    <w:bookmarkEnd w:id="36"/>
+    <w:bookmarkStart w:id="37" w:name="deliverables-and-schedule"/>
+    <w:p>
+      <w:pPr>
+        <w:pStyle w:val="Heading1"/>
+      </w:pPr>
+      <w:r>
+        <w:t xml:space="preserve">11. Deliverables and schedule</w:t>
+      </w:r>
+    </w:p>
+    <w:p>
+      <w:pPr>
+        <w:pStyle w:val="FirstParagraph"/>
+      </w:pPr>
+      <w:r>
+        <w:t xml:space="preserve">The deliverable of this plan is PCR-004, the characterization report for the step. It will</w:t>
+      </w:r>
+      <w:r>
+        <w:t xml:space="preserve"> </w:t>
+      </w:r>
+      <w:r>
+        <w:t xml:space="preserve">present the executed design, the univariate results, the proven acceptable ranges, the</w:t>
+      </w:r>
+      <w:r>
+        <w:t xml:space="preserve"> </w:t>
+      </w:r>
+      <w:r>
+        <w:t xml:space="preserve">parameter classifications, the contribution of the step to the control strategy and any</w:t>
+      </w:r>
+      <w:r>
+        <w:t xml:space="preserve"> </w:t>
+      </w:r>
+      <w:r>
+        <w:t xml:space="preserve">deviations recorded during execution. PCR-004 rolls up into PCMR-001, which consolidates</w:t>
+      </w:r>
+      <w:r>
+        <w:t xml:space="preserve"> </w:t>
+      </w:r>
+      <w:r>
+        <w:t xml:space="preserve">the campaign.</w:t>
+      </w:r>
+    </w:p>
+    <w:p>
+      <w:pPr>
+        <w:pStyle w:val="BodyText"/>
+      </w:pPr>
+      <w:r>
+        <w:t xml:space="preserve">The work runs in four phases, and no phase starts before the previous one is closed.</w:t>
+      </w:r>
+      <w:r>
+        <w:t xml:space="preserve"> </w:t>
+      </w:r>
+      <w:r>
+        <w:t xml:space="preserve">Scale-down model qualification comes first, and the univariate series follow. The</w:t>
+      </w:r>
+      <w:r>
+        <w:t xml:space="preserve"> </w:t>
+      </w:r>
+      <w:r>
+        <w:t xml:space="preserve">confirmation runs come after the series, because the corner they use is chosen from the</w:t>
+      </w:r>
+      <w:r>
+        <w:t xml:space="preserve"> </w:t>
+      </w:r>
+      <w:r>
+        <w:t xml:space="preserve">series results. Analysis and reporting close the study. No calendar dates are fixed in this</w:t>
+      </w:r>
+      <w:r>
+        <w:t xml:space="preserve"> </w:t>
+      </w:r>
+      <w:r>
+        <w:t xml:space="preserve">plan, and the schedule is held in the campaign plan (PCMP-001) and in the transfer plan</w:t>
+      </w:r>
+      <w:r>
+        <w:t xml:space="preserve"> </w:t>
+      </w:r>
+      <w:r>
+        <w:t xml:space="preserve">(PTP-001).</w:t>
+      </w:r>
+    </w:p>
+    <w:bookmarkEnd w:id="37"/>
+    <w:bookmarkStart w:id="38" w:name="risks-and-assumptions"/>
+    <w:p>
+      <w:pPr>
+        <w:pStyle w:val="Heading1"/>
+      </w:pPr>
+      <w:r>
+        <w:t xml:space="preserve">12. Risks and assumptions</w:t>
+      </w:r>
+    </w:p>
+    <w:p>
+      <w:pPr>
+        <w:pStyle w:val="FirstParagraph"/>
+      </w:pPr>
+      <w:r>
+        <w:t xml:space="preserve">Three risks could affect the conclusions of this study, and each has a defined mitigation.</w:t>
+      </w:r>
+    </w:p>
+    <w:p>
+      <w:pPr>
+        <w:pStyle w:val="BodyText"/>
+      </w:pPr>
+      <w:r>
+        <w:t xml:space="preserve">The first is the representativeness of the scale-down model for shear. The bench device</w:t>
+      </w:r>
+      <w:r>
+        <w:t xml:space="preserve"> </w:t>
+      </w:r>
+      <w:r>
+        <w:t xml:space="preserve">reproduces the energy dissipation rate of the commercial feed zone, but it does not</w:t>
+      </w:r>
+      <w:r>
+        <w:t xml:space="preserve"> </w:t>
+      </w:r>
+      <w:r>
+        <w:t xml:space="preserve">reproduce the residence time distribution of a commercial disk-stack bowl, so the exposure</w:t>
+      </w:r>
+      <w:r>
+        <w:t xml:space="preserve"> </w:t>
+      </w:r>
+      <w:r>
+        <w:t xml:space="preserve">of any given cell to that dissipation rate is not identical at the two scales.</w:t>
+      </w:r>
+      <w:r>
+        <w:t xml:space="preserve"> </w:t>
+      </w:r>
+      <w:r>
+        <w:t xml:space="preserve">Qualification against commercial scale data for host cell protein and residual DNA is the</w:t>
+      </w:r>
+      <w:r>
+        <w:t xml:space="preserve"> </w:t>
+      </w:r>
+      <w:r>
+        <w:t xml:space="preserve">control on this, because both respond to cell lysis. If the model overstates lysis the</w:t>
+      </w:r>
+      <w:r>
+        <w:t xml:space="preserve"> </w:t>
+      </w:r>
+      <w:r>
+        <w:t xml:space="preserve">proven acceptable ranges will be conservative, and if it understates lysis the confirmation</w:t>
+      </w:r>
+      <w:r>
+        <w:t xml:space="preserve"> </w:t>
+      </w:r>
+      <w:r>
+        <w:t xml:space="preserve">at commercial scale in Stage 2 will find it.</w:t>
+      </w:r>
+    </w:p>
+    <w:p>
+      <w:pPr>
+        <w:pStyle w:val="BodyText"/>
+      </w:pPr>
+      <w:r>
+        <w:t xml:space="preserve">The second is variation in the harvested broth between series. Cell density and viability</w:t>
+      </w:r>
+      <w:r>
+        <w:t xml:space="preserve"> </w:t>
+      </w:r>
+      <w:r>
+        <w:t xml:space="preserve">at harvest vary from batch to batch, and both change the solids load the step has to</w:t>
+      </w:r>
+      <w:r>
+        <w:t xml:space="preserve"> </w:t>
+      </w:r>
+      <w:r>
+        <w:t xml:space="preserve">handle. Each series will use a single broth lot, and the set-point run in each series gives</w:t>
+      </w:r>
+      <w:r>
+        <w:t xml:space="preserve"> </w:t>
+      </w:r>
+      <w:r>
+        <w:t xml:space="preserve">a direct comparison between lots. If a set-point run departs from the mean of the set-point</w:t>
+      </w:r>
+      <w:r>
+        <w:t xml:space="preserve"> </w:t>
+      </w:r>
+      <w:r>
+        <w:t xml:space="preserve">runs by more than the tolerance given in §7, the affected series will be repeated.</w:t>
+      </w:r>
+    </w:p>
+    <w:p>
+      <w:pPr>
+        <w:pStyle w:val="BodyText"/>
+      </w:pPr>
+      <w:r>
+        <w:t xml:space="preserve">The third is variation in the depth filter media. Media capacity varies between lots, and</w:t>
+      </w:r>
+      <w:r>
+        <w:t xml:space="preserve"> </w:t>
+      </w:r>
+      <w:r>
+        <w:t xml:space="preserve">the depth filter load series is the series most exposed to it. A single media lot family</w:t>
+      </w:r>
+      <w:r>
+        <w:t xml:space="preserve"> </w:t>
+      </w:r>
+      <w:r>
+        <w:t xml:space="preserve">will be used across the study, and the lot will be recorded for every run. A media lot</w:t>
+      </w:r>
+      <w:r>
+        <w:t xml:space="preserve"> </w:t>
+      </w:r>
+      <w:r>
+        <w:t xml:space="preserve">change during the study is a deviation and will be assessed before results are pooled.</w:t>
+      </w:r>
+    </w:p>
+    <w:p>
+      <w:pPr>
+        <w:pStyle w:val="BodyText"/>
+      </w:pPr>
+      <w:r>
+        <w:t xml:space="preserve">Two assumptions underlie the design. The first is that platform experience with X-Mab,</w:t>
+      </w:r>
+      <w:r>
+        <w:t xml:space="preserve"> </w:t>
+      </w:r>
+      <w:r>
+        <w:t xml:space="preserve">Y-Mab and Z-Mab transfers to A-Mab at this step. The mechanism supports that assumption,</w:t>
+      </w:r>
+      <w:r>
+        <w:t xml:space="preserve"> </w:t>
+      </w:r>
+      <w:r>
+        <w:t xml:space="preserve">since primary recovery separates cells from broth and does not act on the antibody itself.</w:t>
+      </w:r>
+      <w:r>
+        <w:t xml:space="preserve"> </w:t>
+      </w:r>
+      <w:r>
+        <w:t xml:space="preserve">The second assumption is that the parameters act independently across their</w:t>
+      </w:r>
+      <w:r>
+        <w:t xml:space="preserve"> </w:t>
+      </w:r>
+      <w:r>
+        <w:t xml:space="preserve">characterization ranges. The confirmation runs described in §6.2 test it directly. If a</w:t>
+      </w:r>
+      <w:r>
+        <w:t xml:space="preserve"> </w:t>
+      </w:r>
+      <w:r>
+        <w:t xml:space="preserve">confirmation run differs from the univariate result by more than the precision of the</w:t>
+      </w:r>
+      <w:r>
+        <w:t xml:space="preserve"> </w:t>
+      </w:r>
+      <w:r>
+        <w:t xml:space="preserve">method that measured it, the assumption fails, and a multivariate study of the affected</w:t>
+      </w:r>
+      <w:r>
+        <w:t xml:space="preserve"> </w:t>
+      </w:r>
+      <w:r>
+        <w:t xml:space="preserve">pair will be raised through PCMP-001 before any range is proposed.</w:t>
+      </w:r>
+    </w:p>
+    <w:bookmarkEnd w:id="38"/>
+    <w:bookmarkStart w:id="39" w:name="approvals-1"/>
+    <w:p>
+      <w:pPr>
+        <w:pStyle w:val="Heading1"/>
+      </w:pPr>
+      <w:r>
+        <w:t xml:space="preserve">13. Approvals</w:t>
+      </w:r>
+    </w:p>
+    <w:p>
+      <w:pPr>
+        <w:pStyle w:val="FirstParagraph"/>
+      </w:pPr>
+      <w:r>
+        <w:t xml:space="preserve">This plan takes effect once it has been approved by the functions listed in</w:t>
+      </w:r>
+      <w:r>
+        <w:t xml:space="preserve"> </w:t>
+      </w:r>
+      <w:hyperlink w:anchor="tbl-appr">
         <w:r>
           <w:rPr>
             <w:rStyle w:val="Hyperlink"/>
           </w:rPr>
-          <w:t xml:space="preserve">Table 6</w:t>
+          <w:t xml:space="preserve">Table 1</w:t>
         </w:r>
       </w:hyperlink>
       <w:r>
-        <w:t xml:space="preserve"> </w:t>
-      </w:r>
-      <w:r>
-        <w:t xml:space="preserve">because its range defines the feed</w:t>
-      </w:r>
-      <w:r>
-        <w:t xml:space="preserve"> </w:t>
-      </w:r>
-      <w:r>
-        <w:t xml:space="preserve">that the capture step has to accept, and because it is the in-process control that will</w:t>
-      </w:r>
-      <w:r>
-        <w:t xml:space="preserve"> </w:t>
-      </w:r>
-      <w:r>
-        <w:t xml:space="preserve">be applied in routine manufacture.</w:t>
-      </w:r>
-    </w:p>
-    <w:bookmarkEnd w:id="30"/>
-    <w:bookmarkStart w:id="32" w:name="univariate-assessment"/>
+        <w:t xml:space="preserve">.</w:t>
+      </w:r>
+      <w:r>
+        <w:t xml:space="preserve"> </w:t>
+      </w:r>
+      <w:r>
+        <w:t xml:space="preserve">Approval commits those functions to the design, the acceptance criteria and the decision</w:t>
+      </w:r>
+      <w:r>
+        <w:t xml:space="preserve"> </w:t>
+      </w:r>
+      <w:r>
+        <w:t xml:space="preserve">rules it contains. Any change after approval is made by revising this document and not by</w:t>
+      </w:r>
+      <w:r>
+        <w:t xml:space="preserve"> </w:t>
+      </w:r>
+      <w:r>
+        <w:t xml:space="preserve">agreement during execution.</w:t>
+      </w:r>
+    </w:p>
+    <w:bookmarkEnd w:id="39"/>
+    <w:bookmarkStart w:id="44" w:name="appendices"/>
+    <w:p>
+      <w:pPr>
+        <w:pStyle w:val="Heading1"/>
+      </w:pPr>
+      <w:r>
+        <w:t xml:space="preserve">14. Appendices</w:t>
+      </w:r>
+    </w:p>
+    <w:bookmarkStart w:id="41" w:name="Xecd042a97b9fa0f2dc6e2bfac45609f91a98afd"/>
     <w:p>
       <w:pPr>
         <w:pStyle w:val="Heading2"/>
       </w:pPr>
       <w:r>
-        <w:t xml:space="preserve">6.2 Univariate assessment</w:t>
+        <w:t xml:space="preserve">14.1 Appendix A — Planned univariate condition schedule</w:t>
       </w:r>
     </w:p>
     <w:p>
       <w:pPr>
         <w:pStyle w:val="FirstParagraph"/>
       </w:pPr>
-      <w:r>
-        <w:t xml:space="preserve">Each settable parameter will be studied at its low characterization edge, at its</w:t>
-      </w:r>
-      <w:r>
-        <w:t xml:space="preserve"> </w:t>
-      </w:r>
-      <w:r>
-        <w:t xml:space="preserve">set-point and at its high characterization edge, with the other settable parameter held</w:t>
-      </w:r>
-      <w:r>
-        <w:t xml:space="preserve"> </w:t>
-      </w:r>
-      <w:r>
-        <w:t xml:space="preserve">at its set-point, which gives 6 clarification conditions in all,</w:t>
-      </w:r>
-      <w:r>
-        <w:t xml:space="preserve"> </w:t>
-      </w:r>
-      <w:r>
-        <w:t xml:space="preserve">listed in</w:t>
-      </w:r>
-      <w:r>
-        <w:t xml:space="preserve"> </w:t>
-      </w:r>
-      <w:hyperlink w:anchor="tbl-cond">
+      <w:hyperlink w:anchor="tbl-schedule">
         <w:r>
           <w:rPr>
             <w:rStyle w:val="Hyperlink"/>
@@ -4264,19 +5793,34 @@
         </w:r>
       </w:hyperlink>
       <w:r>
-        <w:t xml:space="preserve">. Every condition will be run on both feed states. The set-point condition</w:t>
-      </w:r>
-      <w:r>
-        <w:t xml:space="preserve"> </w:t>
-      </w:r>
-      <w:r>
-        <w:t xml:space="preserve">will be run in triplicate on each feed state, and it is the reference for every</w:t>
-      </w:r>
-      <w:r>
-        <w:t xml:space="preserve"> </w:t>
-      </w:r>
-      <w:r>
-        <w:t xml:space="preserve">comparison.</w:t>
+        <w:t xml:space="preserve"> </w:t>
+      </w:r>
+      <w:r>
+        <w:t xml:space="preserve">gives the 14 runs of the univariate study, with the setting of</w:t>
+      </w:r>
+      <w:r>
+        <w:t xml:space="preserve"> </w:t>
+      </w:r>
+      <w:r>
+        <w:t xml:space="preserve">each of the 3 parameters in every run. The levels are those defined in</w:t>
+      </w:r>
+      <w:r>
+        <w:t xml:space="preserve"> </w:t>
+      </w:r>
+      <w:r>
+        <w:t xml:space="preserve">§6.2. No results appear here. Turbidity is a set target only in its own series, and in the</w:t>
+      </w:r>
+      <w:r>
+        <w:t xml:space="preserve"> </w:t>
+      </w:r>
+      <w:r>
+        <w:t xml:space="preserve">other two it is a measured response, which the table records instead of showing a</w:t>
+      </w:r>
+      <w:r>
+        <w:t xml:space="preserve"> </w:t>
+      </w:r>
+      <w:r>
+        <w:t xml:space="preserve">set-point that is not set.</w:t>
       </w:r>
     </w:p>
     <w:tbl>
@@ -4292,7 +5836,7 @@
       <w:tr>
         <w:tc>
           <w:tcPr/>
-          <w:bookmarkStart w:id="31" w:name="tbl-cond"/>
+          <w:bookmarkStart w:id="40" w:name="tbl-schedule"/>
           <w:p>
             <w:pPr>
               <w:jc w:val="center"/>
@@ -4303,7 +5847,7 @@
               <w:pStyle w:val="ImageCaption"/>
             </w:pPr>
             <w:r>
-              <w:t xml:space="preserve">Table 7: Planned univariate conditions. Each condition is run on both feed states; the set-point condition is run in triplicate.</w:t>
+              <w:t xml:space="preserve">Table 7: Planned univariate condition schedule (settings only; no results).</w:t>
             </w:r>
           </w:p>
           <w:tbl>
@@ -4314,12 +5858,12 @@
               <w:tblLook w:firstRow="1" w:lastRow="0" w:firstColumn="0" w:lastColumn="0" w:noHBand="0" w:noVBand="0" w:val="0020"/>
             </w:tblPr>
             <w:tblGrid>
-              <w:gridCol w:w="1742"/>
-              <w:gridCol w:w="633"/>
-              <w:gridCol w:w="950"/>
-              <w:gridCol w:w="1029"/>
-              <w:gridCol w:w="1029"/>
-              <w:gridCol w:w="2534"/>
+              <w:gridCol w:w="364"/>
+              <w:gridCol w:w="1563"/>
+              <w:gridCol w:w="1094"/>
+              <w:gridCol w:w="1458"/>
+              <w:gridCol w:w="1458"/>
+              <w:gridCol w:w="1980"/>
             </w:tblGrid>
             <w:tr>
               <w:trPr>
@@ -4330,37 +5874,37 @@
                 <w:p>
                   <w:pPr>
                     <w:pStyle w:val="Compact"/>
-                    <w:jc w:val="left"/>
-                    <w:jc w:val="center"/>
-                  </w:pPr>
-                  <w:r>
-                    <w:t xml:space="preserve">Parameter varied</w:t>
-                  </w:r>
-                </w:p>
-              </w:tc>
-              <w:tc>
-                <w:tcPr/>
-                <w:p>
-                  <w:pPr>
-                    <w:pStyle w:val="Compact"/>
-                    <w:jc w:val="left"/>
-                    <w:jc w:val="center"/>
-                  </w:pPr>
-                  <w:r>
-                    <w:t xml:space="preserve">Unit</w:t>
-                  </w:r>
-                </w:p>
-              </w:tc>
-              <w:tc>
-                <w:tcPr/>
-                <w:p>
-                  <w:pPr>
-                    <w:pStyle w:val="Compact"/>
                     <w:jc w:val="right"/>
                     <w:jc w:val="center"/>
                   </w:pPr>
                   <w:r>
-                    <w:t xml:space="preserve">Low edge</w:t>
+                    <w:t xml:space="preserve">Run</w:t>
+                  </w:r>
+                </w:p>
+              </w:tc>
+              <w:tc>
+                <w:tcPr/>
+                <w:p>
+                  <w:pPr>
+                    <w:pStyle w:val="Compact"/>
+                    <w:jc w:val="left"/>
+                    <w:jc w:val="center"/>
+                  </w:pPr>
+                  <w:r>
+                    <w:t xml:space="preserve">Series</w:t>
+                  </w:r>
+                </w:p>
+              </w:tc>
+              <w:tc>
+                <w:tcPr/>
+                <w:p>
+                  <w:pPr>
+                    <w:pStyle w:val="Compact"/>
+                    <w:jc w:val="left"/>
+                    <w:jc w:val="center"/>
+                  </w:pPr>
+                  <w:r>
+                    <w:t xml:space="preserve">Level</w:t>
                   </w:r>
                 </w:p>
               </w:tc>
@@ -4373,7 +5917,7 @@
                     <w:jc w:val="center"/>
                   </w:pPr>
                   <w:r>
-                    <w:t xml:space="preserve">Set-point</w:t>
+                    <w:t xml:space="preserve">Centrifugation (rcf) [g]</w:t>
                   </w:r>
                 </w:p>
               </w:tc>
@@ -4386,20 +5930,20 @@
                     <w:jc w:val="center"/>
                   </w:pPr>
                   <w:r>
-                    <w:t xml:space="preserve">High edge</w:t>
-                  </w:r>
-                </w:p>
-              </w:tc>
-              <w:tc>
-                <w:tcPr/>
-                <w:p>
-                  <w:pPr>
-                    <w:pStyle w:val="Compact"/>
-                    <w:jc w:val="left"/>
-                    <w:jc w:val="center"/>
-                  </w:pPr>
-                  <w:r>
-                    <w:t xml:space="preserve">Other parameter held at</w:t>
+                    <w:t xml:space="preserve">Depth filter load [L/m2]</w:t>
+                  </w:r>
+                </w:p>
+              </w:tc>
+              <w:tc>
+                <w:tcPr/>
+                <w:p>
+                  <w:pPr>
+                    <w:pStyle w:val="Compact"/>
+                    <w:jc w:val="left"/>
+                    <w:jc w:val="center"/>
+                  </w:pPr>
+                  <w:r>
+                    <w:t xml:space="preserve">Post-clarification turbidity [NTU]</w:t>
                   </w:r>
                 </w:p>
               </w:tc>
@@ -4410,6 +5954,19 @@
                 <w:p>
                   <w:pPr>
                     <w:pStyle w:val="Compact"/>
+                    <w:jc w:val="right"/>
+                    <w:jc w:val="center"/>
+                  </w:pPr>
+                  <w:r>
+                    <w:t xml:space="preserve">1</w:t>
+                  </w:r>
+                </w:p>
+              </w:tc>
+              <w:tc>
+                <w:tcPr/>
+                <w:p>
+                  <w:pPr>
+                    <w:pStyle w:val="Compact"/>
                     <w:jc w:val="left"/>
                     <w:jc w:val="center"/>
                   </w:pPr>
@@ -4427,7 +5984,7 @@
                     <w:jc w:val="center"/>
                   </w:pPr>
                   <w:r>
-                    <w:t xml:space="preserve">g</w:t>
+                    <w:t xml:space="preserve">Char. low</w:t>
                   </w:r>
                 </w:p>
               </w:tc>
@@ -4453,33 +6010,20 @@
                     <w:jc w:val="center"/>
                   </w:pPr>
                   <w:r>
-                    <w:t xml:space="preserve">9000</w:t>
-                  </w:r>
-                </w:p>
-              </w:tc>
-              <w:tc>
-                <w:tcPr/>
-                <w:p>
-                  <w:pPr>
-                    <w:pStyle w:val="Compact"/>
-                    <w:jc w:val="right"/>
-                    <w:jc w:val="center"/>
-                  </w:pPr>
-                  <w:r>
-                    <w:t xml:space="preserve">12000</w:t>
-                  </w:r>
-                </w:p>
-              </w:tc>
-              <w:tc>
-                <w:tcPr/>
-                <w:p>
-                  <w:pPr>
-                    <w:pStyle w:val="Compact"/>
-                    <w:jc w:val="left"/>
-                    <w:jc w:val="center"/>
-                  </w:pPr>
-                  <w:r>
-                    <w:t xml:space="preserve">Depth filter load at 120 L/m2</w:t>
+                    <w:t xml:space="preserve">120</w:t>
+                  </w:r>
+                </w:p>
+              </w:tc>
+              <w:tc>
+                <w:tcPr/>
+                <w:p>
+                  <w:pPr>
+                    <w:pStyle w:val="Compact"/>
+                    <w:jc w:val="left"/>
+                    <w:jc w:val="center"/>
+                  </w:pPr>
+                  <w:r>
+                    <w:t xml:space="preserve">measured</w:t>
                   </w:r>
                 </w:p>
               </w:tc>
@@ -4490,6 +6034,339 @@
                 <w:p>
                   <w:pPr>
                     <w:pStyle w:val="Compact"/>
+                    <w:jc w:val="right"/>
+                    <w:jc w:val="center"/>
+                  </w:pPr>
+                  <w:r>
+                    <w:t xml:space="preserve">2</w:t>
+                  </w:r>
+                </w:p>
+              </w:tc>
+              <w:tc>
+                <w:tcPr/>
+                <w:p>
+                  <w:pPr>
+                    <w:pStyle w:val="Compact"/>
+                    <w:jc w:val="left"/>
+                    <w:jc w:val="center"/>
+                  </w:pPr>
+                  <w:r>
+                    <w:t xml:space="preserve">Centrifugation (rcf)</w:t>
+                  </w:r>
+                </w:p>
+              </w:tc>
+              <w:tc>
+                <w:tcPr/>
+                <w:p>
+                  <w:pPr>
+                    <w:pStyle w:val="Compact"/>
+                    <w:jc w:val="left"/>
+                    <w:jc w:val="center"/>
+                  </w:pPr>
+                  <w:r>
+                    <w:t xml:space="preserve">NOR low</w:t>
+                  </w:r>
+                </w:p>
+              </w:tc>
+              <w:tc>
+                <w:tcPr/>
+                <w:p>
+                  <w:pPr>
+                    <w:pStyle w:val="Compact"/>
+                    <w:jc w:val="right"/>
+                    <w:jc w:val="center"/>
+                  </w:pPr>
+                  <w:r>
+                    <w:t xml:space="preserve">8000</w:t>
+                  </w:r>
+                </w:p>
+              </w:tc>
+              <w:tc>
+                <w:tcPr/>
+                <w:p>
+                  <w:pPr>
+                    <w:pStyle w:val="Compact"/>
+                    <w:jc w:val="right"/>
+                    <w:jc w:val="center"/>
+                  </w:pPr>
+                  <w:r>
+                    <w:t xml:space="preserve">120</w:t>
+                  </w:r>
+                </w:p>
+              </w:tc>
+              <w:tc>
+                <w:tcPr/>
+                <w:p>
+                  <w:pPr>
+                    <w:pStyle w:val="Compact"/>
+                    <w:jc w:val="left"/>
+                    <w:jc w:val="center"/>
+                  </w:pPr>
+                  <w:r>
+                    <w:t xml:space="preserve">measured</w:t>
+                  </w:r>
+                </w:p>
+              </w:tc>
+            </w:tr>
+            <w:tr>
+              <w:tc>
+                <w:tcPr/>
+                <w:p>
+                  <w:pPr>
+                    <w:pStyle w:val="Compact"/>
+                    <w:jc w:val="right"/>
+                    <w:jc w:val="center"/>
+                  </w:pPr>
+                  <w:r>
+                    <w:t xml:space="preserve">3</w:t>
+                  </w:r>
+                </w:p>
+              </w:tc>
+              <w:tc>
+                <w:tcPr/>
+                <w:p>
+                  <w:pPr>
+                    <w:pStyle w:val="Compact"/>
+                    <w:jc w:val="left"/>
+                    <w:jc w:val="center"/>
+                  </w:pPr>
+                  <w:r>
+                    <w:t xml:space="preserve">Centrifugation (rcf)</w:t>
+                  </w:r>
+                </w:p>
+              </w:tc>
+              <w:tc>
+                <w:tcPr/>
+                <w:p>
+                  <w:pPr>
+                    <w:pStyle w:val="Compact"/>
+                    <w:jc w:val="left"/>
+                    <w:jc w:val="center"/>
+                  </w:pPr>
+                  <w:r>
+                    <w:t xml:space="preserve">Set-point</w:t>
+                  </w:r>
+                </w:p>
+              </w:tc>
+              <w:tc>
+                <w:tcPr/>
+                <w:p>
+                  <w:pPr>
+                    <w:pStyle w:val="Compact"/>
+                    <w:jc w:val="right"/>
+                    <w:jc w:val="center"/>
+                  </w:pPr>
+                  <w:r>
+                    <w:t xml:space="preserve">9000</w:t>
+                  </w:r>
+                </w:p>
+              </w:tc>
+              <w:tc>
+                <w:tcPr/>
+                <w:p>
+                  <w:pPr>
+                    <w:pStyle w:val="Compact"/>
+                    <w:jc w:val="right"/>
+                    <w:jc w:val="center"/>
+                  </w:pPr>
+                  <w:r>
+                    <w:t xml:space="preserve">120</w:t>
+                  </w:r>
+                </w:p>
+              </w:tc>
+              <w:tc>
+                <w:tcPr/>
+                <w:p>
+                  <w:pPr>
+                    <w:pStyle w:val="Compact"/>
+                    <w:jc w:val="left"/>
+                    <w:jc w:val="center"/>
+                  </w:pPr>
+                  <w:r>
+                    <w:t xml:space="preserve">measured</w:t>
+                  </w:r>
+                </w:p>
+              </w:tc>
+            </w:tr>
+            <w:tr>
+              <w:tc>
+                <w:tcPr/>
+                <w:p>
+                  <w:pPr>
+                    <w:pStyle w:val="Compact"/>
+                    <w:jc w:val="right"/>
+                    <w:jc w:val="center"/>
+                  </w:pPr>
+                  <w:r>
+                    <w:t xml:space="preserve">4</w:t>
+                  </w:r>
+                </w:p>
+              </w:tc>
+              <w:tc>
+                <w:tcPr/>
+                <w:p>
+                  <w:pPr>
+                    <w:pStyle w:val="Compact"/>
+                    <w:jc w:val="left"/>
+                    <w:jc w:val="center"/>
+                  </w:pPr>
+                  <w:r>
+                    <w:t xml:space="preserve">Centrifugation (rcf)</w:t>
+                  </w:r>
+                </w:p>
+              </w:tc>
+              <w:tc>
+                <w:tcPr/>
+                <w:p>
+                  <w:pPr>
+                    <w:pStyle w:val="Compact"/>
+                    <w:jc w:val="left"/>
+                    <w:jc w:val="center"/>
+                  </w:pPr>
+                  <w:r>
+                    <w:t xml:space="preserve">NOR high</w:t>
+                  </w:r>
+                </w:p>
+              </w:tc>
+              <w:tc>
+                <w:tcPr/>
+                <w:p>
+                  <w:pPr>
+                    <w:pStyle w:val="Compact"/>
+                    <w:jc w:val="right"/>
+                    <w:jc w:val="center"/>
+                  </w:pPr>
+                  <w:r>
+                    <w:t xml:space="preserve">10000</w:t>
+                  </w:r>
+                </w:p>
+              </w:tc>
+              <w:tc>
+                <w:tcPr/>
+                <w:p>
+                  <w:pPr>
+                    <w:pStyle w:val="Compact"/>
+                    <w:jc w:val="right"/>
+                    <w:jc w:val="center"/>
+                  </w:pPr>
+                  <w:r>
+                    <w:t xml:space="preserve">120</w:t>
+                  </w:r>
+                </w:p>
+              </w:tc>
+              <w:tc>
+                <w:tcPr/>
+                <w:p>
+                  <w:pPr>
+                    <w:pStyle w:val="Compact"/>
+                    <w:jc w:val="left"/>
+                    <w:jc w:val="center"/>
+                  </w:pPr>
+                  <w:r>
+                    <w:t xml:space="preserve">measured</w:t>
+                  </w:r>
+                </w:p>
+              </w:tc>
+            </w:tr>
+            <w:tr>
+              <w:tc>
+                <w:tcPr/>
+                <w:p>
+                  <w:pPr>
+                    <w:pStyle w:val="Compact"/>
+                    <w:jc w:val="right"/>
+                    <w:jc w:val="center"/>
+                  </w:pPr>
+                  <w:r>
+                    <w:t xml:space="preserve">5</w:t>
+                  </w:r>
+                </w:p>
+              </w:tc>
+              <w:tc>
+                <w:tcPr/>
+                <w:p>
+                  <w:pPr>
+                    <w:pStyle w:val="Compact"/>
+                    <w:jc w:val="left"/>
+                    <w:jc w:val="center"/>
+                  </w:pPr>
+                  <w:r>
+                    <w:t xml:space="preserve">Centrifugation (rcf)</w:t>
+                  </w:r>
+                </w:p>
+              </w:tc>
+              <w:tc>
+                <w:tcPr/>
+                <w:p>
+                  <w:pPr>
+                    <w:pStyle w:val="Compact"/>
+                    <w:jc w:val="left"/>
+                    <w:jc w:val="center"/>
+                  </w:pPr>
+                  <w:r>
+                    <w:t xml:space="preserve">Char. high</w:t>
+                  </w:r>
+                </w:p>
+              </w:tc>
+              <w:tc>
+                <w:tcPr/>
+                <w:p>
+                  <w:pPr>
+                    <w:pStyle w:val="Compact"/>
+                    <w:jc w:val="right"/>
+                    <w:jc w:val="center"/>
+                  </w:pPr>
+                  <w:r>
+                    <w:t xml:space="preserve">12000</w:t>
+                  </w:r>
+                </w:p>
+              </w:tc>
+              <w:tc>
+                <w:tcPr/>
+                <w:p>
+                  <w:pPr>
+                    <w:pStyle w:val="Compact"/>
+                    <w:jc w:val="right"/>
+                    <w:jc w:val="center"/>
+                  </w:pPr>
+                  <w:r>
+                    <w:t xml:space="preserve">120</w:t>
+                  </w:r>
+                </w:p>
+              </w:tc>
+              <w:tc>
+                <w:tcPr/>
+                <w:p>
+                  <w:pPr>
+                    <w:pStyle w:val="Compact"/>
+                    <w:jc w:val="left"/>
+                    <w:jc w:val="center"/>
+                  </w:pPr>
+                  <w:r>
+                    <w:t xml:space="preserve">measured</w:t>
+                  </w:r>
+                </w:p>
+              </w:tc>
+            </w:tr>
+            <w:tr>
+              <w:tc>
+                <w:tcPr/>
+                <w:p>
+                  <w:pPr>
+                    <w:pStyle w:val="Compact"/>
+                    <w:jc w:val="right"/>
+                    <w:jc w:val="center"/>
+                  </w:pPr>
+                  <w:r>
+                    <w:t xml:space="preserve">6</w:t>
+                  </w:r>
+                </w:p>
+              </w:tc>
+              <w:tc>
+                <w:tcPr/>
+                <w:p>
+                  <w:pPr>
+                    <w:pStyle w:val="Compact"/>
                     <w:jc w:val="left"/>
                     <w:jc w:val="center"/>
                   </w:pPr>
@@ -4507,7 +6384,7 @@
                     <w:jc w:val="center"/>
                   </w:pPr>
                   <w:r>
-                    <w:t xml:space="preserve">L/m2</w:t>
+                    <w:t xml:space="preserve">Char. low</w:t>
                   </w:r>
                 </w:p>
               </w:tc>
@@ -4520,6 +6397,19 @@
                     <w:jc w:val="center"/>
                   </w:pPr>
                   <w:r>
+                    <w:t xml:space="preserve">9000</w:t>
+                  </w:r>
+                </w:p>
+              </w:tc>
+              <w:tc>
+                <w:tcPr/>
+                <w:p>
+                  <w:pPr>
+                    <w:pStyle w:val="Compact"/>
+                    <w:jc w:val="right"/>
+                    <w:jc w:val="center"/>
+                  </w:pPr>
+                  <w:r>
                     <w:t xml:space="preserve">80</w:t>
                   </w:r>
                 </w:p>
@@ -4529,10 +6419,157 @@
                 <w:p>
                   <w:pPr>
                     <w:pStyle w:val="Compact"/>
+                    <w:jc w:val="left"/>
+                    <w:jc w:val="center"/>
+                  </w:pPr>
+                  <w:r>
+                    <w:t xml:space="preserve">measured</w:t>
+                  </w:r>
+                </w:p>
+              </w:tc>
+            </w:tr>
+            <w:tr>
+              <w:tc>
+                <w:tcPr/>
+                <w:p>
+                  <w:pPr>
+                    <w:pStyle w:val="Compact"/>
                     <w:jc w:val="right"/>
                     <w:jc w:val="center"/>
                   </w:pPr>
                   <w:r>
+                    <w:t xml:space="preserve">7</w:t>
+                  </w:r>
+                </w:p>
+              </w:tc>
+              <w:tc>
+                <w:tcPr/>
+                <w:p>
+                  <w:pPr>
+                    <w:pStyle w:val="Compact"/>
+                    <w:jc w:val="left"/>
+                    <w:jc w:val="center"/>
+                  </w:pPr>
+                  <w:r>
+                    <w:t xml:space="preserve">Depth filter load</w:t>
+                  </w:r>
+                </w:p>
+              </w:tc>
+              <w:tc>
+                <w:tcPr/>
+                <w:p>
+                  <w:pPr>
+                    <w:pStyle w:val="Compact"/>
+                    <w:jc w:val="left"/>
+                    <w:jc w:val="center"/>
+                  </w:pPr>
+                  <w:r>
+                    <w:t xml:space="preserve">NOR low</w:t>
+                  </w:r>
+                </w:p>
+              </w:tc>
+              <w:tc>
+                <w:tcPr/>
+                <w:p>
+                  <w:pPr>
+                    <w:pStyle w:val="Compact"/>
+                    <w:jc w:val="right"/>
+                    <w:jc w:val="center"/>
+                  </w:pPr>
+                  <w:r>
+                    <w:t xml:space="preserve">9000</w:t>
+                  </w:r>
+                </w:p>
+              </w:tc>
+              <w:tc>
+                <w:tcPr/>
+                <w:p>
+                  <w:pPr>
+                    <w:pStyle w:val="Compact"/>
+                    <w:jc w:val="right"/>
+                    <w:jc w:val="center"/>
+                  </w:pPr>
+                  <w:r>
+                    <w:t xml:space="preserve">100</w:t>
+                  </w:r>
+                </w:p>
+              </w:tc>
+              <w:tc>
+                <w:tcPr/>
+                <w:p>
+                  <w:pPr>
+                    <w:pStyle w:val="Compact"/>
+                    <w:jc w:val="left"/>
+                    <w:jc w:val="center"/>
+                  </w:pPr>
+                  <w:r>
+                    <w:t xml:space="preserve">measured</w:t>
+                  </w:r>
+                </w:p>
+              </w:tc>
+            </w:tr>
+            <w:tr>
+              <w:tc>
+                <w:tcPr/>
+                <w:p>
+                  <w:pPr>
+                    <w:pStyle w:val="Compact"/>
+                    <w:jc w:val="right"/>
+                    <w:jc w:val="center"/>
+                  </w:pPr>
+                  <w:r>
+                    <w:t xml:space="preserve">8</w:t>
+                  </w:r>
+                </w:p>
+              </w:tc>
+              <w:tc>
+                <w:tcPr/>
+                <w:p>
+                  <w:pPr>
+                    <w:pStyle w:val="Compact"/>
+                    <w:jc w:val="left"/>
+                    <w:jc w:val="center"/>
+                  </w:pPr>
+                  <w:r>
+                    <w:t xml:space="preserve">Depth filter load</w:t>
+                  </w:r>
+                </w:p>
+              </w:tc>
+              <w:tc>
+                <w:tcPr/>
+                <w:p>
+                  <w:pPr>
+                    <w:pStyle w:val="Compact"/>
+                    <w:jc w:val="left"/>
+                    <w:jc w:val="center"/>
+                  </w:pPr>
+                  <w:r>
+                    <w:t xml:space="preserve">Set-point</w:t>
+                  </w:r>
+                </w:p>
+              </w:tc>
+              <w:tc>
+                <w:tcPr/>
+                <w:p>
+                  <w:pPr>
+                    <w:pStyle w:val="Compact"/>
+                    <w:jc w:val="right"/>
+                    <w:jc w:val="center"/>
+                  </w:pPr>
+                  <w:r>
+                    <w:t xml:space="preserve">9000</w:t>
+                  </w:r>
+                </w:p>
+              </w:tc>
+              <w:tc>
+                <w:tcPr/>
+                <w:p>
+                  <w:pPr>
+                    <w:pStyle w:val="Compact"/>
+                    <w:jc w:val="right"/>
+                    <w:jc w:val="center"/>
+                  </w:pPr>
+                  <w:r>
                     <w:t xml:space="preserve">120</w:t>
                   </w:r>
                 </w:p>
@@ -4542,10 +6579,157 @@
                 <w:p>
                   <w:pPr>
                     <w:pStyle w:val="Compact"/>
+                    <w:jc w:val="left"/>
+                    <w:jc w:val="center"/>
+                  </w:pPr>
+                  <w:r>
+                    <w:t xml:space="preserve">measured</w:t>
+                  </w:r>
+                </w:p>
+              </w:tc>
+            </w:tr>
+            <w:tr>
+              <w:tc>
+                <w:tcPr/>
+                <w:p>
+                  <w:pPr>
+                    <w:pStyle w:val="Compact"/>
                     <w:jc w:val="right"/>
                     <w:jc w:val="center"/>
                   </w:pPr>
                   <w:r>
+                    <w:t xml:space="preserve">9</w:t>
+                  </w:r>
+                </w:p>
+              </w:tc>
+              <w:tc>
+                <w:tcPr/>
+                <w:p>
+                  <w:pPr>
+                    <w:pStyle w:val="Compact"/>
+                    <w:jc w:val="left"/>
+                    <w:jc w:val="center"/>
+                  </w:pPr>
+                  <w:r>
+                    <w:t xml:space="preserve">Depth filter load</w:t>
+                  </w:r>
+                </w:p>
+              </w:tc>
+              <w:tc>
+                <w:tcPr/>
+                <w:p>
+                  <w:pPr>
+                    <w:pStyle w:val="Compact"/>
+                    <w:jc w:val="left"/>
+                    <w:jc w:val="center"/>
+                  </w:pPr>
+                  <w:r>
+                    <w:t xml:space="preserve">NOR high</w:t>
+                  </w:r>
+                </w:p>
+              </w:tc>
+              <w:tc>
+                <w:tcPr/>
+                <w:p>
+                  <w:pPr>
+                    <w:pStyle w:val="Compact"/>
+                    <w:jc w:val="right"/>
+                    <w:jc w:val="center"/>
+                  </w:pPr>
+                  <w:r>
+                    <w:t xml:space="preserve">9000</w:t>
+                  </w:r>
+                </w:p>
+              </w:tc>
+              <w:tc>
+                <w:tcPr/>
+                <w:p>
+                  <w:pPr>
+                    <w:pStyle w:val="Compact"/>
+                    <w:jc w:val="right"/>
+                    <w:jc w:val="center"/>
+                  </w:pPr>
+                  <w:r>
+                    <w:t xml:space="preserve">140</w:t>
+                  </w:r>
+                </w:p>
+              </w:tc>
+              <w:tc>
+                <w:tcPr/>
+                <w:p>
+                  <w:pPr>
+                    <w:pStyle w:val="Compact"/>
+                    <w:jc w:val="left"/>
+                    <w:jc w:val="center"/>
+                  </w:pPr>
+                  <w:r>
+                    <w:t xml:space="preserve">measured</w:t>
+                  </w:r>
+                </w:p>
+              </w:tc>
+            </w:tr>
+            <w:tr>
+              <w:tc>
+                <w:tcPr/>
+                <w:p>
+                  <w:pPr>
+                    <w:pStyle w:val="Compact"/>
+                    <w:jc w:val="right"/>
+                    <w:jc w:val="center"/>
+                  </w:pPr>
+                  <w:r>
+                    <w:t xml:space="preserve">10</w:t>
+                  </w:r>
+                </w:p>
+              </w:tc>
+              <w:tc>
+                <w:tcPr/>
+                <w:p>
+                  <w:pPr>
+                    <w:pStyle w:val="Compact"/>
+                    <w:jc w:val="left"/>
+                    <w:jc w:val="center"/>
+                  </w:pPr>
+                  <w:r>
+                    <w:t xml:space="preserve">Depth filter load</w:t>
+                  </w:r>
+                </w:p>
+              </w:tc>
+              <w:tc>
+                <w:tcPr/>
+                <w:p>
+                  <w:pPr>
+                    <w:pStyle w:val="Compact"/>
+                    <w:jc w:val="left"/>
+                    <w:jc w:val="center"/>
+                  </w:pPr>
+                  <w:r>
+                    <w:t xml:space="preserve">Char. high</w:t>
+                  </w:r>
+                </w:p>
+              </w:tc>
+              <w:tc>
+                <w:tcPr/>
+                <w:p>
+                  <w:pPr>
+                    <w:pStyle w:val="Compact"/>
+                    <w:jc w:val="right"/>
+                    <w:jc w:val="center"/>
+                  </w:pPr>
+                  <w:r>
+                    <w:t xml:space="preserve">9000</w:t>
+                  </w:r>
+                </w:p>
+              </w:tc>
+              <w:tc>
+                <w:tcPr/>
+                <w:p>
+                  <w:pPr>
+                    <w:pStyle w:val="Compact"/>
+                    <w:jc w:val="right"/>
+                    <w:jc w:val="center"/>
+                  </w:pPr>
+                  <w:r>
                     <w:t xml:space="preserve">160</w:t>
                   </w:r>
                 </w:p>
@@ -4559,103 +6743,352 @@
                     <w:jc w:val="center"/>
                   </w:pPr>
                   <w:r>
-                    <w:t xml:space="preserve">Centrifugation (rcf) at 9000 g</w:t>
+                    <w:t xml:space="preserve">measured</w:t>
+                  </w:r>
+                </w:p>
+              </w:tc>
+            </w:tr>
+            <w:tr>
+              <w:tc>
+                <w:tcPr/>
+                <w:p>
+                  <w:pPr>
+                    <w:pStyle w:val="Compact"/>
+                    <w:jc w:val="right"/>
+                    <w:jc w:val="center"/>
+                  </w:pPr>
+                  <w:r>
+                    <w:t xml:space="preserve">11</w:t>
+                  </w:r>
+                </w:p>
+              </w:tc>
+              <w:tc>
+                <w:tcPr/>
+                <w:p>
+                  <w:pPr>
+                    <w:pStyle w:val="Compact"/>
+                    <w:jc w:val="left"/>
+                    <w:jc w:val="center"/>
+                  </w:pPr>
+                  <w:r>
+                    <w:t xml:space="preserve">Post-clarification turbidity</w:t>
+                  </w:r>
+                </w:p>
+              </w:tc>
+              <w:tc>
+                <w:tcPr/>
+                <w:p>
+                  <w:pPr>
+                    <w:pStyle w:val="Compact"/>
+                    <w:jc w:val="left"/>
+                    <w:jc w:val="center"/>
+                  </w:pPr>
+                  <w:r>
+                    <w:t xml:space="preserve">Char. low / NOR low</w:t>
+                  </w:r>
+                </w:p>
+              </w:tc>
+              <w:tc>
+                <w:tcPr/>
+                <w:p>
+                  <w:pPr>
+                    <w:pStyle w:val="Compact"/>
+                    <w:jc w:val="right"/>
+                    <w:jc w:val="center"/>
+                  </w:pPr>
+                  <w:r>
+                    <w:t xml:space="preserve">9000</w:t>
+                  </w:r>
+                </w:p>
+              </w:tc>
+              <w:tc>
+                <w:tcPr/>
+                <w:p>
+                  <w:pPr>
+                    <w:pStyle w:val="Compact"/>
+                    <w:jc w:val="right"/>
+                    <w:jc w:val="center"/>
+                  </w:pPr>
+                  <w:r>
+                    <w:t xml:space="preserve">120</w:t>
+                  </w:r>
+                </w:p>
+              </w:tc>
+              <w:tc>
+                <w:tcPr/>
+                <w:p>
+                  <w:pPr>
+                    <w:pStyle w:val="Compact"/>
+                    <w:jc w:val="left"/>
+                    <w:jc w:val="center"/>
+                  </w:pPr>
+                  <w:r>
+                    <w:t xml:space="preserve">1</w:t>
+                  </w:r>
+                </w:p>
+              </w:tc>
+            </w:tr>
+            <w:tr>
+              <w:tc>
+                <w:tcPr/>
+                <w:p>
+                  <w:pPr>
+                    <w:pStyle w:val="Compact"/>
+                    <w:jc w:val="right"/>
+                    <w:jc w:val="center"/>
+                  </w:pPr>
+                  <w:r>
+                    <w:t xml:space="preserve">12</w:t>
+                  </w:r>
+                </w:p>
+              </w:tc>
+              <w:tc>
+                <w:tcPr/>
+                <w:p>
+                  <w:pPr>
+                    <w:pStyle w:val="Compact"/>
+                    <w:jc w:val="left"/>
+                    <w:jc w:val="center"/>
+                  </w:pPr>
+                  <w:r>
+                    <w:t xml:space="preserve">Post-clarification turbidity</w:t>
+                  </w:r>
+                </w:p>
+              </w:tc>
+              <w:tc>
+                <w:tcPr/>
+                <w:p>
+                  <w:pPr>
+                    <w:pStyle w:val="Compact"/>
+                    <w:jc w:val="left"/>
+                    <w:jc w:val="center"/>
+                  </w:pPr>
+                  <w:r>
+                    <w:t xml:space="preserve">Set-point</w:t>
+                  </w:r>
+                </w:p>
+              </w:tc>
+              <w:tc>
+                <w:tcPr/>
+                <w:p>
+                  <w:pPr>
+                    <w:pStyle w:val="Compact"/>
+                    <w:jc w:val="right"/>
+                    <w:jc w:val="center"/>
+                  </w:pPr>
+                  <w:r>
+                    <w:t xml:space="preserve">9000</w:t>
+                  </w:r>
+                </w:p>
+              </w:tc>
+              <w:tc>
+                <w:tcPr/>
+                <w:p>
+                  <w:pPr>
+                    <w:pStyle w:val="Compact"/>
+                    <w:jc w:val="right"/>
+                    <w:jc w:val="center"/>
+                  </w:pPr>
+                  <w:r>
+                    <w:t xml:space="preserve">120</w:t>
+                  </w:r>
+                </w:p>
+              </w:tc>
+              <w:tc>
+                <w:tcPr/>
+                <w:p>
+                  <w:pPr>
+                    <w:pStyle w:val="Compact"/>
+                    <w:jc w:val="left"/>
+                    <w:jc w:val="center"/>
+                  </w:pPr>
+                  <w:r>
+                    <w:t xml:space="preserve">5</w:t>
+                  </w:r>
+                </w:p>
+              </w:tc>
+            </w:tr>
+            <w:tr>
+              <w:tc>
+                <w:tcPr/>
+                <w:p>
+                  <w:pPr>
+                    <w:pStyle w:val="Compact"/>
+                    <w:jc w:val="right"/>
+                    <w:jc w:val="center"/>
+                  </w:pPr>
+                  <w:r>
+                    <w:t xml:space="preserve">13</w:t>
+                  </w:r>
+                </w:p>
+              </w:tc>
+              <w:tc>
+                <w:tcPr/>
+                <w:p>
+                  <w:pPr>
+                    <w:pStyle w:val="Compact"/>
+                    <w:jc w:val="left"/>
+                    <w:jc w:val="center"/>
+                  </w:pPr>
+                  <w:r>
+                    <w:t xml:space="preserve">Post-clarification turbidity</w:t>
+                  </w:r>
+                </w:p>
+              </w:tc>
+              <w:tc>
+                <w:tcPr/>
+                <w:p>
+                  <w:pPr>
+                    <w:pStyle w:val="Compact"/>
+                    <w:jc w:val="left"/>
+                    <w:jc w:val="center"/>
+                  </w:pPr>
+                  <w:r>
+                    <w:t xml:space="preserve">NOR high</w:t>
+                  </w:r>
+                </w:p>
+              </w:tc>
+              <w:tc>
+                <w:tcPr/>
+                <w:p>
+                  <w:pPr>
+                    <w:pStyle w:val="Compact"/>
+                    <w:jc w:val="right"/>
+                    <w:jc w:val="center"/>
+                  </w:pPr>
+                  <w:r>
+                    <w:t xml:space="preserve">9000</w:t>
+                  </w:r>
+                </w:p>
+              </w:tc>
+              <w:tc>
+                <w:tcPr/>
+                <w:p>
+                  <w:pPr>
+                    <w:pStyle w:val="Compact"/>
+                    <w:jc w:val="right"/>
+                    <w:jc w:val="center"/>
+                  </w:pPr>
+                  <w:r>
+                    <w:t xml:space="preserve">120</w:t>
+                  </w:r>
+                </w:p>
+              </w:tc>
+              <w:tc>
+                <w:tcPr/>
+                <w:p>
+                  <w:pPr>
+                    <w:pStyle w:val="Compact"/>
+                    <w:jc w:val="left"/>
+                    <w:jc w:val="center"/>
+                  </w:pPr>
+                  <w:r>
+                    <w:t xml:space="preserve">10</w:t>
+                  </w:r>
+                </w:p>
+              </w:tc>
+            </w:tr>
+            <w:tr>
+              <w:tc>
+                <w:tcPr/>
+                <w:p>
+                  <w:pPr>
+                    <w:pStyle w:val="Compact"/>
+                    <w:jc w:val="right"/>
+                    <w:jc w:val="center"/>
+                  </w:pPr>
+                  <w:r>
+                    <w:t xml:space="preserve">14</w:t>
+                  </w:r>
+                </w:p>
+              </w:tc>
+              <w:tc>
+                <w:tcPr/>
+                <w:p>
+                  <w:pPr>
+                    <w:pStyle w:val="Compact"/>
+                    <w:jc w:val="left"/>
+                    <w:jc w:val="center"/>
+                  </w:pPr>
+                  <w:r>
+                    <w:t xml:space="preserve">Post-clarification turbidity</w:t>
+                  </w:r>
+                </w:p>
+              </w:tc>
+              <w:tc>
+                <w:tcPr/>
+                <w:p>
+                  <w:pPr>
+                    <w:pStyle w:val="Compact"/>
+                    <w:jc w:val="left"/>
+                    <w:jc w:val="center"/>
+                  </w:pPr>
+                  <w:r>
+                    <w:t xml:space="preserve">Char. high</w:t>
+                  </w:r>
+                </w:p>
+              </w:tc>
+              <w:tc>
+                <w:tcPr/>
+                <w:p>
+                  <w:pPr>
+                    <w:pStyle w:val="Compact"/>
+                    <w:jc w:val="right"/>
+                    <w:jc w:val="center"/>
+                  </w:pPr>
+                  <w:r>
+                    <w:t xml:space="preserve">9000</w:t>
+                  </w:r>
+                </w:p>
+              </w:tc>
+              <w:tc>
+                <w:tcPr/>
+                <w:p>
+                  <w:pPr>
+                    <w:pStyle w:val="Compact"/>
+                    <w:jc w:val="right"/>
+                    <w:jc w:val="center"/>
+                  </w:pPr>
+                  <w:r>
+                    <w:t xml:space="preserve">120</w:t>
+                  </w:r>
+                </w:p>
+              </w:tc>
+              <w:tc>
+                <w:tcPr/>
+                <w:p>
+                  <w:pPr>
+                    <w:pStyle w:val="Compact"/>
+                    <w:jc w:val="left"/>
+                    <w:jc w:val="center"/>
+                  </w:pPr>
+                  <w:r>
+                    <w:t xml:space="preserve">20</w:t>
                   </w:r>
                 </w:p>
               </w:tc>
             </w:tr>
           </w:tbl>
-          <w:bookmarkEnd w:id="31"/>
+          <w:bookmarkEnd w:id="40"/>
           <w:p/>
         </w:tc>
       </w:tr>
     </w:tbl>
-    <w:p>
-      <w:pPr>
-        <w:pStyle w:val="BodyText"/>
-      </w:pPr>
-      <w:r>
-        <w:t xml:space="preserve">Two corners of the studied region are worst cases, for opposite reasons. The low</w:t>
-      </w:r>
-      <w:r>
-        <w:t xml:space="preserve"> </w:t>
-      </w:r>
-      <w:r>
-        <w:t xml:space="preserve">centrifugation and high filter load corner carries the largest solids burden into a</w:t>
-      </w:r>
-      <w:r>
-        <w:t xml:space="preserve"> </w:t>
-      </w:r>
-      <w:r>
-        <w:t xml:space="preserve">filter train that is already near the end of its capacity, and it is expected to give the</w:t>
-      </w:r>
-      <w:r>
-        <w:t xml:space="preserve"> </w:t>
-      </w:r>
-      <w:r>
-        <w:t xml:space="preserve">highest turbidity in the clarified harvest and the highest differential pressure across</w:t>
-      </w:r>
-      <w:r>
-        <w:t xml:space="preserve"> </w:t>
-      </w:r>
-      <w:r>
-        <w:t xml:space="preserve">the depth filters. The high centrifugation corner gives the clearest centrate but the</w:t>
-      </w:r>
-      <w:r>
-        <w:t xml:space="preserve"> </w:t>
-      </w:r>
-      <w:r>
-        <w:t xml:space="preserve">greatest shear, and it is the condition at which the lysis-derived HCP and DNA burden is</w:t>
-      </w:r>
-      <w:r>
-        <w:t xml:space="preserve"> </w:t>
-      </w:r>
-      <w:r>
-        <w:t xml:space="preserve">expected to be highest. Both corners will be run on the extended culture feed state.</w:t>
-      </w:r>
-    </w:p>
-    <w:p>
-      <w:pPr>
-        <w:pStyle w:val="BodyText"/>
-      </w:pPr>
-      <w:r>
-        <w:t xml:space="preserve">The turbidity range will be spanned by these conditions, and, where the conditions do not</w:t>
-      </w:r>
-      <w:r>
-        <w:t xml:space="preserve"> </w:t>
-      </w:r>
-      <w:r>
-        <w:t xml:space="preserve">reach the edges of the range, by blending clarified harvest to the required turbidity.</w:t>
-      </w:r>
-      <w:r>
-        <w:t xml:space="preserve"> </w:t>
-      </w:r>
-      <w:r>
-        <w:t xml:space="preserve">Material at the low, set-point and high end of the turbidity range will be retained for</w:t>
-      </w:r>
-      <w:r>
-        <w:t xml:space="preserve"> </w:t>
-      </w:r>
-      <w:r>
-        <w:t xml:space="preserve">the capture feed challenge described in PCP-005.</w:t>
-      </w:r>
-    </w:p>
-    <w:bookmarkEnd w:id="32"/>
-    <w:bookmarkEnd w:id="33"/>
-    <w:bookmarkStart w:id="35" w:name="acceptance-and-decision-criteria"/>
-    <w:p>
-      <w:pPr>
-        <w:pStyle w:val="Heading1"/>
-      </w:pPr>
-      <w:r>
-        <w:t xml:space="preserve">7. Acceptance and decision criteria</w:t>
+    <w:bookmarkEnd w:id="41"/>
+    <w:bookmarkStart w:id="43" w:name="appendix-b-analytical-methods-summary"/>
+    <w:p>
+      <w:pPr>
+        <w:pStyle w:val="Heading2"/>
+      </w:pPr>
+      <w:r>
+        <w:t xml:space="preserve">14.2 Appendix B — Analytical methods summary</w:t>
       </w:r>
     </w:p>
     <w:p>
       <w:pPr>
         <w:pStyle w:val="FirstParagraph"/>
       </w:pPr>
-      <w:hyperlink w:anchor="tbl-acc">
+      <w:hyperlink w:anchor="tbl-methods">
         <w:r>
           <w:rPr>
             <w:rStyle w:val="Hyperlink"/>
@@ -4667,25 +7100,39 @@
         <w:t xml:space="preserve"> </w:t>
       </w:r>
       <w:r>
-        <w:t xml:space="preserve">gives the criteria that each studied condition has to meet. Three of them are</w:t>
-      </w:r>
-      <w:r>
-        <w:t xml:space="preserve"> </w:t>
-      </w:r>
-      <w:r>
-        <w:t xml:space="preserve">process performance criteria (turbidity, recovery and filter train pressure). The other</w:t>
-      </w:r>
-      <w:r>
-        <w:t xml:space="preserve"> </w:t>
-      </w:r>
-      <w:r>
-        <w:t xml:space="preserve">two confirm that the step does not alter product quality and that the impurity burden</w:t>
-      </w:r>
-      <w:r>
-        <w:t xml:space="preserve"> </w:t>
-      </w:r>
-      <w:r>
-        <w:t xml:space="preserve">handed to capture is characterized.</w:t>
+        <w:t xml:space="preserve">summarizes the performance of the validated methods that carry the</w:t>
+      </w:r>
+      <w:r>
+        <w:t xml:space="preserve"> </w:t>
+      </w:r>
+      <w:r>
+        <w:t xml:space="preserve">quantitative decisions in this study, which are 2 of the</w:t>
+      </w:r>
+      <w:r>
+        <w:t xml:space="preserve"> </w:t>
+      </w:r>
+      <w:r>
+        <w:t xml:space="preserve">4 listed in</w:t>
+      </w:r>
+      <w:r>
+        <w:t xml:space="preserve"> </w:t>
+      </w:r>
+      <w:hyperlink w:anchor="tbl-sop">
+        <w:r>
+          <w:rPr>
+            <w:rStyle w:val="Hyperlink"/>
+          </w:rPr>
+          <w:t xml:space="preserve">Table 3</w:t>
+        </w:r>
+      </w:hyperlink>
+      <w:r>
+        <w:t xml:space="preserve">. Performance for the remaining methods is</w:t>
+      </w:r>
+      <w:r>
+        <w:t xml:space="preserve"> </w:t>
+      </w:r>
+      <w:r>
+        <w:t xml:space="preserve">held in their own validation reports.</w:t>
       </w:r>
     </w:p>
     <w:tbl>
@@ -4701,7 +7148,7 @@
       <w:tr>
         <w:tc>
           <w:tcPr/>
-          <w:bookmarkStart w:id="34" w:name="tbl-acc"/>
+          <w:bookmarkStart w:id="42" w:name="tbl-methods"/>
           <w:p>
             <w:pPr>
               <w:jc w:val="center"/>
@@ -4712,7 +7159,7 @@
               <w:pStyle w:val="ImageCaption"/>
             </w:pPr>
             <w:r>
-              <w:t xml:space="preserve">Table 8: Acceptance and decision criteria for a studied condition.</w:t>
+              <w:t xml:space="preserve">Table 8: Performance of the validated methods that carry the study’s quantitative decisions.</w:t>
             </w:r>
           </w:p>
           <w:tbl>
@@ -4723,9 +7170,12 @@
               <w:tblLook w:firstRow="1" w:lastRow="0" w:firstColumn="0" w:lastColumn="0" w:noHBand="0" w:noVBand="0" w:val="0020"/>
             </w:tblPr>
             <w:tblGrid>
-              <w:gridCol w:w="1326"/>
-              <w:gridCol w:w="1915"/>
-              <w:gridCol w:w="4678"/>
+              <w:gridCol w:w="800"/>
+              <w:gridCol w:w="2640"/>
+              <w:gridCol w:w="1680"/>
+              <w:gridCol w:w="560"/>
+              <w:gridCol w:w="960"/>
+              <w:gridCol w:w="1280"/>
             </w:tblGrid>
             <w:tr>
               <w:trPr>
@@ -4740,33 +7190,72 @@
                     <w:jc w:val="center"/>
                   </w:pPr>
                   <w:r>
-                    <w:t xml:space="preserve">Attribute or outcome</w:t>
-                  </w:r>
-                </w:p>
-              </w:tc>
-              <w:tc>
-                <w:tcPr/>
-                <w:p>
-                  <w:pPr>
-                    <w:pStyle w:val="Compact"/>
-                    <w:jc w:val="left"/>
-                    <w:jc w:val="center"/>
-                  </w:pPr>
-                  <w:r>
-                    <w:t xml:space="preserve">Method or basis</w:t>
-                  </w:r>
-                </w:p>
-              </w:tc>
-              <w:tc>
-                <w:tcPr/>
-                <w:p>
-                  <w:pPr>
-                    <w:pStyle w:val="Compact"/>
-                    <w:jc w:val="left"/>
-                    <w:jc w:val="center"/>
-                  </w:pPr>
-                  <w:r>
-                    <w:t xml:space="preserve">Criterion for a studied condition</w:t>
+                    <w:t xml:space="preserve">Method</w:t>
+                  </w:r>
+                </w:p>
+              </w:tc>
+              <w:tc>
+                <w:tcPr/>
+                <w:p>
+                  <w:pPr>
+                    <w:pStyle w:val="Compact"/>
+                    <w:jc w:val="left"/>
+                    <w:jc w:val="center"/>
+                  </w:pPr>
+                  <w:r>
+                    <w:t xml:space="preserve">Title</w:t>
+                  </w:r>
+                </w:p>
+              </w:tc>
+              <w:tc>
+                <w:tcPr/>
+                <w:p>
+                  <w:pPr>
+                    <w:pStyle w:val="Compact"/>
+                    <w:jc w:val="right"/>
+                    <w:jc w:val="center"/>
+                  </w:pPr>
+                  <w:r>
+                    <w:t xml:space="preserve">Precision (% RSD)</w:t>
+                  </w:r>
+                </w:p>
+              </w:tc>
+              <w:tc>
+                <w:tcPr/>
+                <w:p>
+                  <w:pPr>
+                    <w:pStyle w:val="Compact"/>
+                    <w:jc w:val="right"/>
+                    <w:jc w:val="center"/>
+                  </w:pPr>
+                  <w:r>
+                    <w:t xml:space="preserve">LOQ</w:t>
+                  </w:r>
+                </w:p>
+              </w:tc>
+              <w:tc>
+                <w:tcPr/>
+                <w:p>
+                  <w:pPr>
+                    <w:pStyle w:val="Compact"/>
+                    <w:jc w:val="left"/>
+                    <w:jc w:val="center"/>
+                  </w:pPr>
+                  <w:r>
+                    <w:t xml:space="preserve">LOQ unit</w:t>
+                  </w:r>
+                </w:p>
+              </w:tc>
+              <w:tc>
+                <w:tcPr/>
+                <w:p>
+                  <w:pPr>
+                    <w:pStyle w:val="Compact"/>
+                    <w:jc w:val="right"/>
+                    <w:jc w:val="center"/>
+                  </w:pPr>
+                  <w:r>
+                    <w:t xml:space="preserve">Accuracy (%)</w:t>
                   </w:r>
                 </w:p>
               </w:tc>
@@ -4781,33 +7270,72 @@
                     <w:jc w:val="center"/>
                   </w:pPr>
                   <w:r>
-                    <w:t xml:space="preserve">Post-clarification turbidity</w:t>
-                  </w:r>
-                </w:p>
-              </w:tc>
-              <w:tc>
-                <w:tcPr/>
-                <w:p>
-                  <w:pPr>
-                    <w:pStyle w:val="Compact"/>
-                    <w:jc w:val="left"/>
-                    <w:jc w:val="center"/>
-                  </w:pPr>
-                  <w:r>
-                    <w:t xml:space="preserve">Nephelometry (AMV-3015)</w:t>
-                  </w:r>
-                </w:p>
-              </w:tc>
-              <w:tc>
-                <w:tcPr/>
-                <w:p>
-                  <w:pPr>
-                    <w:pStyle w:val="Compact"/>
-                    <w:jc w:val="left"/>
-                    <w:jc w:val="center"/>
-                  </w:pPr>
-                  <w:r>
-                    <w:t xml:space="preserve">Within the normal operating range of 1 to 10 NTU at the set-point condition; reported without a limit at the other conditions</w:t>
+                    <w:t xml:space="preserve">AMV-3015</w:t>
+                  </w:r>
+                </w:p>
+              </w:tc>
+              <w:tc>
+                <w:tcPr/>
+                <w:p>
+                  <w:pPr>
+                    <w:pStyle w:val="Compact"/>
+                    <w:jc w:val="left"/>
+                    <w:jc w:val="center"/>
+                  </w:pPr>
+                  <w:r>
+                    <w:t xml:space="preserve">Turbidity by Nephelometry (NTU)</w:t>
+                  </w:r>
+                </w:p>
+              </w:tc>
+              <w:tc>
+                <w:tcPr/>
+                <w:p>
+                  <w:pPr>
+                    <w:pStyle w:val="Compact"/>
+                    <w:jc w:val="right"/>
+                    <w:jc w:val="center"/>
+                  </w:pPr>
+                  <w:r>
+                    <w:t xml:space="preserve">4</w:t>
+                  </w:r>
+                </w:p>
+              </w:tc>
+              <w:tc>
+                <w:tcPr/>
+                <w:p>
+                  <w:pPr>
+                    <w:pStyle w:val="Compact"/>
+                    <w:jc w:val="right"/>
+                    <w:jc w:val="center"/>
+                  </w:pPr>
+                  <w:r>
+                    <w:t xml:space="preserve">0.5</w:t>
+                  </w:r>
+                </w:p>
+              </w:tc>
+              <w:tc>
+                <w:tcPr/>
+                <w:p>
+                  <w:pPr>
+                    <w:pStyle w:val="Compact"/>
+                    <w:jc w:val="left"/>
+                    <w:jc w:val="center"/>
+                  </w:pPr>
+                  <w:r>
+                    <w:t xml:space="preserve">NTU</w:t>
+                  </w:r>
+                </w:p>
+              </w:tc>
+              <w:tc>
+                <w:tcPr/>
+                <w:p>
+                  <w:pPr>
+                    <w:pStyle w:val="Compact"/>
+                    <w:jc w:val="right"/>
+                    <w:jc w:val="center"/>
+                  </w:pPr>
+                  <w:r>
+                    <w:t xml:space="preserve">98</w:t>
                   </w:r>
                 </w:p>
               </w:tc>
@@ -4822,822 +7350,95 @@
                     <w:jc w:val="center"/>
                   </w:pPr>
                   <w:r>
-                    <w:t xml:space="preserve">Product recovery over the step</w:t>
-                  </w:r>
-                </w:p>
-              </w:tc>
-              <w:tc>
-                <w:tcPr/>
-                <w:p>
-                  <w:pPr>
-                    <w:pStyle w:val="Compact"/>
-                    <w:jc w:val="left"/>
-                    <w:jc w:val="center"/>
-                  </w:pPr>
-                  <w:r>
-                    <w:t xml:space="preserve">Mass balance from volume and protein concentration</w:t>
-                  </w:r>
-                </w:p>
-              </w:tc>
-              <w:tc>
-                <w:tcPr/>
-                <w:p>
-                  <w:pPr>
-                    <w:pStyle w:val="Compact"/>
-                    <w:jc w:val="left"/>
-                    <w:jc w:val="center"/>
-                  </w:pPr>
-                  <w:r>
-                    <w:t xml:space="preserve">Mean not below 89.3% of the product mass entering the step</w:t>
-                  </w:r>
-                </w:p>
-              </w:tc>
-            </w:tr>
-            <w:tr>
-              <w:tc>
-                <w:tcPr/>
-                <w:p>
-                  <w:pPr>
-                    <w:pStyle w:val="Compact"/>
-                    <w:jc w:val="left"/>
-                    <w:jc w:val="center"/>
-                  </w:pPr>
-                  <w:r>
-                    <w:t xml:space="preserve">Depth filter train pressure</w:t>
-                  </w:r>
-                </w:p>
-              </w:tc>
-              <w:tc>
-                <w:tcPr/>
-                <w:p>
-                  <w:pPr>
-                    <w:pStyle w:val="Compact"/>
-                    <w:jc w:val="left"/>
-                    <w:jc w:val="center"/>
-                  </w:pPr>
-                  <w:r>
-                    <w:t xml:space="preserve">In-process differential pressure</w:t>
-                  </w:r>
-                </w:p>
-              </w:tc>
-              <w:tc>
-                <w:tcPr/>
-                <w:p>
-                  <w:pPr>
-                    <w:pStyle w:val="Compact"/>
-                    <w:jc w:val="left"/>
-                    <w:jc w:val="center"/>
-                  </w:pPr>
-                  <w:r>
-                    <w:t xml:space="preserve">Batch volume completed without exceeding the media manufacturer’s rated differential pressure</w:t>
-                  </w:r>
-                </w:p>
-              </w:tc>
-            </w:tr>
-            <w:tr>
-              <w:tc>
-                <w:tcPr/>
-                <w:p>
-                  <w:pPr>
-                    <w:pStyle w:val="Compact"/>
-                    <w:jc w:val="left"/>
-                    <w:jc w:val="center"/>
-                  </w:pPr>
-                  <w:r>
-                    <w:t xml:space="preserve">Aggregates (HMW)</w:t>
-                  </w:r>
-                </w:p>
-              </w:tc>
-              <w:tc>
-                <w:tcPr/>
-                <w:p>
-                  <w:pPr>
-                    <w:pStyle w:val="Compact"/>
-                    <w:jc w:val="left"/>
-                    <w:jc w:val="center"/>
-                  </w:pPr>
-                  <w:r>
-                    <w:t xml:space="preserve">SEC-HPLC (AMV-3011)</w:t>
-                  </w:r>
-                </w:p>
-              </w:tc>
-              <w:tc>
-                <w:tcPr/>
-                <w:p>
-                  <w:pPr>
-                    <w:pStyle w:val="Compact"/>
-                    <w:jc w:val="left"/>
-                    <w:jc w:val="center"/>
-                  </w:pPr>
-                  <w:r>
-                    <w:t xml:space="preserve">No increase across the step beyond the precision of the method</w:t>
-                  </w:r>
-                </w:p>
-              </w:tc>
-            </w:tr>
-            <w:tr>
-              <w:tc>
-                <w:tcPr/>
-                <w:p>
-                  <w:pPr>
-                    <w:pStyle w:val="Compact"/>
-                    <w:jc w:val="left"/>
-                    <w:jc w:val="center"/>
-                  </w:pPr>
-                  <w:r>
-                    <w:t xml:space="preserve">Host cell protein and residual DNA</w:t>
-                  </w:r>
-                </w:p>
-              </w:tc>
-              <w:tc>
-                <w:tcPr/>
-                <w:p>
-                  <w:pPr>
-                    <w:pStyle w:val="Compact"/>
-                    <w:jc w:val="left"/>
-                    <w:jc w:val="center"/>
-                  </w:pPr>
-                  <w:r>
-                    <w:t xml:space="preserve">ELISA (AMV-3012); qPCR (AMV-3014)</w:t>
-                  </w:r>
-                </w:p>
-              </w:tc>
-              <w:tc>
-                <w:tcPr/>
-                <w:p>
-                  <w:pPr>
-                    <w:pStyle w:val="Compact"/>
-                    <w:jc w:val="left"/>
-                    <w:jc w:val="center"/>
-                  </w:pPr>
-                  <w:r>
-                    <w:t xml:space="preserve">Characterized and reported as the capture feed; no limit applied at this step</w:t>
+                    <w:t xml:space="preserve">AMV-3012</w:t>
+                  </w:r>
+                </w:p>
+              </w:tc>
+              <w:tc>
+                <w:tcPr/>
+                <w:p>
+                  <w:pPr>
+                    <w:pStyle w:val="Compact"/>
+                    <w:jc w:val="left"/>
+                    <w:jc w:val="center"/>
+                  </w:pPr>
+                  <w:r>
+                    <w:t xml:space="preserve">Host-Cell Protein by ELISA</w:t>
+                  </w:r>
+                </w:p>
+              </w:tc>
+              <w:tc>
+                <w:tcPr/>
+                <w:p>
+                  <w:pPr>
+                    <w:pStyle w:val="Compact"/>
+                    <w:jc w:val="right"/>
+                    <w:jc w:val="center"/>
+                  </w:pPr>
+                  <w:r>
+                    <w:t xml:space="preserve">9.5</w:t>
+                  </w:r>
+                </w:p>
+              </w:tc>
+              <w:tc>
+                <w:tcPr/>
+                <w:p>
+                  <w:pPr>
+                    <w:pStyle w:val="Compact"/>
+                    <w:jc w:val="right"/>
+                    <w:jc w:val="center"/>
+                  </w:pPr>
+                  <w:r>
+                    <w:t xml:space="preserve">1</w:t>
+                  </w:r>
+                </w:p>
+              </w:tc>
+              <w:tc>
+                <w:tcPr/>
+                <w:p>
+                  <w:pPr>
+                    <w:pStyle w:val="Compact"/>
+                    <w:jc w:val="left"/>
+                    <w:jc w:val="center"/>
+                  </w:pPr>
+                  <w:r>
+                    <w:t xml:space="preserve">ng/mg</w:t>
+                  </w:r>
+                </w:p>
+              </w:tc>
+              <w:tc>
+                <w:tcPr/>
+                <w:p>
+                  <w:pPr>
+                    <w:pStyle w:val="Compact"/>
+                    <w:jc w:val="right"/>
+                    <w:jc w:val="center"/>
+                  </w:pPr>
+                  <w:r>
+                    <w:t xml:space="preserve">95</w:t>
                   </w:r>
                 </w:p>
               </w:tc>
             </w:tr>
           </w:tbl>
-          <w:bookmarkEnd w:id="34"/>
+          <w:bookmarkEnd w:id="42"/>
           <w:p/>
         </w:tc>
       </w:tr>
     </w:tbl>
-    <w:p>
-      <w:pPr>
-        <w:pStyle w:val="BodyText"/>
-      </w:pPr>
-      <w:r>
-        <w:t xml:space="preserve">Product recovery is the criterion with the largest consequence for the process. The</w:t>
-      </w:r>
-      <w:r>
-        <w:t xml:space="preserve"> </w:t>
-      </w:r>
-      <w:r>
-        <w:t xml:space="preserve">platform recovery over this step is 95.0% with a batch-to-batch</w:t>
-      </w:r>
-      <w:r>
-        <w:t xml:space="preserve"> </w:t>
-      </w:r>
-      <w:r>
-        <w:t xml:space="preserve">coefficient of variation of 2.0%, so a condition will be judged to have</w:t>
-      </w:r>
-      <w:r>
-        <w:t xml:space="preserve"> </w:t>
-      </w:r>
-      <w:r>
-        <w:t xml:space="preserve">reduced recovery when its mean falls below 89.3%, which is three</w:t>
-      </w:r>
-      <w:r>
-        <w:t xml:space="preserve"> </w:t>
-      </w:r>
-      <w:r>
-        <w:t xml:space="preserve">standard deviations below the platform mean. Turbidity in the clarified harvest has to</w:t>
-      </w:r>
-      <w:r>
-        <w:t xml:space="preserve"> </w:t>
-      </w:r>
-      <w:r>
-        <w:t xml:space="preserve">remain inside its normal operating range at the set-point condition, and it is reported</w:t>
-      </w:r>
-      <w:r>
-        <w:t xml:space="preserve"> </w:t>
-      </w:r>
-      <w:r>
-        <w:t xml:space="preserve">without a limit at the other conditions.</w:t>
-      </w:r>
-    </w:p>
-    <w:p>
-      <w:pPr>
-        <w:pStyle w:val="BodyText"/>
-      </w:pPr>
-      <w:r>
-        <w:t xml:space="preserve">A condition that fails a criterion does not invalidate the study. The proven acceptable</w:t>
-      </w:r>
-      <w:r>
-        <w:t xml:space="preserve"> </w:t>
-      </w:r>
-      <w:r>
-        <w:t xml:space="preserve">range of that parameter is narrowed to the last level that met every criterion, and the</w:t>
-      </w:r>
-      <w:r>
-        <w:t xml:space="preserve"> </w:t>
-      </w:r>
-      <w:r>
-        <w:t xml:space="preserve">narrowed range is carried into PCR-004 together with the evidence for it. A failure at</w:t>
-      </w:r>
-      <w:r>
-        <w:t xml:space="preserve"> </w:t>
-      </w:r>
-      <w:r>
-        <w:t xml:space="preserve">the set-point condition, or a failure of the scale-down model qualification, stops the</w:t>
-      </w:r>
-      <w:r>
-        <w:t xml:space="preserve"> </w:t>
-      </w:r>
-      <w:r>
-        <w:t xml:space="preserve">study and is escalated under the quality system.</w:t>
-      </w:r>
-    </w:p>
-    <w:p>
-      <w:pPr>
-        <w:pStyle w:val="BodyText"/>
-      </w:pPr>
-      <w:r>
-        <w:t xml:space="preserve">The scale-down model qualification will be accepted when the model and at-scale values of</w:t>
-      </w:r>
-      <w:r>
-        <w:t xml:space="preserve"> </w:t>
-      </w:r>
-      <w:r>
-        <w:t xml:space="preserve">centrate turbidity, clarified harvest turbidity and step recovery agree within the</w:t>
-      </w:r>
-      <w:r>
-        <w:t xml:space="preserve"> </w:t>
-      </w:r>
-      <w:r>
-        <w:t xml:space="preserve">precision of the methods that measure them, and when the HCP and DNA content of the</w:t>
-      </w:r>
-      <w:r>
-        <w:t xml:space="preserve"> </w:t>
-      </w:r>
-      <w:r>
-        <w:t xml:space="preserve">clarified harvest produced by the model falls inside the range recorded at commercial</w:t>
-      </w:r>
-      <w:r>
-        <w:t xml:space="preserve"> </w:t>
-      </w:r>
-      <w:r>
-        <w:t xml:space="preserve">scale. If the model fails on any of these, it will be modified and requalified before any</w:t>
-      </w:r>
-      <w:r>
-        <w:t xml:space="preserve"> </w:t>
-      </w:r>
-      <w:r>
-        <w:t xml:space="preserve">characterization run is executed.</w:t>
-      </w:r>
-    </w:p>
-    <w:p>
-      <w:pPr>
-        <w:pStyle w:val="BodyText"/>
-      </w:pPr>
-      <w:r>
-        <w:t xml:space="preserve">The study is complete when every condition in</w:t>
-      </w:r>
-      <w:r>
-        <w:t xml:space="preserve"> </w:t>
-      </w:r>
-      <w:hyperlink w:anchor="tbl-cond">
-        <w:r>
-          <w:rPr>
-            <w:rStyle w:val="Hyperlink"/>
-          </w:rPr>
-          <w:t xml:space="preserve">Table 7</w:t>
-        </w:r>
-      </w:hyperlink>
-      <w:r>
-        <w:t xml:space="preserve"> </w:t>
-      </w:r>
-      <w:r>
-        <w:t xml:space="preserve">has been executed on both feed</w:t>
-      </w:r>
-      <w:r>
-        <w:t xml:space="preserve"> </w:t>
-      </w:r>
-      <w:r>
-        <w:t xml:space="preserve">states, every planned sample has been assayed, the mass balance has been closed, and the</w:t>
-      </w:r>
-      <w:r>
-        <w:t xml:space="preserve"> </w:t>
-      </w:r>
-      <w:r>
-        <w:t xml:space="preserve">criteria in</w:t>
-      </w:r>
-      <w:r>
-        <w:t xml:space="preserve"> </w:t>
-      </w:r>
-      <w:hyperlink w:anchor="tbl-acc">
-        <w:r>
-          <w:rPr>
-            <w:rStyle w:val="Hyperlink"/>
-          </w:rPr>
-          <w:t xml:space="preserve">Table 8</w:t>
-        </w:r>
-      </w:hyperlink>
-      <w:r>
-        <w:t xml:space="preserve"> </w:t>
-      </w:r>
-      <w:r>
-        <w:t xml:space="preserve">have been evaluated for each condition.</w:t>
-      </w:r>
-    </w:p>
-    <w:bookmarkEnd w:id="35"/>
-    <w:bookmarkStart w:id="36" w:name="X6e399b04be57e9d5f909b4238f9408193405dfd"/>
+    <w:bookmarkEnd w:id="43"/>
+    <w:bookmarkEnd w:id="44"/>
+    <w:bookmarkStart w:id="52" w:name="references"/>
     <w:p>
       <w:pPr>
         <w:pStyle w:val="Heading1"/>
       </w:pPr>
       <w:r>
-        <w:t xml:space="preserve">8. Proven acceptable ranges (planned analysis)</w:t>
-      </w:r>
-    </w:p>
-    <w:p>
-      <w:pPr>
-        <w:pStyle w:val="FirstParagraph"/>
-      </w:pPr>
-      <w:r>
-        <w:t xml:space="preserve">The proven acceptable ranges for this step will be derived from process performance and</w:t>
-      </w:r>
-      <w:r>
-        <w:t xml:space="preserve"> </w:t>
-      </w:r>
-      <w:r>
-        <w:t xml:space="preserve">not from a drug substance specification. No critical quality attribute is formed or</w:t>
-      </w:r>
-      <w:r>
-        <w:t xml:space="preserve"> </w:t>
-      </w:r>
-      <w:r>
-        <w:t xml:space="preserve">cleared here, so there is no attribute limit from which a step level criterion could be</w:t>
-      </w:r>
-      <w:r>
-        <w:t xml:space="preserve"> </w:t>
-      </w:r>
-      <w:r>
-        <w:t xml:space="preserve">back-calculated (as it is for the viral clearance steps). The acceptance basis is the set</w:t>
-      </w:r>
-      <w:r>
-        <w:t xml:space="preserve"> </w:t>
-      </w:r>
-      <w:r>
-        <w:t xml:space="preserve">of criteria in</w:t>
-      </w:r>
-      <w:r>
-        <w:t xml:space="preserve"> </w:t>
-      </w:r>
-      <w:hyperlink w:anchor="tbl-acc">
-        <w:r>
-          <w:rPr>
-            <w:rStyle w:val="Hyperlink"/>
-          </w:rPr>
-          <w:t xml:space="preserve">Table 8</w:t>
-        </w:r>
-      </w:hyperlink>
-      <w:r>
-        <w:t xml:space="preserve">, together with the requirement that the clarified harvest is</w:t>
-      </w:r>
-      <w:r>
-        <w:t xml:space="preserve"> </w:t>
-      </w:r>
-      <w:r>
-        <w:t xml:space="preserve">acceptable as feed to the capture step.</w:t>
-      </w:r>
-    </w:p>
-    <w:p>
-      <w:pPr>
-        <w:pStyle w:val="BodyText"/>
-      </w:pPr>
-      <w:r>
-        <w:t xml:space="preserve">For each settable parameter, the proven acceptable range will be the contiguous interval</w:t>
-      </w:r>
-      <w:r>
-        <w:t xml:space="preserve"> </w:t>
-      </w:r>
-      <w:r>
-        <w:t xml:space="preserve">around the set-point over which every criterion in</w:t>
-      </w:r>
-      <w:r>
-        <w:t xml:space="preserve"> </w:t>
-      </w:r>
-      <w:hyperlink w:anchor="tbl-acc">
-        <w:r>
-          <w:rPr>
-            <w:rStyle w:val="Hyperlink"/>
-          </w:rPr>
-          <w:t xml:space="preserve">Table 8</w:t>
-        </w:r>
-      </w:hyperlink>
-      <w:r>
-        <w:t xml:space="preserve"> </w:t>
-      </w:r>
-      <w:r>
-        <w:t xml:space="preserve">is met on both feed states,</w:t>
-      </w:r>
-      <w:r>
-        <w:t xml:space="preserve"> </w:t>
-      </w:r>
-      <w:r>
-        <w:t xml:space="preserve">and it will be read from the univariate series and reported next to the full</w:t>
-      </w:r>
-      <w:r>
-        <w:t xml:space="preserve"> </w:t>
-      </w:r>
-      <w:r>
-        <w:t xml:space="preserve">characterization range so that the margin between the two is visible. Where every studied</w:t>
-      </w:r>
-      <w:r>
-        <w:t xml:space="preserve"> </w:t>
-      </w:r>
-      <w:r>
-        <w:t xml:space="preserve">level meets the criteria, the whole characterization range will be reported as proven</w:t>
-      </w:r>
-      <w:r>
-        <w:t xml:space="preserve"> </w:t>
-      </w:r>
-      <w:r>
-        <w:t xml:space="preserve">acceptable, and the binding constraint on routine operation will remain the normal</w:t>
-      </w:r>
-      <w:r>
-        <w:t xml:space="preserve"> </w:t>
-      </w:r>
-      <w:r>
-        <w:t xml:space="preserve">operating range.</w:t>
-      </w:r>
-    </w:p>
-    <w:p>
-      <w:pPr>
-        <w:pStyle w:val="BodyText"/>
-      </w:pPr>
-      <w:r>
-        <w:t xml:space="preserve">Two analyses that a multivariate step would report will not be run here. There is no</w:t>
-      </w:r>
-      <w:r>
-        <w:t xml:space="preserve"> </w:t>
-      </w:r>
-      <w:r>
-        <w:t xml:space="preserve">fitted response surface model, so a proven acceptable range cannot be propagated by</w:t>
-      </w:r>
-      <w:r>
-        <w:t xml:space="preserve"> </w:t>
-      </w:r>
-      <w:r>
-        <w:t xml:space="preserve">Monte-Carlo simulation of the other parameters varying within their normal operating</w:t>
-      </w:r>
-      <w:r>
-        <w:t xml:space="preserve"> </w:t>
-      </w:r>
-      <w:r>
-        <w:t xml:space="preserve">ranges. There is no multivariate operating region either, so no design space is claimed</w:t>
-      </w:r>
-      <w:r>
-        <w:t xml:space="preserve"> </w:t>
-      </w:r>
-      <w:r>
-        <w:t xml:space="preserve">for the step. The proven acceptable ranges reported for harvest and clarification will be</w:t>
-      </w:r>
-      <w:r>
-        <w:t xml:space="preserve"> </w:t>
-      </w:r>
-      <w:r>
-        <w:t xml:space="preserve">univariate, and they will hold for the two feed states studied and at the qualified</w:t>
-      </w:r>
-      <w:r>
-        <w:t xml:space="preserve"> </w:t>
-      </w:r>
-      <w:r>
-        <w:t xml:space="preserve">scale-down model.</w:t>
-      </w:r>
-    </w:p>
-    <w:p>
-      <w:pPr>
-        <w:pStyle w:val="BodyText"/>
-      </w:pPr>
-      <w:r>
-        <w:t xml:space="preserve">Each proven acceptable range will be presented as a plot of the response against the</w:t>
-      </w:r>
-      <w:r>
-        <w:t xml:space="preserve"> </w:t>
-      </w:r>
-      <w:r>
-        <w:t xml:space="preserve">parameter, with the acceptance criterion drawn, the acceptable region shaded green, and</w:t>
-      </w:r>
-      <w:r>
-        <w:t xml:space="preserve"> </w:t>
-      </w:r>
-      <w:r>
-        <w:t xml:space="preserve">the set-point and the normal operating range marked. The plots and the data behind them</w:t>
-      </w:r>
-      <w:r>
-        <w:t xml:space="preserve"> </w:t>
-      </w:r>
-      <w:r>
-        <w:t xml:space="preserve">will be given in the report (PCR-004).</w:t>
-      </w:r>
-    </w:p>
-    <w:bookmarkEnd w:id="36"/>
-    <w:bookmarkStart w:id="37" w:name="data-management-and-integrity"/>
-    <w:p>
-      <w:pPr>
-        <w:pStyle w:val="Heading1"/>
-      </w:pPr>
-      <w:r>
-        <w:t xml:space="preserve">9. Data management and integrity</w:t>
-      </w:r>
-    </w:p>
-    <w:p>
-      <w:pPr>
-        <w:pStyle w:val="FirstParagraph"/>
-      </w:pPr>
-      <w:r>
-        <w:t xml:space="preserve">Study data will be recorded and reviewed under the ALCOA+ principles. Raw analytical data</w:t>
-      </w:r>
-      <w:r>
-        <w:t xml:space="preserve"> </w:t>
-      </w:r>
-      <w:r>
-        <w:t xml:space="preserve">are captured in the validated laboratory systems named in the method validations</w:t>
-      </w:r>
-      <w:r>
-        <w:t xml:space="preserve"> </w:t>
-      </w:r>
-      <w:r>
-        <w:t xml:space="preserve">(</w:t>
-      </w:r>
-      <w:hyperlink w:anchor="tbl-sop">
-        <w:r>
-          <w:rPr>
-            <w:rStyle w:val="Hyperlink"/>
-          </w:rPr>
-          <w:t xml:space="preserve">Table 3</w:t>
-        </w:r>
-      </w:hyperlink>
-      <w:r>
-        <w:t xml:space="preserve">), and process data are captured in the scale-down model batch records. Each</w:t>
-      </w:r>
-      <w:r>
-        <w:t xml:space="preserve"> </w:t>
-      </w:r>
-      <w:r>
-        <w:t xml:space="preserve">record is reviewed by a second qualified person before the data are used in the report.</w:t>
-      </w:r>
-      <w:r>
-        <w:t xml:space="preserve"> </w:t>
-      </w:r>
-      <w:r>
-        <w:t xml:space="preserve">Changes to an executed record are made by controlled amendment with the reason recorded.</w:t>
-      </w:r>
-    </w:p>
-    <w:bookmarkEnd w:id="37"/>
-    <w:bookmarkStart w:id="38" w:name="roles-and-responsibilities"/>
-    <w:p>
-      <w:pPr>
-        <w:pStyle w:val="Heading1"/>
-      </w:pPr>
-      <w:r>
-        <w:t xml:space="preserve">10. Roles and responsibilities</w:t>
-      </w:r>
-    </w:p>
-    <w:p>
-      <w:pPr>
-        <w:pStyle w:val="FirstParagraph"/>
-      </w:pPr>
-      <w:r>
-        <w:t xml:space="preserve">Process Development prepares this plan, executes the scale-down runs and authors PCR-004.</w:t>
-      </w:r>
-      <w:r>
-        <w:t xml:space="preserve"> </w:t>
-      </w:r>
-      <w:r>
-        <w:t xml:space="preserve">Analytical Development performs the assays and releases the results against the validated</w:t>
-      </w:r>
-      <w:r>
-        <w:t xml:space="preserve"> </w:t>
-      </w:r>
-      <w:r>
-        <w:t xml:space="preserve">methods. MSAT owns the scale-down model qualification and the comparison with the</w:t>
-      </w:r>
-      <w:r>
-        <w:t xml:space="preserve"> </w:t>
-      </w:r>
-      <w:r>
-        <w:t xml:space="preserve">at-scale records (§5.1). Statistics reviews the analysis and the decision rules. Quality</w:t>
-      </w:r>
-      <w:r>
-        <w:t xml:space="preserve"> </w:t>
-      </w:r>
-      <w:r>
-        <w:t xml:space="preserve">Assurance approves the plan and the report and dispositions any deviation.</w:t>
-      </w:r>
-    </w:p>
-    <w:bookmarkEnd w:id="38"/>
-    <w:bookmarkStart w:id="39" w:name="deliverables-and-schedule"/>
-    <w:p>
-      <w:pPr>
-        <w:pStyle w:val="Heading1"/>
-      </w:pPr>
-      <w:r>
-        <w:t xml:space="preserve">11. Deliverables and schedule</w:t>
-      </w:r>
-    </w:p>
-    <w:p>
-      <w:pPr>
-        <w:pStyle w:val="FirstParagraph"/>
-      </w:pPr>
-      <w:r>
-        <w:t xml:space="preserve">The deliverable is PCR-004, the process characterization report for this step</w:t>
-      </w:r>
-      <w:r>
-        <w:t xml:space="preserve"> </w:t>
-      </w:r>
-      <w:r>
-        <w:t xml:space="preserve">(</w:t>
-      </w:r>
-      <w:hyperlink w:anchor="tbl-related">
-        <w:r>
-          <w:rPr>
-            <w:rStyle w:val="Hyperlink"/>
-          </w:rPr>
-          <w:t xml:space="preserve">Table 2</w:t>
-        </w:r>
-      </w:hyperlink>
-      <w:r>
-        <w:t xml:space="preserve">). The work runs in three phases. Scale-down model qualification is executed</w:t>
-      </w:r>
-      <w:r>
-        <w:t xml:space="preserve"> </w:t>
-      </w:r>
-      <w:r>
-        <w:t xml:space="preserve">and reported first. The characterization runs on the two feed states follow, with the</w:t>
-      </w:r>
-      <w:r>
-        <w:t xml:space="preserve"> </w:t>
-      </w:r>
-      <w:r>
-        <w:t xml:space="preserve">analytical testing and the mass balance closed out as each condition completes. The</w:t>
-      </w:r>
-      <w:r>
-        <w:t xml:space="preserve"> </w:t>
-      </w:r>
-      <w:r>
-        <w:t xml:space="preserve">report is then authored, reviewed and approved, and it rolls up into PCMR-001. No dates</w:t>
-      </w:r>
-      <w:r>
-        <w:t xml:space="preserve"> </w:t>
-      </w:r>
-      <w:r>
-        <w:t xml:space="preserve">are given in this synthetic plan.</w:t>
-      </w:r>
-    </w:p>
-    <w:bookmarkEnd w:id="39"/>
-    <w:bookmarkStart w:id="40" w:name="risks-and-assumptions"/>
-    <w:p>
-      <w:pPr>
-        <w:pStyle w:val="Heading1"/>
-      </w:pPr>
-      <w:r>
-        <w:t xml:space="preserve">12. Risks and assumptions</w:t>
-      </w:r>
-    </w:p>
-    <w:p>
-      <w:pPr>
-        <w:pStyle w:val="FirstParagraph"/>
-      </w:pPr>
-      <w:r>
-        <w:t xml:space="preserve">The main risk to the study is the representativeness of the scale-down model. The model is</w:t>
-      </w:r>
-      <w:r>
-        <w:t xml:space="preserve"> </w:t>
-      </w:r>
-      <w:r>
-        <w:t xml:space="preserve">qualified against at-scale records before use, and its limitation (§5.1) is carried into</w:t>
-      </w:r>
-      <w:r>
-        <w:t xml:space="preserve"> </w:t>
-      </w:r>
-      <w:r>
-        <w:t xml:space="preserve">the report.</w:t>
-      </w:r>
-    </w:p>
-    <w:p>
-      <w:pPr>
-        <w:pStyle w:val="BodyText"/>
-      </w:pPr>
-      <w:r>
-        <w:t xml:space="preserve">The second risk is the supply of the extended culture feed state, which depends on the</w:t>
-      </w:r>
-      <w:r>
-        <w:t xml:space="preserve"> </w:t>
-      </w:r>
-      <w:r>
-        <w:t xml:space="preserve">bioreactor campaign run under PCP-003, and if that material is not available the</w:t>
-      </w:r>
-      <w:r>
-        <w:t xml:space="preserve"> </w:t>
-      </w:r>
-      <w:r>
-        <w:t xml:space="preserve">worst-case conditions will be executed on the nominal feed state and the gap stated in</w:t>
-      </w:r>
-      <w:r>
-        <w:t xml:space="preserve"> </w:t>
-      </w:r>
-      <w:r>
-        <w:t xml:space="preserve">PCR-004 as a bound on the conclusions.</w:t>
-      </w:r>
-    </w:p>
-    <w:p>
-      <w:pPr>
-        <w:pStyle w:val="BodyText"/>
-      </w:pPr>
-      <w:r>
-        <w:t xml:space="preserve">The study assumes that the platform centrifuge and the platform depth filter media are</w:t>
-      </w:r>
-      <w:r>
-        <w:t xml:space="preserve"> </w:t>
-      </w:r>
-      <w:r>
-        <w:t xml:space="preserve">unchanged for commercial manufacture. It also assumes that the impurity burden of the</w:t>
-      </w:r>
-      <w:r>
-        <w:t xml:space="preserve"> </w:t>
-      </w:r>
-      <w:r>
-        <w:t xml:space="preserve">clarified harvest is set by the culture and not by the clarification train. The HCP and</w:t>
-      </w:r>
-      <w:r>
-        <w:t xml:space="preserve"> </w:t>
-      </w:r>
-      <w:r>
-        <w:t xml:space="preserve">DNA measurements taken across the step will test that second assumption directly.</w:t>
-      </w:r>
-    </w:p>
-    <w:bookmarkEnd w:id="40"/>
-    <w:bookmarkStart w:id="41" w:name="approvals-1"/>
-    <w:p>
-      <w:pPr>
-        <w:pStyle w:val="Heading1"/>
-      </w:pPr>
-      <w:r>
-        <w:t xml:space="preserve">13. Approvals</w:t>
-      </w:r>
-    </w:p>
-    <w:p>
-      <w:pPr>
-        <w:pStyle w:val="FirstParagraph"/>
-      </w:pPr>
-      <w:r>
-        <w:t xml:space="preserve">This plan takes effect when the approvals recorded in</w:t>
-      </w:r>
-      <w:r>
-        <w:t xml:space="preserve"> </w:t>
-      </w:r>
-      <w:hyperlink w:anchor="tbl-appr">
-        <w:r>
-          <w:rPr>
-            <w:rStyle w:val="Hyperlink"/>
-          </w:rPr>
-          <w:t xml:space="preserve">Table 1</w:t>
-        </w:r>
-      </w:hyperlink>
-      <w:r>
-        <w:t xml:space="preserve"> </w:t>
-      </w:r>
-      <w:r>
-        <w:t xml:space="preserve">are complete. Changes</w:t>
-      </w:r>
-      <w:r>
-        <w:t xml:space="preserve"> </w:t>
-      </w:r>
-      <w:r>
-        <w:t xml:space="preserve">after approval are made by controlled revision. Any departure from the plan during</w:t>
-      </w:r>
-      <w:r>
-        <w:t xml:space="preserve"> </w:t>
-      </w:r>
-      <w:r>
-        <w:t xml:space="preserve">execution is recorded at the time and assessed in PCR-004.</w:t>
-      </w:r>
-    </w:p>
-    <w:bookmarkEnd w:id="41"/>
-    <w:bookmarkStart w:id="48" w:name="references"/>
-    <w:p>
-      <w:pPr>
-        <w:pStyle w:val="Heading1"/>
-      </w:pPr>
-      <w:r>
         <w:t xml:space="preserve">References</w:t>
       </w:r>
     </w:p>
-    <w:bookmarkStart w:id="47" w:name="refs"/>
-    <w:bookmarkStart w:id="42" w:name="ref-amab2009"/>
+    <w:bookmarkStart w:id="51" w:name="refs"/>
+    <w:bookmarkStart w:id="45" w:name="ref-amab2009"/>
     <w:p>
       <w:pPr>
         <w:pStyle w:val="Bibliography"/>
@@ -5659,8 +7460,31 @@
         <w:t xml:space="preserve">. CASSS.</w:t>
       </w:r>
     </w:p>
-    <w:bookmarkEnd w:id="42"/>
-    <w:bookmarkStart w:id="43" w:name="ref-ichq8"/>
+    <w:bookmarkEnd w:id="45"/>
+    <w:bookmarkStart w:id="46" w:name="ref-ichq10"/>
+    <w:p>
+      <w:pPr>
+        <w:pStyle w:val="Bibliography"/>
+      </w:pPr>
+      <w:r>
+        <w:t xml:space="preserve">International Council for Harmonisation. 2008.</w:t>
+      </w:r>
+      <w:r>
+        <w:t xml:space="preserve"> </w:t>
+      </w:r>
+      <w:r>
+        <w:rPr>
+          <w:i/>
+          <w:iCs/>
+        </w:rPr>
+        <w:t xml:space="preserve">ICH Q10: Pharmaceutical Quality System</w:t>
+      </w:r>
+      <w:r>
+        <w:t xml:space="preserve">. ICH.</w:t>
+      </w:r>
+    </w:p>
+    <w:bookmarkEnd w:id="46"/>
+    <w:bookmarkStart w:id="47" w:name="ref-ichq8"/>
     <w:p>
       <w:pPr>
         <w:pStyle w:val="Bibliography"/>
@@ -5682,14 +7506,14 @@
         <w:t xml:space="preserve">. ICH.</w:t>
       </w:r>
     </w:p>
-    <w:bookmarkEnd w:id="43"/>
-    <w:bookmarkStart w:id="44" w:name="ref-ichq11"/>
+    <w:bookmarkEnd w:id="47"/>
+    <w:bookmarkStart w:id="48" w:name="ref-ichq5a"/>
     <w:p>
       <w:pPr>
         <w:pStyle w:val="Bibliography"/>
       </w:pPr>
       <w:r>
-        <w:t xml:space="preserve">International Council for Harmonisation. 2012.</w:t>
+        <w:t xml:space="preserve">International Council for Harmonisation. 2023a.</w:t>
       </w:r>
       <w:r>
         <w:t xml:space="preserve"> </w:t>
@@ -5699,20 +7523,20 @@
           <w:i/>
           <w:iCs/>
         </w:rPr>
-        <w:t xml:space="preserve">ICH Q11: Development and Manufacture of Drug Substances</w:t>
+        <w:t xml:space="preserve">ICH Q5A(R2): Viral Safety Evaluation of Biotechnology Products Derived from Cell Lines of Human or Animal Origin</w:t>
       </w:r>
       <w:r>
         <w:t xml:space="preserve">. ICH.</w:t>
       </w:r>
     </w:p>
-    <w:bookmarkEnd w:id="44"/>
-    <w:bookmarkStart w:id="45" w:name="ref-ichq9"/>
+    <w:bookmarkEnd w:id="48"/>
+    <w:bookmarkStart w:id="49" w:name="ref-ichq9"/>
     <w:p>
       <w:pPr>
         <w:pStyle w:val="Bibliography"/>
       </w:pPr>
       <w:r>
-        <w:t xml:space="preserve">International Council for Harmonisation. 2023.</w:t>
+        <w:t xml:space="preserve">International Council for Harmonisation. 2023b.</w:t>
       </w:r>
       <w:r>
         <w:t xml:space="preserve"> </w:t>
@@ -5728,8 +7552,8 @@
         <w:t xml:space="preserve">. ICH.</w:t>
       </w:r>
     </w:p>
-    <w:bookmarkEnd w:id="45"/>
-    <w:bookmarkStart w:id="46" w:name="ref-fda2011"/>
+    <w:bookmarkEnd w:id="49"/>
+    <w:bookmarkStart w:id="50" w:name="ref-fda2011"/>
     <w:p>
       <w:pPr>
         <w:pStyle w:val="Bibliography"/>
@@ -5751,9 +7575,9 @@
         <w:t xml:space="preserve">. FDA.</w:t>
       </w:r>
     </w:p>
-    <w:bookmarkEnd w:id="46"/>
-    <w:bookmarkEnd w:id="47"/>
-    <w:bookmarkEnd w:id="48"/>
+    <w:bookmarkEnd w:id="50"/>
+    <w:bookmarkEnd w:id="51"/>
+    <w:bookmarkEnd w:id="52"/>
     <w:sectPr>
       <w:footnotePr>
         <w:numRestart w:val="eachSect"/>
@@ -5967,11 +7791,586 @@
       </w:rPr>
     </w:lvl>
   </w:abstractNum>
+  <w:abstractNum w:abstractNumId="99531">
+    <w:nsid w:val="00A99531"/>
+    <w:multiLevelType w:val="multilevel"/>
+    <w:lvl w:ilvl="0">
+      <w:start w:val="1"/>
+      <w:numFmt w:val="lowerRoman"/>
+      <w:lvlText w:val="(%1)"/>
+      <w:lvlJc w:val="left"/>
+      <w:pPr>
+        <w:ind w:left="720" w:hanging="360"/>
+      </w:pPr>
+    </w:lvl>
+    <w:lvl w:ilvl="1">
+      <w:start w:val="1"/>
+      <w:numFmt w:val="lowerRoman"/>
+      <w:lvlText w:val="(%2)"/>
+      <w:lvlJc w:val="left"/>
+      <w:pPr>
+        <w:ind w:left="1440" w:hanging="360"/>
+      </w:pPr>
+    </w:lvl>
+    <w:lvl w:ilvl="2">
+      <w:start w:val="1"/>
+      <w:numFmt w:val="lowerRoman"/>
+      <w:lvlText w:val="(%3)"/>
+      <w:lvlJc w:val="left"/>
+      <w:pPr>
+        <w:ind w:left="2160" w:hanging="360"/>
+      </w:pPr>
+    </w:lvl>
+    <w:lvl w:ilvl="3">
+      <w:start w:val="1"/>
+      <w:numFmt w:val="lowerRoman"/>
+      <w:lvlText w:val="(%4)"/>
+      <w:lvlJc w:val="left"/>
+      <w:pPr>
+        <w:ind w:left="2880" w:hanging="360"/>
+      </w:pPr>
+    </w:lvl>
+    <w:lvl w:ilvl="4">
+      <w:start w:val="1"/>
+      <w:numFmt w:val="lowerRoman"/>
+      <w:lvlText w:val="(%5)"/>
+      <w:lvlJc w:val="left"/>
+      <w:pPr>
+        <w:ind w:left="3600" w:hanging="360"/>
+      </w:pPr>
+    </w:lvl>
+    <w:lvl w:ilvl="5">
+      <w:start w:val="1"/>
+      <w:numFmt w:val="lowerRoman"/>
+      <w:lvlText w:val="(%6)"/>
+      <w:lvlJc w:val="left"/>
+      <w:pPr>
+        <w:ind w:left="4320" w:hanging="360"/>
+      </w:pPr>
+    </w:lvl>
+    <w:lvl w:ilvl="6">
+      <w:start w:val="1"/>
+      <w:numFmt w:val="lowerRoman"/>
+      <w:lvlText w:val="(%7)"/>
+      <w:lvlJc w:val="left"/>
+      <w:pPr>
+        <w:ind w:left="5040" w:hanging="360"/>
+      </w:pPr>
+    </w:lvl>
+    <w:lvl w:ilvl="7">
+      <w:start w:val="1"/>
+      <w:numFmt w:val="lowerRoman"/>
+      <w:lvlText w:val="(%8)"/>
+      <w:lvlJc w:val="left"/>
+      <w:pPr>
+        <w:ind w:left="5760" w:hanging="360"/>
+      </w:pPr>
+    </w:lvl>
+    <w:lvl w:ilvl="8">
+      <w:start w:val="1"/>
+      <w:numFmt w:val="lowerRoman"/>
+      <w:lvlText w:val="(%9)"/>
+      <w:lvlJc w:val="left"/>
+      <w:pPr>
+        <w:ind w:left="6480" w:hanging="360"/>
+      </w:pPr>
+    </w:lvl>
+  </w:abstractNum>
+  <w:abstractNum w:abstractNumId="99532">
+    <w:nsid w:val="00A99532"/>
+    <w:multiLevelType w:val="multilevel"/>
+    <w:lvl w:ilvl="0">
+      <w:start w:val="2"/>
+      <w:numFmt w:val="lowerRoman"/>
+      <w:lvlText w:val="(%1)"/>
+      <w:lvlJc w:val="left"/>
+      <w:pPr>
+        <w:ind w:left="720" w:hanging="360"/>
+      </w:pPr>
+    </w:lvl>
+    <w:lvl w:ilvl="1">
+      <w:start w:val="2"/>
+      <w:numFmt w:val="lowerRoman"/>
+      <w:lvlText w:val="(%2)"/>
+      <w:lvlJc w:val="left"/>
+      <w:pPr>
+        <w:ind w:left="1440" w:hanging="360"/>
+      </w:pPr>
+    </w:lvl>
+    <w:lvl w:ilvl="2">
+      <w:start w:val="2"/>
+      <w:numFmt w:val="lowerRoman"/>
+      <w:lvlText w:val="(%3)"/>
+      <w:lvlJc w:val="left"/>
+      <w:pPr>
+        <w:ind w:left="2160" w:hanging="360"/>
+      </w:pPr>
+    </w:lvl>
+    <w:lvl w:ilvl="3">
+      <w:start w:val="2"/>
+      <w:numFmt w:val="lowerRoman"/>
+      <w:lvlText w:val="(%4)"/>
+      <w:lvlJc w:val="left"/>
+      <w:pPr>
+        <w:ind w:left="2880" w:hanging="360"/>
+      </w:pPr>
+    </w:lvl>
+    <w:lvl w:ilvl="4">
+      <w:start w:val="2"/>
+      <w:numFmt w:val="lowerRoman"/>
+      <w:lvlText w:val="(%5)"/>
+      <w:lvlJc w:val="left"/>
+      <w:pPr>
+        <w:ind w:left="3600" w:hanging="360"/>
+      </w:pPr>
+    </w:lvl>
+    <w:lvl w:ilvl="5">
+      <w:start w:val="2"/>
+      <w:numFmt w:val="lowerRoman"/>
+      <w:lvlText w:val="(%6)"/>
+      <w:lvlJc w:val="left"/>
+      <w:pPr>
+        <w:ind w:left="4320" w:hanging="360"/>
+      </w:pPr>
+    </w:lvl>
+    <w:lvl w:ilvl="6">
+      <w:start w:val="2"/>
+      <w:numFmt w:val="lowerRoman"/>
+      <w:lvlText w:val="(%7)"/>
+      <w:lvlJc w:val="left"/>
+      <w:pPr>
+        <w:ind w:left="5040" w:hanging="360"/>
+      </w:pPr>
+    </w:lvl>
+    <w:lvl w:ilvl="7">
+      <w:start w:val="2"/>
+      <w:numFmt w:val="lowerRoman"/>
+      <w:lvlText w:val="(%8)"/>
+      <w:lvlJc w:val="left"/>
+      <w:pPr>
+        <w:ind w:left="5760" w:hanging="360"/>
+      </w:pPr>
+    </w:lvl>
+    <w:lvl w:ilvl="8">
+      <w:start w:val="2"/>
+      <w:numFmt w:val="lowerRoman"/>
+      <w:lvlText w:val="(%9)"/>
+      <w:lvlJc w:val="left"/>
+      <w:pPr>
+        <w:ind w:left="6480" w:hanging="360"/>
+      </w:pPr>
+    </w:lvl>
+  </w:abstractNum>
+  <w:abstractNum w:abstractNumId="99533">
+    <w:nsid w:val="00A99533"/>
+    <w:multiLevelType w:val="multilevel"/>
+    <w:lvl w:ilvl="0">
+      <w:start w:val="3"/>
+      <w:numFmt w:val="lowerRoman"/>
+      <w:lvlText w:val="(%1)"/>
+      <w:lvlJc w:val="left"/>
+      <w:pPr>
+        <w:ind w:left="720" w:hanging="360"/>
+      </w:pPr>
+    </w:lvl>
+    <w:lvl w:ilvl="1">
+      <w:start w:val="3"/>
+      <w:numFmt w:val="lowerRoman"/>
+      <w:lvlText w:val="(%2)"/>
+      <w:lvlJc w:val="left"/>
+      <w:pPr>
+        <w:ind w:left="1440" w:hanging="360"/>
+      </w:pPr>
+    </w:lvl>
+    <w:lvl w:ilvl="2">
+      <w:start w:val="3"/>
+      <w:numFmt w:val="lowerRoman"/>
+      <w:lvlText w:val="(%3)"/>
+      <w:lvlJc w:val="left"/>
+      <w:pPr>
+        <w:ind w:left="2160" w:hanging="360"/>
+      </w:pPr>
+    </w:lvl>
+    <w:lvl w:ilvl="3">
+      <w:start w:val="3"/>
+      <w:numFmt w:val="lowerRoman"/>
+      <w:lvlText w:val="(%4)"/>
+      <w:lvlJc w:val="left"/>
+      <w:pPr>
+        <w:ind w:left="2880" w:hanging="360"/>
+      </w:pPr>
+    </w:lvl>
+    <w:lvl w:ilvl="4">
+      <w:start w:val="3"/>
+      <w:numFmt w:val="lowerRoman"/>
+      <w:lvlText w:val="(%5)"/>
+      <w:lvlJc w:val="left"/>
+      <w:pPr>
+        <w:ind w:left="3600" w:hanging="360"/>
+      </w:pPr>
+    </w:lvl>
+    <w:lvl w:ilvl="5">
+      <w:start w:val="3"/>
+      <w:numFmt w:val="lowerRoman"/>
+      <w:lvlText w:val="(%6)"/>
+      <w:lvlJc w:val="left"/>
+      <w:pPr>
+        <w:ind w:left="4320" w:hanging="360"/>
+      </w:pPr>
+    </w:lvl>
+    <w:lvl w:ilvl="6">
+      <w:start w:val="3"/>
+      <w:numFmt w:val="lowerRoman"/>
+      <w:lvlText w:val="(%7)"/>
+      <w:lvlJc w:val="left"/>
+      <w:pPr>
+        <w:ind w:left="5040" w:hanging="360"/>
+      </w:pPr>
+    </w:lvl>
+    <w:lvl w:ilvl="7">
+      <w:start w:val="3"/>
+      <w:numFmt w:val="lowerRoman"/>
+      <w:lvlText w:val="(%8)"/>
+      <w:lvlJc w:val="left"/>
+      <w:pPr>
+        <w:ind w:left="5760" w:hanging="360"/>
+      </w:pPr>
+    </w:lvl>
+    <w:lvl w:ilvl="8">
+      <w:start w:val="3"/>
+      <w:numFmt w:val="lowerRoman"/>
+      <w:lvlText w:val="(%9)"/>
+      <w:lvlJc w:val="left"/>
+      <w:pPr>
+        <w:ind w:left="6480" w:hanging="360"/>
+      </w:pPr>
+    </w:lvl>
+  </w:abstractNum>
+  <w:abstractNum w:abstractNumId="99534">
+    <w:nsid w:val="00A99534"/>
+    <w:multiLevelType w:val="multilevel"/>
+    <w:lvl w:ilvl="0">
+      <w:start w:val="4"/>
+      <w:numFmt w:val="lowerRoman"/>
+      <w:lvlText w:val="(%1)"/>
+      <w:lvlJc w:val="left"/>
+      <w:pPr>
+        <w:ind w:left="720" w:hanging="360"/>
+      </w:pPr>
+    </w:lvl>
+    <w:lvl w:ilvl="1">
+      <w:start w:val="4"/>
+      <w:numFmt w:val="lowerRoman"/>
+      <w:lvlText w:val="(%2)"/>
+      <w:lvlJc w:val="left"/>
+      <w:pPr>
+        <w:ind w:left="1440" w:hanging="360"/>
+      </w:pPr>
+    </w:lvl>
+    <w:lvl w:ilvl="2">
+      <w:start w:val="4"/>
+      <w:numFmt w:val="lowerRoman"/>
+      <w:lvlText w:val="(%3)"/>
+      <w:lvlJc w:val="left"/>
+      <w:pPr>
+        <w:ind w:left="2160" w:hanging="360"/>
+      </w:pPr>
+    </w:lvl>
+    <w:lvl w:ilvl="3">
+      <w:start w:val="4"/>
+      <w:numFmt w:val="lowerRoman"/>
+      <w:lvlText w:val="(%4)"/>
+      <w:lvlJc w:val="left"/>
+      <w:pPr>
+        <w:ind w:left="2880" w:hanging="360"/>
+      </w:pPr>
+    </w:lvl>
+    <w:lvl w:ilvl="4">
+      <w:start w:val="4"/>
+      <w:numFmt w:val="lowerRoman"/>
+      <w:lvlText w:val="(%5)"/>
+      <w:lvlJc w:val="left"/>
+      <w:pPr>
+        <w:ind w:left="3600" w:hanging="360"/>
+      </w:pPr>
+    </w:lvl>
+    <w:lvl w:ilvl="5">
+      <w:start w:val="4"/>
+      <w:numFmt w:val="lowerRoman"/>
+      <w:lvlText w:val="(%6)"/>
+      <w:lvlJc w:val="left"/>
+      <w:pPr>
+        <w:ind w:left="4320" w:hanging="360"/>
+      </w:pPr>
+    </w:lvl>
+    <w:lvl w:ilvl="6">
+      <w:start w:val="4"/>
+      <w:numFmt w:val="lowerRoman"/>
+      <w:lvlText w:val="(%7)"/>
+      <w:lvlJc w:val="left"/>
+      <w:pPr>
+        <w:ind w:left="5040" w:hanging="360"/>
+      </w:pPr>
+    </w:lvl>
+    <w:lvl w:ilvl="7">
+      <w:start w:val="4"/>
+      <w:numFmt w:val="lowerRoman"/>
+      <w:lvlText w:val="(%8)"/>
+      <w:lvlJc w:val="left"/>
+      <w:pPr>
+        <w:ind w:left="5760" w:hanging="360"/>
+      </w:pPr>
+    </w:lvl>
+    <w:lvl w:ilvl="8">
+      <w:start w:val="4"/>
+      <w:numFmt w:val="lowerRoman"/>
+      <w:lvlText w:val="(%9)"/>
+      <w:lvlJc w:val="left"/>
+      <w:pPr>
+        <w:ind w:left="6480" w:hanging="360"/>
+      </w:pPr>
+    </w:lvl>
+  </w:abstractNum>
+  <w:abstractNum w:abstractNumId="997322">
+    <w:nsid w:val="0A997322"/>
+    <w:multiLevelType w:val="multilevel"/>
+    <w:lvl w:ilvl="0">
+      <w:start w:val="22"/>
+      <w:numFmt w:val="lowerLetter"/>
+      <w:lvlText w:val="(%1)"/>
+      <w:lvlJc w:val="left"/>
+      <w:pPr>
+        <w:ind w:left="720" w:hanging="360"/>
+      </w:pPr>
+    </w:lvl>
+    <w:lvl w:ilvl="1">
+      <w:start w:val="22"/>
+      <w:numFmt w:val="lowerLetter"/>
+      <w:lvlText w:val="(%2)"/>
+      <w:lvlJc w:val="left"/>
+      <w:pPr>
+        <w:ind w:left="1440" w:hanging="360"/>
+      </w:pPr>
+    </w:lvl>
+    <w:lvl w:ilvl="2">
+      <w:start w:val="22"/>
+      <w:numFmt w:val="lowerLetter"/>
+      <w:lvlText w:val="(%3)"/>
+      <w:lvlJc w:val="left"/>
+      <w:pPr>
+        <w:ind w:left="2160" w:hanging="360"/>
+      </w:pPr>
+    </w:lvl>
+    <w:lvl w:ilvl="3">
+      <w:start w:val="22"/>
+      <w:numFmt w:val="lowerLetter"/>
+      <w:lvlText w:val="(%4)"/>
+      <w:lvlJc w:val="left"/>
+      <w:pPr>
+        <w:ind w:left="2880" w:hanging="360"/>
+      </w:pPr>
+    </w:lvl>
+    <w:lvl w:ilvl="4">
+      <w:start w:val="22"/>
+      <w:numFmt w:val="lowerLetter"/>
+      <w:lvlText w:val="(%5)"/>
+      <w:lvlJc w:val="left"/>
+      <w:pPr>
+        <w:ind w:left="3600" w:hanging="360"/>
+      </w:pPr>
+    </w:lvl>
+    <w:lvl w:ilvl="5">
+      <w:start w:val="22"/>
+      <w:numFmt w:val="lowerLetter"/>
+      <w:lvlText w:val="(%6)"/>
+      <w:lvlJc w:val="left"/>
+      <w:pPr>
+        <w:ind w:left="4320" w:hanging="360"/>
+      </w:pPr>
+    </w:lvl>
+    <w:lvl w:ilvl="6">
+      <w:start w:val="22"/>
+      <w:numFmt w:val="lowerLetter"/>
+      <w:lvlText w:val="(%7)"/>
+      <w:lvlJc w:val="left"/>
+      <w:pPr>
+        <w:ind w:left="5040" w:hanging="360"/>
+      </w:pPr>
+    </w:lvl>
+    <w:lvl w:ilvl="7">
+      <w:start w:val="22"/>
+      <w:numFmt w:val="lowerLetter"/>
+      <w:lvlText w:val="(%8)"/>
+      <w:lvlJc w:val="left"/>
+      <w:pPr>
+        <w:ind w:left="5760" w:hanging="360"/>
+      </w:pPr>
+    </w:lvl>
+    <w:lvl w:ilvl="8">
+      <w:start w:val="22"/>
+      <w:numFmt w:val="lowerLetter"/>
+      <w:lvlText w:val="(%9)"/>
+      <w:lvlJc w:val="left"/>
+      <w:pPr>
+        <w:ind w:left="6480" w:hanging="360"/>
+      </w:pPr>
+    </w:lvl>
+  </w:abstractNum>
   <w:num w:numId="1000">
     <w:abstractNumId w:val="990"/>
   </w:num>
   <w:num w:numId="1001">
     <w:abstractNumId w:val="991"/>
+  </w:num>
+  <w:num w:numId="1002">
+    <w:abstractNumId w:val="99531"/>
+    <w:lvlOverride w:ilvl="0">
+      <w:startOverride w:val="1"/>
+    </w:lvlOverride>
+    <w:lvlOverride w:ilvl="1">
+      <w:startOverride w:val="1"/>
+    </w:lvlOverride>
+    <w:lvlOverride w:ilvl="2">
+      <w:startOverride w:val="1"/>
+    </w:lvlOverride>
+    <w:lvlOverride w:ilvl="3">
+      <w:startOverride w:val="1"/>
+    </w:lvlOverride>
+    <w:lvlOverride w:ilvl="4">
+      <w:startOverride w:val="1"/>
+    </w:lvlOverride>
+    <w:lvlOverride w:ilvl="5">
+      <w:startOverride w:val="1"/>
+    </w:lvlOverride>
+    <w:lvlOverride w:ilvl="6">
+      <w:startOverride w:val="1"/>
+    </w:lvlOverride>
+    <w:lvlOverride w:ilvl="7">
+      <w:startOverride w:val="1"/>
+    </w:lvlOverride>
+    <w:lvlOverride w:ilvl="8">
+      <w:startOverride w:val="1"/>
+    </w:lvlOverride>
+  </w:num>
+  <w:num w:numId="1003">
+    <w:abstractNumId w:val="99532"/>
+    <w:lvlOverride w:ilvl="0">
+      <w:startOverride w:val="2"/>
+    </w:lvlOverride>
+    <w:lvlOverride w:ilvl="1">
+      <w:startOverride w:val="2"/>
+    </w:lvlOverride>
+    <w:lvlOverride w:ilvl="2">
+      <w:startOverride w:val="2"/>
+    </w:lvlOverride>
+    <w:lvlOverride w:ilvl="3">
+      <w:startOverride w:val="2"/>
+    </w:lvlOverride>
+    <w:lvlOverride w:ilvl="4">
+      <w:startOverride w:val="2"/>
+    </w:lvlOverride>
+    <w:lvlOverride w:ilvl="5">
+      <w:startOverride w:val="2"/>
+    </w:lvlOverride>
+    <w:lvlOverride w:ilvl="6">
+      <w:startOverride w:val="2"/>
+    </w:lvlOverride>
+    <w:lvlOverride w:ilvl="7">
+      <w:startOverride w:val="2"/>
+    </w:lvlOverride>
+    <w:lvlOverride w:ilvl="8">
+      <w:startOverride w:val="2"/>
+    </w:lvlOverride>
+  </w:num>
+  <w:num w:numId="1004">
+    <w:abstractNumId w:val="99533"/>
+    <w:lvlOverride w:ilvl="0">
+      <w:startOverride w:val="3"/>
+    </w:lvlOverride>
+    <w:lvlOverride w:ilvl="1">
+      <w:startOverride w:val="3"/>
+    </w:lvlOverride>
+    <w:lvlOverride w:ilvl="2">
+      <w:startOverride w:val="3"/>
+    </w:lvlOverride>
+    <w:lvlOverride w:ilvl="3">
+      <w:startOverride w:val="3"/>
+    </w:lvlOverride>
+    <w:lvlOverride w:ilvl="4">
+      <w:startOverride w:val="3"/>
+    </w:lvlOverride>
+    <w:lvlOverride w:ilvl="5">
+      <w:startOverride w:val="3"/>
+    </w:lvlOverride>
+    <w:lvlOverride w:ilvl="6">
+      <w:startOverride w:val="3"/>
+    </w:lvlOverride>
+    <w:lvlOverride w:ilvl="7">
+      <w:startOverride w:val="3"/>
+    </w:lvlOverride>
+    <w:lvlOverride w:ilvl="8">
+      <w:startOverride w:val="3"/>
+    </w:lvlOverride>
+  </w:num>
+  <w:num w:numId="1005">
+    <w:abstractNumId w:val="99534"/>
+    <w:lvlOverride w:ilvl="0">
+      <w:startOverride w:val="4"/>
+    </w:lvlOverride>
+    <w:lvlOverride w:ilvl="1">
+      <w:startOverride w:val="4"/>
+    </w:lvlOverride>
+    <w:lvlOverride w:ilvl="2">
+      <w:startOverride w:val="4"/>
+    </w:lvlOverride>
+    <w:lvlOverride w:ilvl="3">
+      <w:startOverride w:val="4"/>
+    </w:lvlOverride>
+    <w:lvlOverride w:ilvl="4">
+      <w:startOverride w:val="4"/>
+    </w:lvlOverride>
+    <w:lvlOverride w:ilvl="5">
+      <w:startOverride w:val="4"/>
+    </w:lvlOverride>
+    <w:lvlOverride w:ilvl="6">
+      <w:startOverride w:val="4"/>
+    </w:lvlOverride>
+    <w:lvlOverride w:ilvl="7">
+      <w:startOverride w:val="4"/>
+    </w:lvlOverride>
+    <w:lvlOverride w:ilvl="8">
+      <w:startOverride w:val="4"/>
+    </w:lvlOverride>
+  </w:num>
+  <w:num w:numId="1006">
+    <w:abstractNumId w:val="997322"/>
+    <w:lvlOverride w:ilvl="0">
+      <w:startOverride w:val="22"/>
+    </w:lvlOverride>
+    <w:lvlOverride w:ilvl="1">
+      <w:startOverride w:val="22"/>
+    </w:lvlOverride>
+    <w:lvlOverride w:ilvl="2">
+      <w:startOverride w:val="22"/>
+    </w:lvlOverride>
+    <w:lvlOverride w:ilvl="3">
+      <w:startOverride w:val="22"/>
+    </w:lvlOverride>
+    <w:lvlOverride w:ilvl="4">
+      <w:startOverride w:val="22"/>
+    </w:lvlOverride>
+    <w:lvlOverride w:ilvl="5">
+      <w:startOverride w:val="22"/>
+    </w:lvlOverride>
+    <w:lvlOverride w:ilvl="6">
+      <w:startOverride w:val="22"/>
+    </w:lvlOverride>
+    <w:lvlOverride w:ilvl="7">
+      <w:startOverride w:val="22"/>
+    </w:lvlOverride>
+    <w:lvlOverride w:ilvl="8">
+      <w:startOverride w:val="22"/>
+    </w:lvlOverride>
   </w:num>
 </w:numbering>
 </file>

--- a/pc_package/PCP-004_harvest.docx
+++ b/pc_package/PCP-004_harvest.docx
@@ -814,67 +814,61 @@
         <w:pStyle w:val="FirstParagraph"/>
       </w:pPr>
       <w:r>
-        <w:t xml:space="preserve">ALCOA+, attributable, legible, contemporaneous, original and accurate, plus complete,</w:t>
-      </w:r>
-      <w:r>
-        <w:t xml:space="preserve"> </w:t>
-      </w:r>
-      <w:r>
-        <w:t xml:space="preserve">consistent, enduring and available; AMV, analytical method validation; BLA, Biologics</w:t>
-      </w:r>
-      <w:r>
-        <w:t xml:space="preserve"> </w:t>
-      </w:r>
-      <w:r>
-        <w:t xml:space="preserve">License Application; CQA, critical quality attribute; DNA, deoxyribonucleic acid; DS,</w:t>
-      </w:r>
-      <w:r>
-        <w:t xml:space="preserve"> </w:t>
-      </w:r>
-      <w:r>
-        <w:t xml:space="preserve">drug substance; ELISA, enzyme-linked immunosorbent assay; GPP, general process</w:t>
-      </w:r>
-      <w:r>
-        <w:t xml:space="preserve"> </w:t>
-      </w:r>
-      <w:r>
-        <w:t xml:space="preserve">parameter; HCP, host cell protein; HMW, high molecular weight; ICH, International</w:t>
-      </w:r>
-      <w:r>
-        <w:t xml:space="preserve"> </w:t>
-      </w:r>
-      <w:r>
-        <w:t xml:space="preserve">Council for Harmonisation; KPP, key process parameter; LOQ, limit of quantitation;</w:t>
-      </w:r>
-      <w:r>
-        <w:t xml:space="preserve"> </w:t>
-      </w:r>
-      <w:r>
-        <w:t xml:space="preserve">MSAT, Manufacturing Science and Technology; NOR, normal operating range; NTU,</w:t>
-      </w:r>
-      <w:r>
-        <w:t xml:space="preserve"> </w:t>
-      </w:r>
-      <w:r>
-        <w:t xml:space="preserve">nephelometric turbidity unit; PAR, proven acceptable range; PPQ, process performance</w:t>
-      </w:r>
-      <w:r>
-        <w:t xml:space="preserve"> </w:t>
-      </w:r>
-      <w:r>
-        <w:t xml:space="preserve">qualification; qPCR, quantitative polymerase chain reaction; rcf, relative centrifugal</w:t>
-      </w:r>
-      <w:r>
-        <w:t xml:space="preserve"> </w:t>
-      </w:r>
-      <w:r>
-        <w:t xml:space="preserve">force; SD, standard deviation; SDM, scale-down model; SEC-HPLC, size-exclusion</w:t>
-      </w:r>
-      <w:r>
-        <w:t xml:space="preserve"> </w:t>
-      </w:r>
-      <w:r>
-        <w:t xml:space="preserve">high-performance liquid chromatography; SOP, standard operating procedure.</w:t>
+        <w:t xml:space="preserve">ALCOA+, attributable, legible, contemporaneous, original, accurate and complete; AMV,</w:t>
+      </w:r>
+      <w:r>
+        <w:t xml:space="preserve"> </w:t>
+      </w:r>
+      <w:r>
+        <w:t xml:space="preserve">analytical method validation; BLA, Biologics License Application; CQA, critical quality</w:t>
+      </w:r>
+      <w:r>
+        <w:t xml:space="preserve"> </w:t>
+      </w:r>
+      <w:r>
+        <w:t xml:space="preserve">attribute; DNA, deoxyribonucleic acid; ELISA, enzyme-linked immunosorbent assay; HCP, host</w:t>
+      </w:r>
+      <w:r>
+        <w:t xml:space="preserve"> </w:t>
+      </w:r>
+      <w:r>
+        <w:t xml:space="preserve">cell protein; HMW, high molecular weight; ICH, International Council for Harmonisation;</w:t>
+      </w:r>
+      <w:r>
+        <w:t xml:space="preserve"> </w:t>
+      </w:r>
+      <w:r>
+        <w:t xml:space="preserve">LIMS, laboratory information management system; LOQ, limit of quantitation; MSAT,</w:t>
+      </w:r>
+      <w:r>
+        <w:t xml:space="preserve"> </w:t>
+      </w:r>
+      <w:r>
+        <w:t xml:space="preserve">Manufacturing Science and Technology; NOR, normal operating range; NTU, nephelometric</w:t>
+      </w:r>
+      <w:r>
+        <w:t xml:space="preserve"> </w:t>
+      </w:r>
+      <w:r>
+        <w:t xml:space="preserve">turbidity unit; PAR, proven acceptable range; PD, Process Development; QA, Quality</w:t>
+      </w:r>
+      <w:r>
+        <w:t xml:space="preserve"> </w:t>
+      </w:r>
+      <w:r>
+        <w:t xml:space="preserve">Assurance; qPCR, quantitative polymerase chain reaction; rcf, relative centrifugal field;</w:t>
+      </w:r>
+      <w:r>
+        <w:t xml:space="preserve"> </w:t>
+      </w:r>
+      <w:r>
+        <w:t xml:space="preserve">SDM, scale-down model; SEC-HPLC, size-exclusion high-performance liquid chromatography;</w:t>
+      </w:r>
+      <w:r>
+        <w:t xml:space="preserve"> </w:t>
+      </w:r>
+      <w:r>
+        <w:t xml:space="preserve">SOP, standard operating procedure.</w:t>
       </w:r>
     </w:p>
     <w:p>
@@ -897,43 +891,25 @@
         <w:pStyle w:val="FirstParagraph"/>
       </w:pPr>
       <w:r>
-        <w:t xml:space="preserve">Harvest and clarification is the primary recovery step of the A-Mab drug substance</w:t>
-      </w:r>
-      <w:r>
-        <w:t xml:space="preserve"> </w:t>
-      </w:r>
-      <w:r>
-        <w:t xml:space="preserve">process, and this plan defines the studies that will characterize it. The step separates</w:t>
-      </w:r>
-      <w:r>
-        <w:t xml:space="preserve"> </w:t>
-      </w:r>
-      <w:r>
-        <w:t xml:space="preserve">the antibody from cells and cell debris, and it delivers the clarified harvest that the</w:t>
-      </w:r>
-      <w:r>
-        <w:t xml:space="preserve"> </w:t>
-      </w:r>
-      <w:r>
-        <w:t xml:space="preserve">Protein A capture step (Step 5) receives. It forms no product quality attribute of its</w:t>
-      </w:r>
-      <w:r>
-        <w:t xml:space="preserve"> </w:t>
-      </w:r>
-      <w:r>
-        <w:t xml:space="preserve">own, and its parameters exist for two purposes: to make the product recovery</w:t>
-      </w:r>
-      <w:r>
-        <w:t xml:space="preserve"> </w:t>
-      </w:r>
-      <w:r>
-        <w:t xml:space="preserve">reproducible, and to keep the composition of the material handed to capture consistent</w:t>
-      </w:r>
-      <w:r>
-        <w:t xml:space="preserve"> </w:t>
-      </w:r>
-      <w:r>
-        <w:t xml:space="preserve">from batch to batch.</w:t>
+        <w:t xml:space="preserve">This plan defines the process characterization study for Harvest and Clarification, Step</w:t>
+      </w:r>
+      <w:r>
+        <w:t xml:space="preserve"> </w:t>
+      </w:r>
+      <w:r>
+        <w:t xml:space="preserve">4 of the A-Mab drug substance process. It states what will be</w:t>
+      </w:r>
+      <w:r>
+        <w:t xml:space="preserve"> </w:t>
+      </w:r>
+      <w:r>
+        <w:t xml:space="preserve">studied, how the study will be run and the criteria by which its results will be judged. It</w:t>
+      </w:r>
+      <w:r>
+        <w:t xml:space="preserve"> </w:t>
+      </w:r>
+      <w:r>
+        <w:t xml:space="preserve">is issued before any characterization run is executed.</w:t>
       </w:r>
     </w:p>
     <w:p>
@@ -941,45 +917,49 @@
         <w:pStyle w:val="BodyText"/>
       </w:pPr>
       <w:r>
-        <w:t xml:space="preserve">The scope covers the three parameters listed in</w:t>
-      </w:r>
-      <w:r>
-        <w:t xml:space="preserve"> </w:t>
-      </w:r>
-      <w:hyperlink w:anchor="tbl-params">
-        <w:r>
-          <w:rPr>
-            <w:rStyle w:val="Hyperlink"/>
-          </w:rPr>
-          <w:t xml:space="preserve">Table 6</w:t>
-        </w:r>
-      </w:hyperlink>
-      <w:r>
-        <w:t xml:space="preserve">, studied at a qualified</w:t>
-      </w:r>
-      <w:r>
-        <w:t xml:space="preserve"> </w:t>
-      </w:r>
-      <w:r>
-        <w:t xml:space="preserve">scale-down model of the commercial harvest train (SOP-1001). Centrifugation intensity</w:t>
-      </w:r>
-      <w:r>
-        <w:t xml:space="preserve"> </w:t>
-      </w:r>
-      <w:r>
-        <w:t xml:space="preserve">(rcf) and depth filter load are the two settable inputs. Post-clarification turbidity is</w:t>
-      </w:r>
-      <w:r>
-        <w:t xml:space="preserve"> </w:t>
-      </w:r>
-      <w:r>
-        <w:t xml:space="preserve">the attribute by which the clarified harvest is released to capture, and its range is in</w:t>
-      </w:r>
-      <w:r>
-        <w:t xml:space="preserve"> </w:t>
-      </w:r>
-      <w:r>
-        <w:t xml:space="preserve">scope because it defines the feed that the capture step has to accept.</w:t>
+        <w:t xml:space="preserve">Harvest separates the antibody from the cells and the cell debris that produced it. At</w:t>
+      </w:r>
+      <w:r>
+        <w:t xml:space="preserve"> </w:t>
+      </w:r>
+      <w:r>
+        <w:t xml:space="preserve">commercial scale the operation is a continuous disk-stack centrifugation followed by depth</w:t>
+      </w:r>
+      <w:r>
+        <w:t xml:space="preserve"> </w:t>
+      </w:r>
+      <w:r>
+        <w:t xml:space="preserve">filtration and a sterilizing grade filter, and it is run once per batch on the contents of a</w:t>
+      </w:r>
+      <w:r>
+        <w:t xml:space="preserve"> </w:t>
+      </w:r>
+      <w:r>
+        <w:t xml:space="preserve">15,000 L production bioreactor. The step forms no quality</w:t>
+      </w:r>
+      <w:r>
+        <w:t xml:space="preserve"> </w:t>
+      </w:r>
+      <w:r>
+        <w:t xml:space="preserve">attribute of the antibody. What it decides is the condition of the feed delivered to Protein</w:t>
+      </w:r>
+      <w:r>
+        <w:t xml:space="preserve"> </w:t>
+      </w:r>
+      <w:r>
+        <w:t xml:space="preserve">A capture, which is how much intact cell material and fine debris the clarified harvest</w:t>
+      </w:r>
+      <w:r>
+        <w:t xml:space="preserve"> </w:t>
+      </w:r>
+      <w:r>
+        <w:t xml:space="preserve">carries and how much host cell protein and DNA is released by cells that break during the</w:t>
+      </w:r>
+      <w:r>
+        <w:t xml:space="preserve"> </w:t>
+      </w:r>
+      <w:r>
+        <w:t xml:space="preserve">operation rather than in the reactor.</w:t>
       </w:r>
     </w:p>
     <w:p>
@@ -987,25 +967,46 @@
         <w:pStyle w:val="BodyText"/>
       </w:pPr>
       <w:r>
-        <w:t xml:space="preserve">The plan does not cover the fed-batch culture that produces the broth, which is</w:t>
-      </w:r>
-      <w:r>
-        <w:t xml:space="preserve"> </w:t>
-      </w:r>
-      <w:r>
-        <w:t xml:space="preserve">characterized under PCP-003. It does not cover the capture step, which is characterized</w:t>
-      </w:r>
-      <w:r>
-        <w:t xml:space="preserve"> </w:t>
-      </w:r>
-      <w:r>
-        <w:t xml:space="preserve">under PCP-005. No viral clearance is claimed for harvest and clarification, and no log</w:t>
-      </w:r>
-      <w:r>
-        <w:t xml:space="preserve"> </w:t>
-      </w:r>
-      <w:r>
-        <w:t xml:space="preserve">reduction will be measured across it.</w:t>
+        <w:t xml:space="preserve">In scope are the three parameters listed in §6.1, assessed on the qualified scale-down model</w:t>
+      </w:r>
+      <w:r>
+        <w:t xml:space="preserve"> </w:t>
+      </w:r>
+      <w:r>
+        <w:t xml:space="preserve">of §5.1 over ranges wider than the normal operating range of each. The responses are the</w:t>
+      </w:r>
+      <w:r>
+        <w:t xml:space="preserve"> </w:t>
+      </w:r>
+      <w:r>
+        <w:t xml:space="preserve">impurity burden of the clarified harvest, its particulate content, the size-variant profile</w:t>
+      </w:r>
+      <w:r>
+        <w:t xml:space="preserve"> </w:t>
+      </w:r>
+      <w:r>
+        <w:t xml:space="preserve">of the antibody across the step and the step yield. The study supports the transfer of the</w:t>
+      </w:r>
+      <w:r>
+        <w:t xml:space="preserve"> </w:t>
+      </w:r>
+      <w:r>
+        <w:t xml:space="preserve">drug substance process from Novacyte Biologics — Cambridge, MA (Development) to Novacyte Biologics — Grafton, WI (Commercial DS), and it</w:t>
+      </w:r>
+      <w:r>
+        <w:t xml:space="preserve"> </w:t>
+      </w:r>
+      <w:r>
+        <w:t xml:space="preserve">forms part of the Stage 1 process design record for the commercial process</w:t>
+      </w:r>
+      <w:r>
+        <w:t xml:space="preserve"> </w:t>
+      </w:r>
+      <w:r>
+        <w:t xml:space="preserve">(U.S. Food and Drug Administration 2011)</w:t>
+      </w:r>
+      <w:r>
+        <w:t xml:space="preserve">.</w:t>
       </w:r>
     </w:p>
     <w:p>
@@ -1013,58 +1014,52 @@
         <w:pStyle w:val="BodyText"/>
       </w:pPr>
       <w:r>
-        <w:t xml:space="preserve">The work is Stage 1 process design under the lifecycle approach to process validation</w:t>
-      </w:r>
-      <w:r>
-        <w:t xml:space="preserve"> </w:t>
-      </w:r>
-      <w:r>
-        <w:t xml:space="preserve">(U.S. Food and Drug Administration 2011)</w:t>
-      </w:r>
-      <w:r>
-        <w:t xml:space="preserve">, and it follows the enhanced development approach of ICH Q8, ICH Q9 and ICH</w:t>
-      </w:r>
-      <w:r>
-        <w:t xml:space="preserve"> </w:t>
-      </w:r>
-      <w:r>
-        <w:t xml:space="preserve">Q11</w:t>
-      </w:r>
-      <w:r>
-        <w:t xml:space="preserve"> </w:t>
-      </w:r>
-      <w:r>
-        <w:t xml:space="preserve">(International Council for Harmonisation 2009, 2023, 2012)</w:t>
-      </w:r>
-      <w:r>
-        <w:t xml:space="preserve">. The methodology, the attribute framework and the</w:t>
-      </w:r>
-      <w:r>
-        <w:t xml:space="preserve"> </w:t>
-      </w:r>
-      <w:r>
-        <w:t xml:space="preserve">parameter classification scheme are those of the A-Mab case study</w:t>
-      </w:r>
-      <w:r>
-        <w:t xml:space="preserve"> </w:t>
-      </w:r>
-      <w:r>
-        <w:t xml:space="preserve">(CMC Biotech Working Group 2009)</w:t>
-      </w:r>
-      <w:r>
-        <w:t xml:space="preserve">. The</w:t>
-      </w:r>
-      <w:r>
-        <w:t xml:space="preserve"> </w:t>
-      </w:r>
-      <w:r>
-        <w:t xml:space="preserve">studies support the transfer of the drug substance process from the sending site to the</w:t>
-      </w:r>
-      <w:r>
-        <w:t xml:space="preserve"> </w:t>
-      </w:r>
-      <w:r>
-        <w:t xml:space="preserve">receiving site under PTP-001.</w:t>
+        <w:t xml:space="preserve">Four things sit outside this plan. The culture conditions that set the impurity burden</w:t>
+      </w:r>
+      <w:r>
+        <w:t xml:space="preserve"> </w:t>
+      </w:r>
+      <w:r>
+        <w:t xml:space="preserve">entering harvest are characterized under PCP-003 and are not varied here. The parameters of</w:t>
+      </w:r>
+      <w:r>
+        <w:t xml:space="preserve"> </w:t>
+      </w:r>
+      <w:r>
+        <w:t xml:space="preserve">the capture step are characterized under PCP-005 and are not varied here either, and capture</w:t>
+      </w:r>
+      <w:r>
+        <w:t xml:space="preserve"> </w:t>
+      </w:r>
+      <w:r>
+        <w:t xml:space="preserve">is used in this study only as a fixed test of the material harvest delivers (§6.2). The</w:t>
+      </w:r>
+      <w:r>
+        <w:t xml:space="preserve"> </w:t>
+      </w:r>
+      <w:r>
+        <w:t xml:space="preserve">number and the arrangement of the depth filter stages are fixed by SOP-2006 and are not</w:t>
+      </w:r>
+      <w:r>
+        <w:t xml:space="preserve"> </w:t>
+      </w:r>
+      <w:r>
+        <w:t xml:space="preserve">treated as study parameters. No viral clearance is claimed for this step, and no viral</w:t>
+      </w:r>
+      <w:r>
+        <w:t xml:space="preserve"> </w:t>
+      </w:r>
+      <w:r>
+        <w:t xml:space="preserve">spiking study is included</w:t>
+      </w:r>
+      <w:r>
+        <w:t xml:space="preserve"> </w:t>
+      </w:r>
+      <w:r>
+        <w:t xml:space="preserve">(International Council for Harmonisation 2023)</w:t>
+      </w:r>
+      <w:r>
+        <w:t xml:space="preserve">.</w:t>
       </w:r>
     </w:p>
     <w:bookmarkEnd w:id="12"/>
@@ -1094,19 +1089,13 @@
         </w:numPr>
       </w:pPr>
       <w:r>
-        <w:t xml:space="preserve">To establish the effect of centrifugation intensity on centrate clarity, on product</w:t>
-      </w:r>
-      <w:r>
-        <w:t xml:space="preserve"> </w:t>
-      </w:r>
-      <w:r>
-        <w:t xml:space="preserve">recovery, and on the impurity burden released into the centrate by cell lysis (HCP and</w:t>
-      </w:r>
-      <w:r>
-        <w:t xml:space="preserve"> </w:t>
-      </w:r>
-      <w:r>
-        <w:t xml:space="preserve">residual DNA).</w:t>
+        <w:t xml:space="preserve">Qualify a scale-down model of the commercial harvest train and show that it represents</w:t>
+      </w:r>
+      <w:r>
+        <w:t xml:space="preserve"> </w:t>
+      </w:r>
+      <w:r>
+        <w:t xml:space="preserve">the centrifugation and depth filtration performance of that train (§5.1).</w:t>
       </w:r>
     </w:p>
     <w:p>
@@ -1118,13 +1107,19 @@
         </w:numPr>
       </w:pPr>
       <w:r>
-        <w:t xml:space="preserve">To establish the effect of depth filter load on filtrate turbidity, on the differential</w:t>
-      </w:r>
-      <w:r>
-        <w:t xml:space="preserve"> </w:t>
-      </w:r>
-      <w:r>
-        <w:t xml:space="preserve">pressure of the filter train, and on product recovery.</w:t>
+        <w:t xml:space="preserve">Establish the effect of the centrifugal field, over 6,000 g to 12,000 g, on</w:t>
+      </w:r>
+      <w:r>
+        <w:t xml:space="preserve"> </w:t>
+      </w:r>
+      <w:r>
+        <w:t xml:space="preserve">the clarity of the centrate and on the host cell protein and DNA released by cell</w:t>
+      </w:r>
+      <w:r>
+        <w:t xml:space="preserve"> </w:t>
+      </w:r>
+      <w:r>
+        <w:t xml:space="preserve">breakage.</w:t>
       </w:r>
     </w:p>
     <w:p>
@@ -1136,13 +1131,19 @@
         </w:numPr>
       </w:pPr>
       <w:r>
-        <w:t xml:space="preserve">To confirm that the size variant profile of the antibody (high molecular weight species</w:t>
-      </w:r>
-      <w:r>
-        <w:t xml:space="preserve"> </w:t>
-      </w:r>
-      <w:r>
-        <w:t xml:space="preserve">by SEC-HPLC) does not change across the step over the ranges studied.</w:t>
+        <w:t xml:space="preserve">Establish the effect of depth filter load, over 80 L/m2 to 160 L/m2, on</w:t>
+      </w:r>
+      <w:r>
+        <w:t xml:space="preserve"> </w:t>
+      </w:r>
+      <w:r>
+        <w:t xml:space="preserve">the particulate content of the clarified harvest and on the pressure the filter train</w:t>
+      </w:r>
+      <w:r>
+        <w:t xml:space="preserve"> </w:t>
+      </w:r>
+      <w:r>
+        <w:t xml:space="preserve">develops.</w:t>
       </w:r>
     </w:p>
     <w:p>
@@ -1154,13 +1155,19 @@
         </w:numPr>
       </w:pPr>
       <w:r>
-        <w:t xml:space="preserve">To characterize the host cell protein (HCP) and residual DNA burden of the clarified</w:t>
-      </w:r>
-      <w:r>
-        <w:t xml:space="preserve"> </w:t>
-      </w:r>
-      <w:r>
-        <w:t xml:space="preserve">harvest, which is the input the capture step has to clear.</w:t>
+        <w:t xml:space="preserve">Establish whether the step alters the size-variant profile of the antibody, and establish</w:t>
+      </w:r>
+      <w:r>
+        <w:t xml:space="preserve"> </w:t>
+      </w:r>
+      <w:r>
+        <w:t xml:space="preserve">the effect of post-clarification turbidity, over 1 NTU to 20 NTU, on the</w:t>
+      </w:r>
+      <w:r>
+        <w:t xml:space="preserve"> </w:t>
+      </w:r>
+      <w:r>
+        <w:t xml:space="preserve">material presented to capture.</w:t>
       </w:r>
     </w:p>
     <w:p>
@@ -1172,13 +1179,33 @@
         </w:numPr>
       </w:pPr>
       <w:r>
-        <w:t xml:space="preserve">To propose a proven acceptable range and a normal operating range for each parameter,</w:t>
-      </w:r>
-      <w:r>
-        <w:t xml:space="preserve"> </w:t>
-      </w:r>
-      <w:r>
-        <w:t xml:space="preserve">and to support the classification of each parameter under SOP-4001.</w:t>
+        <w:t xml:space="preserve">Define a proven acceptable range for each parameter, confirm that the normal operating</w:t>
+      </w:r>
+      <w:r>
+        <w:t xml:space="preserve"> </w:t>
+      </w:r>
+      <w:r>
+        <w:t xml:space="preserve">range lies inside it, and provide the evidence on which each parameter will be classified</w:t>
+      </w:r>
+      <w:r>
+        <w:t xml:space="preserve"> </w:t>
+      </w:r>
+      <w:r>
+        <w:t xml:space="preserve">under SOP-4001.</w:t>
+      </w:r>
+    </w:p>
+    <w:p>
+      <w:pPr>
+        <w:pStyle w:val="FirstParagraph"/>
+      </w:pPr>
+      <w:r>
+        <w:t xml:space="preserve">Classification is an outcome of the study and is reported in PCR-004. No parameter is</w:t>
+      </w:r>
+      <w:r>
+        <w:t xml:space="preserve"> </w:t>
+      </w:r>
+      <w:r>
+        <w:t xml:space="preserve">classified in this plan, and no result is stated in it.</w:t>
       </w:r>
     </w:p>
     <w:bookmarkEnd w:id="13"/>
@@ -1195,6 +1222,12 @@
       <w:pPr>
         <w:pStyle w:val="FirstParagraph"/>
       </w:pPr>
+      <w:r>
+        <w:t xml:space="preserve">The documents that scope this study and the documents it feeds are listed in</w:t>
+      </w:r>
+      <w:r>
+        <w:t xml:space="preserve"> </w:t>
+      </w:r>
       <w:hyperlink w:anchor="tbl-related">
         <w:r>
           <w:rPr>
@@ -1204,36 +1237,19 @@
         </w:r>
       </w:hyperlink>
       <w:r>
-        <w:t xml:space="preserve"> </w:t>
-      </w:r>
-      <w:r>
-        <w:t xml:space="preserve">lists the documents that govern this plan and the documents that depend on</w:t>
-      </w:r>
-      <w:r>
-        <w:t xml:space="preserve"> </w:t>
-      </w:r>
-      <w:r>
-        <w:t xml:space="preserve">it. The controlled procedures and the validated analytical methods used in the study are</w:t>
-      </w:r>
-      <w:r>
-        <w:t xml:space="preserve"> </w:t>
-      </w:r>
-      <w:r>
-        <w:t xml:space="preserve">listed in</w:t>
-      </w:r>
-      <w:r>
-        <w:t xml:space="preserve"> </w:t>
-      </w:r>
-      <w:hyperlink w:anchor="tbl-sop">
-        <w:r>
-          <w:rPr>
-            <w:rStyle w:val="Hyperlink"/>
-          </w:rPr>
-          <w:t xml:space="preserve">Table 3</w:t>
-        </w:r>
-      </w:hyperlink>
-      <w:r>
         <w:t xml:space="preserve">.</w:t>
+      </w:r>
+      <w:r>
+        <w:t xml:space="preserve"> </w:t>
+      </w:r>
+      <w:r>
+        <w:t xml:space="preserve">RA-001 decides which parameters are studied and how (§4.3). PCR-004 reports what this plan</w:t>
+      </w:r>
+      <w:r>
+        <w:t xml:space="preserve"> </w:t>
+      </w:r>
+      <w:r>
+        <w:t xml:space="preserve">executes.</w:t>
       </w:r>
     </w:p>
     <w:tbl>
@@ -1535,7 +1551,33 @@
         <w:pStyle w:val="BodyText"/>
       </w:pPr>
       <w:r>
-        <w:t xml:space="preserve"> </w:t>
+        <w:t xml:space="preserve">The procedures and the validated methods that govern the study are listed in</w:t>
+      </w:r>
+      <w:r>
+        <w:t xml:space="preserve"> </w:t>
+      </w:r>
+      <w:hyperlink w:anchor="tbl-sop">
+        <w:r>
+          <w:rPr>
+            <w:rStyle w:val="Hyperlink"/>
+          </w:rPr>
+          <w:t xml:space="preserve">Table 3</w:t>
+        </w:r>
+      </w:hyperlink>
+      <w:r>
+        <w:t xml:space="preserve">.</w:t>
+      </w:r>
+      <w:r>
+        <w:t xml:space="preserve"> </w:t>
+      </w:r>
+      <w:r>
+        <w:t xml:space="preserve">SOP-1001 governs the qualification of the scale-down model, SOP-2005 and SOP-2006 the two</w:t>
+      </w:r>
+      <w:r>
+        <w:t xml:space="preserve"> </w:t>
+      </w:r>
+      <w:r>
+        <w:t xml:space="preserve">stages of the operation, and SOP-4001 the classification that follows from the results.</w:t>
       </w:r>
     </w:p>
     <w:tbl>
@@ -1562,7 +1604,7 @@
               <w:pStyle w:val="ImageCaption"/>
             </w:pPr>
             <w:r>
-              <w:t xml:space="preserve">Table 3: Controlled procedures and validated analytical methods for the study.</w:t>
+              <w:t xml:space="preserve">Table 3: Controlled procedures and validated methods for the harvest study.</w:t>
             </w:r>
           </w:p>
           <w:tbl>
@@ -1956,7 +1998,7 @@
       </w:tr>
     </w:tbl>
     <w:bookmarkEnd w:id="16"/>
-    <w:bookmarkStart w:id="22" w:name="prior-knowledge-and-quality-risk-basis"/>
+    <w:bookmarkStart w:id="21" w:name="prior-knowledge-and-quality-risk-basis"/>
     <w:p>
       <w:pPr>
         <w:pStyle w:val="Heading1"/>
@@ -1965,7 +2007,7 @@
         <w:t xml:space="preserve">4. Prior knowledge and quality risk basis</w:t>
       </w:r>
     </w:p>
-    <w:bookmarkStart w:id="18" w:name="Xfc9d08e28ad3e20206826e1b5e1507b6461f659"/>
+    <w:bookmarkStart w:id="17" w:name="Xfc9d08e28ad3e20206826e1b5e1507b6461f659"/>
     <w:p>
       <w:pPr>
         <w:pStyle w:val="Heading2"/>
@@ -1979,50 +2021,292 @@
         <w:pStyle w:val="FirstParagraph"/>
       </w:pPr>
       <w:r>
-        <w:t xml:space="preserve">Harvest and clarification is a platform operation at Novacyte Biologics, so the study</w:t>
-      </w:r>
-      <w:r>
-        <w:t xml:space="preserve"> </w:t>
-      </w:r>
-      <w:r>
-        <w:t xml:space="preserve">confirms and bounds behaviour that is already understood. The same continuous disk-stack</w:t>
-      </w:r>
-      <w:r>
-        <w:t xml:space="preserve"> </w:t>
-      </w:r>
-      <w:r>
-        <w:t xml:space="preserve">centrifuge and the same graded depth filter train have been used for three previous</w:t>
-      </w:r>
-      <w:r>
-        <w:t xml:space="preserve"> </w:t>
-      </w:r>
-      <w:r>
-        <w:t xml:space="preserve">humanized IgG1 antibodies (X-Mab, Y-Mab and Z-Mab) and for the A-Mab clinical campaigns.</w:t>
-      </w:r>
-      <w:r>
-        <w:t xml:space="preserve"> </w:t>
-      </w:r>
-      <w:r>
-        <w:t xml:space="preserve">Across those products the step has consistently delivered clarified harvest of acceptable</w:t>
-      </w:r>
-      <w:r>
-        <w:t xml:space="preserve"> </w:t>
-      </w:r>
-      <w:r>
-        <w:t xml:space="preserve">turbidity and consistent recovery. This experience reduces the work required here to a</w:t>
-      </w:r>
-      <w:r>
-        <w:t xml:space="preserve"> </w:t>
-      </w:r>
-      <w:r>
-        <w:t xml:space="preserve">confirmation of the proposed ranges at the commercial scale-down model.</w:t>
+        <w:t xml:space="preserve">At commercial scale the culture is fed continuously to a disk-stack centrifuge. A cell settles</w:t>
+      </w:r>
+      <w:r>
+        <w:t xml:space="preserve"> </w:t>
+      </w:r>
+      <w:r>
+        <w:t xml:space="preserve">towards the bowl wall at a velocity proportional to the centrifugal field and to the difference</w:t>
+      </w:r>
+      <w:r>
+        <w:t xml:space="preserve"> </w:t>
+      </w:r>
+      <w:r>
+        <w:t xml:space="preserve">between its own density and the density of the medium, so raising the field carries every cell</w:t>
+      </w:r>
+      <w:r>
+        <w:t xml:space="preserve"> </w:t>
+      </w:r>
+      <w:r>
+        <w:t xml:space="preserve">and every fragment of debris outwards faster. Raising the feed rate shortens the time an</w:t>
+      </w:r>
+      <w:r>
+        <w:t xml:space="preserve"> </w:t>
+      </w:r>
+      <w:r>
+        <w:t xml:space="preserve">element of fluid spends in the bowl in inverse proportion, and a particle that has not reached</w:t>
+      </w:r>
+      <w:r>
+        <w:t xml:space="preserve"> </w:t>
+      </w:r>
+      <w:r>
+        <w:t xml:space="preserve">the wall when the fluid leaves is swept out in the centrate. The centrate therefore leaves the</w:t>
+      </w:r>
+      <w:r>
+        <w:t xml:space="preserve"> </w:t>
+      </w:r>
+      <w:r>
+        <w:t xml:space="preserve">bowl still carrying the fine debris and the colloidal material that is too small to sediment in</w:t>
+      </w:r>
+      <w:r>
+        <w:t xml:space="preserve"> </w:t>
+      </w:r>
+      <w:r>
+        <w:t xml:space="preserve">the time available. That material is removed on</w:t>
+      </w:r>
+      <w:r>
+        <w:t xml:space="preserve"> </w:t>
+      </w:r>
+      <w:r>
+        <w:t xml:space="preserve">a depth filter train, whose media are positively charged and therefore adsorb DNA fragments</w:t>
+      </w:r>
+      <w:r>
+        <w:t xml:space="preserve"> </w:t>
+      </w:r>
+      <w:r>
+        <w:t xml:space="preserve">and fine debris in addition to retaining particles by size. The filtrate passes a sterilizing</w:t>
+      </w:r>
+      <w:r>
+        <w:t xml:space="preserve"> </w:t>
+      </w:r>
+      <w:r>
+        <w:t xml:space="preserve">grade filter into the harvest vessel and is held there until capture.</w:t>
       </w:r>
     </w:p>
     <w:p>
       <w:pPr>
         <w:pStyle w:val="BodyText"/>
       </w:pPr>
-      <w:hyperlink w:anchor="tbl-train">
+      <w:r>
+        <w:t xml:space="preserve">Two mechanisms limit the operation, and they act in opposite directions. Shear in the feed</w:t>
+      </w:r>
+      <w:r>
+        <w:t xml:space="preserve"> </w:t>
+      </w:r>
+      <w:r>
+        <w:t xml:space="preserve">zone and at the disk stack rises with the speed of the bowl, and cells damaged by that shear</w:t>
+      </w:r>
+      <w:r>
+        <w:t xml:space="preserve"> </w:t>
+      </w:r>
+      <w:r>
+        <w:t xml:space="preserve">release host cell protein and DNA into the centrate. A higher field therefore clarifies more</w:t>
+      </w:r>
+      <w:r>
+        <w:t xml:space="preserve"> </w:t>
+      </w:r>
+      <w:r>
+        <w:t xml:space="preserve">completely and lyses more. The setting chosen for the step is a compromise between the two,</w:t>
+      </w:r>
+      <w:r>
+        <w:t xml:space="preserve"> </w:t>
+      </w:r>
+      <w:r>
+        <w:t xml:space="preserve">and the purpose of the centrifugation series in §6.2 is to find where each end of that</w:t>
+      </w:r>
+      <w:r>
+        <w:t xml:space="preserve"> </w:t>
+      </w:r>
+      <w:r>
+        <w:t xml:space="preserve">compromise begins to matter.</w:t>
+      </w:r>
+    </w:p>
+    <w:p>
+      <w:pPr>
+        <w:pStyle w:val="BodyText"/>
+      </w:pPr>
+      <w:r>
+        <w:t xml:space="preserve">A depth filter loses removal capacity as the solids it has already retained fill the void space</w:t>
+      </w:r>
+      <w:r>
+        <w:t xml:space="preserve"> </w:t>
+      </w:r>
+      <w:r>
+        <w:t xml:space="preserve">of its matrix and occupy its charged sites. As the media saturate, the pressure drop rises,</w:t>
+      </w:r>
+      <w:r>
+        <w:t xml:space="preserve"> </w:t>
+      </w:r>
+      <w:r>
+        <w:t xml:space="preserve">more fine material passes, and at the extreme cells and debris are forced through the pores.</w:t>
+      </w:r>
+      <w:r>
+        <w:t xml:space="preserve"> </w:t>
+      </w:r>
+      <w:r>
+        <w:t xml:space="preserve">How far the media have saturated depends on the mass of solids each unit of media area has</w:t>
+      </w:r>
+      <w:r>
+        <w:t xml:space="preserve"> </w:t>
+      </w:r>
+      <w:r>
+        <w:t xml:space="preserve">received, so a batch volume that exhausts a small filter train leaves a large one barely</w:t>
+      </w:r>
+      <w:r>
+        <w:t xml:space="preserve"> </w:t>
+      </w:r>
+      <w:r>
+        <w:t xml:space="preserve">loaded. The parameter is therefore carried as load per unit area, in</w:t>
+      </w:r>
+      <w:r>
+        <w:t xml:space="preserve"> </w:t>
+      </w:r>
+      <w:r>
+        <w:t xml:space="preserve">L/m2.</w:t>
+      </w:r>
+    </w:p>
+    <w:p>
+      <w:pPr>
+        <w:pStyle w:val="BodyText"/>
+      </w:pPr>
+      <w:r>
+        <w:t xml:space="preserve">Post-clarification turbidity is a measure of the fine particulate and colloidal material the</w:t>
+      </w:r>
+      <w:r>
+        <w:t xml:space="preserve"> </w:t>
+      </w:r>
+      <w:r>
+        <w:t xml:space="preserve">filters passed. It is not a set parameter. It is a property of the clarified harvest that the</w:t>
+      </w:r>
+      <w:r>
+        <w:t xml:space="preserve"> </w:t>
+      </w:r>
+      <w:r>
+        <w:t xml:space="preserve">centrifugal field and the filter load produce together. It is monitored on every batch as an</w:t>
+      </w:r>
+      <w:r>
+        <w:t xml:space="preserve"> </w:t>
+      </w:r>
+      <w:r>
+        <w:t xml:space="preserve">in-process control and is listed among the parameters of the step in</w:t>
+      </w:r>
+      <w:r>
+        <w:t xml:space="preserve"> </w:t>
+      </w:r>
+      <w:hyperlink w:anchor="tbl-params">
+        <w:r>
+          <w:rPr>
+            <w:rStyle w:val="Hyperlink"/>
+          </w:rPr>
+          <w:t xml:space="preserve">Table 6</w:t>
+        </w:r>
+      </w:hyperlink>
+      <w:r>
+        <w:t xml:space="preserve">, because the</w:t>
+      </w:r>
+      <w:r>
+        <w:t xml:space="preserve"> </w:t>
+      </w:r>
+      <w:r>
+        <w:t xml:space="preserve">value it reaches bounds what capture receives.</w:t>
+      </w:r>
+      <w:r>
+        <w:t xml:space="preserve"> </w:t>
+      </w:r>
+      <w:r>
+        <w:t xml:space="preserve">The material it measures fouls the Protein A column and shortens the working life of the</w:t>
+      </w:r>
+      <w:r>
+        <w:t xml:space="preserve"> </w:t>
+      </w:r>
+      <w:r>
+        <w:t xml:space="preserve">resin.</w:t>
+      </w:r>
+    </w:p>
+    <w:p>
+      <w:pPr>
+        <w:pStyle w:val="BodyText"/>
+      </w:pPr>
+      <w:r>
+        <w:t xml:space="preserve">Harvest by continuous centrifugation followed by depth filtration is the platform recovery</w:t>
+      </w:r>
+      <w:r>
+        <w:t xml:space="preserve"> </w:t>
+      </w:r>
+      <w:r>
+        <w:t xml:space="preserve">operation at Novacyte Biologics. It has been used for three previously licensed antibodies</w:t>
+      </w:r>
+      <w:r>
+        <w:t xml:space="preserve"> </w:t>
+      </w:r>
+      <w:r>
+        <w:t xml:space="preserve">(X-Mab, Y-Mab and Z-Mab), and the equipment, the filter media grade and the control scheme</w:t>
+      </w:r>
+      <w:r>
+        <w:t xml:space="preserve"> </w:t>
+      </w:r>
+      <w:r>
+        <w:t xml:space="preserve">are unchanged for A-Mab. Prior knowledge therefore establishes the mechanisms</w:t>
+      </w:r>
+      <w:r>
+        <w:t xml:space="preserve"> </w:t>
+      </w:r>
+      <w:r>
+        <w:t xml:space="preserve">described above and the approximate position of the operating point. Host cell protein and DNA</w:t>
+      </w:r>
+      <w:r>
+        <w:t xml:space="preserve"> </w:t>
+      </w:r>
+      <w:r>
+        <w:t xml:space="preserve">enter harvest at a concentration that rises as the viability of the culture falls, because</w:t>
+      </w:r>
+      <w:r>
+        <w:t xml:space="preserve"> </w:t>
+      </w:r>
+      <w:r>
+        <w:t xml:space="preserve">cells that died before the harvest began have already released their contents into the medium.</w:t>
+      </w:r>
+      <w:r>
+        <w:t xml:space="preserve"> </w:t>
+      </w:r>
+      <w:r>
+        <w:t xml:space="preserve">Viability at the end of culture is a property of the A-Mab culture and is</w:t>
+      </w:r>
+      <w:r>
+        <w:t xml:space="preserve"> </w:t>
+      </w:r>
+      <w:r>
+        <w:t xml:space="preserve">characterized under PCP-003, and the ranges claimed here will therefore be established on</w:t>
+      </w:r>
+      <w:r>
+        <w:t xml:space="preserve"> </w:t>
+      </w:r>
+      <w:r>
+        <w:t xml:space="preserve">A-Mab material.</w:t>
+      </w:r>
+    </w:p>
+    <w:bookmarkEnd w:id="17"/>
+    <w:bookmarkStart w:id="19" w:name="quality-attributes-in-scope"/>
+    <w:p>
+      <w:pPr>
+        <w:pStyle w:val="Heading2"/>
+      </w:pPr>
+      <w:r>
+        <w:t xml:space="preserve">4.2 Quality attributes in scope</w:t>
+      </w:r>
+    </w:p>
+    <w:p>
+      <w:pPr>
+        <w:pStyle w:val="FirstParagraph"/>
+      </w:pPr>
+      <w:r>
+        <w:t xml:space="preserve">Three quality attributes are in scope, and they are listed in</w:t>
+      </w:r>
+      <w:r>
+        <w:t xml:space="preserve"> </w:t>
+      </w:r>
+      <w:hyperlink w:anchor="tbl-cqa">
         <w:r>
           <w:rPr>
             <w:rStyle w:val="Hyperlink"/>
@@ -2034,25 +2318,13 @@
         <w:t xml:space="preserve"> </w:t>
       </w:r>
       <w:r>
-        <w:t xml:space="preserve">places the step in the drug substance train. Step 4 sits between the</w:t>
-      </w:r>
-      <w:r>
-        <w:t xml:space="preserve"> </w:t>
-      </w:r>
-      <w:r>
-        <w:t xml:space="preserve">production bioreactor (Step 3), which forms the glycan, charge variant and aggregate</w:t>
-      </w:r>
-      <w:r>
-        <w:t xml:space="preserve"> </w:t>
-      </w:r>
-      <w:r>
-        <w:t xml:space="preserve">attributes, and the capture step (Step 5), which begins the removal of process</w:t>
-      </w:r>
-      <w:r>
-        <w:t xml:space="preserve"> </w:t>
-      </w:r>
-      <w:r>
-        <w:t xml:space="preserve">impurities. The clarified harvest is the only material transferred between them.</w:t>
+        <w:t xml:space="preserve">with the criticality</w:t>
+      </w:r>
+      <w:r>
+        <w:t xml:space="preserve"> </w:t>
+      </w:r>
+      <w:r>
+        <w:t xml:space="preserve">assigned to each and the acceptance criterion that applies to the drug substance.</w:t>
       </w:r>
     </w:p>
     <w:tbl>
@@ -2068,7 +2340,7 @@
       <w:tr>
         <w:tc>
           <w:tcPr/>
-          <w:bookmarkStart w:id="17" w:name="tbl-train"/>
+          <w:bookmarkStart w:id="18" w:name="tbl-cqa"/>
           <w:p>
             <w:pPr>
               <w:jc w:val="center"/>
@@ -2079,583 +2351,7 @@
               <w:pStyle w:val="ImageCaption"/>
             </w:pPr>
             <w:r>
-              <w:t xml:space="preserve">Table 4: The A-Mab drug substance process train and the principal role of each step.</w:t>
-            </w:r>
-          </w:p>
-          <w:tbl>
-            <w:tblPr>
-              <w:tblStyle w:val="Table"/>
-              <w:tblW w:type="pct" w:w="5000"/>
-              <w:tblLayout w:type="fixed"/>
-              <w:tblLook w:firstRow="1" w:lastRow="0" w:firstColumn="0" w:lastColumn="0" w:noHBand="0" w:noVBand="0" w:val="0020"/>
-            </w:tblPr>
-            <w:tblGrid>
-              <w:gridCol w:w="528"/>
-              <w:gridCol w:w="2244"/>
-              <w:gridCol w:w="5148"/>
-            </w:tblGrid>
-            <w:tr>
-              <w:trPr>
-                <w:tblHeader w:val="on"/>
-              </w:trPr>
-              <w:tc>
-                <w:tcPr/>
-                <w:p>
-                  <w:pPr>
-                    <w:pStyle w:val="Compact"/>
-                    <w:jc w:val="right"/>
-                    <w:jc w:val="center"/>
-                  </w:pPr>
-                  <w:r>
-                    <w:t xml:space="preserve">Step</w:t>
-                  </w:r>
-                </w:p>
-              </w:tc>
-              <w:tc>
-                <w:tcPr/>
-                <w:p>
-                  <w:pPr>
-                    <w:pStyle w:val="Compact"/>
-                    <w:jc w:val="left"/>
-                    <w:jc w:val="center"/>
-                  </w:pPr>
-                  <w:r>
-                    <w:t xml:space="preserve">Unit operation</w:t>
-                  </w:r>
-                </w:p>
-              </w:tc>
-              <w:tc>
-                <w:tcPr/>
-                <w:p>
-                  <w:pPr>
-                    <w:pStyle w:val="Compact"/>
-                    <w:jc w:val="left"/>
-                    <w:jc w:val="center"/>
-                  </w:pPr>
-                  <w:r>
-                    <w:t xml:space="preserve">Principal role</w:t>
-                  </w:r>
-                </w:p>
-              </w:tc>
-            </w:tr>
-            <w:tr>
-              <w:tc>
-                <w:tcPr/>
-                <w:p>
-                  <w:pPr>
-                    <w:pStyle w:val="Compact"/>
-                    <w:jc w:val="right"/>
-                    <w:jc w:val="center"/>
-                  </w:pPr>
-                  <w:r>
-                    <w:t xml:space="preserve">3</w:t>
-                  </w:r>
-                </w:p>
-              </w:tc>
-              <w:tc>
-                <w:tcPr/>
-                <w:p>
-                  <w:pPr>
-                    <w:pStyle w:val="Compact"/>
-                    <w:jc w:val="left"/>
-                    <w:jc w:val="center"/>
-                  </w:pPr>
-                  <w:r>
-                    <w:t xml:space="preserve">Production Bioreactor</w:t>
-                  </w:r>
-                </w:p>
-              </w:tc>
-              <w:tc>
-                <w:tcPr/>
-                <w:p>
-                  <w:pPr>
-                    <w:pStyle w:val="Compact"/>
-                    <w:jc w:val="left"/>
-                    <w:jc w:val="center"/>
-                  </w:pPr>
-                  <w:r>
-                    <w:t xml:space="preserve">Forms the glycan, charge-variant and aggregate CQAs (design-space step)</w:t>
-                  </w:r>
-                </w:p>
-              </w:tc>
-            </w:tr>
-            <w:tr>
-              <w:tc>
-                <w:tcPr/>
-                <w:p>
-                  <w:pPr>
-                    <w:pStyle w:val="Compact"/>
-                    <w:jc w:val="right"/>
-                    <w:jc w:val="center"/>
-                  </w:pPr>
-                  <w:r>
-                    <w:t xml:space="preserve">4</w:t>
-                  </w:r>
-                </w:p>
-              </w:tc>
-              <w:tc>
-                <w:tcPr/>
-                <w:p>
-                  <w:pPr>
-                    <w:pStyle w:val="Compact"/>
-                    <w:jc w:val="left"/>
-                    <w:jc w:val="center"/>
-                  </w:pPr>
-                  <w:r>
-                    <w:t xml:space="preserve">Harvest and Clarification</w:t>
-                  </w:r>
-                </w:p>
-              </w:tc>
-              <w:tc>
-                <w:tcPr/>
-                <w:p>
-                  <w:pPr>
-                    <w:pStyle w:val="Compact"/>
-                    <w:jc w:val="left"/>
-                    <w:jc w:val="center"/>
-                  </w:pPr>
-                  <w:r>
-                    <w:t xml:space="preserve">Primary recovery and clarification; forms no product-quality CQA</w:t>
-                  </w:r>
-                </w:p>
-              </w:tc>
-            </w:tr>
-            <w:tr>
-              <w:tc>
-                <w:tcPr/>
-                <w:p>
-                  <w:pPr>
-                    <w:pStyle w:val="Compact"/>
-                    <w:jc w:val="right"/>
-                    <w:jc w:val="center"/>
-                  </w:pPr>
-                  <w:r>
-                    <w:t xml:space="preserve">5</w:t>
-                  </w:r>
-                </w:p>
-              </w:tc>
-              <w:tc>
-                <w:tcPr/>
-                <w:p>
-                  <w:pPr>
-                    <w:pStyle w:val="Compact"/>
-                    <w:jc w:val="left"/>
-                    <w:jc w:val="center"/>
-                  </w:pPr>
-                  <w:r>
-                    <w:t xml:space="preserve">Protein A Chromatography</w:t>
-                  </w:r>
-                </w:p>
-              </w:tc>
-              <w:tc>
-                <w:tcPr/>
-                <w:p>
-                  <w:pPr>
-                    <w:pStyle w:val="Compact"/>
-                    <w:jc w:val="left"/>
-                    <w:jc w:val="center"/>
-                  </w:pPr>
-                  <w:r>
-                    <w:t xml:space="preserve">Capture; sets leached Protein A; principal HCP and DNA clearance</w:t>
-                  </w:r>
-                </w:p>
-              </w:tc>
-            </w:tr>
-            <w:tr>
-              <w:tc>
-                <w:tcPr/>
-                <w:p>
-                  <w:pPr>
-                    <w:pStyle w:val="Compact"/>
-                    <w:jc w:val="right"/>
-                    <w:jc w:val="center"/>
-                  </w:pPr>
-                  <w:r>
-                    <w:t xml:space="preserve">6</w:t>
-                  </w:r>
-                </w:p>
-              </w:tc>
-              <w:tc>
-                <w:tcPr/>
-                <w:p>
-                  <w:pPr>
-                    <w:pStyle w:val="Compact"/>
-                    <w:jc w:val="left"/>
-                    <w:jc w:val="center"/>
-                  </w:pPr>
-                  <w:r>
-                    <w:t xml:space="preserve">Low-pH Viral Inactivation</w:t>
-                  </w:r>
-                </w:p>
-              </w:tc>
-              <w:tc>
-                <w:tcPr/>
-                <w:p>
-                  <w:pPr>
-                    <w:pStyle w:val="Compact"/>
-                    <w:jc w:val="left"/>
-                    <w:jc w:val="center"/>
-                  </w:pPr>
-                  <w:r>
-                    <w:t xml:space="preserve">Low-pH hold; sets the cumulative XMuLV (enveloped) clearance</w:t>
-                  </w:r>
-                </w:p>
-              </w:tc>
-            </w:tr>
-            <w:tr>
-              <w:tc>
-                <w:tcPr/>
-                <w:p>
-                  <w:pPr>
-                    <w:pStyle w:val="Compact"/>
-                    <w:jc w:val="right"/>
-                    <w:jc w:val="center"/>
-                  </w:pPr>
-                  <w:r>
-                    <w:t xml:space="preserve">7</w:t>
-                  </w:r>
-                </w:p>
-              </w:tc>
-              <w:tc>
-                <w:tcPr/>
-                <w:p>
-                  <w:pPr>
-                    <w:pStyle w:val="Compact"/>
-                    <w:jc w:val="left"/>
-                    <w:jc w:val="center"/>
-                  </w:pPr>
-                  <w:r>
-                    <w:t xml:space="preserve">Cation Exchange Chromatography</w:t>
-                  </w:r>
-                </w:p>
-              </w:tc>
-              <w:tc>
-                <w:tcPr/>
-                <w:p>
-                  <w:pPr>
-                    <w:pStyle w:val="Compact"/>
-                    <w:jc w:val="left"/>
-                    <w:jc w:val="center"/>
-                  </w:pPr>
-                  <w:r>
-                    <w:t xml:space="preserve">Polish; principal aggregate reduction; major HCP/DNA/leached-PA clearance</w:t>
-                  </w:r>
-                </w:p>
-              </w:tc>
-            </w:tr>
-            <w:tr>
-              <w:tc>
-                <w:tcPr/>
-                <w:p>
-                  <w:pPr>
-                    <w:pStyle w:val="Compact"/>
-                    <w:jc w:val="right"/>
-                    <w:jc w:val="center"/>
-                  </w:pPr>
-                  <w:r>
-                    <w:t xml:space="preserve">8</w:t>
-                  </w:r>
-                </w:p>
-              </w:tc>
-              <w:tc>
-                <w:tcPr/>
-                <w:p>
-                  <w:pPr>
-                    <w:pStyle w:val="Compact"/>
-                    <w:jc w:val="left"/>
-                    <w:jc w:val="center"/>
-                  </w:pPr>
-                  <w:r>
-                    <w:t xml:space="preserve">Anion Exchange Chromatography</w:t>
-                  </w:r>
-                </w:p>
-              </w:tc>
-              <w:tc>
-                <w:tcPr/>
-                <w:p>
-                  <w:pPr>
-                    <w:pStyle w:val="Compact"/>
-                    <w:jc w:val="left"/>
-                    <w:jc w:val="center"/>
-                  </w:pPr>
-                  <w:r>
-                    <w:t xml:space="preserve">Flow-through polish; sets the cumulative MVM clearance; clears XMuLV/HCP/DNA</w:t>
-                  </w:r>
-                </w:p>
-              </w:tc>
-            </w:tr>
-            <w:tr>
-              <w:tc>
-                <w:tcPr/>
-                <w:p>
-                  <w:pPr>
-                    <w:pStyle w:val="Compact"/>
-                    <w:jc w:val="right"/>
-                    <w:jc w:val="center"/>
-                  </w:pPr>
-                  <w:r>
-                    <w:t xml:space="preserve">9</w:t>
-                  </w:r>
-                </w:p>
-              </w:tc>
-              <w:tc>
-                <w:tcPr/>
-                <w:p>
-                  <w:pPr>
-                    <w:pStyle w:val="Compact"/>
-                    <w:jc w:val="left"/>
-                    <w:jc w:val="center"/>
-                  </w:pPr>
-                  <w:r>
-                    <w:t xml:space="preserve">Small-Virus Retentive Filtration</w:t>
-                  </w:r>
-                </w:p>
-              </w:tc>
-              <w:tc>
-                <w:tcPr/>
-                <w:p>
-                  <w:pPr>
-                    <w:pStyle w:val="Compact"/>
-                    <w:jc w:val="left"/>
-                    <w:jc w:val="center"/>
-                  </w:pPr>
-                  <w:r>
-                    <w:t xml:space="preserve">Dedicated small-virus removal; principal MVM clearance</w:t>
-                  </w:r>
-                </w:p>
-              </w:tc>
-            </w:tr>
-            <w:tr>
-              <w:tc>
-                <w:tcPr/>
-                <w:p>
-                  <w:pPr>
-                    <w:pStyle w:val="Compact"/>
-                    <w:jc w:val="right"/>
-                    <w:jc w:val="center"/>
-                  </w:pPr>
-                  <w:r>
-                    <w:t xml:space="preserve">10</w:t>
-                  </w:r>
-                </w:p>
-              </w:tc>
-              <w:tc>
-                <w:tcPr/>
-                <w:p>
-                  <w:pPr>
-                    <w:pStyle w:val="Compact"/>
-                    <w:jc w:val="left"/>
-                    <w:jc w:val="center"/>
-                  </w:pPr>
-                  <w:r>
-                    <w:t xml:space="preserve">Ultrafiltration / Diafiltration</w:t>
-                  </w:r>
-                </w:p>
-              </w:tc>
-              <w:tc>
-                <w:tcPr/>
-                <w:p>
-                  <w:pPr>
-                    <w:pStyle w:val="Compact"/>
-                    <w:jc w:val="left"/>
-                    <w:jc w:val="center"/>
-                  </w:pPr>
-                  <w:r>
-                    <w:t xml:space="preserve">Formulation / mass balance; delivers drug substance at target concentration</w:t>
-                  </w:r>
-                </w:p>
-              </w:tc>
-            </w:tr>
-          </w:tbl>
-          <w:bookmarkEnd w:id="17"/>
-          <w:p/>
-        </w:tc>
-      </w:tr>
-    </w:tbl>
-    <w:p>
-      <w:pPr>
-        <w:pStyle w:val="BodyText"/>
-      </w:pPr>
-      <w:r>
-        <w:t xml:space="preserve">The two settable parameters act through different mechanisms, and each one carries a</w:t>
-      </w:r>
-      <w:r>
-        <w:t xml:space="preserve"> </w:t>
-      </w:r>
-      <w:r>
-        <w:t xml:space="preserve">penalty at the end of its range. Centrifugation removes cells and large debris by</w:t>
-      </w:r>
-      <w:r>
-        <w:t xml:space="preserve"> </w:t>
-      </w:r>
-      <w:r>
-        <w:t xml:space="preserve">sedimentation, so a higher relative centrifugal force gives a clearer centrate. Higher</w:t>
-      </w:r>
-      <w:r>
-        <w:t xml:space="preserve"> </w:t>
-      </w:r>
-      <w:r>
-        <w:t xml:space="preserve">force also raises the hydrodynamic shear in the feed zone and at the solids discharge</w:t>
-      </w:r>
-      <w:r>
-        <w:t xml:space="preserve"> </w:t>
-      </w:r>
-      <w:r>
-        <w:t xml:space="preserve">(the two places at which the broth is accelerated most sharply), which breaks a fraction</w:t>
-      </w:r>
-      <w:r>
-        <w:t xml:space="preserve"> </w:t>
-      </w:r>
-      <w:r>
-        <w:t xml:space="preserve">of the cells and releases HCP, DNA and fine particles into the centrate. The two effects</w:t>
-      </w:r>
-      <w:r>
-        <w:t xml:space="preserve"> </w:t>
-      </w:r>
-      <w:r>
-        <w:t xml:space="preserve">oppose each other, and the set-point is expected to lie near the force at which the gain</w:t>
-      </w:r>
-      <w:r>
-        <w:t xml:space="preserve"> </w:t>
-      </w:r>
-      <w:r>
-        <w:t xml:space="preserve">in clarity no longer pays for the additional lysis.</w:t>
-      </w:r>
-    </w:p>
-    <w:p>
-      <w:pPr>
-        <w:pStyle w:val="BodyText"/>
-      </w:pPr>
-      <w:r>
-        <w:t xml:space="preserve">Depth filtration retains the fine particles that the centrifuge does not remove. Its</w:t>
-      </w:r>
-      <w:r>
-        <w:t xml:space="preserve"> </w:t>
-      </w:r>
-      <w:r>
-        <w:t xml:space="preserve">capacity is expressed as the volume filtered per unit of media area</w:t>
-      </w:r>
-      <w:r>
-        <w:t xml:space="preserve"> </w:t>
-      </w:r>
-      <w:r>
-        <w:t xml:space="preserve">(L/m2), and both the</w:t>
-      </w:r>
-      <w:r>
-        <w:t xml:space="preserve"> </w:t>
-      </w:r>
-      <w:r>
-        <w:t xml:space="preserve">filtrate turbidity and the differential pressure rise as that load increases. Loading</w:t>
-      </w:r>
-      <w:r>
-        <w:t xml:space="preserve"> </w:t>
-      </w:r>
-      <w:r>
-        <w:t xml:space="preserve">beyond the capacity of the primary media allows fines to break through into the filtrate,</w:t>
-      </w:r>
-      <w:r>
-        <w:t xml:space="preserve"> </w:t>
-      </w:r>
-      <w:r>
-        <w:t xml:space="preserve">which raises the turbidity of the clarified harvest and increases the particulate burden</w:t>
-      </w:r>
-      <w:r>
-        <w:t xml:space="preserve"> </w:t>
-      </w:r>
-      <w:r>
-        <w:t xml:space="preserve">carried into the capture column, and both of those effects are expected at the high end</w:t>
-      </w:r>
-      <w:r>
-        <w:t xml:space="preserve"> </w:t>
-      </w:r>
-      <w:r>
-        <w:t xml:space="preserve">of the load range studied here. The depth filter media also adsorb a fraction of the HCP</w:t>
-      </w:r>
-      <w:r>
-        <w:t xml:space="preserve"> </w:t>
-      </w:r>
-      <w:r>
-        <w:t xml:space="preserve">and the DNA in the centrate (an effect seen across the platform products). That clearance</w:t>
-      </w:r>
-      <w:r>
-        <w:t xml:space="preserve"> </w:t>
-      </w:r>
-      <w:r>
-        <w:t xml:space="preserve">varies with the state of the culture at harvest and is not predictable, so none is</w:t>
-      </w:r>
-      <w:r>
-        <w:t xml:space="preserve"> </w:t>
-      </w:r>
-      <w:r>
-        <w:t xml:space="preserve">claimed for this step.</w:t>
-      </w:r>
-    </w:p>
-    <w:bookmarkEnd w:id="18"/>
-    <w:bookmarkStart w:id="20" w:name="quality-attributes-in-scope"/>
-    <w:p>
-      <w:pPr>
-        <w:pStyle w:val="Heading2"/>
-      </w:pPr>
-      <w:r>
-        <w:t xml:space="preserve">4.2 Quality attributes in scope</w:t>
-      </w:r>
-    </w:p>
-    <w:p>
-      <w:pPr>
-        <w:pStyle w:val="FirstParagraph"/>
-      </w:pPr>
-      <w:r>
-        <w:t xml:space="preserve">The step sets no critical quality attribute. The attributes in scope are the ones it</w:t>
-      </w:r>
-      <w:r>
-        <w:t xml:space="preserve"> </w:t>
-      </w:r>
-      <w:r>
-        <w:t xml:space="preserve">carries forward to the purification train (</w:t>
-      </w:r>
-      <w:hyperlink w:anchor="tbl-cqa">
-        <w:r>
-          <w:rPr>
-            <w:rStyle w:val="Hyperlink"/>
-          </w:rPr>
-          <w:t xml:space="preserve">Table 5</w:t>
-        </w:r>
-      </w:hyperlink>
-      <w:r>
-        <w:t xml:space="preserve">), and they are given there with their</w:t>
-      </w:r>
-      <w:r>
-        <w:t xml:space="preserve"> </w:t>
-      </w:r>
-      <w:r>
-        <w:t xml:space="preserve">drug substance acceptance criteria and their criticality.</w:t>
-      </w:r>
-    </w:p>
-    <w:tbl>
-      <w:tblPr>
-        <w:tblStyle w:val="Table"/>
-        <w:tblW w:type="pct" w:w="5000"/>
-        <w:tblLayout w:type="fixed"/>
-        <w:tblLook w:firstRow="0" w:lastRow="0" w:firstColumn="0" w:lastColumn="0" w:noHBand="0" w:noVBand="0" w:val="0000"/>
-      </w:tblPr>
-      <w:tblGrid>
-        <w:gridCol w:w="7920"/>
-      </w:tblGrid>
-      <w:tr>
-        <w:tc>
-          <w:tcPr/>
-          <w:bookmarkStart w:id="19" w:name="tbl-cqa"/>
-          <w:p>
-            <w:pPr>
-              <w:jc w:val="center"/>
-            </w:pPr>
-            <w:pPr>
-              <w:jc w:val="left"/>
-              <w:spacing w:before="200"/>
-              <w:pStyle w:val="ImageCaption"/>
-            </w:pPr>
-            <w:r>
-              <w:t xml:space="preserve">Table 5: Quality attributes carried forward from harvest and clarification. The step forms none of them and is credited with no clearance of them.</w:t>
+              <w:t xml:space="preserve">Table 4: Quality attributes in scope at harvest, with the drug substance acceptance criteria.</w:t>
             </w:r>
           </w:p>
           <w:tbl>
@@ -2944,7 +2640,7 @@
               </w:tc>
             </w:tr>
           </w:tbl>
-          <w:bookmarkEnd w:id="19"/>
+          <w:bookmarkEnd w:id="18"/>
           <w:p/>
         </w:tc>
       </w:tr>
@@ -2954,61 +2650,34 @@
         <w:pStyle w:val="BodyText"/>
       </w:pPr>
       <w:r>
-        <w:t xml:space="preserve">Host cell protein is the attribute in this table that most constrains the design of the</w:t>
-      </w:r>
-      <w:r>
-        <w:t xml:space="preserve"> </w:t>
-      </w:r>
-      <w:r>
-        <w:t xml:space="preserve">downstream train. The clarified harvest is expected to carry about</w:t>
-      </w:r>
-      <w:r>
-        <w:t xml:space="preserve"> </w:t>
-      </w:r>
-      <w:r>
-        <w:t xml:space="preserve">500,000 ng/mg of HCP against a drug substance limit of</w:t>
-      </w:r>
-      <w:r>
-        <w:t xml:space="preserve"> </w:t>
-      </w:r>
-      <w:r>
-        <w:t xml:space="preserve">100 ng/mg, so the purification train has to deliver about</w:t>
-      </w:r>
-      <w:r>
-        <w:t xml:space="preserve"> </w:t>
-      </w:r>
-      <w:r>
-        <w:t xml:space="preserve">3.7 logs of clearance in total, of which the capture step</w:t>
-      </w:r>
-      <w:r>
-        <w:t xml:space="preserve"> </w:t>
-      </w:r>
-      <w:r>
-        <w:t xml:space="preserve">provides the largest single contribution (PCR-005) and the two ion exchange polishing</w:t>
-      </w:r>
-      <w:r>
-        <w:t xml:space="preserve"> </w:t>
-      </w:r>
-      <w:r>
-        <w:t xml:space="preserve">steps provide the remainder (PCR-007 and PCR-008). Harvest and clarification is credited</w:t>
-      </w:r>
-      <w:r>
-        <w:t xml:space="preserve"> </w:t>
-      </w:r>
-      <w:r>
-        <w:t xml:space="preserve">with none of it. What the step does control is the consistency of the burden it hands</w:t>
-      </w:r>
-      <w:r>
-        <w:t xml:space="preserve"> </w:t>
-      </w:r>
-      <w:r>
-        <w:t xml:space="preserve">over, which is why HCP and residual DNA are measured on the clarified harvest at every</w:t>
-      </w:r>
-      <w:r>
-        <w:t xml:space="preserve"> </w:t>
-      </w:r>
-      <w:r>
-        <w:t xml:space="preserve">studied condition.</w:t>
+        <w:t xml:space="preserve">The Tool #1 column is the attribute score returned by the ranking tool of the case study this</w:t>
+      </w:r>
+      <w:r>
+        <w:t xml:space="preserve"> </w:t>
+      </w:r>
+      <w:r>
+        <w:t xml:space="preserve">process model follows</w:t>
+      </w:r>
+      <w:r>
+        <w:t xml:space="preserve"> </w:t>
+      </w:r>
+      <w:r>
+        <w:t xml:space="preserve">(CMC Biotech Working Group 2009)</w:t>
+      </w:r>
+      <w:r>
+        <w:t xml:space="preserve">. It is the impact of the attribute multiplied by the</w:t>
+      </w:r>
+      <w:r>
+        <w:t xml:space="preserve"> </w:t>
+      </w:r>
+      <w:r>
+        <w:t xml:space="preserve">uncertainty in that impact, and the criticality grade beside it is assigned separately.</w:t>
+      </w:r>
+      <w:r>
+        <w:t xml:space="preserve"> </w:t>
+      </w:r>
+      <w:r>
+        <w:t xml:space="preserve">Aggregate carries the highest score of the three and residual DNA the lowest.</w:t>
       </w:r>
     </w:p>
     <w:p>
@@ -3016,35 +2685,154 @@
         <w:pStyle w:val="BodyText"/>
       </w:pPr>
       <w:r>
-        <w:t xml:space="preserve">The size variant profile is measured for a different reason. Shear at the centrifuge feed</w:t>
-      </w:r>
-      <w:r>
-        <w:t xml:space="preserve"> </w:t>
-      </w:r>
-      <w:r>
-        <w:t xml:space="preserve">zone is the only mechanism at this step that could raise the level of high molecular</w:t>
-      </w:r>
-      <w:r>
-        <w:t xml:space="preserve"> </w:t>
-      </w:r>
-      <w:r>
-        <w:t xml:space="preserve">weight species, and the study measures aggregate across the step to confirm that it does</w:t>
-      </w:r>
-      <w:r>
-        <w:t xml:space="preserve"> </w:t>
-      </w:r>
-      <w:r>
-        <w:t xml:space="preserve">not. Aggregate reduction is the business of the cation exchange step (PCR-007), and none</w:t>
-      </w:r>
-      <w:r>
-        <w:t xml:space="preserve"> </w:t>
-      </w:r>
-      <w:r>
-        <w:t xml:space="preserve">is expected or claimed here.</w:t>
-      </w:r>
-    </w:p>
-    <w:bookmarkEnd w:id="20"/>
-    <w:bookmarkStart w:id="21" w:name="risk-based-prioritization-of-parameters"/>
+        <w:t xml:space="preserve">None of the three is formed at this step. Host cell protein and DNA enter harvest in the</w:t>
+      </w:r>
+      <w:r>
+        <w:t xml:space="preserve"> </w:t>
+      </w:r>
+      <w:r>
+        <w:t xml:space="preserve">culture fluid and leave it in the clarified harvest, and the step neither clears them nor is</w:t>
+      </w:r>
+      <w:r>
+        <w:t xml:space="preserve"> </w:t>
+      </w:r>
+      <w:r>
+        <w:t xml:space="preserve">credited with clearing them. Aggregate is formed upstream and is reduced principally at</w:t>
+      </w:r>
+      <w:r>
+        <w:t xml:space="preserve"> </w:t>
+      </w:r>
+      <w:r>
+        <w:t xml:space="preserve">cation exchange. All three are nonetheless in scope, because the operation can add to the</w:t>
+      </w:r>
+      <w:r>
+        <w:t xml:space="preserve"> </w:t>
+      </w:r>
+      <w:r>
+        <w:t xml:space="preserve">first two by lysis and, in principle, to the third by shear at the feed zone or at an</w:t>
+      </w:r>
+      <w:r>
+        <w:t xml:space="preserve"> </w:t>
+      </w:r>
+      <w:r>
+        <w:t xml:space="preserve">air-liquid interface in a foaming transfer.</w:t>
+      </w:r>
+    </w:p>
+    <w:p>
+      <w:pPr>
+        <w:pStyle w:val="BodyText"/>
+      </w:pPr>
+      <w:r>
+        <w:t xml:space="preserve">The acceptance criteria in</w:t>
+      </w:r>
+      <w:r>
+        <w:t xml:space="preserve"> </w:t>
+      </w:r>
+      <w:hyperlink w:anchor="tbl-cqa">
+        <w:r>
+          <w:rPr>
+            <w:rStyle w:val="Hyperlink"/>
+          </w:rPr>
+          <w:t xml:space="preserve">Table 4</w:t>
+        </w:r>
+      </w:hyperlink>
+      <w:r>
+        <w:t xml:space="preserve"> </w:t>
+      </w:r>
+      <w:r>
+        <w:t xml:space="preserve">apply to the drug substance. They are met by the</w:t>
+      </w:r>
+      <w:r>
+        <w:t xml:space="preserve"> </w:t>
+      </w:r>
+      <w:r>
+        <w:t xml:space="preserve">clearance the purification train delivers downstream of this step, and they are not</w:t>
+      </w:r>
+      <w:r>
+        <w:t xml:space="preserve"> </w:t>
+      </w:r>
+      <w:r>
+        <w:t xml:space="preserve">in-process limits for the clarified harvest. No in-process limit is derived for harvest from</w:t>
+      </w:r>
+      <w:r>
+        <w:t xml:space="preserve"> </w:t>
+      </w:r>
+      <w:r>
+        <w:t xml:space="preserve">them, and none is set in this plan. The criteria this step will be judged against are stated</w:t>
+      </w:r>
+      <w:r>
+        <w:t xml:space="preserve"> </w:t>
+      </w:r>
+      <w:r>
+        <w:t xml:space="preserve">in §7, and with one exception they are comparative.</w:t>
+      </w:r>
+    </w:p>
+    <w:p>
+      <w:pPr>
+        <w:pStyle w:val="BodyText"/>
+      </w:pPr>
+      <w:r>
+        <w:t xml:space="preserve">Host cell protein and aggregate carry most of the weight in</w:t>
+      </w:r>
+      <w:r>
+        <w:t xml:space="preserve"> </w:t>
+      </w:r>
+      <w:hyperlink w:anchor="tbl-cqa">
+        <w:r>
+          <w:rPr>
+            <w:rStyle w:val="Hyperlink"/>
+          </w:rPr>
+          <w:t xml:space="preserve">Table 4</w:t>
+        </w:r>
+      </w:hyperlink>
+      <w:r>
+        <w:t xml:space="preserve">. Host cell protein is</w:t>
+      </w:r>
+      <w:r>
+        <w:t xml:space="preserve"> </w:t>
+      </w:r>
+      <w:r>
+        <w:t xml:space="preserve">the response through which the lysis argument of §4.1 is tested, and it is the attribute that</w:t>
+      </w:r>
+      <w:r>
+        <w:t xml:space="preserve"> </w:t>
+      </w:r>
+      <w:r>
+        <w:t xml:space="preserve">rises most when cells break during the operation. Aggregate carries a higher criticality than</w:t>
+      </w:r>
+      <w:r>
+        <w:t xml:space="preserve"> </w:t>
+      </w:r>
+      <w:r>
+        <w:t xml:space="preserve">host cell protein but a much lower expectation of an effect, since the exposure to shear at</w:t>
+      </w:r>
+      <w:r>
+        <w:t xml:space="preserve"> </w:t>
+      </w:r>
+      <w:r>
+        <w:t xml:space="preserve">this step is brief. Residual DNA is of very low criticality as a drug substance attribute, and</w:t>
+      </w:r>
+      <w:r>
+        <w:t xml:space="preserve"> </w:t>
+      </w:r>
+      <w:r>
+        <w:t xml:space="preserve">it is measured here because DNA fragments and nucleosomes foul depth filters and Protein A</w:t>
+      </w:r>
+      <w:r>
+        <w:t xml:space="preserve"> </w:t>
+      </w:r>
+      <w:r>
+        <w:t xml:space="preserve">resin, which makes it informative about the condition of the feed even where its own criterion</w:t>
+      </w:r>
+      <w:r>
+        <w:t xml:space="preserve"> </w:t>
+      </w:r>
+      <w:r>
+        <w:t xml:space="preserve">is far from binding.</w:t>
+      </w:r>
+    </w:p>
+    <w:bookmarkEnd w:id="19"/>
+    <w:bookmarkStart w:id="20" w:name="risk-based-prioritization-of-parameters"/>
     <w:p>
       <w:pPr>
         <w:pStyle w:val="Heading2"/>
@@ -3058,37 +2846,37 @@
         <w:pStyle w:val="FirstParagraph"/>
       </w:pPr>
       <w:r>
-        <w:t xml:space="preserve">RA-001 assigned a study type to every parameter in the drug substance train</w:t>
-      </w:r>
-      <w:r>
-        <w:t xml:space="preserve"> </w:t>
-      </w:r>
-      <w:r>
-        <w:t xml:space="preserve">(37 parameters in total), and all three harvest parameters were</w:t>
-      </w:r>
-      <w:r>
-        <w:t xml:space="preserve"> </w:t>
-      </w:r>
-      <w:r>
-        <w:t xml:space="preserve">assigned to univariate study. Neither settable parameter is linked to a critical quality</w:t>
-      </w:r>
-      <w:r>
-        <w:t xml:space="preserve"> </w:t>
-      </w:r>
-      <w:r>
-        <w:t xml:space="preserve">attribute, and no interaction between them is expected to act on product quality, so</w:t>
-      </w:r>
-      <w:r>
-        <w:t xml:space="preserve"> </w:t>
-      </w:r>
-      <w:r>
-        <w:t xml:space="preserve">neither reached the risk score at which a multivariate design is required. The assigned</w:t>
-      </w:r>
-      <w:r>
-        <w:t xml:space="preserve"> </w:t>
-      </w:r>
-      <w:r>
-        <w:t xml:space="preserve">study type is carried into the last column of</w:t>
+        <w:t xml:space="preserve">The parameters brought into this study, and the study type assigned to each, follow the</w:t>
+      </w:r>
+      <w:r>
+        <w:t xml:space="preserve"> </w:t>
+      </w:r>
+      <w:r>
+        <w:t xml:space="preserve">pre-characterization risk assessment RA-001. That assessment ranked each parameter of the</w:t>
+      </w:r>
+      <w:r>
+        <w:t xml:space="preserve"> </w:t>
+      </w:r>
+      <w:r>
+        <w:t xml:space="preserve">step on its potential to affect a quality attribute and on its potential to interact with</w:t>
+      </w:r>
+      <w:r>
+        <w:t xml:space="preserve"> </w:t>
+      </w:r>
+      <w:r>
+        <w:t xml:space="preserve">another parameter, and it assigned a study type on the combined ranking. All three parameters</w:t>
+      </w:r>
+      <w:r>
+        <w:t xml:space="preserve"> </w:t>
+      </w:r>
+      <w:r>
+        <w:t xml:space="preserve">of this step were assigned univariate assessment, which is recorded in the study type column</w:t>
+      </w:r>
+      <w:r>
+        <w:t xml:space="preserve"> </w:t>
+      </w:r>
+      <w:r>
+        <w:t xml:space="preserve">of</w:t>
       </w:r>
       <w:r>
         <w:t xml:space="preserve"> </w:t>
@@ -3102,83 +2890,321 @@
         </w:r>
       </w:hyperlink>
       <w:r>
+        <w:t xml:space="preserve">. No parameter of this step was ranked high enough to require a multivariate</w:t>
+      </w:r>
+      <w:r>
+        <w:t xml:space="preserve"> </w:t>
+      </w:r>
+      <w:r>
+        <w:t xml:space="preserve">design.</w:t>
+      </w:r>
+    </w:p>
+    <w:p>
+      <w:pPr>
+        <w:pStyle w:val="BodyText"/>
+      </w:pPr>
+      <w:r>
+        <w:t xml:space="preserve">The step forms no quality attribute, so a parameter of the step can reach one only by breaking</w:t>
+      </w:r>
+      <w:r>
+        <w:t xml:space="preserve"> </w:t>
+      </w:r>
+      <w:r>
+        <w:t xml:space="preserve">cells, which raises host cell protein and DNA in the clarified harvest, or by unfolding the</w:t>
+      </w:r>
+      <w:r>
+        <w:t xml:space="preserve"> </w:t>
+      </w:r>
+      <w:r>
+        <w:t xml:space="preserve">antibody at a shear or air-liquid interface, which raises high molecular weight content. Both</w:t>
+      </w:r>
+      <w:r>
+        <w:t xml:space="preserve"> </w:t>
+      </w:r>
+      <w:r>
+        <w:t xml:space="preserve">mechanisms act in one direction only, and neither can lower an attribute the step does not</w:t>
+      </w:r>
+      <w:r>
+        <w:t xml:space="preserve"> </w:t>
+      </w:r>
+      <w:r>
+        <w:t xml:space="preserve">form. In addition, the impurities released are cleared by three downstream steps, so the</w:t>
+      </w:r>
+      <w:r>
+        <w:t xml:space="preserve"> </w:t>
+      </w:r>
+      <w:r>
+        <w:t xml:space="preserve">consequence of a poorly chosen setting is a heavier load on capture and not a change in the</w:t>
+      </w:r>
+      <w:r>
+        <w:t xml:space="preserve"> </w:t>
+      </w:r>
+      <w:r>
+        <w:t xml:space="preserve">drug substance.</w:t>
+      </w:r>
+    </w:p>
+    <w:p>
+      <w:pPr>
+        <w:pStyle w:val="BodyText"/>
+      </w:pPr>
+      <w:r>
+        <w:t xml:space="preserve">The range to be studied is wider than the normal operating range on both sides of every</w:t>
+      </w:r>
+      <w:r>
+        <w:t xml:space="preserve"> </w:t>
+      </w:r>
+      <w:r>
+        <w:t xml:space="preserve">parameter (</w:t>
+      </w:r>
+      <w:hyperlink w:anchor="tbl-params">
+        <w:r>
+          <w:rPr>
+            <w:rStyle w:val="Hyperlink"/>
+          </w:rPr>
+          <w:t xml:space="preserve">Table 6</w:t>
+        </w:r>
+      </w:hyperlink>
+      <w:r>
+        <w:t xml:space="preserve">). A range that stops at the normal operating</w:t>
+      </w:r>
+      <w:r>
+        <w:t xml:space="preserve"> </w:t>
+      </w:r>
+      <w:r>
+        <w:t xml:space="preserve">limits cannot show where the operation begins to fail, and an excursion beyond a normal</w:t>
+      </w:r>
+      <w:r>
+        <w:t xml:space="preserve"> </w:t>
+      </w:r>
+      <w:r>
+        <w:t xml:space="preserve">operating limit is then a deviation with no data behind it. The ranges also cover the</w:t>
+      </w:r>
+      <w:r>
+        <w:t xml:space="preserve"> </w:t>
+      </w:r>
+      <w:r>
+        <w:t xml:space="preserve">settings a receiving site might need if its equipment differs from the development one, which</w:t>
+      </w:r>
+      <w:r>
+        <w:t xml:space="preserve"> </w:t>
+      </w:r>
+      <w:r>
+        <w:t xml:space="preserve">is part of what the transfer requires of this study</w:t>
+      </w:r>
+      <w:r>
+        <w:t xml:space="preserve"> </w:t>
+      </w:r>
+      <w:r>
+        <w:t xml:space="preserve">(International Council for Harmonisation 2008)</w:t>
+      </w:r>
+      <w:r>
         <w:t xml:space="preserve">.</w:t>
       </w:r>
     </w:p>
+    <w:bookmarkEnd w:id="20"/>
+    <w:bookmarkEnd w:id="21"/>
+    <w:bookmarkStart w:id="28" w:name="materials-and-methods"/>
+    <w:p>
+      <w:pPr>
+        <w:pStyle w:val="Heading1"/>
+      </w:pPr>
+      <w:r>
+        <w:t xml:space="preserve">5. Materials and methods</w:t>
+      </w:r>
+    </w:p>
+    <w:bookmarkStart w:id="22" w:name="scale-down-model-and-its-qualification"/>
+    <w:p>
+      <w:pPr>
+        <w:pStyle w:val="Heading2"/>
+      </w:pPr>
+      <w:r>
+        <w:t xml:space="preserve">5.1 Scale-down model and its qualification</w:t>
+      </w:r>
+    </w:p>
+    <w:p>
+      <w:pPr>
+        <w:pStyle w:val="FirstParagraph"/>
+      </w:pPr>
+      <w:r>
+        <w:t xml:space="preserve">The characterization runs will be executed on a scale-down model of the harvest train,</w:t>
+      </w:r>
+      <w:r>
+        <w:t xml:space="preserve"> </w:t>
+      </w:r>
+      <w:r>
+        <w:t xml:space="preserve">qualified under SOP-1001 before the first characterization run.</w:t>
+      </w:r>
+    </w:p>
     <w:p>
       <w:pPr>
         <w:pStyle w:val="BodyText"/>
       </w:pPr>
       <w:r>
-        <w:t xml:space="preserve">The characterization ranges are wider than the routine control ranges, so that the study</w:t>
-      </w:r>
-      <w:r>
-        <w:t xml:space="preserve"> </w:t>
-      </w:r>
-      <w:r>
-        <w:t xml:space="preserve">bounds the consequence of an excursion as well as the behaviour at the set-point. The</w:t>
-      </w:r>
-      <w:r>
-        <w:t xml:space="preserve"> </w:t>
-      </w:r>
-      <w:r>
-        <w:t xml:space="preserve">centrifugation range spans 6000 to 12000 g against a normal operating range</w:t>
-      </w:r>
-      <w:r>
-        <w:t xml:space="preserve"> </w:t>
-      </w:r>
-      <w:r>
-        <w:t xml:space="preserve">of 8000 to 10000 g. The depth filter load range spans</w:t>
-      </w:r>
-      <w:r>
-        <w:t xml:space="preserve"> </w:t>
-      </w:r>
-      <w:r>
-        <w:t xml:space="preserve">80 to 160 L/m2 against a normal operating range of</w:t>
-      </w:r>
-      <w:r>
-        <w:t xml:space="preserve"> </w:t>
-      </w:r>
-      <w:r>
-        <w:t xml:space="preserve">100 to 140 L/m2. Turbidity is studied to 20</w:t>
-      </w:r>
-      <w:r>
-        <w:t xml:space="preserve"> </w:t>
-      </w:r>
-      <w:r>
-        <w:t xml:space="preserve">NTU (AMV-3015), which is twice the upper edge of its normal operating range, because the</w:t>
-      </w:r>
-      <w:r>
-        <w:t xml:space="preserve"> </w:t>
-      </w:r>
-      <w:r>
-        <w:t xml:space="preserve">capture step has to be shown to tolerate a harvest at the worst clarity that the</w:t>
-      </w:r>
-      <w:r>
-        <w:t xml:space="preserve"> </w:t>
-      </w:r>
-      <w:r>
-        <w:t xml:space="preserve">clarification train can produce.</w:t>
-      </w:r>
-    </w:p>
-    <w:bookmarkEnd w:id="21"/>
+        <w:t xml:space="preserve">The model reproduces the commercial operation in three parts, and each part is matched on the</w:t>
+      </w:r>
+      <w:r>
+        <w:t xml:space="preserve"> </w:t>
+      </w:r>
+      <w:r>
+        <w:t xml:space="preserve">quantity that drives its own mechanism and not on the size of the equipment. Matching on</w:t>
+      </w:r>
+      <w:r>
+        <w:t xml:space="preserve"> </w:t>
+      </w:r>
+      <w:r>
+        <w:t xml:space="preserve">volume or on bowl diameter alone would leave the shear at the feed zone, the settling in the</w:t>
+      </w:r>
+      <w:r>
+        <w:t xml:space="preserve"> </w:t>
+      </w:r>
+      <w:r>
+        <w:t xml:space="preserve">bowl and the loading of the filter media free to differ between the scales. Cell damage in the feed zone will be reproduced in a bench shear device</w:t>
+      </w:r>
+      <w:r>
+        <w:t xml:space="preserve"> </w:t>
+      </w:r>
+      <w:r>
+        <w:t xml:space="preserve">operated at the energy dissipation rate calculated for the commercial feed zone. Sedimentation</w:t>
+      </w:r>
+      <w:r>
+        <w:t xml:space="preserve"> </w:t>
+      </w:r>
+      <w:r>
+        <w:t xml:space="preserve">will be reproduced in a laboratory centrifuge operated at the same relative centrifugal field</w:t>
+      </w:r>
+      <w:r>
+        <w:t xml:space="preserve"> </w:t>
+      </w:r>
+      <w:r>
+        <w:t xml:space="preserve">as the commercial bowl and at a matched ratio of flow to sigma factor, so that a setting</w:t>
+      </w:r>
+      <w:r>
+        <w:t xml:space="preserve"> </w:t>
+      </w:r>
+      <w:r>
+        <w:t xml:space="preserve">expressed in g means the same thing at both scales.</w:t>
+      </w:r>
+      <w:r>
+        <w:t xml:space="preserve"> </w:t>
+      </w:r>
+      <w:r>
+        <w:t xml:space="preserve">Depth filtration will be reproduced with disks of the commercial filter media, run at the same</w:t>
+      </w:r>
+      <w:r>
+        <w:t xml:space="preserve"> </w:t>
+      </w:r>
+      <w:r>
+        <w:t xml:space="preserve">flux and to the same load per unit area, so that a setting expressed in</w:t>
+      </w:r>
+      <w:r>
+        <w:t xml:space="preserve"> </w:t>
+      </w:r>
+      <w:r>
+        <w:t xml:space="preserve">L/m2 carries across in the same way.</w:t>
+      </w:r>
+    </w:p>
+    <w:p>
+      <w:pPr>
+        <w:pStyle w:val="BodyText"/>
+      </w:pPr>
+      <w:r>
+        <w:t xml:space="preserve">Qualification will compare the model with the commercial train at the set-point condition on</w:t>
+      </w:r>
+      <w:r>
+        <w:t xml:space="preserve"> </w:t>
+      </w:r>
+      <w:r>
+        <w:t xml:space="preserve">the same culture. The comparison will cover centrate turbidity, solids removal, host cell</w:t>
+      </w:r>
+      <w:r>
+        <w:t xml:space="preserve"> </w:t>
+      </w:r>
+      <w:r>
+        <w:t xml:space="preserve">protein and DNA in the clarified harvest, filter pressure at the end of the load, and step</w:t>
+      </w:r>
+      <w:r>
+        <w:t xml:space="preserve"> </w:t>
+      </w:r>
+      <w:r>
+        <w:t xml:space="preserve">yield. Replicate runs will be performed at each scale. The acceptance criterion is that no</w:t>
+      </w:r>
+      <w:r>
+        <w:t xml:space="preserve"> </w:t>
+      </w:r>
+      <w:r>
+        <w:t xml:space="preserve">performance measure differs between the scales at α = 0.05. Where a difference is found, its</w:t>
+      </w:r>
+      <w:r>
+        <w:t xml:space="preserve"> </w:t>
+      </w:r>
+      <w:r>
+        <w:t xml:space="preserve">cause should be identified and the model should be modified before the characterization runs</w:t>
+      </w:r>
+      <w:r>
+        <w:t xml:space="preserve"> </w:t>
+      </w:r>
+      <w:r>
+        <w:t xml:space="preserve">begin.</w:t>
+      </w:r>
+    </w:p>
+    <w:p>
+      <w:pPr>
+        <w:pStyle w:val="BodyText"/>
+      </w:pPr>
+      <w:r>
+        <w:t xml:space="preserve">A commercial disk-stack</w:t>
+      </w:r>
+      <w:r>
+        <w:t xml:space="preserve"> </w:t>
+      </w:r>
+      <w:r>
+        <w:t xml:space="preserve">centrifuge discharges solids periodically and recirculates part of its contents, and the</w:t>
+      </w:r>
+      <w:r>
+        <w:t xml:space="preserve"> </w:t>
+      </w:r>
+      <w:r>
+        <w:t xml:space="preserve">number of passes an element of fluid makes through the feed zone is not reproduced at bench</w:t>
+      </w:r>
+      <w:r>
+        <w:t xml:space="preserve"> </w:t>
+      </w:r>
+      <w:r>
+        <w:t xml:space="preserve">scale. The model therefore represents the field and the residence time well and the cumulative</w:t>
+      </w:r>
+      <w:r>
+        <w:t xml:space="preserve"> </w:t>
+      </w:r>
+      <w:r>
+        <w:t xml:space="preserve">shear history less well, and it is expected to under-represent lysis rather than to</w:t>
+      </w:r>
+      <w:r>
+        <w:t xml:space="preserve"> </w:t>
+      </w:r>
+      <w:r>
+        <w:t xml:space="preserve">over-represent it. This study uses the model to bound ranges and to establish the direction</w:t>
+      </w:r>
+      <w:r>
+        <w:t xml:space="preserve"> </w:t>
+      </w:r>
+      <w:r>
+        <w:t xml:space="preserve">and the approximate size of each effect. It does not use the model to predict the absolute</w:t>
+      </w:r>
+      <w:r>
+        <w:t xml:space="preserve"> </w:t>
+      </w:r>
+      <w:r>
+        <w:t xml:space="preserve">impurity concentration of a commercial batch.</w:t>
+      </w:r>
+    </w:p>
     <w:bookmarkEnd w:id="22"/>
-    <w:bookmarkStart w:id="28" w:name="materials-and-methods"/>
-    <w:p>
-      <w:pPr>
-        <w:pStyle w:val="Heading1"/>
-      </w:pPr>
-      <w:r>
-        <w:t xml:space="preserve">5. Materials and methods</w:t>
-      </w:r>
-    </w:p>
-    <w:bookmarkStart w:id="23" w:name="scale-down-model-and-its-qualification"/>
+    <w:bookmarkStart w:id="23" w:name="operation"/>
     <w:p>
       <w:pPr>
         <w:pStyle w:val="Heading2"/>
       </w:pPr>
       <w:r>
-        <w:t xml:space="preserve">5.1 Scale-down model and its qualification</w:t>
+        <w:t xml:space="preserve">5.2 Operation</w:t>
       </w:r>
     </w:p>
     <w:p>
@@ -3186,55 +3212,13 @@
         <w:pStyle w:val="FirstParagraph"/>
       </w:pPr>
       <w:r>
-        <w:t xml:space="preserve">The studies will be run at a scale-down model of the commercial harvest train, qualified</w:t>
-      </w:r>
-      <w:r>
-        <w:t xml:space="preserve"> </w:t>
-      </w:r>
-      <w:r>
-        <w:t xml:space="preserve">before the first characterization run (SOP-1001). The model uses a bench continuous</w:t>
-      </w:r>
-      <w:r>
-        <w:t xml:space="preserve"> </w:t>
-      </w:r>
-      <w:r>
-        <w:t xml:space="preserve">disk-stack centrifuge matched to the commercial machine on equivalent settling area and</w:t>
-      </w:r>
-      <w:r>
-        <w:t xml:space="preserve"> </w:t>
-      </w:r>
-      <w:r>
-        <w:t xml:space="preserve">on feed residence time, followed by a depth filter train of the same media grades in the</w:t>
-      </w:r>
-      <w:r>
-        <w:t xml:space="preserve"> </w:t>
-      </w:r>
-      <w:r>
-        <w:t xml:space="preserve">same sequence, operated at the same volume per unit of media area. Scale-independent</w:t>
-      </w:r>
-      <w:r>
-        <w:t xml:space="preserve"> </w:t>
-      </w:r>
-      <w:r>
-        <w:t xml:space="preserve">settings (relative centrifugal force, load per unit area, temperature) will be held at</w:t>
-      </w:r>
-      <w:r>
-        <w:t xml:space="preserve"> </w:t>
-      </w:r>
-      <w:r>
-        <w:t xml:space="preserve">the values proposed for commercial operation. Scale-dependent settings (feed flow rate,</w:t>
-      </w:r>
-      <w:r>
-        <w:t xml:space="preserve"> </w:t>
-      </w:r>
-      <w:r>
-        <w:t xml:space="preserve">solids discharge interval, hold-up volumes) will be established so that the model matches</w:t>
-      </w:r>
-      <w:r>
-        <w:t xml:space="preserve"> </w:t>
-      </w:r>
-      <w:r>
-        <w:t xml:space="preserve">the performance of the commercial train.</w:t>
+        <w:t xml:space="preserve">Each characterization run will be executed as a single pass of the whole harvest through the</w:t>
+      </w:r>
+      <w:r>
+        <w:t xml:space="preserve"> </w:t>
+      </w:r>
+      <w:r>
+        <w:t xml:space="preserve">model train, in the order the commercial operation runs it.</w:t>
       </w:r>
     </w:p>
     <w:p>
@@ -3242,43 +3226,49 @@
         <w:pStyle w:val="BodyText"/>
       </w:pPr>
       <w:r>
-        <w:t xml:space="preserve">At commercial scale the filtration duty follows from the load parameter and the batch</w:t>
-      </w:r>
-      <w:r>
-        <w:t xml:space="preserve"> </w:t>
-      </w:r>
-      <w:r>
-        <w:t xml:space="preserve">volume. A working volume of 15,000 L (the commercial bioreactor</w:t>
-      </w:r>
-      <w:r>
-        <w:t xml:space="preserve"> </w:t>
-      </w:r>
-      <w:r>
-        <w:t xml:space="preserve">volume) at the set-point load of 120 L/m2 calls for about</w:t>
-      </w:r>
-      <w:r>
-        <w:t xml:space="preserve"> </w:t>
-      </w:r>
-      <w:r>
-        <w:t xml:space="preserve">125 m2 of depth filter media, and the normal operating range</w:t>
-      </w:r>
-      <w:r>
-        <w:t xml:space="preserve"> </w:t>
-      </w:r>
-      <w:r>
-        <w:t xml:space="preserve">corresponds to about 107 to 150 m2. The scale-down</w:t>
-      </w:r>
-      <w:r>
-        <w:t xml:space="preserve"> </w:t>
-      </w:r>
-      <w:r>
-        <w:t xml:space="preserve">model is operated at the same volume per unit area, so the duty on the media is preserved</w:t>
-      </w:r>
-      <w:r>
-        <w:t xml:space="preserve"> </w:t>
-      </w:r>
-      <w:r>
-        <w:t xml:space="preserve">even though the absolute area is not.</w:t>
+        <w:t xml:space="preserve">The culture will be taken from the production bioreactor scale-down model at the end of</w:t>
+      </w:r>
+      <w:r>
+        <w:t xml:space="preserve"> </w:t>
+      </w:r>
+      <w:r>
+        <w:t xml:space="preserve">culture, at the conditions characterized under PCP-003. Culture from the qualified bioreactor</w:t>
+      </w:r>
+      <w:r>
+        <w:t xml:space="preserve"> </w:t>
+      </w:r>
+      <w:r>
+        <w:t xml:space="preserve">model matters here, because a culture that ends at lower viability enters harvest with more</w:t>
+      </w:r>
+      <w:r>
+        <w:t xml:space="preserve"> </w:t>
+      </w:r>
+      <w:r>
+        <w:t xml:space="preserve">host cell protein already released into the medium and with more fragile cells, and both of</w:t>
+      </w:r>
+      <w:r>
+        <w:t xml:space="preserve"> </w:t>
+      </w:r>
+      <w:r>
+        <w:t xml:space="preserve">those raise the impurity concentration of the clarified harvest whatever the centrifuge is</w:t>
+      </w:r>
+      <w:r>
+        <w:t xml:space="preserve"> </w:t>
+      </w:r>
+      <w:r>
+        <w:t xml:space="preserve">doing. Where the volume allows, one culture will be</w:t>
+      </w:r>
+      <w:r>
+        <w:t xml:space="preserve"> </w:t>
+      </w:r>
+      <w:r>
+        <w:t xml:space="preserve">split between the levels of a parameter, so that the levels of a series are compared on the</w:t>
+      </w:r>
+      <w:r>
+        <w:t xml:space="preserve"> </w:t>
+      </w:r>
+      <w:r>
+        <w:t xml:space="preserve">same material.</w:t>
       </w:r>
     </w:p>
     <w:p>
@@ -3286,37 +3276,43 @@
         <w:pStyle w:val="BodyText"/>
       </w:pPr>
       <w:r>
-        <w:t xml:space="preserve">Qualification will use triplicate model runs on a common feed. The model results will be</w:t>
-      </w:r>
-      <w:r>
-        <w:t xml:space="preserve"> </w:t>
-      </w:r>
-      <w:r>
-        <w:t xml:space="preserve">compared with the corresponding at-scale records for centrate turbidity, clarified</w:t>
-      </w:r>
-      <w:r>
-        <w:t xml:space="preserve"> </w:t>
-      </w:r>
-      <w:r>
-        <w:t xml:space="preserve">harvest turbidity, step recovery, and the HCP and DNA content of the clarified harvest.</w:t>
-      </w:r>
-      <w:r>
-        <w:t xml:space="preserve"> </w:t>
-      </w:r>
-      <w:r>
-        <w:t xml:space="preserve">The acceptance criteria for that comparison are given below (§7). The qualification</w:t>
-      </w:r>
-      <w:r>
-        <w:t xml:space="preserve"> </w:t>
-      </w:r>
-      <w:r>
-        <w:t xml:space="preserve">report will be issued before the characterization runs begin and will be summarized in</w:t>
-      </w:r>
-      <w:r>
-        <w:t xml:space="preserve"> </w:t>
-      </w:r>
-      <w:r>
-        <w:t xml:space="preserve">PCR-004.</w:t>
+        <w:t xml:space="preserve">The culture will be fed to the centrifuge model at the field setting for the run and at the</w:t>
+      </w:r>
+      <w:r>
+        <w:t xml:space="preserve"> </w:t>
+      </w:r>
+      <w:r>
+        <w:t xml:space="preserve">matched ratio of flow to sigma factor. The centrate will be collected, sampled, and passed</w:t>
+      </w:r>
+      <w:r>
+        <w:t xml:space="preserve"> </w:t>
+      </w:r>
+      <w:r>
+        <w:t xml:space="preserve">over the depth filter train at constant flux to the load per unit area for the run, and then</w:t>
+      </w:r>
+      <w:r>
+        <w:t xml:space="preserve"> </w:t>
+      </w:r>
+      <w:r>
+        <w:t xml:space="preserve">over a sterilizing grade filter into the harvest container. Temperature will be held at the</w:t>
+      </w:r>
+      <w:r>
+        <w:t xml:space="preserve"> </w:t>
+      </w:r>
+      <w:r>
+        <w:t xml:space="preserve">commercial set-point throughout. The time between the end of culture and the end of</w:t>
+      </w:r>
+      <w:r>
+        <w:t xml:space="preserve"> </w:t>
+      </w:r>
+      <w:r>
+        <w:t xml:space="preserve">clarification will be held constant across the runs, since a longer hold on unclarified</w:t>
+      </w:r>
+      <w:r>
+        <w:t xml:space="preserve"> </w:t>
+      </w:r>
+      <w:r>
+        <w:t xml:space="preserve">culture allows further lysis and would confound the comparison the study is making.</w:t>
       </w:r>
     </w:p>
     <w:p>
@@ -3324,135 +3320,27 @@
         <w:pStyle w:val="BodyText"/>
       </w:pPr>
       <w:r>
-        <w:t xml:space="preserve">The model has a known limitation. It reproduces the sedimentation and filtration duty of</w:t>
-      </w:r>
-      <w:r>
-        <w:t xml:space="preserve"> </w:t>
-      </w:r>
-      <w:r>
-        <w:t xml:space="preserve">the commercial train, but it does not reproduce the residence time distribution of the</w:t>
-      </w:r>
-      <w:r>
-        <w:t xml:space="preserve"> </w:t>
-      </w:r>
-      <w:r>
-        <w:t xml:space="preserve">commercial bowl or the frequency of its solids discharge. Confirmation at commercial</w:t>
-      </w:r>
-      <w:r>
-        <w:t xml:space="preserve"> </w:t>
-      </w:r>
-      <w:r>
-        <w:t xml:space="preserve">scale comes from the turbidity and recovery records of the PPQ batches, and this</w:t>
-      </w:r>
-      <w:r>
-        <w:t xml:space="preserve"> </w:t>
-      </w:r>
-      <w:r>
-        <w:t xml:space="preserve">limitation will be restated in the report.</w:t>
-      </w:r>
-    </w:p>
-    <w:bookmarkEnd w:id="23"/>
-    <w:bookmarkStart w:id="24" w:name="operation"/>
-    <w:p>
-      <w:pPr>
-        <w:pStyle w:val="Heading2"/>
-      </w:pPr>
-      <w:r>
-        <w:t xml:space="preserve">5.2 Operation</w:t>
-      </w:r>
-    </w:p>
-    <w:p>
-      <w:pPr>
-        <w:pStyle w:val="FirstParagraph"/>
-      </w:pPr>
-      <w:r>
-        <w:t xml:space="preserve">The broth will be harvested at the end of the fed-batch culture, at the nominal end of</w:t>
-      </w:r>
-      <w:r>
-        <w:t xml:space="preserve"> </w:t>
-      </w:r>
-      <w:r>
-        <w:t xml:space="preserve">culture viability of 67% for the platform</w:t>
-      </w:r>
-      <w:r>
-        <w:t xml:space="preserve"> </w:t>
-      </w:r>
-      <w:r>
-        <w:t xml:space="preserve">process and at a nominal titre of 4.37 g/L</w:t>
-      </w:r>
-      <w:r>
-        <w:t xml:space="preserve"> </w:t>
-      </w:r>
-      <w:r>
-        <w:t xml:space="preserve">(PCP-003). Broth is fed continuously to the centrifuge (SOP-2005). The centrate passes to</w:t>
-      </w:r>
-      <w:r>
-        <w:t xml:space="preserve"> </w:t>
-      </w:r>
-      <w:r>
-        <w:t xml:space="preserve">the graded depth filter train and then to a sterilising grade filter (SOP-2006). The</w:t>
-      </w:r>
-      <w:r>
-        <w:t xml:space="preserve"> </w:t>
-      </w:r>
-      <w:r>
-        <w:t xml:space="preserve">clarified harvest is collected, sampled and held for capture.</w:t>
-      </w:r>
-    </w:p>
-    <w:p>
-      <w:pPr>
-        <w:pStyle w:val="BodyText"/>
-      </w:pPr>
-      <w:r>
-        <w:t xml:space="preserve">Two feed states will be used, because the solids load and the lysis-derived impurity</w:t>
-      </w:r>
-      <w:r>
-        <w:t xml:space="preserve"> </w:t>
-      </w:r>
-      <w:r>
-        <w:t xml:space="preserve">burden both depend on the state of the culture at harvest. The first is a culture</w:t>
-      </w:r>
-      <w:r>
-        <w:t xml:space="preserve"> </w:t>
-      </w:r>
-      <w:r>
-        <w:t xml:space="preserve">harvested at the nominal duration. The second is a culture harvested after an extended</w:t>
-      </w:r>
-      <w:r>
-        <w:t xml:space="preserve"> </w:t>
-      </w:r>
-      <w:r>
-        <w:t xml:space="preserve">duration, which has lower viability, a higher solids load and a higher impurity burden,</w:t>
-      </w:r>
-      <w:r>
-        <w:t xml:space="preserve"> </w:t>
-      </w:r>
-      <w:r>
-        <w:t xml:space="preserve">and which is the worst case that the clarification train has to handle. The culture</w:t>
-      </w:r>
-      <w:r>
-        <w:t xml:space="preserve"> </w:t>
-      </w:r>
-      <w:r>
-        <w:t xml:space="preserve">conditions that produce the two feed states are defined in PCP-003.</w:t>
-      </w:r>
-    </w:p>
-    <w:bookmarkEnd w:id="24"/>
-    <w:bookmarkStart w:id="25" w:name="analytical-methods"/>
-    <w:p>
-      <w:pPr>
-        <w:pStyle w:val="Heading2"/>
-      </w:pPr>
-      <w:r>
-        <w:t xml:space="preserve">5.3 Analytical methods</w:t>
-      </w:r>
-    </w:p>
-    <w:p>
-      <w:pPr>
-        <w:pStyle w:val="FirstParagraph"/>
-      </w:pPr>
-      <w:r>
-        <w:t xml:space="preserve">The validated methods are listed in</w:t>
+        <w:t xml:space="preserve">Every parameter not varied in a run will be held at its set-point, and the set-points are</w:t>
+      </w:r>
+      <w:r>
+        <w:t xml:space="preserve"> </w:t>
+      </w:r>
+      <w:r>
+        <w:t xml:space="preserve">those given in</w:t>
+      </w:r>
+      <w:r>
+        <w:t xml:space="preserve"> </w:t>
+      </w:r>
+      <w:hyperlink w:anchor="tbl-params">
+        <w:r>
+          <w:rPr>
+            <w:rStyle w:val="Hyperlink"/>
+          </w:rPr>
+          <w:t xml:space="preserve">Table 6</w:t>
+        </w:r>
+      </w:hyperlink>
+      <w:r>
+        <w:t xml:space="preserve">. Runs will be executed against the procedures listed in</w:t>
       </w:r>
       <w:r>
         <w:t xml:space="preserve"> </w:t>
@@ -3466,81 +3354,31 @@
         </w:r>
       </w:hyperlink>
       <w:r>
-        <w:t xml:space="preserve">. Turbidity in the centrate and in the</w:t>
-      </w:r>
-      <w:r>
-        <w:t xml:space="preserve"> </w:t>
-      </w:r>
-      <w:r>
-        <w:t xml:space="preserve">clarified harvest is measured by nephelometry (AMV-3015). HCP is measured by ELISA</w:t>
-      </w:r>
-      <w:r>
-        <w:t xml:space="preserve"> </w:t>
-      </w:r>
-      <w:r>
-        <w:t xml:space="preserve">(AMV-3012), residual DNA by qPCR (AMV-3014), and the size variant profile by SEC-HPLC</w:t>
-      </w:r>
-      <w:r>
-        <w:t xml:space="preserve"> </w:t>
-      </w:r>
-      <w:r>
-        <w:t xml:space="preserve">(AMV-3011).</w:t>
-      </w:r>
-    </w:p>
-    <w:p>
-      <w:pPr>
-        <w:pStyle w:val="BodyText"/>
-      </w:pPr>
-      <w:r>
-        <w:t xml:space="preserve">Method precision sets the smallest difference the study can resolve, so it is stated here</w:t>
-      </w:r>
-      <w:r>
-        <w:t xml:space="preserve"> </w:t>
-      </w:r>
-      <w:r>
-        <w:t xml:space="preserve">and used again in the decision criteria of §7. The turbidity method has a precision of</w:t>
-      </w:r>
-      <w:r>
-        <w:t xml:space="preserve"> </w:t>
-      </w:r>
-      <w:r>
-        <w:t xml:space="preserve">4.0% and a limit of quantitation of</w:t>
-      </w:r>
-      <w:r>
-        <w:t xml:space="preserve"> </w:t>
-      </w:r>
-      <w:r>
-        <w:t xml:space="preserve">0.5 NTU. The upper edge of the turbidity operating range</w:t>
-      </w:r>
-      <w:r>
-        <w:t xml:space="preserve"> </w:t>
-      </w:r>
-      <w:r>
-        <w:t xml:space="preserve">therefore sits about 20 times above the limit of</w:t>
-      </w:r>
-      <w:r>
-        <w:t xml:space="preserve"> </w:t>
-      </w:r>
-      <w:r>
-        <w:t xml:space="preserve">quantitation, and the whole of the studied range is resolved. The HCP ELISA has a</w:t>
-      </w:r>
-      <w:r>
-        <w:t xml:space="preserve"> </w:t>
-      </w:r>
-      <w:r>
-        <w:t xml:space="preserve">precision of 9.5%, and a difference in the clarified</w:t>
-      </w:r>
-      <w:r>
-        <w:t xml:space="preserve"> </w:t>
-      </w:r>
-      <w:r>
-        <w:t xml:space="preserve">harvest burden smaller than that will not be separated from assay variability. Full</w:t>
-      </w:r>
-      <w:r>
-        <w:t xml:space="preserve"> </w:t>
-      </w:r>
-      <w:r>
-        <w:t xml:space="preserve">method performance is reported in the validations listed in</w:t>
+        <w:t xml:space="preserve">.</w:t>
+      </w:r>
+    </w:p>
+    <w:bookmarkEnd w:id="23"/>
+    <w:bookmarkStart w:id="25" w:name="analytical-methods"/>
+    <w:p>
+      <w:pPr>
+        <w:pStyle w:val="Heading2"/>
+      </w:pPr>
+      <w:r>
+        <w:t xml:space="preserve">5.3 Analytical methods</w:t>
+      </w:r>
+    </w:p>
+    <w:p>
+      <w:pPr>
+        <w:pStyle w:val="FirstParagraph"/>
+      </w:pPr>
+      <w:r>
+        <w:t xml:space="preserve">Four validated methods report the responses of this study, and they are listed with the</w:t>
+      </w:r>
+      <w:r>
+        <w:t xml:space="preserve"> </w:t>
+      </w:r>
+      <w:r>
+        <w:t xml:space="preserve">procedures in</w:t>
       </w:r>
       <w:r>
         <w:t xml:space="preserve"> </w:t>
@@ -3557,144 +3395,48 @@
         <w:t xml:space="preserve">.</w:t>
       </w:r>
     </w:p>
-    <w:bookmarkEnd w:id="25"/>
-    <w:bookmarkStart w:id="26" w:name="sampling-plan"/>
-    <w:p>
-      <w:pPr>
-        <w:pStyle w:val="Heading2"/>
-      </w:pPr>
-      <w:r>
-        <w:t xml:space="preserve">5.4 Sampling plan</w:t>
-      </w:r>
-    </w:p>
-    <w:p>
-      <w:pPr>
-        <w:pStyle w:val="FirstParagraph"/>
-      </w:pPr>
-      <w:r>
-        <w:t xml:space="preserve">Samples will be taken at four points in every run: the bioreactor broth before</w:t>
-      </w:r>
-      <w:r>
-        <w:t xml:space="preserve"> </w:t>
-      </w:r>
-      <w:r>
-        <w:t xml:space="preserve">centrifugation, the centrate, the pooled depth filtrate, and the clarified harvest after</w:t>
-      </w:r>
-      <w:r>
-        <w:t xml:space="preserve"> </w:t>
-      </w:r>
-      <w:r>
-        <w:t xml:space="preserve">the sterilising filter (the material released to capture). Turbidity is measured at every</w:t>
-      </w:r>
-      <w:r>
-        <w:t xml:space="preserve"> </w:t>
-      </w:r>
-      <w:r>
-        <w:t xml:space="preserve">point. HCP, residual DNA and the size variant profile are measured on the broth and on</w:t>
-      </w:r>
-      <w:r>
-        <w:t xml:space="preserve"> </w:t>
-      </w:r>
-      <w:r>
-        <w:t xml:space="preserve">the clarified harvest, so that the change across the whole step is measured directly and</w:t>
-      </w:r>
-      <w:r>
-        <w:t xml:space="preserve"> </w:t>
-      </w:r>
-      <w:r>
-        <w:t xml:space="preserve">not inferred from the values recorded at the two intermediate points. Volume and protein</w:t>
-      </w:r>
-      <w:r>
-        <w:t xml:space="preserve"> </w:t>
-      </w:r>
-      <w:r>
-        <w:t xml:space="preserve">concentration are recorded at each point for the mass balance, and the differential</w:t>
-      </w:r>
-      <w:r>
-        <w:t xml:space="preserve"> </w:t>
-      </w:r>
-      <w:r>
-        <w:t xml:space="preserve">pressure across the depth filter train is recorded continuously.</w:t>
-      </w:r>
-    </w:p>
-    <w:bookmarkEnd w:id="26"/>
-    <w:bookmarkStart w:id="27" w:name="statistical-methods"/>
-    <w:p>
-      <w:pPr>
-        <w:pStyle w:val="Heading2"/>
-      </w:pPr>
-      <w:r>
-        <w:t xml:space="preserve">5.5 Statistical methods</w:t>
-      </w:r>
-    </w:p>
-    <w:p>
-      <w:pPr>
-        <w:pStyle w:val="FirstParagraph"/>
-      </w:pPr>
-      <w:r>
-        <w:t xml:space="preserve">The analysis is univariate, because no parameter at this step is linked to a critical</w:t>
-      </w:r>
-      <w:r>
-        <w:t xml:space="preserve"> </w:t>
-      </w:r>
-      <w:r>
-        <w:t xml:space="preserve">quality attribute. Each parameter will be varied across its characterization range while</w:t>
-      </w:r>
-      <w:r>
-        <w:t xml:space="preserve"> </w:t>
-      </w:r>
-      <w:r>
-        <w:t xml:space="preserve">the other parameters are held at their set-points, and each response will be summarized</w:t>
-      </w:r>
-      <w:r>
-        <w:t xml:space="preserve"> </w:t>
-      </w:r>
-      <w:r>
-        <w:t xml:space="preserve">as a mean and a standard deviation over the runs executed at that condition on each of</w:t>
-      </w:r>
-      <w:r>
-        <w:t xml:space="preserve"> </w:t>
-      </w:r>
-      <w:r>
-        <w:t xml:space="preserve">the two feed states. The replicated set-point condition provides the reproducibility term</w:t>
-      </w:r>
-      <w:r>
-        <w:t xml:space="preserve"> </w:t>
-      </w:r>
-      <w:r>
-        <w:t xml:space="preserve">against which the edge conditions are compared.</w:t>
-      </w:r>
-    </w:p>
     <w:p>
       <w:pPr>
         <w:pStyle w:val="BodyText"/>
       </w:pPr>
       <w:r>
-        <w:t xml:space="preserve">Edge conditions will be compared with the set-point condition by a two-sided t-test</w:t>
-      </w:r>
-      <w:r>
-        <w:t xml:space="preserve"> </w:t>
-      </w:r>
-      <w:r>
-        <w:t xml:space="preserve">(α = 0.05). Statistical significance will be reported separately from practical</w:t>
-      </w:r>
-      <w:r>
-        <w:t xml:space="preserve"> </w:t>
-      </w:r>
-      <w:r>
-        <w:t xml:space="preserve">significance. A difference that is significant but smaller than the precision of the</w:t>
-      </w:r>
-      <w:r>
-        <w:t xml:space="preserve"> </w:t>
-      </w:r>
-      <w:r>
-        <w:t xml:space="preserve">method that measured it will be reported as detected and not meaningful, with the method</w:t>
-      </w:r>
-      <w:r>
-        <w:t xml:space="preserve"> </w:t>
-      </w:r>
-      <w:r>
-        <w:t xml:space="preserve">precision given alongside it.</w:t>
+        <w:t xml:space="preserve">Turbidity by nephelometry (AMV-3015) measures the fine particulate and colloidal material the</w:t>
+      </w:r>
+      <w:r>
+        <w:t xml:space="preserve"> </w:t>
+      </w:r>
+      <w:r>
+        <w:t xml:space="preserve">filters pass, and it is the in-process measurement by which clarified harvest is released to</w:t>
+      </w:r>
+      <w:r>
+        <w:t xml:space="preserve"> </w:t>
+      </w:r>
+      <w:r>
+        <w:t xml:space="preserve">capture. Host cell protein by ELISA (AMV-3012) measures the impurity burden of the clarified</w:t>
+      </w:r>
+      <w:r>
+        <w:t xml:space="preserve"> </w:t>
+      </w:r>
+      <w:r>
+        <w:t xml:space="preserve">harvest, and it is the response that carries the lysis argument of §4.1. Residual DNA by qPCR</w:t>
+      </w:r>
+      <w:r>
+        <w:t xml:space="preserve"> </w:t>
+      </w:r>
+      <w:r>
+        <w:t xml:space="preserve">(AMV-3014) measures the second product of lysis and the material the depth filter media</w:t>
+      </w:r>
+      <w:r>
+        <w:t xml:space="preserve"> </w:t>
+      </w:r>
+      <w:r>
+        <w:t xml:space="preserve">adsorb. Size variants by SEC-HPLC (AMV-3011) measure the high molecular weight content of the</w:t>
+      </w:r>
+      <w:r>
+        <w:t xml:space="preserve"> </w:t>
+      </w:r>
+      <w:r>
+        <w:t xml:space="preserve">antibody before and after the step.</w:t>
       </w:r>
     </w:p>
     <w:p>
@@ -3702,18 +3444,18 @@
         <w:pStyle w:val="BodyText"/>
       </w:pPr>
       <w:r>
-        <w:t xml:space="preserve">No response surface model will be fitted, and no design space will be claimed for this</w:t>
-      </w:r>
-      <w:r>
-        <w:t xml:space="preserve"> </w:t>
-      </w:r>
-      <w:r>
-        <w:t xml:space="preserve">step. Process capability for the attributes in</w:t>
-      </w:r>
-      <w:r>
-        <w:t xml:space="preserve"> </w:t>
-      </w:r>
-      <w:hyperlink w:anchor="tbl-cqa">
+        <w:t xml:space="preserve">The validated performance of the two methods whose figures bound the decisions of §7 is given</w:t>
+      </w:r>
+      <w:r>
+        <w:t xml:space="preserve"> </w:t>
+      </w:r>
+      <w:r>
+        <w:t xml:space="preserve">in</w:t>
+      </w:r>
+      <w:r>
+        <w:t xml:space="preserve"> </w:t>
+      </w:r>
+      <w:hyperlink w:anchor="tbl-methods">
         <w:r>
           <w:rPr>
             <w:rStyle w:val="Hyperlink"/>
@@ -3722,21 +3464,757 @@
         </w:r>
       </w:hyperlink>
       <w:r>
-        <w:t xml:space="preserve"> </w:t>
-      </w:r>
-      <w:r>
-        <w:t xml:space="preserve">is established at the steps that</w:t>
-      </w:r>
-      <w:r>
-        <w:t xml:space="preserve"> </w:t>
-      </w:r>
-      <w:r>
-        <w:t xml:space="preserve">govern them (PCR-005, PCR-007 and PCR-008) and consolidated in PCMR-001.</w:t>
+        <w:t xml:space="preserve">.</w:t>
+      </w:r>
+    </w:p>
+    <w:tbl>
+      <w:tblPr>
+        <w:tblStyle w:val="Table"/>
+        <w:tblW w:type="pct" w:w="5000"/>
+        <w:tblLayout w:type="fixed"/>
+        <w:tblLook w:firstRow="0" w:lastRow="0" w:firstColumn="0" w:lastColumn="0" w:noHBand="0" w:noVBand="0" w:val="0000"/>
+      </w:tblPr>
+      <w:tblGrid>
+        <w:gridCol w:w="7920"/>
+      </w:tblGrid>
+      <w:tr>
+        <w:tc>
+          <w:tcPr/>
+          <w:bookmarkStart w:id="24" w:name="tbl-methods"/>
+          <w:p>
+            <w:pPr>
+              <w:jc w:val="center"/>
+            </w:pPr>
+            <w:pPr>
+              <w:jc w:val="left"/>
+              <w:spacing w:before="200"/>
+              <w:pStyle w:val="ImageCaption"/>
+            </w:pPr>
+            <w:r>
+              <w:t xml:space="preserve">Table 5: Validated performance of the harvest impurity and turbidity methods. AMV-3011 and AMV-3014 are validated under their own reports and are not quoted here.</w:t>
+            </w:r>
+          </w:p>
+          <w:tbl>
+            <w:tblPr>
+              <w:tblStyle w:val="Table"/>
+              <w:tblW w:type="pct" w:w="5000"/>
+              <w:tblLayout w:type="fixed"/>
+              <w:tblLook w:firstRow="1" w:lastRow="0" w:firstColumn="0" w:lastColumn="0" w:noHBand="0" w:noVBand="0" w:val="0020"/>
+            </w:tblPr>
+            <w:tblGrid>
+              <w:gridCol w:w="725"/>
+              <w:gridCol w:w="1840"/>
+              <w:gridCol w:w="948"/>
+              <w:gridCol w:w="390"/>
+              <w:gridCol w:w="669"/>
+              <w:gridCol w:w="892"/>
+              <w:gridCol w:w="2454"/>
+            </w:tblGrid>
+            <w:tr>
+              <w:trPr>
+                <w:tblHeader w:val="on"/>
+              </w:trPr>
+              <w:tc>
+                <w:tcPr/>
+                <w:p>
+                  <w:pPr>
+                    <w:pStyle w:val="Compact"/>
+                    <w:jc w:val="left"/>
+                    <w:jc w:val="center"/>
+                  </w:pPr>
+                  <w:r>
+                    <w:t xml:space="preserve">Reference</w:t>
+                  </w:r>
+                </w:p>
+              </w:tc>
+              <w:tc>
+                <w:tcPr/>
+                <w:p>
+                  <w:pPr>
+                    <w:pStyle w:val="Compact"/>
+                    <w:jc w:val="left"/>
+                    <w:jc w:val="center"/>
+                  </w:pPr>
+                  <w:r>
+                    <w:t xml:space="preserve">Method</w:t>
+                  </w:r>
+                </w:p>
+              </w:tc>
+              <w:tc>
+                <w:tcPr/>
+                <w:p>
+                  <w:pPr>
+                    <w:pStyle w:val="Compact"/>
+                    <w:jc w:val="right"/>
+                    <w:jc w:val="center"/>
+                  </w:pPr>
+                  <w:r>
+                    <w:t xml:space="preserve">Precision (%)</w:t>
+                  </w:r>
+                </w:p>
+              </w:tc>
+              <w:tc>
+                <w:tcPr/>
+                <w:p>
+                  <w:pPr>
+                    <w:pStyle w:val="Compact"/>
+                    <w:jc w:val="right"/>
+                    <w:jc w:val="center"/>
+                  </w:pPr>
+                  <w:r>
+                    <w:t xml:space="preserve">LOQ</w:t>
+                  </w:r>
+                </w:p>
+              </w:tc>
+              <w:tc>
+                <w:tcPr/>
+                <w:p>
+                  <w:pPr>
+                    <w:pStyle w:val="Compact"/>
+                    <w:jc w:val="left"/>
+                    <w:jc w:val="center"/>
+                  </w:pPr>
+                  <w:r>
+                    <w:t xml:space="preserve">LOQ unit</w:t>
+                  </w:r>
+                </w:p>
+              </w:tc>
+              <w:tc>
+                <w:tcPr/>
+                <w:p>
+                  <w:pPr>
+                    <w:pStyle w:val="Compact"/>
+                    <w:jc w:val="right"/>
+                    <w:jc w:val="center"/>
+                  </w:pPr>
+                  <w:r>
+                    <w:t xml:space="preserve">Accuracy (%)</w:t>
+                  </w:r>
+                </w:p>
+              </w:tc>
+              <w:tc>
+                <w:tcPr/>
+                <w:p>
+                  <w:pPr>
+                    <w:pStyle w:val="Compact"/>
+                    <w:jc w:val="right"/>
+                    <w:jc w:val="center"/>
+                  </w:pPr>
+                  <w:r>
+                    <w:t xml:space="preserve">Measurement variance (fraction of total)</w:t>
+                  </w:r>
+                </w:p>
+              </w:tc>
+            </w:tr>
+            <w:tr>
+              <w:tc>
+                <w:tcPr/>
+                <w:p>
+                  <w:pPr>
+                    <w:pStyle w:val="Compact"/>
+                    <w:jc w:val="left"/>
+                    <w:jc w:val="center"/>
+                  </w:pPr>
+                  <w:r>
+                    <w:t xml:space="preserve">AMV-3015</w:t>
+                  </w:r>
+                </w:p>
+              </w:tc>
+              <w:tc>
+                <w:tcPr/>
+                <w:p>
+                  <w:pPr>
+                    <w:pStyle w:val="Compact"/>
+                    <w:jc w:val="left"/>
+                    <w:jc w:val="center"/>
+                  </w:pPr>
+                  <w:r>
+                    <w:t xml:space="preserve">Turbidity by Nephelometry (NTU)</w:t>
+                  </w:r>
+                </w:p>
+              </w:tc>
+              <w:tc>
+                <w:tcPr/>
+                <w:p>
+                  <w:pPr>
+                    <w:pStyle w:val="Compact"/>
+                    <w:jc w:val="right"/>
+                    <w:jc w:val="center"/>
+                  </w:pPr>
+                  <w:r>
+                    <w:t xml:space="preserve">4</w:t>
+                  </w:r>
+                </w:p>
+              </w:tc>
+              <w:tc>
+                <w:tcPr/>
+                <w:p>
+                  <w:pPr>
+                    <w:pStyle w:val="Compact"/>
+                    <w:jc w:val="right"/>
+                    <w:jc w:val="center"/>
+                  </w:pPr>
+                  <w:r>
+                    <w:t xml:space="preserve">0.5</w:t>
+                  </w:r>
+                </w:p>
+              </w:tc>
+              <w:tc>
+                <w:tcPr/>
+                <w:p>
+                  <w:pPr>
+                    <w:pStyle w:val="Compact"/>
+                    <w:jc w:val="left"/>
+                    <w:jc w:val="center"/>
+                  </w:pPr>
+                  <w:r>
+                    <w:t xml:space="preserve">NTU</w:t>
+                  </w:r>
+                </w:p>
+              </w:tc>
+              <w:tc>
+                <w:tcPr/>
+                <w:p>
+                  <w:pPr>
+                    <w:pStyle w:val="Compact"/>
+                    <w:jc w:val="right"/>
+                    <w:jc w:val="center"/>
+                  </w:pPr>
+                  <w:r>
+                    <w:t xml:space="preserve">98</w:t>
+                  </w:r>
+                </w:p>
+              </w:tc>
+              <w:tc>
+                <w:tcPr/>
+                <w:p>
+                  <w:pPr>
+                    <w:pStyle w:val="Compact"/>
+                    <w:jc w:val="right"/>
+                    <w:jc w:val="center"/>
+                  </w:pPr>
+                  <w:r>
+                    <w:t xml:space="preserve">0.38</w:t>
+                  </w:r>
+                </w:p>
+              </w:tc>
+            </w:tr>
+            <w:tr>
+              <w:tc>
+                <w:tcPr/>
+                <w:p>
+                  <w:pPr>
+                    <w:pStyle w:val="Compact"/>
+                    <w:jc w:val="left"/>
+                    <w:jc w:val="center"/>
+                  </w:pPr>
+                  <w:r>
+                    <w:t xml:space="preserve">AMV-3012</w:t>
+                  </w:r>
+                </w:p>
+              </w:tc>
+              <w:tc>
+                <w:tcPr/>
+                <w:p>
+                  <w:pPr>
+                    <w:pStyle w:val="Compact"/>
+                    <w:jc w:val="left"/>
+                    <w:jc w:val="center"/>
+                  </w:pPr>
+                  <w:r>
+                    <w:t xml:space="preserve">Host-Cell Protein by ELISA</w:t>
+                  </w:r>
+                </w:p>
+              </w:tc>
+              <w:tc>
+                <w:tcPr/>
+                <w:p>
+                  <w:pPr>
+                    <w:pStyle w:val="Compact"/>
+                    <w:jc w:val="right"/>
+                    <w:jc w:val="center"/>
+                  </w:pPr>
+                  <w:r>
+                    <w:t xml:space="preserve">9.5</w:t>
+                  </w:r>
+                </w:p>
+              </w:tc>
+              <w:tc>
+                <w:tcPr/>
+                <w:p>
+                  <w:pPr>
+                    <w:pStyle w:val="Compact"/>
+                    <w:jc w:val="right"/>
+                    <w:jc w:val="center"/>
+                  </w:pPr>
+                  <w:r>
+                    <w:t xml:space="preserve">1</w:t>
+                  </w:r>
+                </w:p>
+              </w:tc>
+              <w:tc>
+                <w:tcPr/>
+                <w:p>
+                  <w:pPr>
+                    <w:pStyle w:val="Compact"/>
+                    <w:jc w:val="left"/>
+                    <w:jc w:val="center"/>
+                  </w:pPr>
+                  <w:r>
+                    <w:t xml:space="preserve">ng/mg</w:t>
+                  </w:r>
+                </w:p>
+              </w:tc>
+              <w:tc>
+                <w:tcPr/>
+                <w:p>
+                  <w:pPr>
+                    <w:pStyle w:val="Compact"/>
+                    <w:jc w:val="right"/>
+                    <w:jc w:val="center"/>
+                  </w:pPr>
+                  <w:r>
+                    <w:t xml:space="preserve">95</w:t>
+                  </w:r>
+                </w:p>
+              </w:tc>
+              <w:tc>
+                <w:tcPr/>
+                <w:p>
+                  <w:pPr>
+                    <w:pStyle w:val="Compact"/>
+                    <w:jc w:val="right"/>
+                    <w:jc w:val="center"/>
+                  </w:pPr>
+                  <w:r>
+                    <w:t xml:space="preserve">0.4</w:t>
+                  </w:r>
+                </w:p>
+              </w:tc>
+            </w:tr>
+          </w:tbl>
+          <w:bookmarkEnd w:id="24"/>
+          <w:p/>
+        </w:tc>
+      </w:tr>
+    </w:tbl>
+    <w:p>
+      <w:pPr>
+        <w:pStyle w:val="BodyText"/>
+      </w:pPr>
+      <w:r>
+        <w:t xml:space="preserve">The host cell protein ELISA is the less precise of the two, at</w:t>
+      </w:r>
+      <w:r>
+        <w:t xml:space="preserve"> </w:t>
+      </w:r>
+      <w:r>
+        <w:t xml:space="preserve">9.5 % with a limit of quantitation of</w:t>
+      </w:r>
+      <w:r>
+        <w:t xml:space="preserve"> </w:t>
+      </w:r>
+      <w:r>
+        <w:t xml:space="preserve">1 ng/mg, and 40.0% of the variance of</w:t>
+      </w:r>
+      <w:r>
+        <w:t xml:space="preserve"> </w:t>
+      </w:r>
+      <w:r>
+        <w:t xml:space="preserve">a single result is attributable to the method. A change in host cell protein across a</w:t>
+      </w:r>
+      <w:r>
+        <w:t xml:space="preserve"> </w:t>
+      </w:r>
+      <w:r>
+        <w:t xml:space="preserve">parameter range that is smaller than the method can resolve will therefore not be reported as</w:t>
+      </w:r>
+      <w:r>
+        <w:t xml:space="preserve"> </w:t>
+      </w:r>
+      <w:r>
+        <w:t xml:space="preserve">an effect, and §5.5 states how that comparison will be made. Turbidity is measured more</w:t>
+      </w:r>
+      <w:r>
+        <w:t xml:space="preserve"> </w:t>
+      </w:r>
+      <w:r>
+        <w:t xml:space="preserve">precisely, at 4 % with a limit of quantitation of</w:t>
+      </w:r>
+      <w:r>
+        <w:t xml:space="preserve"> </w:t>
+      </w:r>
+      <w:r>
+        <w:t xml:space="preserve">0.5 NTU. Precision matters more for turbidity than the figure</w:t>
+      </w:r>
+      <w:r>
+        <w:t xml:space="preserve"> </w:t>
+      </w:r>
+      <w:r>
+        <w:t xml:space="preserve">alone suggests, because the turbidity criterion in §7 is an absolute limit and not a</w:t>
+      </w:r>
+      <w:r>
+        <w:t xml:space="preserve"> </w:t>
+      </w:r>
+      <w:r>
+        <w:t xml:space="preserve">comparison against a reference sample.</w:t>
+      </w:r>
+    </w:p>
+    <w:p>
+      <w:pPr>
+        <w:pStyle w:val="BodyText"/>
+      </w:pPr>
+      <w:r>
+        <w:t xml:space="preserve">Samples for host cell protein and for DNA will be assayed in one analytical campaign per</w:t>
+      </w:r>
+      <w:r>
+        <w:t xml:space="preserve"> </w:t>
+      </w:r>
+      <w:r>
+        <w:t xml:space="preserve">parameter series, with the same reagent lots where the schedule allows. A trend across the</w:t>
+      </w:r>
+      <w:r>
+        <w:t xml:space="preserve"> </w:t>
+      </w:r>
+      <w:r>
+        <w:t xml:space="preserve">levels of a parameter should not be confounded by a change of reagent lot part way through</w:t>
+      </w:r>
+      <w:r>
+        <w:t xml:space="preserve"> </w:t>
+      </w:r>
+      <w:r>
+        <w:t xml:space="preserve">the series.</w:t>
+      </w:r>
+    </w:p>
+    <w:bookmarkEnd w:id="25"/>
+    <w:bookmarkStart w:id="26" w:name="sampling-plan"/>
+    <w:p>
+      <w:pPr>
+        <w:pStyle w:val="Heading2"/>
+      </w:pPr>
+      <w:r>
+        <w:t xml:space="preserve">5.4 Sampling plan</w:t>
+      </w:r>
+    </w:p>
+    <w:p>
+      <w:pPr>
+        <w:pStyle w:val="FirstParagraph"/>
+      </w:pPr>
+      <w:r>
+        <w:t xml:space="preserve">Samples will be drawn at four points in every run. The points, the methods applied at each</w:t>
+      </w:r>
+      <w:r>
+        <w:t xml:space="preserve"> </w:t>
+      </w:r>
+      <w:r>
+        <w:t xml:space="preserve">and the purpose of each are listed in Appendix B.</w:t>
+      </w:r>
+    </w:p>
+    <w:p>
+      <w:pPr>
+        <w:pStyle w:val="BodyText"/>
+      </w:pPr>
+      <w:r>
+        <w:t xml:space="preserve">The sample of unclarified culture is the reference for the whole study. Impurity released by</w:t>
+      </w:r>
+      <w:r>
+        <w:t xml:space="preserve"> </w:t>
+      </w:r>
+      <w:r>
+        <w:t xml:space="preserve">the operation can only be seen as a difference from what entered it, so that sample will be</w:t>
+      </w:r>
+      <w:r>
+        <w:t xml:space="preserve"> </w:t>
+      </w:r>
+      <w:r>
+        <w:t xml:space="preserve">drawn from the production bioreactor scale-down model at the end of culture, immediately</w:t>
+      </w:r>
+      <w:r>
+        <w:t xml:space="preserve"> </w:t>
+      </w:r>
+      <w:r>
+        <w:t xml:space="preserve">before the feed to the centrifuge starts, and it will be assayed in the same campaign as the</w:t>
+      </w:r>
+      <w:r>
+        <w:t xml:space="preserve"> </w:t>
+      </w:r>
+      <w:r>
+        <w:t xml:space="preserve">samples that follow it. The centrate sample separates the two stages of the operation. It shows what the centrifuge passed and therefore</w:t>
+      </w:r>
+      <w:r>
+        <w:t xml:space="preserve"> </w:t>
+      </w:r>
+      <w:r>
+        <w:t xml:space="preserve">what the depth filter was asked to remove, which is the quantity the bracketing arrangement of</w:t>
+      </w:r>
+      <w:r>
+        <w:t xml:space="preserve"> </w:t>
+      </w:r>
+      <w:r>
+        <w:t xml:space="preserve">§5.5 varies. The sample after depth filtration and the sample after sterilizing filtration are</w:t>
+      </w:r>
+      <w:r>
+        <w:t xml:space="preserve"> </w:t>
+      </w:r>
+      <w:r>
+        <w:t xml:space="preserve">both clarified harvest, and the second of them is the material capture receives.</w:t>
+      </w:r>
+    </w:p>
+    <w:p>
+      <w:pPr>
+        <w:pStyle w:val="BodyText"/>
+      </w:pPr>
+      <w:r>
+        <w:t xml:space="preserve">Each level will be sampled once at each point. The set-point condition will be run in</w:t>
+      </w:r>
+      <w:r>
+        <w:t xml:space="preserve"> </w:t>
+      </w:r>
+      <w:r>
+        <w:t xml:space="preserve">replicate across the execution of the study, and those replicates provide the estimate of run</w:t>
+      </w:r>
+      <w:r>
+        <w:t xml:space="preserve"> </w:t>
+      </w:r>
+      <w:r>
+        <w:t xml:space="preserve">to run variability against which every effect is tested. Samples for size variants will be</w:t>
+      </w:r>
+      <w:r>
+        <w:t xml:space="preserve"> </w:t>
+      </w:r>
+      <w:r>
+        <w:t xml:space="preserve">drawn at the first and the last point only, since the step is not expected to change the</w:t>
+      </w:r>
+      <w:r>
+        <w:t xml:space="preserve"> </w:t>
+      </w:r>
+      <w:r>
+        <w:t xml:space="preserve">size-variant profile and the intermediate points would not localize a change if one were</w:t>
+      </w:r>
+      <w:r>
+        <w:t xml:space="preserve"> </w:t>
+      </w:r>
+      <w:r>
+        <w:t xml:space="preserve">found.</w:t>
+      </w:r>
+    </w:p>
+    <w:bookmarkEnd w:id="26"/>
+    <w:bookmarkStart w:id="27" w:name="statistical-methods"/>
+    <w:p>
+      <w:pPr>
+        <w:pStyle w:val="Heading2"/>
+      </w:pPr>
+      <w:r>
+        <w:t xml:space="preserve">5.5 Statistical methods</w:t>
+      </w:r>
+    </w:p>
+    <w:p>
+      <w:pPr>
+        <w:pStyle w:val="FirstParagraph"/>
+      </w:pPr>
+      <w:r>
+        <w:t xml:space="preserve">Each response will be analysed against the parameter that was varied, by linear regression on</w:t>
+      </w:r>
+      <w:r>
+        <w:t xml:space="preserve"> </w:t>
+      </w:r>
+      <w:r>
+        <w:t xml:space="preserve">the levels run, with the replicates at the set-point condition providing an independent</w:t>
+      </w:r>
+      <w:r>
+        <w:t xml:space="preserve"> </w:t>
+      </w:r>
+      <w:r>
+        <w:t xml:space="preserve">estimate of error. Effects will be tested at α = 0.05. Where the relationship is not linear</w:t>
+      </w:r>
+      <w:r>
+        <w:t xml:space="preserve"> </w:t>
+      </w:r>
+      <w:r>
+        <w:t xml:space="preserve">over the range, a quadratic term may be fitted, and the fit will be reported with the terms</w:t>
+      </w:r>
+      <w:r>
+        <w:t xml:space="preserve"> </w:t>
+      </w:r>
+      <w:r>
+        <w:t xml:space="preserve">that were needed rather than with the terms that were planned.</w:t>
+      </w:r>
+    </w:p>
+    <w:p>
+      <w:pPr>
+        <w:pStyle w:val="BodyText"/>
+      </w:pPr>
+      <w:r>
+        <w:t xml:space="preserve">Statistical significance and practical significance will be reported separately. A</w:t>
+      </w:r>
+      <w:r>
+        <w:t xml:space="preserve"> </w:t>
+      </w:r>
+      <w:r>
+        <w:t xml:space="preserve">significant slope will be reported together with the change it predicts across the normal</w:t>
+      </w:r>
+      <w:r>
+        <w:t xml:space="preserve"> </w:t>
+      </w:r>
+      <w:r>
+        <w:t xml:space="preserve">operating range of that parameter, and that change will be compared with the precision of the</w:t>
+      </w:r>
+      <w:r>
+        <w:t xml:space="preserve"> </w:t>
+      </w:r>
+      <w:r>
+        <w:t xml:space="preserve">method that measured the response (§5.3). An effect smaller than the method can resolve will</w:t>
+      </w:r>
+      <w:r>
+        <w:t xml:space="preserve"> </w:t>
+      </w:r>
+      <w:r>
+        <w:t xml:space="preserve">be reported as detected and not material, with the comparison shown.</w:t>
+      </w:r>
+    </w:p>
+    <w:p>
+      <w:pPr>
+        <w:pStyle w:val="BodyText"/>
+      </w:pPr>
+      <w:r>
+        <w:t xml:space="preserve">No adequacy threshold is set for the regressions. The decision in §7 rests on the size of an</w:t>
+      </w:r>
+      <w:r>
+        <w:t xml:space="preserve"> </w:t>
+      </w:r>
+      <w:r>
+        <w:t xml:space="preserve">effect against the precision of its method, not on the fit of a predictive model, so each</w:t>
+      </w:r>
+      <w:r>
+        <w:t xml:space="preserve"> </w:t>
+      </w:r>
+      <w:r>
+        <w:t xml:space="preserve">regression will be reported with its coefficient of determination and its residual standard</w:t>
+      </w:r>
+      <w:r>
+        <w:t xml:space="preserve"> </w:t>
+      </w:r>
+      <w:r>
+        <w:t xml:space="preserve">error and will be judged on those.</w:t>
+      </w:r>
+    </w:p>
+    <w:p>
+      <w:pPr>
+        <w:pStyle w:val="BodyText"/>
+      </w:pPr>
+      <w:r>
+        <w:t xml:space="preserve">Results below the limit of quantitation of a method will be reported as such and excluded</w:t>
+      </w:r>
+      <w:r>
+        <w:t xml:space="preserve"> </w:t>
+      </w:r>
+      <w:r>
+        <w:t xml:space="preserve">from the regression, and the number excluded will be given with the fit. Residual DNA is the</w:t>
+      </w:r>
+      <w:r>
+        <w:t xml:space="preserve"> </w:t>
+      </w:r>
+      <w:r>
+        <w:t xml:space="preserve">response most likely to be affected, because the depth filter media adsorb DNA and the assay</w:t>
+      </w:r>
+      <w:r>
+        <w:t xml:space="preserve"> </w:t>
+      </w:r>
+      <w:r>
+        <w:t xml:space="preserve">then reports a small quantity.</w:t>
+      </w:r>
+    </w:p>
+    <w:p>
+      <w:pPr>
+        <w:pStyle w:val="BodyText"/>
+      </w:pPr>
+      <w:r>
+        <w:t xml:space="preserve">The design is one factor at a time. It cannot determine an interaction between two</w:t>
+      </w:r>
+      <w:r>
+        <w:t xml:space="preserve"> </w:t>
+      </w:r>
+      <w:r>
+        <w:t xml:space="preserve">parameters, where the effect of one parameter on a response depends on the level of the</w:t>
+      </w:r>
+      <w:r>
+        <w:t xml:space="preserve"> </w:t>
+      </w:r>
+      <w:r>
+        <w:t xml:space="preserve">other. One interaction is expected on mechanistic grounds, since a higher centrifugal field</w:t>
+      </w:r>
+      <w:r>
+        <w:t xml:space="preserve"> </w:t>
+      </w:r>
+      <w:r>
+        <w:t xml:space="preserve">passes fewer solids to the depth filter and so changes the load that filter has to handle.</w:t>
+      </w:r>
+      <w:r>
+        <w:t xml:space="preserve"> </w:t>
+      </w:r>
+      <w:r>
+        <w:t xml:space="preserve">That interaction will be bracketed and not estimated. The depth filter load series will be run</w:t>
+      </w:r>
+      <w:r>
+        <w:t xml:space="preserve"> </w:t>
+      </w:r>
+      <w:r>
+        <w:t xml:space="preserve">on centrate produced at 6,000 g and again on centrate produced at</w:t>
+      </w:r>
+      <w:r>
+        <w:t xml:space="preserve"> </w:t>
+      </w:r>
+      <w:r>
+        <w:t xml:space="preserve">12,000 g, so that the filter is challenged with both extremes of</w:t>
+      </w:r>
+      <w:r>
+        <w:t xml:space="preserve"> </w:t>
+      </w:r>
+      <w:r>
+        <w:t xml:space="preserve">the solids load it can receive. The bracket bounds the filter response between the two solids</w:t>
+      </w:r>
+      <w:r>
+        <w:t xml:space="preserve"> </w:t>
+      </w:r>
+      <w:r>
+        <w:t xml:space="preserve">loads the centrifuge can deliver, and it yields no coefficient for the interaction, so none</w:t>
+      </w:r>
+      <w:r>
+        <w:t xml:space="preserve"> </w:t>
+      </w:r>
+      <w:r>
+        <w:t xml:space="preserve">will be reported.</w:t>
+      </w:r>
+    </w:p>
+    <w:p>
+      <w:pPr>
+        <w:pStyle w:val="BodyText"/>
+      </w:pPr>
+      <w:r>
+        <w:t xml:space="preserve">No response-surface model will be fitted for this step and no Monte-Carlo propagation of a</w:t>
+      </w:r>
+      <w:r>
+        <w:t xml:space="preserve"> </w:t>
+      </w:r>
+      <w:r>
+        <w:t xml:space="preserve">fitted model will be performed, because no multivariate design is run here. A range reported</w:t>
+      </w:r>
+      <w:r>
+        <w:t xml:space="preserve"> </w:t>
+      </w:r>
+      <w:r>
+        <w:t xml:space="preserve">from this study therefore holds with the other parameters at their set-points, and it says</w:t>
+      </w:r>
+      <w:r>
+        <w:t xml:space="preserve"> </w:t>
+      </w:r>
+      <w:r>
+        <w:t xml:space="preserve">nothing about two of them moving away from their set-points together.</w:t>
       </w:r>
     </w:p>
     <w:bookmarkEnd w:id="27"/>
     <w:bookmarkEnd w:id="28"/>
-    <w:bookmarkStart w:id="33" w:name="study-design"/>
+    <w:bookmarkStart w:id="32" w:name="study-design"/>
     <w:p>
       <w:pPr>
         <w:pStyle w:val="Heading1"/>
@@ -3758,6 +4236,18 @@
       <w:pPr>
         <w:pStyle w:val="FirstParagraph"/>
       </w:pPr>
+      <w:r>
+        <w:t xml:space="preserve">The parameters, their set-points, the ranges to be studied, the normal operating ranges and</w:t>
+      </w:r>
+      <w:r>
+        <w:t xml:space="preserve"> </w:t>
+      </w:r>
+      <w:r>
+        <w:t xml:space="preserve">the study type assigned to each are given in</w:t>
+      </w:r>
+      <w:r>
+        <w:t xml:space="preserve"> </w:t>
+      </w:r>
       <w:hyperlink w:anchor="tbl-params">
         <w:r>
           <w:rPr>
@@ -3767,34 +4257,7 @@
         </w:r>
       </w:hyperlink>
       <w:r>
-        <w:t xml:space="preserve"> </w:t>
-      </w:r>
-      <w:r>
-        <w:t xml:space="preserve">gives the parameters, their set-points, the ranges to be studied, the normal</w:t>
-      </w:r>
-      <w:r>
-        <w:t xml:space="preserve"> </w:t>
-      </w:r>
-      <w:r>
-        <w:t xml:space="preserve">operating ranges and the study type. The centrifugation set-point of</w:t>
-      </w:r>
-      <w:r>
-        <w:t xml:space="preserve"> </w:t>
-      </w:r>
-      <w:r>
-        <w:t xml:space="preserve">9000 g and the depth filter load set-point of 120 L/m2</w:t>
-      </w:r>
-      <w:r>
-        <w:t xml:space="preserve"> </w:t>
-      </w:r>
-      <w:r>
-        <w:t xml:space="preserve">are the platform values proposed for commercial operation, and each one is the centre of</w:t>
-      </w:r>
-      <w:r>
-        <w:t xml:space="preserve"> </w:t>
-      </w:r>
-      <w:r>
-        <w:t xml:space="preserve">its characterization range.</w:t>
+        <w:t xml:space="preserve">.</w:t>
       </w:r>
     </w:p>
     <w:tbl>
@@ -3821,7 +4284,7 @@
               <w:pStyle w:val="ImageCaption"/>
             </w:pPr>
             <w:r>
-              <w:t xml:space="preserve">Table 6: Parameters to be studied, with set-points, characterization ranges, normal operating ranges and study type.</w:t>
+              <w:t xml:space="preserve">Table 6: Parameters in scope, ranges to be studied and study type.</w:t>
             </w:r>
           </w:p>
           <w:tbl>
@@ -3958,7 +4421,7 @@
                     <w:jc w:val="center"/>
                   </w:pPr>
                   <w:r>
-                    <w:t xml:space="preserve">9000</w:t>
+                    <w:t xml:space="preserve">9,000</w:t>
                   </w:r>
                 </w:p>
               </w:tc>
@@ -4173,19 +4636,531 @@
         <w:pStyle w:val="BodyText"/>
       </w:pPr>
       <w:r>
-        <w:t xml:space="preserve">Post-clarification turbidity is not set directly. It is the outcome of the centrifuge and</w:t>
-      </w:r>
-      <w:r>
-        <w:t xml:space="preserve"> </w:t>
-      </w:r>
-      <w:r>
-        <w:t xml:space="preserve">the depth filter train, and it is the attribute by which the clarified harvest is judged</w:t>
-      </w:r>
-      <w:r>
-        <w:t xml:space="preserve"> </w:t>
-      </w:r>
-      <w:r>
-        <w:t xml:space="preserve">before it is fed to capture. It appears in</w:t>
+        <w:t xml:space="preserve">Three rows carry the design, and they do not carry it in the same way. Centrifugation is the</w:t>
+      </w:r>
+      <w:r>
+        <w:t xml:space="preserve"> </w:t>
+      </w:r>
+      <w:r>
+        <w:t xml:space="preserve">parameter with two opposed effects, and its range runs from 6,000 g</w:t>
+      </w:r>
+      <w:r>
+        <w:t xml:space="preserve"> </w:t>
+      </w:r>
+      <w:r>
+        <w:t xml:space="preserve">to 12,000 g so that both ends of the compromise described in §4.1</w:t>
+      </w:r>
+      <w:r>
+        <w:t xml:space="preserve"> </w:t>
+      </w:r>
+      <w:r>
+        <w:t xml:space="preserve">are reached. Depth filter load runs to 160 L/m2, which loads</w:t>
+      </w:r>
+      <w:r>
+        <w:t xml:space="preserve"> </w:t>
+      </w:r>
+      <w:r>
+        <w:t xml:space="preserve">the media well beyond the upper normal operating limit of</w:t>
+      </w:r>
+      <w:r>
+        <w:t xml:space="preserve"> </w:t>
+      </w:r>
+      <w:r>
+        <w:t xml:space="preserve">140 L/m2 and past the point at which the pressure drop is</w:t>
+      </w:r>
+      <w:r>
+        <w:t xml:space="preserve"> </w:t>
+      </w:r>
+      <w:r>
+        <w:t xml:space="preserve">expected to rise. Post-clarification turbidity is the response of the other two parameters</w:t>
+      </w:r>
+      <w:r>
+        <w:t xml:space="preserve"> </w:t>
+      </w:r>
+      <w:r>
+        <w:t xml:space="preserve">(§4.1), and the range in its row is the range over which turbidity will be presented to</w:t>
+      </w:r>
+      <w:r>
+        <w:t xml:space="preserve"> </w:t>
+      </w:r>
+      <w:r>
+        <w:t xml:space="preserve">capture, not a range of settings that will be dialled in at the centrifuge.</w:t>
+      </w:r>
+    </w:p>
+    <w:p>
+      <w:pPr>
+        <w:pStyle w:val="BodyText"/>
+      </w:pPr>
+      <w:r>
+        <w:t xml:space="preserve">The set-point column is the condition at which every parameter not being varied will be held,</w:t>
+      </w:r>
+      <w:r>
+        <w:t xml:space="preserve"> </w:t>
+      </w:r>
+      <w:r>
+        <w:t xml:space="preserve">and it is the condition at which the replicate runs of §5.4 will be executed. The study type</w:t>
+      </w:r>
+      <w:r>
+        <w:t xml:space="preserve"> </w:t>
+      </w:r>
+      <w:r>
+        <w:t xml:space="preserve">column records the outcome of the risk assessment described in §4.3.</w:t>
+      </w:r>
+    </w:p>
+    <w:bookmarkEnd w:id="30"/>
+    <w:bookmarkStart w:id="31" w:name="univariate-assessment"/>
+    <w:p>
+      <w:pPr>
+        <w:pStyle w:val="Heading2"/>
+      </w:pPr>
+      <w:r>
+        <w:t xml:space="preserve">6.2 Univariate assessment</w:t>
+      </w:r>
+    </w:p>
+    <w:p>
+      <w:pPr>
+        <w:pStyle w:val="FirstParagraph"/>
+      </w:pPr>
+      <w:r>
+        <w:t xml:space="preserve">Each parameter will be assessed at five levels. They are the lower edge of the range studied,</w:t>
+      </w:r>
+      <w:r>
+        <w:t xml:space="preserve"> </w:t>
+      </w:r>
+      <w:r>
+        <w:t xml:space="preserve">the lower limit of the normal operating range, the set-point, the upper limit of the normal</w:t>
+      </w:r>
+      <w:r>
+        <w:t xml:space="preserve"> </w:t>
+      </w:r>
+      <w:r>
+        <w:t xml:space="preserve">operating range and the upper edge of the range studied, and they are listed in Appendix A.</w:t>
+      </w:r>
+      <w:r>
+        <w:t xml:space="preserve"> </w:t>
+      </w:r>
+      <w:r>
+        <w:t xml:space="preserve">Three of the five are limits that already exist in the control strategy, so the study reports</w:t>
+      </w:r>
+      <w:r>
+        <w:t xml:space="preserve"> </w:t>
+      </w:r>
+      <w:r>
+        <w:t xml:space="preserve">directly on the limits it is meant to justify.</w:t>
+      </w:r>
+    </w:p>
+    <w:p>
+      <w:pPr>
+        <w:pStyle w:val="BodyText"/>
+      </w:pPr>
+      <w:r>
+        <w:t xml:space="preserve">Runs will be executed in randomized order within each parameter series. A drift in the</w:t>
+      </w:r>
+      <w:r>
+        <w:t xml:space="preserve"> </w:t>
+      </w:r>
+      <w:r>
+        <w:t xml:space="preserve">culture, in the equipment or in an assay over the execution of a series would otherwise be</w:t>
+      </w:r>
+      <w:r>
+        <w:t xml:space="preserve"> </w:t>
+      </w:r>
+      <w:r>
+        <w:t xml:space="preserve">read as an effect of the parameter. Replicates at the set-point condition will be distributed</w:t>
+      </w:r>
+      <w:r>
+        <w:t xml:space="preserve"> </w:t>
+      </w:r>
+      <w:r>
+        <w:t xml:space="preserve">across a series rather than run together, for the same reason.</w:t>
+      </w:r>
+    </w:p>
+    <w:p>
+      <w:pPr>
+        <w:pStyle w:val="BodyText"/>
+      </w:pPr>
+      <w:r>
+        <w:t xml:space="preserve">The centrifugation series will be run first, because its outcome supplies the two centrate</w:t>
+      </w:r>
+      <w:r>
+        <w:t xml:space="preserve"> </w:t>
+      </w:r>
+      <w:r>
+        <w:t xml:space="preserve">qualities used to bracket the depth filter load series (§5.5). The depth filter load series</w:t>
+      </w:r>
+      <w:r>
+        <w:t xml:space="preserve"> </w:t>
+      </w:r>
+      <w:r>
+        <w:t xml:space="preserve">will follow. The turbidity series will be run last, because the material for it is produced by</w:t>
+      </w:r>
+      <w:r>
+        <w:t xml:space="preserve"> </w:t>
+      </w:r>
+      <w:r>
+        <w:t xml:space="preserve">the two series before it. Clarified harvest at a target turbidity will be prepared by blending</w:t>
+      </w:r>
+      <w:r>
+        <w:t xml:space="preserve"> </w:t>
+      </w:r>
+      <w:r>
+        <w:t xml:space="preserve">clarified harvest with retained centrate to the target turbidity for the level, which allows the</w:t>
+      </w:r>
+      <w:r>
+        <w:t xml:space="preserve"> </w:t>
+      </w:r>
+      <w:r>
+        <w:t xml:space="preserve">turbidity presented to capture to be varied independently of the settings that produced it.</w:t>
+      </w:r>
+      <w:r>
+        <w:t xml:space="preserve"> </w:t>
+      </w:r>
+      <w:r>
+        <w:t xml:space="preserve">Blended material carries the particle size distribution of the centrate it was made from, and</w:t>
+      </w:r>
+      <w:r>
+        <w:t xml:space="preserve"> </w:t>
+      </w:r>
+      <w:r>
+        <w:t xml:space="preserve">that is not identical to the distribution a depth filter at the end of its capacity would</w:t>
+      </w:r>
+      <w:r>
+        <w:t xml:space="preserve"> </w:t>
+      </w:r>
+      <w:r>
+        <w:t xml:space="preserve">pass.</w:t>
+      </w:r>
+    </w:p>
+    <w:p>
+      <w:pPr>
+        <w:pStyle w:val="BodyText"/>
+      </w:pPr>
+      <w:r>
+        <w:t xml:space="preserve">The turbidity series will be loaded onto a scale-down Protein A column held at the set-point</w:t>
+      </w:r>
+      <w:r>
+        <w:t xml:space="preserve"> </w:t>
+      </w:r>
+      <w:r>
+        <w:t xml:space="preserve">conditions of PCP-005. The responses are the pressure developed across the column over the</w:t>
+      </w:r>
+      <w:r>
+        <w:t xml:space="preserve"> </w:t>
+      </w:r>
+      <w:r>
+        <w:t xml:space="preserve">load and the yield of the cycle. No conclusion about the capture step will be drawn from these</w:t>
+      </w:r>
+      <w:r>
+        <w:t xml:space="preserve"> </w:t>
+      </w:r>
+      <w:r>
+        <w:t xml:space="preserve">runs. Capture is used here as a fixed test of the material harvest delivers, and the</w:t>
+      </w:r>
+      <w:r>
+        <w:t xml:space="preserve"> </w:t>
+      </w:r>
+      <w:r>
+        <w:t xml:space="preserve">characterization of capture itself is reported in PCR-005.</w:t>
+      </w:r>
+    </w:p>
+    <w:bookmarkEnd w:id="31"/>
+    <w:bookmarkEnd w:id="32"/>
+    <w:bookmarkStart w:id="33" w:name="acceptance-and-decision-criteria"/>
+    <w:p>
+      <w:pPr>
+        <w:pStyle w:val="Heading1"/>
+      </w:pPr>
+      <w:r>
+        <w:t xml:space="preserve">7. Acceptance and decision criteria</w:t>
+      </w:r>
+    </w:p>
+    <w:p>
+      <w:pPr>
+        <w:pStyle w:val="FirstParagraph"/>
+      </w:pPr>
+      <w:r>
+        <w:t xml:space="preserve">This step forms no quality attribute, and no in-process limit is derived for it from the drug</w:t>
+      </w:r>
+      <w:r>
+        <w:t xml:space="preserve"> </w:t>
+      </w:r>
+      <w:r>
+        <w:t xml:space="preserve">substance criteria (§4.2). The criteria below are therefore comparative, with one exception.</w:t>
+      </w:r>
+      <w:r>
+        <w:t xml:space="preserve"> </w:t>
+      </w:r>
+      <w:r>
+        <w:t xml:space="preserve">They are fixed here so that the analysis of §8 applies a rule agreed before execution rather</w:t>
+      </w:r>
+      <w:r>
+        <w:t xml:space="preserve"> </w:t>
+      </w:r>
+      <w:r>
+        <w:t xml:space="preserve">than a judgement formed once the data are visible.</w:t>
+      </w:r>
+    </w:p>
+    <w:p>
+      <w:pPr>
+        <w:pStyle w:val="BodyText"/>
+      </w:pPr>
+      <w:r>
+        <w:t xml:space="preserve">Impurity release is the first criterion. Host cell protein and residual DNA in the clarified</w:t>
+      </w:r>
+      <w:r>
+        <w:t xml:space="preserve"> </w:t>
+      </w:r>
+      <w:r>
+        <w:t xml:space="preserve">harvest will be compared with the same measurements on the unclarified culture that produced</w:t>
+      </w:r>
+      <w:r>
+        <w:t xml:space="preserve"> </w:t>
+      </w:r>
+      <w:r>
+        <w:t xml:space="preserve">it. A level passes when no increase is detected at α = 0.05, or when a detected increase is</w:t>
+      </w:r>
+      <w:r>
+        <w:t xml:space="preserve"> </w:t>
+      </w:r>
+      <w:r>
+        <w:t xml:space="preserve">smaller than the resolution of the method that measured it (§5.3). A setting that releases</w:t>
+      </w:r>
+      <w:r>
+        <w:t xml:space="preserve"> </w:t>
+      </w:r>
+      <w:r>
+        <w:t xml:space="preserve">more impurity than that lies outside the acceptable range of its parameter.</w:t>
+      </w:r>
+    </w:p>
+    <w:p>
+      <w:pPr>
+        <w:pStyle w:val="BodyText"/>
+      </w:pPr>
+      <w:r>
+        <w:t xml:space="preserve">Clarification is the second criterion and the absolute one. Post-clarification turbidity of</w:t>
+      </w:r>
+      <w:r>
+        <w:t xml:space="preserve"> </w:t>
+      </w:r>
+      <w:r>
+        <w:t xml:space="preserve">the clarified harvest will be compared with the upper limit of its normal operating range,</w:t>
+      </w:r>
+      <w:r>
+        <w:t xml:space="preserve"> </w:t>
+      </w:r>
+      <w:r>
+        <w:t xml:space="preserve">10 NTU. A centrifuge setting or a filter load that delivers</w:t>
+      </w:r>
+      <w:r>
+        <w:t xml:space="preserve"> </w:t>
+      </w:r>
+      <w:r>
+        <w:t xml:space="preserve">clarified harvest above that value has failed to clarify, whatever the impurity results show.</w:t>
+      </w:r>
+    </w:p>
+    <w:p>
+      <w:pPr>
+        <w:pStyle w:val="BodyText"/>
+      </w:pPr>
+      <w:r>
+        <w:t xml:space="preserve">Product quality is the third. High molecular weight content will be compared before and after</w:t>
+      </w:r>
+      <w:r>
+        <w:t xml:space="preserve"> </w:t>
+      </w:r>
+      <w:r>
+        <w:t xml:space="preserve">the step, and a level passes when no increase is detected at α = 0.05. A null result is</w:t>
+      </w:r>
+      <w:r>
+        <w:t xml:space="preserve"> </w:t>
+      </w:r>
+      <w:r>
+        <w:t xml:space="preserve">required here rather than a bounded one, because aggregate formed at harvest would be carried</w:t>
+      </w:r>
+      <w:r>
+        <w:t xml:space="preserve"> </w:t>
+      </w:r>
+      <w:r>
+        <w:t xml:space="preserve">into capture and would consume clearance that the cation exchange step is credited with</w:t>
+      </w:r>
+      <w:r>
+        <w:t xml:space="preserve"> </w:t>
+      </w:r>
+      <w:r>
+        <w:t xml:space="preserve">delivering.</w:t>
+      </w:r>
+    </w:p>
+    <w:p>
+      <w:pPr>
+        <w:pStyle w:val="BodyText"/>
+      </w:pPr>
+      <w:r>
+        <w:t xml:space="preserve">Step yield is reported but is not gated. Yield will be given for every level and compared with</w:t>
+      </w:r>
+      <w:r>
+        <w:t xml:space="preserve"> </w:t>
+      </w:r>
+      <w:r>
+        <w:t xml:space="preserve">the set-point replicates. No numeric yield limit is set in this plan, because none follows</w:t>
+      </w:r>
+      <w:r>
+        <w:t xml:space="preserve"> </w:t>
+      </w:r>
+      <w:r>
+        <w:t xml:space="preserve">from a product quality requirement at this step. A loss of yield at a level will be reported</w:t>
+      </w:r>
+      <w:r>
+        <w:t xml:space="preserve"> </w:t>
+      </w:r>
+      <w:r>
+        <w:t xml:space="preserve">with its cause and will be weighed in the choice of the operating range. It will not on its</w:t>
+      </w:r>
+      <w:r>
+        <w:t xml:space="preserve"> </w:t>
+      </w:r>
+      <w:r>
+        <w:t xml:space="preserve">own place a level outside the proven acceptable range.</w:t>
+      </w:r>
+    </w:p>
+    <w:p>
+      <w:pPr>
+        <w:pStyle w:val="BodyText"/>
+      </w:pPr>
+      <w:r>
+        <w:t xml:space="preserve">A parameter meets the criteria over a range when every level in that range passes the first</w:t>
+      </w:r>
+      <w:r>
+        <w:t xml:space="preserve"> </w:t>
+      </w:r>
+      <w:r>
+        <w:t xml:space="preserve">three criteria. The proven acceptable range of the parameter is then that range, bounded at</w:t>
+      </w:r>
+      <w:r>
+        <w:t xml:space="preserve"> </w:t>
+      </w:r>
+      <w:r>
+        <w:t xml:space="preserve">the levels tested (§8). Where a level fails, the proven acceptable range is bounded at the</w:t>
+      </w:r>
+      <w:r>
+        <w:t xml:space="preserve"> </w:t>
+      </w:r>
+      <w:r>
+        <w:t xml:space="preserve">last level that passed, and the failure should be investigated before the range is reported.</w:t>
+      </w:r>
+    </w:p>
+    <w:p>
+      <w:pPr>
+        <w:pStyle w:val="BodyText"/>
+      </w:pPr>
+      <w:r>
+        <w:t xml:space="preserve">A failure at a level inside the normal operating range means the operating range in force is</w:t>
+      </w:r>
+      <w:r>
+        <w:t xml:space="preserve"> </w:t>
+      </w:r>
+      <w:r>
+        <w:t xml:space="preserve">not supported by the data, and it should be raised to Manufacturing Science and to Quality</w:t>
+      </w:r>
+      <w:r>
+        <w:t xml:space="preserve"> </w:t>
+      </w:r>
+      <w:r>
+        <w:t xml:space="preserve">Assurance before the study continues, so that the normal operating range or the control strategy can be changed under</w:t>
+      </w:r>
+      <w:r>
+        <w:t xml:space="preserve"> </w:t>
+      </w:r>
+      <w:r>
+        <w:t xml:space="preserve">SOP-4001. Deviations from this plan during execution will be recorded, investigated and</w:t>
+      </w:r>
+      <w:r>
+        <w:t xml:space="preserve"> </w:t>
+      </w:r>
+      <w:r>
+        <w:t xml:space="preserve">reported in PCR-004 with their impact on the conclusions, whether or not the affected runs are</w:t>
+      </w:r>
+      <w:r>
+        <w:t xml:space="preserve"> </w:t>
+      </w:r>
+      <w:r>
+        <w:t xml:space="preserve">retained.</w:t>
+      </w:r>
+    </w:p>
+    <w:bookmarkEnd w:id="33"/>
+    <w:bookmarkStart w:id="34" w:name="X6e399b04be57e9d5f909b4238f9408193405dfd"/>
+    <w:p>
+      <w:pPr>
+        <w:pStyle w:val="Heading1"/>
+      </w:pPr>
+      <w:r>
+        <w:t xml:space="preserve">8. Proven acceptable ranges (planned analysis)</w:t>
+      </w:r>
+    </w:p>
+    <w:p>
+      <w:pPr>
+        <w:pStyle w:val="FirstParagraph"/>
+      </w:pPr>
+      <w:r>
+        <w:t xml:space="preserve">A proven acceptable range is the range of a parameter over which the step has been shown to</w:t>
+      </w:r>
+      <w:r>
+        <w:t xml:space="preserve"> </w:t>
+      </w:r>
+      <w:r>
+        <w:t xml:space="preserve">meet its criteria, with every other parameter held at its set-point</w:t>
+      </w:r>
+      <w:r>
+        <w:t xml:space="preserve"> </w:t>
+      </w:r>
+      <w:r>
+        <w:t xml:space="preserve">(International Council for Harmonisation 2009)</w:t>
+      </w:r>
+      <w:r>
+        <w:t xml:space="preserve">. A range</w:t>
+      </w:r>
+      <w:r>
+        <w:t xml:space="preserve"> </w:t>
+      </w:r>
+      <w:r>
+        <w:t xml:space="preserve">established by varying one parameter at a time holds while the other parameters are at their</w:t>
+      </w:r>
+      <w:r>
+        <w:t xml:space="preserve"> </w:t>
+      </w:r>
+      <w:r>
+        <w:t xml:space="preserve">set-points (§5.5), and no combination of two parameters away from their set-points is claimed</w:t>
+      </w:r>
+      <w:r>
+        <w:t xml:space="preserve"> </w:t>
+      </w:r>
+      <w:r>
+        <w:t xml:space="preserve">for this step. The bracketing arrangement of the depth filter load</w:t>
+      </w:r>
+      <w:r>
+        <w:t xml:space="preserve"> </w:t>
+      </w:r>
+      <w:r>
+        <w:t xml:space="preserve">series is the only place where the study looks at two parameters together, and it bounds the</w:t>
+      </w:r>
+      <w:r>
+        <w:t xml:space="preserve"> </w:t>
+      </w:r>
+      <w:r>
+        <w:t xml:space="preserve">response between two solids loads rather than modelling it.</w:t>
+      </w:r>
+    </w:p>
+    <w:p>
+      <w:pPr>
+        <w:pStyle w:val="BodyText"/>
+      </w:pPr>
+      <w:r>
+        <w:t xml:space="preserve">A proven acceptable range is also bounded by the levels tested. The analysis will not</w:t>
+      </w:r>
+      <w:r>
+        <w:t xml:space="preserve"> </w:t>
+      </w:r>
+      <w:r>
+        <w:t xml:space="preserve">extrapolate beyond the edges given in</w:t>
       </w:r>
       <w:r>
         <w:t xml:space="preserve"> </w:t>
@@ -4199,32 +5174,99 @@
         </w:r>
       </w:hyperlink>
       <w:r>
-        <w:t xml:space="preserve"> </w:t>
-      </w:r>
-      <w:r>
-        <w:t xml:space="preserve">because its range defines the feed</w:t>
-      </w:r>
-      <w:r>
-        <w:t xml:space="preserve"> </w:t>
-      </w:r>
-      <w:r>
-        <w:t xml:space="preserve">that the capture step has to accept, and because it is the in-process control that will</w:t>
-      </w:r>
-      <w:r>
-        <w:t xml:space="preserve"> </w:t>
-      </w:r>
-      <w:r>
-        <w:t xml:space="preserve">be applied in routine manufacture.</w:t>
-      </w:r>
-    </w:p>
-    <w:bookmarkEnd w:id="30"/>
-    <w:bookmarkStart w:id="32" w:name="univariate-assessment"/>
-    <w:p>
-      <w:pPr>
-        <w:pStyle w:val="Heading2"/>
-      </w:pPr>
-      <w:r>
-        <w:t xml:space="preserve">6.2 Univariate assessment</w:t>
+        <w:t xml:space="preserve">. Where every level of a parameter</w:t>
+      </w:r>
+      <w:r>
+        <w:t xml:space="preserve"> </w:t>
+      </w:r>
+      <w:r>
+        <w:t xml:space="preserve">meets the criteria, the proven acceptable range will be reported as the whole range studied</w:t>
+      </w:r>
+      <w:r>
+        <w:t xml:space="preserve"> </w:t>
+      </w:r>
+      <w:r>
+        <w:t xml:space="preserve">and not as anything wider.</w:t>
+      </w:r>
+    </w:p>
+    <w:p>
+      <w:pPr>
+        <w:pStyle w:val="BodyText"/>
+      </w:pPr>
+      <w:r>
+        <w:t xml:space="preserve">For each parameter, PCR-004 will give the range studied, the criterion applied, the response</w:t>
+      </w:r>
+      <w:r>
+        <w:t xml:space="preserve"> </w:t>
+      </w:r>
+      <w:r>
+        <w:t xml:space="preserve">that came closest to that criterion, and the proven acceptable range that follows. The normal</w:t>
+      </w:r>
+      <w:r>
+        <w:t xml:space="preserve"> </w:t>
+      </w:r>
+      <w:r>
+        <w:t xml:space="preserve">operating range will be shown nested inside it. Where the two coincide at an edge, that will</w:t>
+      </w:r>
+      <w:r>
+        <w:t xml:space="preserve"> </w:t>
+      </w:r>
+      <w:r>
+        <w:t xml:space="preserve">be stated, because a normal operating limit sitting on the edge of the proven range leaves no</w:t>
+      </w:r>
+      <w:r>
+        <w:t xml:space="preserve"> </w:t>
+      </w:r>
+      <w:r>
+        <w:t xml:space="preserve">margin for the ordinary variability of the commercial operation.</w:t>
+      </w:r>
+    </w:p>
+    <w:p>
+      <w:pPr>
+        <w:pStyle w:val="BodyText"/>
+      </w:pPr>
+      <w:r>
+        <w:t xml:space="preserve">No design space is claimed for this step. A design space is a multivariate region, and this</w:t>
+      </w:r>
+      <w:r>
+        <w:t xml:space="preserve"> </w:t>
+      </w:r>
+      <w:r>
+        <w:t xml:space="preserve">study runs no multivariate design. What Step 4 contributes to the control</w:t>
+      </w:r>
+      <w:r>
+        <w:t xml:space="preserve"> </w:t>
+      </w:r>
+      <w:r>
+        <w:t xml:space="preserve">strategy is a proven acceptable range for each parameter, a normal operating range nested</w:t>
+      </w:r>
+      <w:r>
+        <w:t xml:space="preserve"> </w:t>
+      </w:r>
+      <w:r>
+        <w:t xml:space="preserve">inside it, and an in-process control on the turbidity of the clarified harvest. The</w:t>
+      </w:r>
+      <w:r>
+        <w:t xml:space="preserve"> </w:t>
+      </w:r>
+      <w:r>
+        <w:t xml:space="preserve">classification of each parameter under SOP-4001 will be made in PCR-004 on the evidence this</w:t>
+      </w:r>
+      <w:r>
+        <w:t xml:space="preserve"> </w:t>
+      </w:r>
+      <w:r>
+        <w:t xml:space="preserve">study produces, and it will roll up into PCMR-001 with the other steps of the train.</w:t>
+      </w:r>
+    </w:p>
+    <w:bookmarkEnd w:id="34"/>
+    <w:bookmarkStart w:id="35" w:name="data-management-and-integrity"/>
+    <w:p>
+      <w:pPr>
+        <w:pStyle w:val="Heading1"/>
+      </w:pPr>
+      <w:r>
+        <w:t xml:space="preserve">9. Data management and integrity</w:t>
       </w:r>
     </w:p>
     <w:p>
@@ -4232,30 +5274,126 @@
         <w:pStyle w:val="FirstParagraph"/>
       </w:pPr>
       <w:r>
-        <w:t xml:space="preserve">Each settable parameter will be studied at its low characterization edge, at its</w:t>
-      </w:r>
-      <w:r>
-        <w:t xml:space="preserve"> </w:t>
-      </w:r>
-      <w:r>
-        <w:t xml:space="preserve">set-point and at its high characterization edge, with the other settable parameter held</w:t>
-      </w:r>
-      <w:r>
-        <w:t xml:space="preserve"> </w:t>
-      </w:r>
-      <w:r>
-        <w:t xml:space="preserve">at its set-point, which gives 6 clarification conditions in all,</w:t>
-      </w:r>
-      <w:r>
-        <w:t xml:space="preserve"> </w:t>
-      </w:r>
-      <w:r>
-        <w:t xml:space="preserve">listed in</w:t>
-      </w:r>
-      <w:r>
-        <w:t xml:space="preserve"> </w:t>
-      </w:r>
-      <w:hyperlink w:anchor="tbl-cond">
+        <w:t xml:space="preserve">Data from this study will be recorded, reviewed and retained under the site data governance</w:t>
+      </w:r>
+      <w:r>
+        <w:t xml:space="preserve"> </w:t>
+      </w:r>
+      <w:r>
+        <w:t xml:space="preserve">procedures, and the ALCOA+ principles apply to every record the study produces.</w:t>
+      </w:r>
+    </w:p>
+    <w:p>
+      <w:pPr>
+        <w:pStyle w:val="BodyText"/>
+      </w:pPr>
+      <w:r>
+        <w:t xml:space="preserve">Runs will be executed against a pre-approved batch record for the scale-down train. Each entry</w:t>
+      </w:r>
+      <w:r>
+        <w:t xml:space="preserve"> </w:t>
+      </w:r>
+      <w:r>
+        <w:t xml:space="preserve">will be made at the time it is observed and signed by the person who made it. Analytical</w:t>
+      </w:r>
+      <w:r>
+        <w:t xml:space="preserve"> </w:t>
+      </w:r>
+      <w:r>
+        <w:t xml:space="preserve">results will be acquired and stored in the validated laboratory information management system,</w:t>
+      </w:r>
+      <w:r>
+        <w:t xml:space="preserve"> </w:t>
+      </w:r>
+      <w:r>
+        <w:t xml:space="preserve">with the audit trail enabled and reviewed as part of result approval. Equipment used to set or</w:t>
+      </w:r>
+      <w:r>
+        <w:t xml:space="preserve"> </w:t>
+      </w:r>
+      <w:r>
+        <w:t xml:space="preserve">to measure a parameter of this study will be within its calibration at the time of use, and</w:t>
+      </w:r>
+      <w:r>
+        <w:t xml:space="preserve"> </w:t>
+      </w:r>
+      <w:r>
+        <w:t xml:space="preserve">the calibration status will be recorded with the run.</w:t>
+      </w:r>
+    </w:p>
+    <w:p>
+      <w:pPr>
+        <w:pStyle w:val="BodyText"/>
+      </w:pPr>
+      <w:r>
+        <w:t xml:space="preserve">Raw data, the analysis script and the outputs of that script will be retained together, so</w:t>
+      </w:r>
+      <w:r>
+        <w:t xml:space="preserve"> </w:t>
+      </w:r>
+      <w:r>
+        <w:t xml:space="preserve">that the tables in PCR-004 can be regenerated from the raw data without a manual step. Any</w:t>
+      </w:r>
+      <w:r>
+        <w:t xml:space="preserve"> </w:t>
+      </w:r>
+      <w:r>
+        <w:t xml:space="preserve">change to a recorded value will be made as a corrected entry, with the reason and the original</w:t>
+      </w:r>
+      <w:r>
+        <w:t xml:space="preserve"> </w:t>
+      </w:r>
+      <w:r>
+        <w:t xml:space="preserve">value visible. The analysis will be verified by a second person in Statistics, and the report</w:t>
+      </w:r>
+      <w:r>
+        <w:t xml:space="preserve"> </w:t>
+      </w:r>
+      <w:r>
+        <w:t xml:space="preserve">will be reviewed by the functions listed in</w:t>
+      </w:r>
+      <w:r>
+        <w:t xml:space="preserve"> </w:t>
+      </w:r>
+      <w:hyperlink w:anchor="tbl-appr">
+        <w:r>
+          <w:rPr>
+            <w:rStyle w:val="Hyperlink"/>
+          </w:rPr>
+          <w:t xml:space="preserve">Table 1</w:t>
+        </w:r>
+      </w:hyperlink>
+      <w:r>
+        <w:t xml:space="preserve">.</w:t>
+      </w:r>
+    </w:p>
+    <w:bookmarkEnd w:id="35"/>
+    <w:bookmarkStart w:id="37" w:name="roles-and-responsibilities"/>
+    <w:p>
+      <w:pPr>
+        <w:pStyle w:val="Heading1"/>
+      </w:pPr>
+      <w:r>
+        <w:t xml:space="preserve">10. Roles and responsibilities</w:t>
+      </w:r>
+    </w:p>
+    <w:p>
+      <w:pPr>
+        <w:pStyle w:val="FirstParagraph"/>
+      </w:pPr>
+      <w:r>
+        <w:t xml:space="preserve">Responsibility for the study rests with Process Development. The functions that must agree</w:t>
+      </w:r>
+      <w:r>
+        <w:t xml:space="preserve"> </w:t>
+      </w:r>
+      <w:r>
+        <w:t xml:space="preserve">with it, and what each is accountable for, are listed in</w:t>
+      </w:r>
+      <w:r>
+        <w:t xml:space="preserve"> </w:t>
+      </w:r>
+      <w:hyperlink w:anchor="tbl-roles">
         <w:r>
           <w:rPr>
             <w:rStyle w:val="Hyperlink"/>
@@ -4264,19 +5402,7 @@
         </w:r>
       </w:hyperlink>
       <w:r>
-        <w:t xml:space="preserve">. Every condition will be run on both feed states. The set-point condition</w:t>
-      </w:r>
-      <w:r>
-        <w:t xml:space="preserve"> </w:t>
-      </w:r>
-      <w:r>
-        <w:t xml:space="preserve">will be run in triplicate on each feed state, and it is the reference for every</w:t>
-      </w:r>
-      <w:r>
-        <w:t xml:space="preserve"> </w:t>
-      </w:r>
-      <w:r>
-        <w:t xml:space="preserve">comparison.</w:t>
+        <w:t xml:space="preserve">.</w:t>
       </w:r>
     </w:p>
     <w:tbl>
@@ -4292,7 +5418,7 @@
       <w:tr>
         <w:tc>
           <w:tcPr/>
-          <w:bookmarkStart w:id="31" w:name="tbl-cond"/>
+          <w:bookmarkStart w:id="36" w:name="tbl-roles"/>
           <w:p>
             <w:pPr>
               <w:jc w:val="center"/>
@@ -4303,7 +5429,7 @@
               <w:pStyle w:val="ImageCaption"/>
             </w:pPr>
             <w:r>
-              <w:t xml:space="preserve">Table 7: Planned univariate conditions. Each condition is run on both feed states; the set-point condition is run in triplicate.</w:t>
+              <w:t xml:space="preserve">Table 7: Functions and responsibilities for the harvest characterization study.</w:t>
             </w:r>
           </w:p>
           <w:tbl>
@@ -4314,12 +5440,8 @@
               <w:tblLook w:firstRow="1" w:lastRow="0" w:firstColumn="0" w:lastColumn="0" w:noHBand="0" w:noVBand="0" w:val="0020"/>
             </w:tblPr>
             <w:tblGrid>
-              <w:gridCol w:w="1742"/>
-              <w:gridCol w:w="633"/>
-              <w:gridCol w:w="950"/>
-              <w:gridCol w:w="1029"/>
-              <w:gridCol w:w="1029"/>
-              <w:gridCol w:w="2534"/>
+              <w:gridCol w:w="2230"/>
+              <w:gridCol w:w="5689"/>
             </w:tblGrid>
             <w:tr>
               <w:trPr>
@@ -4334,72 +5456,20 @@
                     <w:jc w:val="center"/>
                   </w:pPr>
                   <w:r>
-                    <w:t xml:space="preserve">Parameter varied</w:t>
-                  </w:r>
-                </w:p>
-              </w:tc>
-              <w:tc>
-                <w:tcPr/>
-                <w:p>
-                  <w:pPr>
-                    <w:pStyle w:val="Compact"/>
-                    <w:jc w:val="left"/>
-                    <w:jc w:val="center"/>
-                  </w:pPr>
-                  <w:r>
-                    <w:t xml:space="preserve">Unit</w:t>
-                  </w:r>
-                </w:p>
-              </w:tc>
-              <w:tc>
-                <w:tcPr/>
-                <w:p>
-                  <w:pPr>
-                    <w:pStyle w:val="Compact"/>
-                    <w:jc w:val="right"/>
-                    <w:jc w:val="center"/>
-                  </w:pPr>
-                  <w:r>
-                    <w:t xml:space="preserve">Low edge</w:t>
-                  </w:r>
-                </w:p>
-              </w:tc>
-              <w:tc>
-                <w:tcPr/>
-                <w:p>
-                  <w:pPr>
-                    <w:pStyle w:val="Compact"/>
-                    <w:jc w:val="right"/>
-                    <w:jc w:val="center"/>
-                  </w:pPr>
-                  <w:r>
-                    <w:t xml:space="preserve">Set-point</w:t>
-                  </w:r>
-                </w:p>
-              </w:tc>
-              <w:tc>
-                <w:tcPr/>
-                <w:p>
-                  <w:pPr>
-                    <w:pStyle w:val="Compact"/>
-                    <w:jc w:val="right"/>
-                    <w:jc w:val="center"/>
-                  </w:pPr>
-                  <w:r>
-                    <w:t xml:space="preserve">High edge</w:t>
-                  </w:r>
-                </w:p>
-              </w:tc>
-              <w:tc>
-                <w:tcPr/>
-                <w:p>
-                  <w:pPr>
-                    <w:pStyle w:val="Compact"/>
-                    <w:jc w:val="left"/>
-                    <w:jc w:val="center"/>
-                  </w:pPr>
-                  <w:r>
-                    <w:t xml:space="preserve">Other parameter held at</w:t>
+                    <w:t xml:space="preserve">Function</w:t>
+                  </w:r>
+                </w:p>
+              </w:tc>
+              <w:tc>
+                <w:tcPr/>
+                <w:p>
+                  <w:pPr>
+                    <w:pStyle w:val="Compact"/>
+                    <w:jc w:val="left"/>
+                    <w:jc w:val="center"/>
+                  </w:pPr>
+                  <w:r>
+                    <w:t xml:space="preserve">Responsibility</w:t>
                   </w:r>
                 </w:p>
               </w:tc>
@@ -4414,72 +5484,20 @@
                     <w:jc w:val="center"/>
                   </w:pPr>
                   <w:r>
-                    <w:t xml:space="preserve">Centrifugation (rcf)</w:t>
-                  </w:r>
-                </w:p>
-              </w:tc>
-              <w:tc>
-                <w:tcPr/>
-                <w:p>
-                  <w:pPr>
-                    <w:pStyle w:val="Compact"/>
-                    <w:jc w:val="left"/>
-                    <w:jc w:val="center"/>
-                  </w:pPr>
-                  <w:r>
-                    <w:t xml:space="preserve">g</w:t>
-                  </w:r>
-                </w:p>
-              </w:tc>
-              <w:tc>
-                <w:tcPr/>
-                <w:p>
-                  <w:pPr>
-                    <w:pStyle w:val="Compact"/>
-                    <w:jc w:val="right"/>
-                    <w:jc w:val="center"/>
-                  </w:pPr>
-                  <w:r>
-                    <w:t xml:space="preserve">6000</w:t>
-                  </w:r>
-                </w:p>
-              </w:tc>
-              <w:tc>
-                <w:tcPr/>
-                <w:p>
-                  <w:pPr>
-                    <w:pStyle w:val="Compact"/>
-                    <w:jc w:val="right"/>
-                    <w:jc w:val="center"/>
-                  </w:pPr>
-                  <w:r>
-                    <w:t xml:space="preserve">9000</w:t>
-                  </w:r>
-                </w:p>
-              </w:tc>
-              <w:tc>
-                <w:tcPr/>
-                <w:p>
-                  <w:pPr>
-                    <w:pStyle w:val="Compact"/>
-                    <w:jc w:val="right"/>
-                    <w:jc w:val="center"/>
-                  </w:pPr>
-                  <w:r>
-                    <w:t xml:space="preserve">12000</w:t>
-                  </w:r>
-                </w:p>
-              </w:tc>
-              <w:tc>
-                <w:tcPr/>
-                <w:p>
-                  <w:pPr>
-                    <w:pStyle w:val="Compact"/>
-                    <w:jc w:val="left"/>
-                    <w:jc w:val="center"/>
-                  </w:pPr>
-                  <w:r>
-                    <w:t xml:space="preserve">Depth filter load at 120 L/m2</w:t>
+                    <w:t xml:space="preserve">Process Development / MSAT</w:t>
+                  </w:r>
+                </w:p>
+              </w:tc>
+              <w:tc>
+                <w:tcPr/>
+                <w:p>
+                  <w:pPr>
+                    <w:pStyle w:val="Compact"/>
+                    <w:jc w:val="left"/>
+                    <w:jc w:val="center"/>
+                  </w:pPr>
+                  <w:r>
+                    <w:t xml:space="preserve">Owns this plan, executes the runs on the scale-down model, interprets the results and writes PCR-004</w:t>
                   </w:r>
                 </w:p>
               </w:tc>
@@ -4494,78 +5512,110 @@
                     <w:jc w:val="center"/>
                   </w:pPr>
                   <w:r>
-                    <w:t xml:space="preserve">Depth filter load</w:t>
-                  </w:r>
-                </w:p>
-              </w:tc>
-              <w:tc>
-                <w:tcPr/>
-                <w:p>
-                  <w:pPr>
-                    <w:pStyle w:val="Compact"/>
-                    <w:jc w:val="left"/>
-                    <w:jc w:val="center"/>
-                  </w:pPr>
-                  <w:r>
-                    <w:t xml:space="preserve">L/m2</w:t>
-                  </w:r>
-                </w:p>
-              </w:tc>
-              <w:tc>
-                <w:tcPr/>
-                <w:p>
-                  <w:pPr>
-                    <w:pStyle w:val="Compact"/>
-                    <w:jc w:val="right"/>
-                    <w:jc w:val="center"/>
-                  </w:pPr>
-                  <w:r>
-                    <w:t xml:space="preserve">80</w:t>
-                  </w:r>
-                </w:p>
-              </w:tc>
-              <w:tc>
-                <w:tcPr/>
-                <w:p>
-                  <w:pPr>
-                    <w:pStyle w:val="Compact"/>
-                    <w:jc w:val="right"/>
-                    <w:jc w:val="center"/>
-                  </w:pPr>
-                  <w:r>
-                    <w:t xml:space="preserve">120</w:t>
-                  </w:r>
-                </w:p>
-              </w:tc>
-              <w:tc>
-                <w:tcPr/>
-                <w:p>
-                  <w:pPr>
-                    <w:pStyle w:val="Compact"/>
-                    <w:jc w:val="right"/>
-                    <w:jc w:val="center"/>
-                  </w:pPr>
-                  <w:r>
-                    <w:t xml:space="preserve">160</w:t>
-                  </w:r>
-                </w:p>
-              </w:tc>
-              <w:tc>
-                <w:tcPr/>
-                <w:p>
-                  <w:pPr>
-                    <w:pStyle w:val="Compact"/>
-                    <w:jc w:val="left"/>
-                    <w:jc w:val="center"/>
-                  </w:pPr>
-                  <w:r>
-                    <w:t xml:space="preserve">Centrifugation (rcf) at 9000 g</w:t>
+                    <w:t xml:space="preserve">Analytical Development</w:t>
+                  </w:r>
+                </w:p>
+              </w:tc>
+              <w:tc>
+                <w:tcPr/>
+                <w:p>
+                  <w:pPr>
+                    <w:pStyle w:val="Compact"/>
+                    <w:jc w:val="left"/>
+                    <w:jc w:val="center"/>
+                  </w:pPr>
+                  <w:r>
+                    <w:t xml:space="preserve">Releases the methods, performs the assays and reports method performance with the results</w:t>
+                  </w:r>
+                </w:p>
+              </w:tc>
+            </w:tr>
+            <w:tr>
+              <w:tc>
+                <w:tcPr/>
+                <w:p>
+                  <w:pPr>
+                    <w:pStyle w:val="Compact"/>
+                    <w:jc w:val="left"/>
+                    <w:jc w:val="center"/>
+                  </w:pPr>
+                  <w:r>
+                    <w:t xml:space="preserve">Manufacturing Science (receiving site)</w:t>
+                  </w:r>
+                </w:p>
+              </w:tc>
+              <w:tc>
+                <w:tcPr/>
+                <w:p>
+                  <w:pPr>
+                    <w:pStyle w:val="Compact"/>
+                    <w:jc w:val="left"/>
+                    <w:jc w:val="center"/>
+                  </w:pPr>
+                  <w:r>
+                    <w:t xml:space="preserve">Confirms the commercial operation the scale-down model represents and reviews the ranges proposed</w:t>
+                  </w:r>
+                </w:p>
+              </w:tc>
+            </w:tr>
+            <w:tr>
+              <w:tc>
+                <w:tcPr/>
+                <w:p>
+                  <w:pPr>
+                    <w:pStyle w:val="Compact"/>
+                    <w:jc w:val="left"/>
+                    <w:jc w:val="center"/>
+                  </w:pPr>
+                  <w:r>
+                    <w:t xml:space="preserve">Statistics</w:t>
+                  </w:r>
+                </w:p>
+              </w:tc>
+              <w:tc>
+                <w:tcPr/>
+                <w:p>
+                  <w:pPr>
+                    <w:pStyle w:val="Compact"/>
+                    <w:jc w:val="left"/>
+                    <w:jc w:val="center"/>
+                  </w:pPr>
+                  <w:r>
+                    <w:t xml:space="preserve">Agrees the analysis before execution, performs it, and verifies the analysis of another</w:t>
+                  </w:r>
+                </w:p>
+              </w:tc>
+            </w:tr>
+            <w:tr>
+              <w:tc>
+                <w:tcPr/>
+                <w:p>
+                  <w:pPr>
+                    <w:pStyle w:val="Compact"/>
+                    <w:jc w:val="left"/>
+                    <w:jc w:val="center"/>
+                  </w:pPr>
+                  <w:r>
+                    <w:t xml:space="preserve">Quality Assurance</w:t>
+                  </w:r>
+                </w:p>
+              </w:tc>
+              <w:tc>
+                <w:tcPr/>
+                <w:p>
+                  <w:pPr>
+                    <w:pStyle w:val="Compact"/>
+                    <w:jc w:val="left"/>
+                    <w:jc w:val="center"/>
+                  </w:pPr>
+                  <w:r>
+                    <w:t xml:space="preserve">Approves this plan and PCR-004, and approves the disposition of any deviation</w:t>
                   </w:r>
                 </w:p>
               </w:tc>
             </w:tr>
           </w:tbl>
-          <w:bookmarkEnd w:id="31"/>
+          <w:bookmarkEnd w:id="36"/>
           <w:p/>
         </w:tc>
       </w:tr>
@@ -4575,43 +5625,76 @@
         <w:pStyle w:val="BodyText"/>
       </w:pPr>
       <w:r>
-        <w:t xml:space="preserve">Two corners of the studied region are worst cases, for opposite reasons. The low</w:t>
-      </w:r>
-      <w:r>
-        <w:t xml:space="preserve"> </w:t>
-      </w:r>
-      <w:r>
-        <w:t xml:space="preserve">centrifugation and high filter load corner carries the largest solids burden into a</w:t>
-      </w:r>
-      <w:r>
-        <w:t xml:space="preserve"> </w:t>
-      </w:r>
-      <w:r>
-        <w:t xml:space="preserve">filter train that is already near the end of its capacity, and it is expected to give the</w:t>
-      </w:r>
-      <w:r>
-        <w:t xml:space="preserve"> </w:t>
-      </w:r>
-      <w:r>
-        <w:t xml:space="preserve">highest turbidity in the clarified harvest and the highest differential pressure across</w:t>
-      </w:r>
-      <w:r>
-        <w:t xml:space="preserve"> </w:t>
-      </w:r>
-      <w:r>
-        <w:t xml:space="preserve">the depth filters. The high centrifugation corner gives the clearest centrate but the</w:t>
-      </w:r>
-      <w:r>
-        <w:t xml:space="preserve"> </w:t>
-      </w:r>
-      <w:r>
-        <w:t xml:space="preserve">greatest shear, and it is the condition at which the lysis-derived HCP and DNA burden is</w:t>
-      </w:r>
-      <w:r>
-        <w:t xml:space="preserve"> </w:t>
-      </w:r>
-      <w:r>
-        <w:t xml:space="preserve">expected to be highest. Both corners will be run on the extended culture feed state.</w:t>
+        <w:t xml:space="preserve">Two of these functions are engaged before execution rather than after it. The analysis of §5.5</w:t>
+      </w:r>
+      <w:r>
+        <w:t xml:space="preserve"> </w:t>
+      </w:r>
+      <w:r>
+        <w:t xml:space="preserve">will be agreed with Statistics before the first run, so that the model to be fitted is not</w:t>
+      </w:r>
+      <w:r>
+        <w:t xml:space="preserve"> </w:t>
+      </w:r>
+      <w:r>
+        <w:t xml:space="preserve">chosen once the data are visible. The commercial operation the scale-down model represents</w:t>
+      </w:r>
+      <w:r>
+        <w:t xml:space="preserve"> </w:t>
+      </w:r>
+      <w:r>
+        <w:t xml:space="preserve">will be confirmed with Manufacturing Science at the receiving site before qualification, since</w:t>
+      </w:r>
+      <w:r>
+        <w:t xml:space="preserve"> </w:t>
+      </w:r>
+      <w:r>
+        <w:t xml:space="preserve">the model is matched to that operation and not to the development one</w:t>
+      </w:r>
+      <w:r>
+        <w:t xml:space="preserve"> </w:t>
+      </w:r>
+      <w:r>
+        <w:t xml:space="preserve">(International Council for Harmonisation 2008)</w:t>
+      </w:r>
+      <w:r>
+        <w:t xml:space="preserve">.</w:t>
+      </w:r>
+    </w:p>
+    <w:bookmarkEnd w:id="37"/>
+    <w:bookmarkStart w:id="38" w:name="deliverables-and-schedule"/>
+    <w:p>
+      <w:pPr>
+        <w:pStyle w:val="Heading1"/>
+      </w:pPr>
+      <w:r>
+        <w:t xml:space="preserve">11. Deliverables and schedule</w:t>
+      </w:r>
+    </w:p>
+    <w:p>
+      <w:pPr>
+        <w:pStyle w:val="FirstParagraph"/>
+      </w:pPr>
+      <w:r>
+        <w:t xml:space="preserve">The deliverable of this study is the Process Characterization Report for Harvest and</w:t>
+      </w:r>
+      <w:r>
+        <w:t xml:space="preserve"> </w:t>
+      </w:r>
+      <w:r>
+        <w:t xml:space="preserve">Clarification, PCR-004. It will report the qualification of the scale-down model, the results</w:t>
+      </w:r>
+      <w:r>
+        <w:t xml:space="preserve"> </w:t>
+      </w:r>
+      <w:r>
+        <w:t xml:space="preserve">of each parameter series, the proven acceptable ranges, the classification of each parameter</w:t>
+      </w:r>
+      <w:r>
+        <w:t xml:space="preserve"> </w:t>
+      </w:r>
+      <w:r>
+        <w:t xml:space="preserve">and any deviation from this plan.</w:t>
       </w:r>
     </w:p>
     <w:p>
@@ -4619,43 +5702,334 @@
         <w:pStyle w:val="BodyText"/>
       </w:pPr>
       <w:r>
-        <w:t xml:space="preserve">The turbidity range will be spanned by these conditions, and, where the conditions do not</w:t>
-      </w:r>
-      <w:r>
-        <w:t xml:space="preserve"> </w:t>
-      </w:r>
-      <w:r>
-        <w:t xml:space="preserve">reach the edges of the range, by blending clarified harvest to the required turbidity.</w:t>
-      </w:r>
-      <w:r>
-        <w:t xml:space="preserve"> </w:t>
-      </w:r>
-      <w:r>
-        <w:t xml:space="preserve">Material at the low, set-point and high end of the turbidity range will be retained for</w:t>
-      </w:r>
-      <w:r>
-        <w:t xml:space="preserve"> </w:t>
-      </w:r>
-      <w:r>
-        <w:t xml:space="preserve">the capture feed challenge described in PCP-005.</w:t>
-      </w:r>
-    </w:p>
-    <w:bookmarkEnd w:id="32"/>
-    <w:bookmarkEnd w:id="33"/>
-    <w:bookmarkStart w:id="35" w:name="acceptance-and-decision-criteria"/>
+        <w:t xml:space="preserve">The study will run in four phases, in order. The scale-down model will be qualified first, and</w:t>
+      </w:r>
+      <w:r>
+        <w:t xml:space="preserve"> </w:t>
+      </w:r>
+      <w:r>
+        <w:t xml:space="preserve">no characterization run will be executed until that qualification has been reviewed and</w:t>
+      </w:r>
+      <w:r>
+        <w:t xml:space="preserve"> </w:t>
+      </w:r>
+      <w:r>
+        <w:t xml:space="preserve">accepted. The centrifugation series will follow, then the depth filter load series on centrate</w:t>
+      </w:r>
+      <w:r>
+        <w:t xml:space="preserve"> </w:t>
+      </w:r>
+      <w:r>
+        <w:t xml:space="preserve">from the extremes of the centrifugation range, then the turbidity series on material prepared</w:t>
+      </w:r>
+      <w:r>
+        <w:t xml:space="preserve"> </w:t>
+      </w:r>
+      <w:r>
+        <w:t xml:space="preserve">from both. Analysis of a series may begin once the last analytical result of that series has</w:t>
+      </w:r>
+      <w:r>
+        <w:t xml:space="preserve"> </w:t>
+      </w:r>
+      <w:r>
+        <w:t xml:space="preserve">been approved, and the report will be issued when all three series have been analysed.</w:t>
+      </w:r>
+    </w:p>
+    <w:p>
+      <w:pPr>
+        <w:pStyle w:val="BodyText"/>
+      </w:pPr>
+      <w:r>
+        <w:t xml:space="preserve">No dates are fixed in this plan. The schedule is held in the transfer plan PTP-001, where it</w:t>
+      </w:r>
+      <w:r>
+        <w:t xml:space="preserve"> </w:t>
+      </w:r>
+      <w:r>
+        <w:t xml:space="preserve">is coordinated with the other characterization studies of the campaign and with the</w:t>
+      </w:r>
+      <w:r>
+        <w:t xml:space="preserve"> </w:t>
+      </w:r>
+      <w:r>
+        <w:t xml:space="preserve">availability of the bioreactor scale-down model.</w:t>
+      </w:r>
+    </w:p>
+    <w:bookmarkEnd w:id="38"/>
+    <w:bookmarkStart w:id="39" w:name="risks-and-assumptions"/>
     <w:p>
       <w:pPr>
         <w:pStyle w:val="Heading1"/>
       </w:pPr>
       <w:r>
-        <w:t xml:space="preserve">7. Acceptance and decision criteria</w:t>
+        <w:t xml:space="preserve">12. Risks and assumptions</w:t>
       </w:r>
     </w:p>
     <w:p>
       <w:pPr>
         <w:pStyle w:val="FirstParagraph"/>
       </w:pPr>
-      <w:hyperlink w:anchor="tbl-acc">
+      <w:r>
+        <w:t xml:space="preserve">Five things could weaken the conclusions of this study, and each carries a mitigation or a</w:t>
+      </w:r>
+      <w:r>
+        <w:t xml:space="preserve"> </w:t>
+      </w:r>
+      <w:r>
+        <w:t xml:space="preserve">bound.</w:t>
+      </w:r>
+    </w:p>
+    <w:p>
+      <w:pPr>
+        <w:pStyle w:val="BodyText"/>
+      </w:pPr>
+      <w:r>
+        <w:t xml:space="preserve">The scale-down model is the largest of them. A continuous disk-stack centrifuge is the hardest</w:t>
+      </w:r>
+      <w:r>
+        <w:t xml:space="preserve"> </w:t>
+      </w:r>
+      <w:r>
+        <w:t xml:space="preserve">unit in this process to represent at bench scale, for the reason given in §5.1, and the model</w:t>
+      </w:r>
+      <w:r>
+        <w:t xml:space="preserve"> </w:t>
+      </w:r>
+      <w:r>
+        <w:t xml:space="preserve">is expected to under-represent cumulative shear. The mitigation is that the study reports</w:t>
+      </w:r>
+      <w:r>
+        <w:t xml:space="preserve"> </w:t>
+      </w:r>
+      <w:r>
+        <w:t xml:space="preserve">effects and ranges rather than absolute impurity levels, and that the qualification of §5.1</w:t>
+      </w:r>
+      <w:r>
+        <w:t xml:space="preserve"> </w:t>
+      </w:r>
+      <w:r>
+        <w:t xml:space="preserve">compares the model with the commercial train on the responses that matter here.</w:t>
+      </w:r>
+    </w:p>
+    <w:p>
+      <w:pPr>
+        <w:pStyle w:val="BodyText"/>
+      </w:pPr>
+      <w:r>
+        <w:t xml:space="preserve">The study assumes the culture is representative. A culture that ends at lower viability carries</w:t>
+      </w:r>
+      <w:r>
+        <w:t xml:space="preserve"> </w:t>
+      </w:r>
+      <w:r>
+        <w:t xml:space="preserve">more debris and more broken cells into harvest, which raises both the solids load on the</w:t>
+      </w:r>
+      <w:r>
+        <w:t xml:space="preserve"> </w:t>
+      </w:r>
+      <w:r>
+        <w:t xml:space="preserve">centrifuge and the host cell protein released before the run begins. Culture will therefore be</w:t>
+      </w:r>
+      <w:r>
+        <w:t xml:space="preserve"> </w:t>
+      </w:r>
+      <w:r>
+        <w:t xml:space="preserve">taken from the qualified bioreactor scale-down</w:t>
+      </w:r>
+      <w:r>
+        <w:t xml:space="preserve"> </w:t>
+      </w:r>
+      <w:r>
+        <w:t xml:space="preserve">model at its set-point condition, and the viability and the cell density of every culture used</w:t>
+      </w:r>
+      <w:r>
+        <w:t xml:space="preserve"> </w:t>
+      </w:r>
+      <w:r>
+        <w:t xml:space="preserve">will be recorded with the run and reported in PCR-004.</w:t>
+      </w:r>
+    </w:p>
+    <w:p>
+      <w:pPr>
+        <w:pStyle w:val="BodyText"/>
+      </w:pPr>
+      <w:r>
+        <w:t xml:space="preserve">Material supply constrains what can be compared within a series. One culture may not provide</w:t>
+      </w:r>
+      <w:r>
+        <w:t xml:space="preserve"> </w:t>
+      </w:r>
+      <w:r>
+        <w:t xml:space="preserve">enough volume for all five levels of a parameter at the scale of the model, so a series may</w:t>
+      </w:r>
+      <w:r>
+        <w:t xml:space="preserve"> </w:t>
+      </w:r>
+      <w:r>
+        <w:t xml:space="preserve">span more than one culture. Where it does, the set-point replicates run on each culture provide</w:t>
+      </w:r>
+      <w:r>
+        <w:t xml:space="preserve"> </w:t>
+      </w:r>
+      <w:r>
+        <w:t xml:space="preserve">the reference for the levels run on that culture, and the analysis will fit the culture as a</w:t>
+      </w:r>
+      <w:r>
+        <w:t xml:space="preserve"> </w:t>
+      </w:r>
+      <w:r>
+        <w:t xml:space="preserve">block.</w:t>
+      </w:r>
+    </w:p>
+    <w:p>
+      <w:pPr>
+        <w:pStyle w:val="BodyText"/>
+      </w:pPr>
+      <w:r>
+        <w:t xml:space="preserve">The blended material of the turbidity series carries the particle size distribution of</w:t>
+      </w:r>
+      <w:r>
+        <w:t xml:space="preserve"> </w:t>
+      </w:r>
+      <w:r>
+        <w:t xml:space="preserve">centrate and not that of a saturated depth filter (§6.2). The turbidity range will therefore be</w:t>
+      </w:r>
+      <w:r>
+        <w:t xml:space="preserve"> </w:t>
+      </w:r>
+      <w:r>
+        <w:t xml:space="preserve">reported as a range of turbidity delivered to capture, and no claim will be made</w:t>
+      </w:r>
+      <w:r>
+        <w:t xml:space="preserve"> </w:t>
+      </w:r>
+      <w:r>
+        <w:t xml:space="preserve">about the specific material a filter at the end of its capacity would pass.</w:t>
+      </w:r>
+    </w:p>
+    <w:p>
+      <w:pPr>
+        <w:pStyle w:val="BodyText"/>
+      </w:pPr>
+      <w:r>
+        <w:t xml:space="preserve">Assay variability bounds the smallest effect the study can see. The host cell protein ELISA is</w:t>
+      </w:r>
+      <w:r>
+        <w:t xml:space="preserve"> </w:t>
+      </w:r>
+      <w:r>
+        <w:t xml:space="preserve">the less precise of the two methods quoted in</w:t>
+      </w:r>
+      <w:r>
+        <w:t xml:space="preserve"> </w:t>
+      </w:r>
+      <w:hyperlink w:anchor="tbl-methods">
+        <w:r>
+          <w:rPr>
+            <w:rStyle w:val="Hyperlink"/>
+          </w:rPr>
+          <w:t xml:space="preserve">Table 5</w:t>
+        </w:r>
+      </w:hyperlink>
+      <w:r>
+        <w:t xml:space="preserve">, and the first criterion of §7 is</w:t>
+      </w:r>
+      <w:r>
+        <w:t xml:space="preserve"> </w:t>
+      </w:r>
+      <w:r>
+        <w:t xml:space="preserve">written against its precision rather than against a fixed percentage. Residual DNA falls close</w:t>
+      </w:r>
+      <w:r>
+        <w:t xml:space="preserve"> </w:t>
+      </w:r>
+      <w:r>
+        <w:t xml:space="preserve">to the limit of quantitation of the qPCR assay once the depth filter media have adsorbed part</w:t>
+      </w:r>
+      <w:r>
+        <w:t xml:space="preserve"> </w:t>
+      </w:r>
+      <w:r>
+        <w:t xml:space="preserve">of it, and a result below that limit carries no magnitude to regress (§5.5).</w:t>
+      </w:r>
+    </w:p>
+    <w:bookmarkEnd w:id="39"/>
+    <w:bookmarkStart w:id="40" w:name="approvals-1"/>
+    <w:p>
+      <w:pPr>
+        <w:pStyle w:val="Heading1"/>
+      </w:pPr>
+      <w:r>
+        <w:t xml:space="preserve">13. Approvals</w:t>
+      </w:r>
+    </w:p>
+    <w:p>
+      <w:pPr>
+        <w:pStyle w:val="FirstParagraph"/>
+      </w:pPr>
+      <w:r>
+        <w:t xml:space="preserve">This plan takes effect when it has been approved by every function listed in</w:t>
+      </w:r>
+      <w:r>
+        <w:t xml:space="preserve"> </w:t>
+      </w:r>
+      <w:hyperlink w:anchor="tbl-appr">
+        <w:r>
+          <w:rPr>
+            <w:rStyle w:val="Hyperlink"/>
+          </w:rPr>
+          <w:t xml:space="preserve">Table 1</w:t>
+        </w:r>
+      </w:hyperlink>
+      <w:r>
+        <w:t xml:space="preserve">.</w:t>
+      </w:r>
+      <w:r>
+        <w:t xml:space="preserve"> </w:t>
+      </w:r>
+      <w:r>
+        <w:t xml:space="preserve">Execution will not begin before that approval. Any change to the plan after approval will be</w:t>
+      </w:r>
+      <w:r>
+        <w:t xml:space="preserve"> </w:t>
+      </w:r>
+      <w:r>
+        <w:t xml:space="preserve">made as a revision to this document and approved by the same functions. A change made during</w:t>
+      </w:r>
+      <w:r>
+        <w:t xml:space="preserve"> </w:t>
+      </w:r>
+      <w:r>
+        <w:t xml:space="preserve">execution that is not a revision to this plan is a deviation, and it is handled as §7</w:t>
+      </w:r>
+      <w:r>
+        <w:t xml:space="preserve"> </w:t>
+      </w:r>
+      <w:r>
+        <w:t xml:space="preserve">describes.</w:t>
+      </w:r>
+    </w:p>
+    <w:bookmarkEnd w:id="40"/>
+    <w:bookmarkStart w:id="42" w:name="appendix-a.-planned-assessment-levels"/>
+    <w:p>
+      <w:pPr>
+        <w:pStyle w:val="Heading1"/>
+      </w:pPr>
+      <w:r>
+        <w:t xml:space="preserve">Appendix A. Planned assessment levels</w:t>
+      </w:r>
+    </w:p>
+    <w:p>
+      <w:pPr>
+        <w:pStyle w:val="FirstParagraph"/>
+      </w:pPr>
+      <w:r>
+        <w:t xml:space="preserve">Every level in</w:t>
+      </w:r>
+      <w:r>
+        <w:t xml:space="preserve"> </w:t>
+      </w:r>
+      <w:hyperlink w:anchor="tbl-levels">
         <w:r>
           <w:rPr>
             <w:rStyle w:val="Hyperlink"/>
@@ -4667,25 +6041,19 @@
         <w:t xml:space="preserve"> </w:t>
       </w:r>
       <w:r>
-        <w:t xml:space="preserve">gives the criteria that each studied condition has to meet. Three of them are</w:t>
-      </w:r>
-      <w:r>
-        <w:t xml:space="preserve"> </w:t>
-      </w:r>
-      <w:r>
-        <w:t xml:space="preserve">process performance criteria (turbidity, recovery and filter train pressure). The other</w:t>
-      </w:r>
-      <w:r>
-        <w:t xml:space="preserve"> </w:t>
-      </w:r>
-      <w:r>
-        <w:t xml:space="preserve">two confirm that the step does not alter product quality and that the impurity burden</w:t>
-      </w:r>
-      <w:r>
-        <w:t xml:space="preserve"> </w:t>
-      </w:r>
-      <w:r>
-        <w:t xml:space="preserve">handed to capture is characterized.</w:t>
+        <w:t xml:space="preserve">is a value that already exists in the control strategy for this</w:t>
+      </w:r>
+      <w:r>
+        <w:t xml:space="preserve"> </w:t>
+      </w:r>
+      <w:r>
+        <w:t xml:space="preserve">step. Three of the five are limits the study is meant to justify, and the other two are the</w:t>
+      </w:r>
+      <w:r>
+        <w:t xml:space="preserve"> </w:t>
+      </w:r>
+      <w:r>
+        <w:t xml:space="preserve">edges of the range studied.</w:t>
       </w:r>
     </w:p>
     <w:tbl>
@@ -4701,7 +6069,7 @@
       <w:tr>
         <w:tc>
           <w:tcPr/>
-          <w:bookmarkStart w:id="34" w:name="tbl-acc"/>
+          <w:bookmarkStart w:id="41" w:name="tbl-levels"/>
           <w:p>
             <w:pPr>
               <w:jc w:val="center"/>
@@ -4712,7 +6080,21 @@
               <w:pStyle w:val="ImageCaption"/>
             </w:pPr>
             <w:r>
-              <w:t xml:space="preserve">Table 8: Acceptance and decision criteria for a studied condition.</w:t>
+              <w:t xml:space="preserve">Table 8: Planned assessment levels for each parameter, in the units of</w:t>
+            </w:r>
+            <w:r>
+              <w:t xml:space="preserve"> </w:t>
+            </w:r>
+            <w:hyperlink w:anchor="tbl-params">
+              <w:r>
+                <w:rPr>
+                  <w:rStyle w:val="Hyperlink"/>
+                </w:rPr>
+                <w:t xml:space="preserve">Table 6</w:t>
+              </w:r>
+            </w:hyperlink>
+            <w:r>
+              <w:t xml:space="preserve">.</w:t>
             </w:r>
           </w:p>
           <w:tbl>
@@ -4723,9 +6105,13 @@
               <w:tblLook w:firstRow="1" w:lastRow="0" w:firstColumn="0" w:lastColumn="0" w:noHBand="0" w:noVBand="0" w:val="0020"/>
             </w:tblPr>
             <w:tblGrid>
-              <w:gridCol w:w="1326"/>
-              <w:gridCol w:w="1915"/>
-              <w:gridCol w:w="4678"/>
+              <w:gridCol w:w="1841"/>
+              <w:gridCol w:w="491"/>
+              <w:gridCol w:w="1227"/>
+              <w:gridCol w:w="1166"/>
+              <w:gridCol w:w="798"/>
+              <w:gridCol w:w="1166"/>
+              <w:gridCol w:w="1227"/>
             </w:tblGrid>
             <w:tr>
               <w:trPr>
@@ -4740,33 +6126,85 @@
                     <w:jc w:val="center"/>
                   </w:pPr>
                   <w:r>
-                    <w:t xml:space="preserve">Attribute or outcome</w:t>
-                  </w:r>
-                </w:p>
-              </w:tc>
-              <w:tc>
-                <w:tcPr/>
-                <w:p>
-                  <w:pPr>
-                    <w:pStyle w:val="Compact"/>
-                    <w:jc w:val="left"/>
-                    <w:jc w:val="center"/>
-                  </w:pPr>
-                  <w:r>
-                    <w:t xml:space="preserve">Method or basis</w:t>
-                  </w:r>
-                </w:p>
-              </w:tc>
-              <w:tc>
-                <w:tcPr/>
-                <w:p>
-                  <w:pPr>
-                    <w:pStyle w:val="Compact"/>
-                    <w:jc w:val="left"/>
-                    <w:jc w:val="center"/>
-                  </w:pPr>
-                  <w:r>
-                    <w:t xml:space="preserve">Criterion for a studied condition</w:t>
+                    <w:t xml:space="preserve">Parameter</w:t>
+                  </w:r>
+                </w:p>
+              </w:tc>
+              <w:tc>
+                <w:tcPr/>
+                <w:p>
+                  <w:pPr>
+                    <w:pStyle w:val="Compact"/>
+                    <w:jc w:val="left"/>
+                    <w:jc w:val="center"/>
+                  </w:pPr>
+                  <w:r>
+                    <w:t xml:space="preserve">Unit</w:t>
+                  </w:r>
+                </w:p>
+              </w:tc>
+              <w:tc>
+                <w:tcPr/>
+                <w:p>
+                  <w:pPr>
+                    <w:pStyle w:val="Compact"/>
+                    <w:jc w:val="right"/>
+                    <w:jc w:val="center"/>
+                  </w:pPr>
+                  <w:r>
+                    <w:t xml:space="preserve">Lower range edge</w:t>
+                  </w:r>
+                </w:p>
+              </w:tc>
+              <w:tc>
+                <w:tcPr/>
+                <w:p>
+                  <w:pPr>
+                    <w:pStyle w:val="Compact"/>
+                    <w:jc w:val="right"/>
+                    <w:jc w:val="center"/>
+                  </w:pPr>
+                  <w:r>
+                    <w:t xml:space="preserve">Lower NOR limit</w:t>
+                  </w:r>
+                </w:p>
+              </w:tc>
+              <w:tc>
+                <w:tcPr/>
+                <w:p>
+                  <w:pPr>
+                    <w:pStyle w:val="Compact"/>
+                    <w:jc w:val="right"/>
+                    <w:jc w:val="center"/>
+                  </w:pPr>
+                  <w:r>
+                    <w:t xml:space="preserve">Set-point</w:t>
+                  </w:r>
+                </w:p>
+              </w:tc>
+              <w:tc>
+                <w:tcPr/>
+                <w:p>
+                  <w:pPr>
+                    <w:pStyle w:val="Compact"/>
+                    <w:jc w:val="right"/>
+                    <w:jc w:val="center"/>
+                  </w:pPr>
+                  <w:r>
+                    <w:t xml:space="preserve">Upper NOR limit</w:t>
+                  </w:r>
+                </w:p>
+              </w:tc>
+              <w:tc>
+                <w:tcPr/>
+                <w:p>
+                  <w:pPr>
+                    <w:pStyle w:val="Compact"/>
+                    <w:jc w:val="right"/>
+                    <w:jc w:val="center"/>
+                  </w:pPr>
+                  <w:r>
+                    <w:t xml:space="preserve">Upper range edge</w:t>
                   </w:r>
                 </w:p>
               </w:tc>
@@ -4781,33 +6219,85 @@
                     <w:jc w:val="center"/>
                   </w:pPr>
                   <w:r>
-                    <w:t xml:space="preserve">Post-clarification turbidity</w:t>
-                  </w:r>
-                </w:p>
-              </w:tc>
-              <w:tc>
-                <w:tcPr/>
-                <w:p>
-                  <w:pPr>
-                    <w:pStyle w:val="Compact"/>
-                    <w:jc w:val="left"/>
-                    <w:jc w:val="center"/>
-                  </w:pPr>
-                  <w:r>
-                    <w:t xml:space="preserve">Nephelometry (AMV-3015)</w:t>
-                  </w:r>
-                </w:p>
-              </w:tc>
-              <w:tc>
-                <w:tcPr/>
-                <w:p>
-                  <w:pPr>
-                    <w:pStyle w:val="Compact"/>
-                    <w:jc w:val="left"/>
-                    <w:jc w:val="center"/>
-                  </w:pPr>
-                  <w:r>
-                    <w:t xml:space="preserve">Within the normal operating range of 1 to 10 NTU at the set-point condition; reported without a limit at the other conditions</w:t>
+                    <w:t xml:space="preserve">Centrifugation (rcf)</w:t>
+                  </w:r>
+                </w:p>
+              </w:tc>
+              <w:tc>
+                <w:tcPr/>
+                <w:p>
+                  <w:pPr>
+                    <w:pStyle w:val="Compact"/>
+                    <w:jc w:val="left"/>
+                    <w:jc w:val="center"/>
+                  </w:pPr>
+                  <w:r>
+                    <w:t xml:space="preserve">g</w:t>
+                  </w:r>
+                </w:p>
+              </w:tc>
+              <w:tc>
+                <w:tcPr/>
+                <w:p>
+                  <w:pPr>
+                    <w:pStyle w:val="Compact"/>
+                    <w:jc w:val="right"/>
+                    <w:jc w:val="center"/>
+                  </w:pPr>
+                  <w:r>
+                    <w:t xml:space="preserve">6,000</w:t>
+                  </w:r>
+                </w:p>
+              </w:tc>
+              <w:tc>
+                <w:tcPr/>
+                <w:p>
+                  <w:pPr>
+                    <w:pStyle w:val="Compact"/>
+                    <w:jc w:val="right"/>
+                    <w:jc w:val="center"/>
+                  </w:pPr>
+                  <w:r>
+                    <w:t xml:space="preserve">8,000</w:t>
+                  </w:r>
+                </w:p>
+              </w:tc>
+              <w:tc>
+                <w:tcPr/>
+                <w:p>
+                  <w:pPr>
+                    <w:pStyle w:val="Compact"/>
+                    <w:jc w:val="right"/>
+                    <w:jc w:val="center"/>
+                  </w:pPr>
+                  <w:r>
+                    <w:t xml:space="preserve">9,000</w:t>
+                  </w:r>
+                </w:p>
+              </w:tc>
+              <w:tc>
+                <w:tcPr/>
+                <w:p>
+                  <w:pPr>
+                    <w:pStyle w:val="Compact"/>
+                    <w:jc w:val="right"/>
+                    <w:jc w:val="center"/>
+                  </w:pPr>
+                  <w:r>
+                    <w:t xml:space="preserve">10,000</w:t>
+                  </w:r>
+                </w:p>
+              </w:tc>
+              <w:tc>
+                <w:tcPr/>
+                <w:p>
+                  <w:pPr>
+                    <w:pStyle w:val="Compact"/>
+                    <w:jc w:val="right"/>
+                    <w:jc w:val="center"/>
+                  </w:pPr>
+                  <w:r>
+                    <w:t xml:space="preserve">12,000</w:t>
                   </w:r>
                 </w:p>
               </w:tc>
@@ -4822,33 +6312,85 @@
                     <w:jc w:val="center"/>
                   </w:pPr>
                   <w:r>
-                    <w:t xml:space="preserve">Product recovery over the step</w:t>
-                  </w:r>
-                </w:p>
-              </w:tc>
-              <w:tc>
-                <w:tcPr/>
-                <w:p>
-                  <w:pPr>
-                    <w:pStyle w:val="Compact"/>
-                    <w:jc w:val="left"/>
-                    <w:jc w:val="center"/>
-                  </w:pPr>
-                  <w:r>
-                    <w:t xml:space="preserve">Mass balance from volume and protein concentration</w:t>
-                  </w:r>
-                </w:p>
-              </w:tc>
-              <w:tc>
-                <w:tcPr/>
-                <w:p>
-                  <w:pPr>
-                    <w:pStyle w:val="Compact"/>
-                    <w:jc w:val="left"/>
-                    <w:jc w:val="center"/>
-                  </w:pPr>
-                  <w:r>
-                    <w:t xml:space="preserve">Mean not below 89.3% of the product mass entering the step</w:t>
+                    <w:t xml:space="preserve">Depth filter load</w:t>
+                  </w:r>
+                </w:p>
+              </w:tc>
+              <w:tc>
+                <w:tcPr/>
+                <w:p>
+                  <w:pPr>
+                    <w:pStyle w:val="Compact"/>
+                    <w:jc w:val="left"/>
+                    <w:jc w:val="center"/>
+                  </w:pPr>
+                  <w:r>
+                    <w:t xml:space="preserve">L/m2</w:t>
+                  </w:r>
+                </w:p>
+              </w:tc>
+              <w:tc>
+                <w:tcPr/>
+                <w:p>
+                  <w:pPr>
+                    <w:pStyle w:val="Compact"/>
+                    <w:jc w:val="right"/>
+                    <w:jc w:val="center"/>
+                  </w:pPr>
+                  <w:r>
+                    <w:t xml:space="preserve">80</w:t>
+                  </w:r>
+                </w:p>
+              </w:tc>
+              <w:tc>
+                <w:tcPr/>
+                <w:p>
+                  <w:pPr>
+                    <w:pStyle w:val="Compact"/>
+                    <w:jc w:val="right"/>
+                    <w:jc w:val="center"/>
+                  </w:pPr>
+                  <w:r>
+                    <w:t xml:space="preserve">100</w:t>
+                  </w:r>
+                </w:p>
+              </w:tc>
+              <w:tc>
+                <w:tcPr/>
+                <w:p>
+                  <w:pPr>
+                    <w:pStyle w:val="Compact"/>
+                    <w:jc w:val="right"/>
+                    <w:jc w:val="center"/>
+                  </w:pPr>
+                  <w:r>
+                    <w:t xml:space="preserve">120</w:t>
+                  </w:r>
+                </w:p>
+              </w:tc>
+              <w:tc>
+                <w:tcPr/>
+                <w:p>
+                  <w:pPr>
+                    <w:pStyle w:val="Compact"/>
+                    <w:jc w:val="right"/>
+                    <w:jc w:val="center"/>
+                  </w:pPr>
+                  <w:r>
+                    <w:t xml:space="preserve">140</w:t>
+                  </w:r>
+                </w:p>
+              </w:tc>
+              <w:tc>
+                <w:tcPr/>
+                <w:p>
+                  <w:pPr>
+                    <w:pStyle w:val="Compact"/>
+                    <w:jc w:val="right"/>
+                    <w:jc w:val="center"/>
+                  </w:pPr>
+                  <w:r>
+                    <w:t xml:space="preserve">160</w:t>
                   </w:r>
                 </w:p>
               </w:tc>
@@ -4863,514 +6405,131 @@
                     <w:jc w:val="center"/>
                   </w:pPr>
                   <w:r>
-                    <w:t xml:space="preserve">Depth filter train pressure</w:t>
-                  </w:r>
-                </w:p>
-              </w:tc>
-              <w:tc>
-                <w:tcPr/>
-                <w:p>
-                  <w:pPr>
-                    <w:pStyle w:val="Compact"/>
-                    <w:jc w:val="left"/>
-                    <w:jc w:val="center"/>
-                  </w:pPr>
-                  <w:r>
-                    <w:t xml:space="preserve">In-process differential pressure</w:t>
-                  </w:r>
-                </w:p>
-              </w:tc>
-              <w:tc>
-                <w:tcPr/>
-                <w:p>
-                  <w:pPr>
-                    <w:pStyle w:val="Compact"/>
-                    <w:jc w:val="left"/>
-                    <w:jc w:val="center"/>
-                  </w:pPr>
-                  <w:r>
-                    <w:t xml:space="preserve">Batch volume completed without exceeding the media manufacturer’s rated differential pressure</w:t>
-                  </w:r>
-                </w:p>
-              </w:tc>
-            </w:tr>
-            <w:tr>
-              <w:tc>
-                <w:tcPr/>
-                <w:p>
-                  <w:pPr>
-                    <w:pStyle w:val="Compact"/>
-                    <w:jc w:val="left"/>
-                    <w:jc w:val="center"/>
-                  </w:pPr>
-                  <w:r>
-                    <w:t xml:space="preserve">Aggregates (HMW)</w:t>
-                  </w:r>
-                </w:p>
-              </w:tc>
-              <w:tc>
-                <w:tcPr/>
-                <w:p>
-                  <w:pPr>
-                    <w:pStyle w:val="Compact"/>
-                    <w:jc w:val="left"/>
-                    <w:jc w:val="center"/>
-                  </w:pPr>
-                  <w:r>
-                    <w:t xml:space="preserve">SEC-HPLC (AMV-3011)</w:t>
-                  </w:r>
-                </w:p>
-              </w:tc>
-              <w:tc>
-                <w:tcPr/>
-                <w:p>
-                  <w:pPr>
-                    <w:pStyle w:val="Compact"/>
-                    <w:jc w:val="left"/>
-                    <w:jc w:val="center"/>
-                  </w:pPr>
-                  <w:r>
-                    <w:t xml:space="preserve">No increase across the step beyond the precision of the method</w:t>
-                  </w:r>
-                </w:p>
-              </w:tc>
-            </w:tr>
-            <w:tr>
-              <w:tc>
-                <w:tcPr/>
-                <w:p>
-                  <w:pPr>
-                    <w:pStyle w:val="Compact"/>
-                    <w:jc w:val="left"/>
-                    <w:jc w:val="center"/>
-                  </w:pPr>
-                  <w:r>
-                    <w:t xml:space="preserve">Host cell protein and residual DNA</w:t>
-                  </w:r>
-                </w:p>
-              </w:tc>
-              <w:tc>
-                <w:tcPr/>
-                <w:p>
-                  <w:pPr>
-                    <w:pStyle w:val="Compact"/>
-                    <w:jc w:val="left"/>
-                    <w:jc w:val="center"/>
-                  </w:pPr>
-                  <w:r>
-                    <w:t xml:space="preserve">ELISA (AMV-3012); qPCR (AMV-3014)</w:t>
-                  </w:r>
-                </w:p>
-              </w:tc>
-              <w:tc>
-                <w:tcPr/>
-                <w:p>
-                  <w:pPr>
-                    <w:pStyle w:val="Compact"/>
-                    <w:jc w:val="left"/>
-                    <w:jc w:val="center"/>
-                  </w:pPr>
-                  <w:r>
-                    <w:t xml:space="preserve">Characterized and reported as the capture feed; no limit applied at this step</w:t>
+                    <w:t xml:space="preserve">Post-clarification turbidity</w:t>
+                  </w:r>
+                </w:p>
+              </w:tc>
+              <w:tc>
+                <w:tcPr/>
+                <w:p>
+                  <w:pPr>
+                    <w:pStyle w:val="Compact"/>
+                    <w:jc w:val="left"/>
+                    <w:jc w:val="center"/>
+                  </w:pPr>
+                  <w:r>
+                    <w:t xml:space="preserve">NTU</w:t>
+                  </w:r>
+                </w:p>
+              </w:tc>
+              <w:tc>
+                <w:tcPr/>
+                <w:p>
+                  <w:pPr>
+                    <w:pStyle w:val="Compact"/>
+                    <w:jc w:val="right"/>
+                    <w:jc w:val="center"/>
+                  </w:pPr>
+                  <w:r>
+                    <w:t xml:space="preserve">1</w:t>
+                  </w:r>
+                </w:p>
+              </w:tc>
+              <w:tc>
+                <w:tcPr/>
+                <w:p>
+                  <w:pPr>
+                    <w:pStyle w:val="Compact"/>
+                    <w:jc w:val="right"/>
+                    <w:jc w:val="center"/>
+                  </w:pPr>
+                  <w:r>
+                    <w:t xml:space="preserve">1</w:t>
+                  </w:r>
+                </w:p>
+              </w:tc>
+              <w:tc>
+                <w:tcPr/>
+                <w:p>
+                  <w:pPr>
+                    <w:pStyle w:val="Compact"/>
+                    <w:jc w:val="right"/>
+                    <w:jc w:val="center"/>
+                  </w:pPr>
+                  <w:r>
+                    <w:t xml:space="preserve">5</w:t>
+                  </w:r>
+                </w:p>
+              </w:tc>
+              <w:tc>
+                <w:tcPr/>
+                <w:p>
+                  <w:pPr>
+                    <w:pStyle w:val="Compact"/>
+                    <w:jc w:val="right"/>
+                    <w:jc w:val="center"/>
+                  </w:pPr>
+                  <w:r>
+                    <w:t xml:space="preserve">10</w:t>
+                  </w:r>
+                </w:p>
+              </w:tc>
+              <w:tc>
+                <w:tcPr/>
+                <w:p>
+                  <w:pPr>
+                    <w:pStyle w:val="Compact"/>
+                    <w:jc w:val="right"/>
+                    <w:jc w:val="center"/>
+                  </w:pPr>
+                  <w:r>
+                    <w:t xml:space="preserve">20</w:t>
                   </w:r>
                 </w:p>
               </w:tc>
             </w:tr>
           </w:tbl>
-          <w:bookmarkEnd w:id="34"/>
+          <w:bookmarkEnd w:id="41"/>
           <w:p/>
         </w:tc>
       </w:tr>
     </w:tbl>
-    <w:p>
-      <w:pPr>
-        <w:pStyle w:val="BodyText"/>
-      </w:pPr>
-      <w:r>
-        <w:t xml:space="preserve">Product recovery is the criterion with the largest consequence for the process. The</w:t>
-      </w:r>
-      <w:r>
-        <w:t xml:space="preserve"> </w:t>
-      </w:r>
-      <w:r>
-        <w:t xml:space="preserve">platform recovery over this step is 95.0% with a batch-to-batch</w:t>
-      </w:r>
-      <w:r>
-        <w:t xml:space="preserve"> </w:t>
-      </w:r>
-      <w:r>
-        <w:t xml:space="preserve">coefficient of variation of 2.0%, so a condition will be judged to have</w:t>
-      </w:r>
-      <w:r>
-        <w:t xml:space="preserve"> </w:t>
-      </w:r>
-      <w:r>
-        <w:t xml:space="preserve">reduced recovery when its mean falls below 89.3%, which is three</w:t>
-      </w:r>
-      <w:r>
-        <w:t xml:space="preserve"> </w:t>
-      </w:r>
-      <w:r>
-        <w:t xml:space="preserve">standard deviations below the platform mean. Turbidity in the clarified harvest has to</w:t>
-      </w:r>
-      <w:r>
-        <w:t xml:space="preserve"> </w:t>
-      </w:r>
-      <w:r>
-        <w:t xml:space="preserve">remain inside its normal operating range at the set-point condition, and it is reported</w:t>
-      </w:r>
-      <w:r>
-        <w:t xml:space="preserve"> </w:t>
-      </w:r>
-      <w:r>
-        <w:t xml:space="preserve">without a limit at the other conditions.</w:t>
-      </w:r>
-    </w:p>
-    <w:p>
-      <w:pPr>
-        <w:pStyle w:val="BodyText"/>
-      </w:pPr>
-      <w:r>
-        <w:t xml:space="preserve">A condition that fails a criterion does not invalidate the study. The proven acceptable</w:t>
-      </w:r>
-      <w:r>
-        <w:t xml:space="preserve"> </w:t>
-      </w:r>
-      <w:r>
-        <w:t xml:space="preserve">range of that parameter is narrowed to the last level that met every criterion, and the</w:t>
-      </w:r>
-      <w:r>
-        <w:t xml:space="preserve"> </w:t>
-      </w:r>
-      <w:r>
-        <w:t xml:space="preserve">narrowed range is carried into PCR-004 together with the evidence for it. A failure at</w:t>
-      </w:r>
-      <w:r>
-        <w:t xml:space="preserve"> </w:t>
-      </w:r>
-      <w:r>
-        <w:t xml:space="preserve">the set-point condition, or a failure of the scale-down model qualification, stops the</w:t>
-      </w:r>
-      <w:r>
-        <w:t xml:space="preserve"> </w:t>
-      </w:r>
-      <w:r>
-        <w:t xml:space="preserve">study and is escalated under the quality system.</w:t>
-      </w:r>
-    </w:p>
-    <w:p>
-      <w:pPr>
-        <w:pStyle w:val="BodyText"/>
-      </w:pPr>
-      <w:r>
-        <w:t xml:space="preserve">The scale-down model qualification will be accepted when the model and at-scale values of</w:t>
-      </w:r>
-      <w:r>
-        <w:t xml:space="preserve"> </w:t>
-      </w:r>
-      <w:r>
-        <w:t xml:space="preserve">centrate turbidity, clarified harvest turbidity and step recovery agree within the</w:t>
-      </w:r>
-      <w:r>
-        <w:t xml:space="preserve"> </w:t>
-      </w:r>
-      <w:r>
-        <w:t xml:space="preserve">precision of the methods that measure them, and when the HCP and DNA content of the</w:t>
-      </w:r>
-      <w:r>
-        <w:t xml:space="preserve"> </w:t>
-      </w:r>
-      <w:r>
-        <w:t xml:space="preserve">clarified harvest produced by the model falls inside the range recorded at commercial</w:t>
-      </w:r>
-      <w:r>
-        <w:t xml:space="preserve"> </w:t>
-      </w:r>
-      <w:r>
-        <w:t xml:space="preserve">scale. If the model fails on any of these, it will be modified and requalified before any</w:t>
-      </w:r>
-      <w:r>
-        <w:t xml:space="preserve"> </w:t>
-      </w:r>
-      <w:r>
-        <w:t xml:space="preserve">characterization run is executed.</w:t>
-      </w:r>
-    </w:p>
-    <w:p>
-      <w:pPr>
-        <w:pStyle w:val="BodyText"/>
-      </w:pPr>
-      <w:r>
-        <w:t xml:space="preserve">The study is complete when every condition in</w:t>
-      </w:r>
-      <w:r>
-        <w:t xml:space="preserve"> </w:t>
-      </w:r>
-      <w:hyperlink w:anchor="tbl-cond">
+    <w:bookmarkEnd w:id="42"/>
+    <w:bookmarkStart w:id="44" w:name="X4066b702bc95922c9e4caf227d438bcab4e2b8a"/>
+    <w:p>
+      <w:pPr>
+        <w:pStyle w:val="Heading1"/>
+      </w:pPr>
+      <w:r>
+        <w:t xml:space="preserve">Appendix B. Planned sampling and test schedule</w:t>
+      </w:r>
+    </w:p>
+    <w:p>
+      <w:pPr>
+        <w:pStyle w:val="FirstParagraph"/>
+      </w:pPr>
+      <w:hyperlink w:anchor="tbl-sampling">
         <w:r>
           <w:rPr>
             <w:rStyle w:val="Hyperlink"/>
           </w:rPr>
-          <w:t xml:space="preserve">Table 7</w:t>
+          <w:t xml:space="preserve">Table 9</w:t>
         </w:r>
       </w:hyperlink>
       <w:r>
         <w:t xml:space="preserve"> </w:t>
       </w:r>
       <w:r>
-        <w:t xml:space="preserve">has been executed on both feed</w:t>
-      </w:r>
-      <w:r>
-        <w:t xml:space="preserve"> </w:t>
-      </w:r>
-      <w:r>
-        <w:t xml:space="preserve">states, every planned sample has been assayed, the mass balance has been closed, and the</w:t>
-      </w:r>
-      <w:r>
-        <w:t xml:space="preserve"> </w:t>
-      </w:r>
-      <w:r>
-        <w:t xml:space="preserve">criteria in</w:t>
-      </w:r>
-      <w:r>
-        <w:t xml:space="preserve"> </w:t>
-      </w:r>
-      <w:hyperlink w:anchor="tbl-acc">
-        <w:r>
-          <w:rPr>
-            <w:rStyle w:val="Hyperlink"/>
-          </w:rPr>
-          <w:t xml:space="preserve">Table 8</w:t>
-        </w:r>
-      </w:hyperlink>
-      <w:r>
-        <w:t xml:space="preserve"> </w:t>
-      </w:r>
-      <w:r>
-        <w:t xml:space="preserve">have been evaluated for each condition.</w:t>
-      </w:r>
-    </w:p>
-    <w:bookmarkEnd w:id="35"/>
-    <w:bookmarkStart w:id="36" w:name="X6e399b04be57e9d5f909b4238f9408193405dfd"/>
-    <w:p>
-      <w:pPr>
-        <w:pStyle w:val="Heading1"/>
-      </w:pPr>
-      <w:r>
-        <w:t xml:space="preserve">8. Proven acceptable ranges (planned analysis)</w:t>
-      </w:r>
-    </w:p>
-    <w:p>
-      <w:pPr>
-        <w:pStyle w:val="FirstParagraph"/>
-      </w:pPr>
-      <w:r>
-        <w:t xml:space="preserve">The proven acceptable ranges for this step will be derived from process performance and</w:t>
-      </w:r>
-      <w:r>
-        <w:t xml:space="preserve"> </w:t>
-      </w:r>
-      <w:r>
-        <w:t xml:space="preserve">not from a drug substance specification. No critical quality attribute is formed or</w:t>
-      </w:r>
-      <w:r>
-        <w:t xml:space="preserve"> </w:t>
-      </w:r>
-      <w:r>
-        <w:t xml:space="preserve">cleared here, so there is no attribute limit from which a step level criterion could be</w:t>
-      </w:r>
-      <w:r>
-        <w:t xml:space="preserve"> </w:t>
-      </w:r>
-      <w:r>
-        <w:t xml:space="preserve">back-calculated (as it is for the viral clearance steps). The acceptance basis is the set</w:t>
-      </w:r>
-      <w:r>
-        <w:t xml:space="preserve"> </w:t>
-      </w:r>
-      <w:r>
-        <w:t xml:space="preserve">of criteria in</w:t>
-      </w:r>
-      <w:r>
-        <w:t xml:space="preserve"> </w:t>
-      </w:r>
-      <w:hyperlink w:anchor="tbl-acc">
-        <w:r>
-          <w:rPr>
-            <w:rStyle w:val="Hyperlink"/>
-          </w:rPr>
-          <w:t xml:space="preserve">Table 8</w:t>
-        </w:r>
-      </w:hyperlink>
-      <w:r>
-        <w:t xml:space="preserve">, together with the requirement that the clarified harvest is</w:t>
-      </w:r>
-      <w:r>
-        <w:t xml:space="preserve"> </w:t>
-      </w:r>
-      <w:r>
-        <w:t xml:space="preserve">acceptable as feed to the capture step.</w:t>
-      </w:r>
-    </w:p>
-    <w:p>
-      <w:pPr>
-        <w:pStyle w:val="BodyText"/>
-      </w:pPr>
-      <w:r>
-        <w:t xml:space="preserve">For each settable parameter, the proven acceptable range will be the contiguous interval</w:t>
-      </w:r>
-      <w:r>
-        <w:t xml:space="preserve"> </w:t>
-      </w:r>
-      <w:r>
-        <w:t xml:space="preserve">around the set-point over which every criterion in</w:t>
-      </w:r>
-      <w:r>
-        <w:t xml:space="preserve"> </w:t>
-      </w:r>
-      <w:hyperlink w:anchor="tbl-acc">
-        <w:r>
-          <w:rPr>
-            <w:rStyle w:val="Hyperlink"/>
-          </w:rPr>
-          <w:t xml:space="preserve">Table 8</w:t>
-        </w:r>
-      </w:hyperlink>
-      <w:r>
-        <w:t xml:space="preserve"> </w:t>
-      </w:r>
-      <w:r>
-        <w:t xml:space="preserve">is met on both feed states,</w:t>
-      </w:r>
-      <w:r>
-        <w:t xml:space="preserve"> </w:t>
-      </w:r>
-      <w:r>
-        <w:t xml:space="preserve">and it will be read from the univariate series and reported next to the full</w:t>
-      </w:r>
-      <w:r>
-        <w:t xml:space="preserve"> </w:t>
-      </w:r>
-      <w:r>
-        <w:t xml:space="preserve">characterization range so that the margin between the two is visible. Where every studied</w:t>
-      </w:r>
-      <w:r>
-        <w:t xml:space="preserve"> </w:t>
-      </w:r>
-      <w:r>
-        <w:t xml:space="preserve">level meets the criteria, the whole characterization range will be reported as proven</w:t>
-      </w:r>
-      <w:r>
-        <w:t xml:space="preserve"> </w:t>
-      </w:r>
-      <w:r>
-        <w:t xml:space="preserve">acceptable, and the binding constraint on routine operation will remain the normal</w:t>
-      </w:r>
-      <w:r>
-        <w:t xml:space="preserve"> </w:t>
-      </w:r>
-      <w:r>
-        <w:t xml:space="preserve">operating range.</w:t>
-      </w:r>
-    </w:p>
-    <w:p>
-      <w:pPr>
-        <w:pStyle w:val="BodyText"/>
-      </w:pPr>
-      <w:r>
-        <w:t xml:space="preserve">Two analyses that a multivariate step would report will not be run here. There is no</w:t>
-      </w:r>
-      <w:r>
-        <w:t xml:space="preserve"> </w:t>
-      </w:r>
-      <w:r>
-        <w:t xml:space="preserve">fitted response surface model, so a proven acceptable range cannot be propagated by</w:t>
-      </w:r>
-      <w:r>
-        <w:t xml:space="preserve"> </w:t>
-      </w:r>
-      <w:r>
-        <w:t xml:space="preserve">Monte-Carlo simulation of the other parameters varying within their normal operating</w:t>
-      </w:r>
-      <w:r>
-        <w:t xml:space="preserve"> </w:t>
-      </w:r>
-      <w:r>
-        <w:t xml:space="preserve">ranges. There is no multivariate operating region either, so no design space is claimed</w:t>
-      </w:r>
-      <w:r>
-        <w:t xml:space="preserve"> </w:t>
-      </w:r>
-      <w:r>
-        <w:t xml:space="preserve">for the step. The proven acceptable ranges reported for harvest and clarification will be</w:t>
-      </w:r>
-      <w:r>
-        <w:t xml:space="preserve"> </w:t>
-      </w:r>
-      <w:r>
-        <w:t xml:space="preserve">univariate, and they will hold for the two feed states studied and at the qualified</w:t>
-      </w:r>
-      <w:r>
-        <w:t xml:space="preserve"> </w:t>
-      </w:r>
-      <w:r>
-        <w:t xml:space="preserve">scale-down model.</w:t>
-      </w:r>
-    </w:p>
-    <w:p>
-      <w:pPr>
-        <w:pStyle w:val="BodyText"/>
-      </w:pPr>
-      <w:r>
-        <w:t xml:space="preserve">Each proven acceptable range will be presented as a plot of the response against the</w:t>
-      </w:r>
-      <w:r>
-        <w:t xml:space="preserve"> </w:t>
-      </w:r>
-      <w:r>
-        <w:t xml:space="preserve">parameter, with the acceptance criterion drawn, the acceptable region shaded green, and</w:t>
-      </w:r>
-      <w:r>
-        <w:t xml:space="preserve"> </w:t>
-      </w:r>
-      <w:r>
-        <w:t xml:space="preserve">the set-point and the normal operating range marked. The plots and the data behind them</w:t>
-      </w:r>
-      <w:r>
-        <w:t xml:space="preserve"> </w:t>
-      </w:r>
-      <w:r>
-        <w:t xml:space="preserve">will be given in the report (PCR-004).</w:t>
-      </w:r>
-    </w:p>
-    <w:bookmarkEnd w:id="36"/>
-    <w:bookmarkStart w:id="37" w:name="data-management-and-integrity"/>
-    <w:p>
-      <w:pPr>
-        <w:pStyle w:val="Heading1"/>
-      </w:pPr>
-      <w:r>
-        <w:t xml:space="preserve">9. Data management and integrity</w:t>
-      </w:r>
-    </w:p>
-    <w:p>
-      <w:pPr>
-        <w:pStyle w:val="FirstParagraph"/>
-      </w:pPr>
-      <w:r>
-        <w:t xml:space="preserve">Study data will be recorded and reviewed under the ALCOA+ principles. Raw analytical data</w:t>
-      </w:r>
-      <w:r>
-        <w:t xml:space="preserve"> </w:t>
-      </w:r>
-      <w:r>
-        <w:t xml:space="preserve">are captured in the validated laboratory systems named in the method validations</w:t>
-      </w:r>
-      <w:r>
-        <w:t xml:space="preserve"> </w:t>
-      </w:r>
-      <w:r>
-        <w:t xml:space="preserve">(</w:t>
+        <w:t xml:space="preserve">lists the four sample points of every run, the methods applied at each and what</w:t>
+      </w:r>
+      <w:r>
+        <w:t xml:space="preserve"> </w:t>
+      </w:r>
+      <w:r>
+        <w:t xml:space="preserve">each point is for. The methods are those of</w:t>
+      </w:r>
+      <w:r>
+        <w:t xml:space="preserve"> </w:t>
       </w:r>
       <w:hyperlink w:anchor="tbl-sop">
         <w:r>
@@ -5381,263 +6540,274 @@
         </w:r>
       </w:hyperlink>
       <w:r>
-        <w:t xml:space="preserve">), and process data are captured in the scale-down model batch records. Each</w:t>
-      </w:r>
-      <w:r>
-        <w:t xml:space="preserve"> </w:t>
-      </w:r>
-      <w:r>
-        <w:t xml:space="preserve">record is reviewed by a second qualified person before the data are used in the report.</w:t>
-      </w:r>
-      <w:r>
-        <w:t xml:space="preserve"> </w:t>
-      </w:r>
-      <w:r>
-        <w:t xml:space="preserve">Changes to an executed record are made by controlled amendment with the reason recorded.</w:t>
-      </w:r>
-    </w:p>
-    <w:bookmarkEnd w:id="37"/>
-    <w:bookmarkStart w:id="38" w:name="roles-and-responsibilities"/>
+        <w:t xml:space="preserve">.</w:t>
+      </w:r>
+    </w:p>
+    <w:tbl>
+      <w:tblPr>
+        <w:tblStyle w:val="Table"/>
+        <w:tblW w:type="pct" w:w="5000"/>
+        <w:tblLayout w:type="fixed"/>
+        <w:tblLook w:firstRow="0" w:lastRow="0" w:firstColumn="0" w:lastColumn="0" w:noHBand="0" w:noVBand="0" w:val="0000"/>
+      </w:tblPr>
+      <w:tblGrid>
+        <w:gridCol w:w="7920"/>
+      </w:tblGrid>
+      <w:tr>
+        <w:tc>
+          <w:tcPr/>
+          <w:bookmarkStart w:id="43" w:name="tbl-sampling"/>
+          <w:p>
+            <w:pPr>
+              <w:jc w:val="center"/>
+            </w:pPr>
+            <w:pPr>
+              <w:jc w:val="left"/>
+              <w:spacing w:before="200"/>
+              <w:pStyle w:val="ImageCaption"/>
+            </w:pPr>
+            <w:r>
+              <w:t xml:space="preserve">Table 9: Planned sampling points and the methods applied at each.</w:t>
+            </w:r>
+          </w:p>
+          <w:tbl>
+            <w:tblPr>
+              <w:tblStyle w:val="Table"/>
+              <w:tblW w:type="pct" w:w="5000"/>
+              <w:tblLayout w:type="fixed"/>
+              <w:tblLook w:firstRow="1" w:lastRow="0" w:firstColumn="0" w:lastColumn="0" w:noHBand="0" w:noVBand="0" w:val="0020"/>
+            </w:tblPr>
+            <w:tblGrid>
+              <w:gridCol w:w="2876"/>
+              <w:gridCol w:w="1667"/>
+              <w:gridCol w:w="3376"/>
+            </w:tblGrid>
+            <w:tr>
+              <w:trPr>
+                <w:tblHeader w:val="on"/>
+              </w:trPr>
+              <w:tc>
+                <w:tcPr/>
+                <w:p>
+                  <w:pPr>
+                    <w:pStyle w:val="Compact"/>
+                    <w:jc w:val="left"/>
+                    <w:jc w:val="center"/>
+                  </w:pPr>
+                  <w:r>
+                    <w:t xml:space="preserve">Sample point</w:t>
+                  </w:r>
+                </w:p>
+              </w:tc>
+              <w:tc>
+                <w:tcPr/>
+                <w:p>
+                  <w:pPr>
+                    <w:pStyle w:val="Compact"/>
+                    <w:jc w:val="left"/>
+                    <w:jc w:val="center"/>
+                  </w:pPr>
+                  <w:r>
+                    <w:t xml:space="preserve">Methods</w:t>
+                  </w:r>
+                </w:p>
+              </w:tc>
+              <w:tc>
+                <w:tcPr/>
+                <w:p>
+                  <w:pPr>
+                    <w:pStyle w:val="Compact"/>
+                    <w:jc w:val="left"/>
+                    <w:jc w:val="center"/>
+                  </w:pPr>
+                  <w:r>
+                    <w:t xml:space="preserve">Purpose</w:t>
+                  </w:r>
+                </w:p>
+              </w:tc>
+            </w:tr>
+            <w:tr>
+              <w:tc>
+                <w:tcPr/>
+                <w:p>
+                  <w:pPr>
+                    <w:pStyle w:val="Compact"/>
+                    <w:jc w:val="left"/>
+                    <w:jc w:val="center"/>
+                  </w:pPr>
+                  <w:r>
+                    <w:t xml:space="preserve">Unclarified culture, drawn before the feed to the centrifuge starts</w:t>
+                  </w:r>
+                </w:p>
+              </w:tc>
+              <w:tc>
+                <w:tcPr/>
+                <w:p>
+                  <w:pPr>
+                    <w:pStyle w:val="Compact"/>
+                    <w:jc w:val="left"/>
+                    <w:jc w:val="center"/>
+                  </w:pPr>
+                  <w:r>
+                    <w:t xml:space="preserve">AMV-3015, AMV-3012, AMV-3014, AMV-3011</w:t>
+                  </w:r>
+                </w:p>
+              </w:tc>
+              <w:tc>
+                <w:tcPr/>
+                <w:p>
+                  <w:pPr>
+                    <w:pStyle w:val="Compact"/>
+                    <w:jc w:val="left"/>
+                    <w:jc w:val="center"/>
+                  </w:pPr>
+                  <w:r>
+                    <w:t xml:space="preserve">Reference against which impurity release and any size-variant change are judged</w:t>
+                  </w:r>
+                </w:p>
+              </w:tc>
+            </w:tr>
+            <w:tr>
+              <w:tc>
+                <w:tcPr/>
+                <w:p>
+                  <w:pPr>
+                    <w:pStyle w:val="Compact"/>
+                    <w:jc w:val="left"/>
+                    <w:jc w:val="center"/>
+                  </w:pPr>
+                  <w:r>
+                    <w:t xml:space="preserve">Centrate, after centrifugation</w:t>
+                  </w:r>
+                </w:p>
+              </w:tc>
+              <w:tc>
+                <w:tcPr/>
+                <w:p>
+                  <w:pPr>
+                    <w:pStyle w:val="Compact"/>
+                    <w:jc w:val="left"/>
+                    <w:jc w:val="center"/>
+                  </w:pPr>
+                  <w:r>
+                    <w:t xml:space="preserve">AMV-3015, AMV-3012, AMV-3014</w:t>
+                  </w:r>
+                </w:p>
+              </w:tc>
+              <w:tc>
+                <w:tcPr/>
+                <w:p>
+                  <w:pPr>
+                    <w:pStyle w:val="Compact"/>
+                    <w:jc w:val="left"/>
+                    <w:jc w:val="center"/>
+                  </w:pPr>
+                  <w:r>
+                    <w:t xml:space="preserve">What the centrifuge passed, and the solids load the depth filter receives</w:t>
+                  </w:r>
+                </w:p>
+              </w:tc>
+            </w:tr>
+            <w:tr>
+              <w:tc>
+                <w:tcPr/>
+                <w:p>
+                  <w:pPr>
+                    <w:pStyle w:val="Compact"/>
+                    <w:jc w:val="left"/>
+                    <w:jc w:val="center"/>
+                  </w:pPr>
+                  <w:r>
+                    <w:t xml:space="preserve">Filtrate, after depth filtration</w:t>
+                  </w:r>
+                </w:p>
+              </w:tc>
+              <w:tc>
+                <w:tcPr/>
+                <w:p>
+                  <w:pPr>
+                    <w:pStyle w:val="Compact"/>
+                    <w:jc w:val="left"/>
+                    <w:jc w:val="center"/>
+                  </w:pPr>
+                  <w:r>
+                    <w:t xml:space="preserve">AMV-3015, AMV-3012, AMV-3014</w:t>
+                  </w:r>
+                </w:p>
+              </w:tc>
+              <w:tc>
+                <w:tcPr/>
+                <w:p>
+                  <w:pPr>
+                    <w:pStyle w:val="Compact"/>
+                    <w:jc w:val="left"/>
+                    <w:jc w:val="center"/>
+                  </w:pPr>
+                  <w:r>
+                    <w:t xml:space="preserve">What the depth filter media retained and adsorbed</w:t>
+                  </w:r>
+                </w:p>
+              </w:tc>
+            </w:tr>
+            <w:tr>
+              <w:tc>
+                <w:tcPr/>
+                <w:p>
+                  <w:pPr>
+                    <w:pStyle w:val="Compact"/>
+                    <w:jc w:val="left"/>
+                    <w:jc w:val="center"/>
+                  </w:pPr>
+                  <w:r>
+                    <w:t xml:space="preserve">Clarified harvest, after sterilizing filtration</w:t>
+                  </w:r>
+                </w:p>
+              </w:tc>
+              <w:tc>
+                <w:tcPr/>
+                <w:p>
+                  <w:pPr>
+                    <w:pStyle w:val="Compact"/>
+                    <w:jc w:val="left"/>
+                    <w:jc w:val="center"/>
+                  </w:pPr>
+                  <w:r>
+                    <w:t xml:space="preserve">AMV-3015, AMV-3012, AMV-3014, AMV-3011</w:t>
+                  </w:r>
+                </w:p>
+              </w:tc>
+              <w:tc>
+                <w:tcPr/>
+                <w:p>
+                  <w:pPr>
+                    <w:pStyle w:val="Compact"/>
+                    <w:jc w:val="left"/>
+                    <w:jc w:val="center"/>
+                  </w:pPr>
+                  <w:r>
+                    <w:t xml:space="preserve">The material presented to Protein A capture</w:t>
+                  </w:r>
+                </w:p>
+              </w:tc>
+            </w:tr>
+          </w:tbl>
+          <w:bookmarkEnd w:id="43"/>
+          <w:p/>
+        </w:tc>
+      </w:tr>
+    </w:tbl>
+    <w:bookmarkEnd w:id="44"/>
+    <w:bookmarkStart w:id="51" w:name="references"/>
     <w:p>
       <w:pPr>
         <w:pStyle w:val="Heading1"/>
       </w:pPr>
       <w:r>
-        <w:t xml:space="preserve">10. Roles and responsibilities</w:t>
-      </w:r>
-    </w:p>
-    <w:p>
-      <w:pPr>
-        <w:pStyle w:val="FirstParagraph"/>
-      </w:pPr>
-      <w:r>
-        <w:t xml:space="preserve">Process Development prepares this plan, executes the scale-down runs and authors PCR-004.</w:t>
-      </w:r>
-      <w:r>
-        <w:t xml:space="preserve"> </w:t>
-      </w:r>
-      <w:r>
-        <w:t xml:space="preserve">Analytical Development performs the assays and releases the results against the validated</w:t>
-      </w:r>
-      <w:r>
-        <w:t xml:space="preserve"> </w:t>
-      </w:r>
-      <w:r>
-        <w:t xml:space="preserve">methods. MSAT owns the scale-down model qualification and the comparison with the</w:t>
-      </w:r>
-      <w:r>
-        <w:t xml:space="preserve"> </w:t>
-      </w:r>
-      <w:r>
-        <w:t xml:space="preserve">at-scale records (§5.1). Statistics reviews the analysis and the decision rules. Quality</w:t>
-      </w:r>
-      <w:r>
-        <w:t xml:space="preserve"> </w:t>
-      </w:r>
-      <w:r>
-        <w:t xml:space="preserve">Assurance approves the plan and the report and dispositions any deviation.</w:t>
-      </w:r>
-    </w:p>
-    <w:bookmarkEnd w:id="38"/>
-    <w:bookmarkStart w:id="39" w:name="deliverables-and-schedule"/>
-    <w:p>
-      <w:pPr>
-        <w:pStyle w:val="Heading1"/>
-      </w:pPr>
-      <w:r>
-        <w:t xml:space="preserve">11. Deliverables and schedule</w:t>
-      </w:r>
-    </w:p>
-    <w:p>
-      <w:pPr>
-        <w:pStyle w:val="FirstParagraph"/>
-      </w:pPr>
-      <w:r>
-        <w:t xml:space="preserve">The deliverable is PCR-004, the process characterization report for this step</w:t>
-      </w:r>
-      <w:r>
-        <w:t xml:space="preserve"> </w:t>
-      </w:r>
-      <w:r>
-        <w:t xml:space="preserve">(</w:t>
-      </w:r>
-      <w:hyperlink w:anchor="tbl-related">
-        <w:r>
-          <w:rPr>
-            <w:rStyle w:val="Hyperlink"/>
-          </w:rPr>
-          <w:t xml:space="preserve">Table 2</w:t>
-        </w:r>
-      </w:hyperlink>
-      <w:r>
-        <w:t xml:space="preserve">). The work runs in three phases. Scale-down model qualification is executed</w:t>
-      </w:r>
-      <w:r>
-        <w:t xml:space="preserve"> </w:t>
-      </w:r>
-      <w:r>
-        <w:t xml:space="preserve">and reported first. The characterization runs on the two feed states follow, with the</w:t>
-      </w:r>
-      <w:r>
-        <w:t xml:space="preserve"> </w:t>
-      </w:r>
-      <w:r>
-        <w:t xml:space="preserve">analytical testing and the mass balance closed out as each condition completes. The</w:t>
-      </w:r>
-      <w:r>
-        <w:t xml:space="preserve"> </w:t>
-      </w:r>
-      <w:r>
-        <w:t xml:space="preserve">report is then authored, reviewed and approved, and it rolls up into PCMR-001. No dates</w:t>
-      </w:r>
-      <w:r>
-        <w:t xml:space="preserve"> </w:t>
-      </w:r>
-      <w:r>
-        <w:t xml:space="preserve">are given in this synthetic plan.</w:t>
-      </w:r>
-    </w:p>
-    <w:bookmarkEnd w:id="39"/>
-    <w:bookmarkStart w:id="40" w:name="risks-and-assumptions"/>
-    <w:p>
-      <w:pPr>
-        <w:pStyle w:val="Heading1"/>
-      </w:pPr>
-      <w:r>
-        <w:t xml:space="preserve">12. Risks and assumptions</w:t>
-      </w:r>
-    </w:p>
-    <w:p>
-      <w:pPr>
-        <w:pStyle w:val="FirstParagraph"/>
-      </w:pPr>
-      <w:r>
-        <w:t xml:space="preserve">The main risk to the study is the representativeness of the scale-down model. The model is</w:t>
-      </w:r>
-      <w:r>
-        <w:t xml:space="preserve"> </w:t>
-      </w:r>
-      <w:r>
-        <w:t xml:space="preserve">qualified against at-scale records before use, and its limitation (§5.1) is carried into</w:t>
-      </w:r>
-      <w:r>
-        <w:t xml:space="preserve"> </w:t>
-      </w:r>
-      <w:r>
-        <w:t xml:space="preserve">the report.</w:t>
-      </w:r>
-    </w:p>
-    <w:p>
-      <w:pPr>
-        <w:pStyle w:val="BodyText"/>
-      </w:pPr>
-      <w:r>
-        <w:t xml:space="preserve">The second risk is the supply of the extended culture feed state, which depends on the</w:t>
-      </w:r>
-      <w:r>
-        <w:t xml:space="preserve"> </w:t>
-      </w:r>
-      <w:r>
-        <w:t xml:space="preserve">bioreactor campaign run under PCP-003, and if that material is not available the</w:t>
-      </w:r>
-      <w:r>
-        <w:t xml:space="preserve"> </w:t>
-      </w:r>
-      <w:r>
-        <w:t xml:space="preserve">worst-case conditions will be executed on the nominal feed state and the gap stated in</w:t>
-      </w:r>
-      <w:r>
-        <w:t xml:space="preserve"> </w:t>
-      </w:r>
-      <w:r>
-        <w:t xml:space="preserve">PCR-004 as a bound on the conclusions.</w:t>
-      </w:r>
-    </w:p>
-    <w:p>
-      <w:pPr>
-        <w:pStyle w:val="BodyText"/>
-      </w:pPr>
-      <w:r>
-        <w:t xml:space="preserve">The study assumes that the platform centrifuge and the platform depth filter media are</w:t>
-      </w:r>
-      <w:r>
-        <w:t xml:space="preserve"> </w:t>
-      </w:r>
-      <w:r>
-        <w:t xml:space="preserve">unchanged for commercial manufacture. It also assumes that the impurity burden of the</w:t>
-      </w:r>
-      <w:r>
-        <w:t xml:space="preserve"> </w:t>
-      </w:r>
-      <w:r>
-        <w:t xml:space="preserve">clarified harvest is set by the culture and not by the clarification train. The HCP and</w:t>
-      </w:r>
-      <w:r>
-        <w:t xml:space="preserve"> </w:t>
-      </w:r>
-      <w:r>
-        <w:t xml:space="preserve">DNA measurements taken across the step will test that second assumption directly.</w:t>
-      </w:r>
-    </w:p>
-    <w:bookmarkEnd w:id="40"/>
-    <w:bookmarkStart w:id="41" w:name="approvals-1"/>
-    <w:p>
-      <w:pPr>
-        <w:pStyle w:val="Heading1"/>
-      </w:pPr>
-      <w:r>
-        <w:t xml:space="preserve">13. Approvals</w:t>
-      </w:r>
-    </w:p>
-    <w:p>
-      <w:pPr>
-        <w:pStyle w:val="FirstParagraph"/>
-      </w:pPr>
-      <w:r>
-        <w:t xml:space="preserve">This plan takes effect when the approvals recorded in</w:t>
-      </w:r>
-      <w:r>
-        <w:t xml:space="preserve"> </w:t>
-      </w:r>
-      <w:hyperlink w:anchor="tbl-appr">
-        <w:r>
-          <w:rPr>
-            <w:rStyle w:val="Hyperlink"/>
-          </w:rPr>
-          <w:t xml:space="preserve">Table 1</w:t>
-        </w:r>
-      </w:hyperlink>
-      <w:r>
-        <w:t xml:space="preserve"> </w:t>
-      </w:r>
-      <w:r>
-        <w:t xml:space="preserve">are complete. Changes</w:t>
-      </w:r>
-      <w:r>
-        <w:t xml:space="preserve"> </w:t>
-      </w:r>
-      <w:r>
-        <w:t xml:space="preserve">after approval are made by controlled revision. Any departure from the plan during</w:t>
-      </w:r>
-      <w:r>
-        <w:t xml:space="preserve"> </w:t>
-      </w:r>
-      <w:r>
-        <w:t xml:space="preserve">execution is recorded at the time and assessed in PCR-004.</w:t>
-      </w:r>
-    </w:p>
-    <w:bookmarkEnd w:id="41"/>
-    <w:bookmarkStart w:id="48" w:name="references"/>
-    <w:p>
-      <w:pPr>
-        <w:pStyle w:val="Heading1"/>
-      </w:pPr>
-      <w:r>
         <w:t xml:space="preserve">References</w:t>
       </w:r>
     </w:p>
-    <w:bookmarkStart w:id="47" w:name="refs"/>
-    <w:bookmarkStart w:id="42" w:name="ref-amab2009"/>
+    <w:bookmarkStart w:id="50" w:name="refs"/>
+    <w:bookmarkStart w:id="45" w:name="ref-amab2009"/>
     <w:p>
       <w:pPr>
         <w:pStyle w:val="Bibliography"/>
@@ -5659,8 +6829,31 @@
         <w:t xml:space="preserve">. CASSS.</w:t>
       </w:r>
     </w:p>
-    <w:bookmarkEnd w:id="42"/>
-    <w:bookmarkStart w:id="43" w:name="ref-ichq8"/>
+    <w:bookmarkEnd w:id="45"/>
+    <w:bookmarkStart w:id="46" w:name="ref-ichq10"/>
+    <w:p>
+      <w:pPr>
+        <w:pStyle w:val="Bibliography"/>
+      </w:pPr>
+      <w:r>
+        <w:t xml:space="preserve">International Council for Harmonisation. 2008.</w:t>
+      </w:r>
+      <w:r>
+        <w:t xml:space="preserve"> </w:t>
+      </w:r>
+      <w:r>
+        <w:rPr>
+          <w:i/>
+          <w:iCs/>
+        </w:rPr>
+        <w:t xml:space="preserve">ICH Q10: Pharmaceutical Quality System</w:t>
+      </w:r>
+      <w:r>
+        <w:t xml:space="preserve">. ICH.</w:t>
+      </w:r>
+    </w:p>
+    <w:bookmarkEnd w:id="46"/>
+    <w:bookmarkStart w:id="47" w:name="ref-ichq8"/>
     <w:p>
       <w:pPr>
         <w:pStyle w:val="Bibliography"/>
@@ -5682,14 +6875,14 @@
         <w:t xml:space="preserve">. ICH.</w:t>
       </w:r>
     </w:p>
-    <w:bookmarkEnd w:id="43"/>
-    <w:bookmarkStart w:id="44" w:name="ref-ichq11"/>
+    <w:bookmarkEnd w:id="47"/>
+    <w:bookmarkStart w:id="48" w:name="ref-ichq5a"/>
     <w:p>
       <w:pPr>
         <w:pStyle w:val="Bibliography"/>
       </w:pPr>
       <w:r>
-        <w:t xml:space="preserve">International Council for Harmonisation. 2012.</w:t>
+        <w:t xml:space="preserve">International Council for Harmonisation. 2023.</w:t>
       </w:r>
       <w:r>
         <w:t xml:space="preserve"> </w:t>
@@ -5699,37 +6892,14 @@
           <w:i/>
           <w:iCs/>
         </w:rPr>
-        <w:t xml:space="preserve">ICH Q11: Development and Manufacture of Drug Substances</w:t>
+        <w:t xml:space="preserve">ICH Q5A(R2): Viral Safety Evaluation of Biotechnology Products Derived from Cell Lines of Human or Animal Origin</w:t>
       </w:r>
       <w:r>
         <w:t xml:space="preserve">. ICH.</w:t>
       </w:r>
     </w:p>
-    <w:bookmarkEnd w:id="44"/>
-    <w:bookmarkStart w:id="45" w:name="ref-ichq9"/>
-    <w:p>
-      <w:pPr>
-        <w:pStyle w:val="Bibliography"/>
-      </w:pPr>
-      <w:r>
-        <w:t xml:space="preserve">International Council for Harmonisation. 2023.</w:t>
-      </w:r>
-      <w:r>
-        <w:t xml:space="preserve"> </w:t>
-      </w:r>
-      <w:r>
-        <w:rPr>
-          <w:i/>
-          <w:iCs/>
-        </w:rPr>
-        <w:t xml:space="preserve">ICH Q9(R1): Quality Risk Management</w:t>
-      </w:r>
-      <w:r>
-        <w:t xml:space="preserve">. ICH.</w:t>
-      </w:r>
-    </w:p>
-    <w:bookmarkEnd w:id="45"/>
-    <w:bookmarkStart w:id="46" w:name="ref-fda2011"/>
+    <w:bookmarkEnd w:id="48"/>
+    <w:bookmarkStart w:id="49" w:name="ref-fda2011"/>
     <w:p>
       <w:pPr>
         <w:pStyle w:val="Bibliography"/>
@@ -5751,9 +6921,9 @@
         <w:t xml:space="preserve">. FDA.</w:t>
       </w:r>
     </w:p>
-    <w:bookmarkEnd w:id="46"/>
-    <w:bookmarkEnd w:id="47"/>
-    <w:bookmarkEnd w:id="48"/>
+    <w:bookmarkEnd w:id="49"/>
+    <w:bookmarkEnd w:id="50"/>
+    <w:bookmarkEnd w:id="51"/>
     <w:sectPr>
       <w:footnotePr>
         <w:numRestart w:val="eachSect"/>
@@ -5864,114 +7034,123 @@
       </w:pPr>
     </w:lvl>
   </w:abstractNum>
-  <w:abstractNum w:abstractNumId="991">
-    <w:nsid w:val="0000A991"/>
+  <w:abstractNum w:abstractNumId="99411">
+    <w:nsid w:val="00A99411"/>
     <w:multiLevelType w:val="multilevel"/>
     <w:lvl w:ilvl="0">
-      <w:numFmt w:val="bullet"/>
-      <w:lvlText w:val=""/>
+      <w:start w:val="1"/>
+      <w:numFmt w:val="decimal"/>
+      <w:lvlText w:val="%1."/>
       <w:lvlJc w:val="left"/>
       <w:pPr>
         <w:ind w:left="720" w:hanging="360"/>
       </w:pPr>
-      <w:rPr>
-        <w:rFonts w:ascii="Symbol" w:hAnsi="Symbol" w:cs="Symbol" w:hint="default"/>
-      </w:rPr>
     </w:lvl>
     <w:lvl w:ilvl="1">
-      <w:numFmt w:val="bullet"/>
-      <w:lvlText w:val="o"/>
+      <w:start w:val="1"/>
+      <w:numFmt w:val="decimal"/>
+      <w:lvlText w:val="%2."/>
       <w:lvlJc w:val="left"/>
       <w:pPr>
         <w:ind w:left="1440" w:hanging="360"/>
       </w:pPr>
-      <w:rPr>
-        <w:rFonts w:ascii="Courier New" w:hAnsi="Courier New" w:cs="Courier New" w:hint="default"/>
-      </w:rPr>
     </w:lvl>
     <w:lvl w:ilvl="2">
-      <w:numFmt w:val="bullet"/>
-      <w:lvlText w:val=""/>
+      <w:start w:val="1"/>
+      <w:numFmt w:val="decimal"/>
+      <w:lvlText w:val="%3."/>
       <w:lvlJc w:val="left"/>
       <w:pPr>
         <w:ind w:left="2160" w:hanging="360"/>
       </w:pPr>
-      <w:rPr>
-        <w:rFonts w:ascii="Wingdings" w:hAnsi="Wingdings" w:cs="Wingdings" w:hint="default"/>
-      </w:rPr>
     </w:lvl>
     <w:lvl w:ilvl="3">
-      <w:numFmt w:val="bullet"/>
-      <w:lvlText w:val=""/>
+      <w:start w:val="1"/>
+      <w:numFmt w:val="decimal"/>
+      <w:lvlText w:val="%4."/>
       <w:lvlJc w:val="left"/>
       <w:pPr>
         <w:ind w:left="2880" w:hanging="360"/>
       </w:pPr>
-      <w:rPr>
-        <w:rFonts w:ascii="Symbol" w:hAnsi="Symbol" w:cs="Symbol" w:hint="default"/>
-      </w:rPr>
     </w:lvl>
     <w:lvl w:ilvl="4">
-      <w:numFmt w:val="bullet"/>
-      <w:lvlText w:val="o"/>
+      <w:start w:val="1"/>
+      <w:numFmt w:val="decimal"/>
+      <w:lvlText w:val="%5."/>
       <w:lvlJc w:val="left"/>
       <w:pPr>
         <w:ind w:left="3600" w:hanging="360"/>
       </w:pPr>
-      <w:rPr>
-        <w:rFonts w:ascii="Courier New" w:hAnsi="Courier New" w:cs="Courier New" w:hint="default"/>
-      </w:rPr>
     </w:lvl>
     <w:lvl w:ilvl="5">
-      <w:numFmt w:val="bullet"/>
-      <w:lvlText w:val=""/>
+      <w:start w:val="1"/>
+      <w:numFmt w:val="decimal"/>
+      <w:lvlText w:val="%6."/>
       <w:lvlJc w:val="left"/>
       <w:pPr>
         <w:ind w:left="4320" w:hanging="360"/>
       </w:pPr>
-      <w:rPr>
-        <w:rFonts w:ascii="Wingdings" w:hAnsi="Wingdings" w:cs="Wingdings" w:hint="default"/>
-      </w:rPr>
     </w:lvl>
     <w:lvl w:ilvl="6">
-      <w:numFmt w:val="bullet"/>
-      <w:lvlText w:val=""/>
+      <w:start w:val="1"/>
+      <w:numFmt w:val="decimal"/>
+      <w:lvlText w:val="%7."/>
       <w:lvlJc w:val="left"/>
       <w:pPr>
         <w:ind w:left="5040" w:hanging="360"/>
       </w:pPr>
-      <w:rPr>
-        <w:rFonts w:ascii="Symbol" w:hAnsi="Symbol" w:cs="Symbol" w:hint="default"/>
-      </w:rPr>
     </w:lvl>
     <w:lvl w:ilvl="7">
-      <w:numFmt w:val="bullet"/>
-      <w:lvlText w:val="o"/>
+      <w:start w:val="1"/>
+      <w:numFmt w:val="decimal"/>
+      <w:lvlText w:val="%8."/>
       <w:lvlJc w:val="left"/>
       <w:pPr>
         <w:ind w:left="5760" w:hanging="360"/>
       </w:pPr>
-      <w:rPr>
-        <w:rFonts w:ascii="Courier New" w:hAnsi="Courier New" w:cs="Courier New" w:hint="default"/>
-      </w:rPr>
     </w:lvl>
     <w:lvl w:ilvl="8">
-      <w:numFmt w:val="bullet"/>
-      <w:lvlText w:val=""/>
+      <w:start w:val="1"/>
+      <w:numFmt w:val="decimal"/>
+      <w:lvlText w:val="%9."/>
       <w:lvlJc w:val="left"/>
       <w:pPr>
         <w:ind w:left="6480" w:hanging="360"/>
       </w:pPr>
-      <w:rPr>
-        <w:rFonts w:ascii="Wingdings" w:hAnsi="Wingdings" w:cs="Wingdings" w:hint="default"/>
-      </w:rPr>
     </w:lvl>
   </w:abstractNum>
   <w:num w:numId="1000">
     <w:abstractNumId w:val="990"/>
   </w:num>
   <w:num w:numId="1001">
-    <w:abstractNumId w:val="991"/>
+    <w:abstractNumId w:val="99411"/>
+    <w:lvlOverride w:ilvl="0">
+      <w:startOverride w:val="1"/>
+    </w:lvlOverride>
+    <w:lvlOverride w:ilvl="1">
+      <w:startOverride w:val="1"/>
+    </w:lvlOverride>
+    <w:lvlOverride w:ilvl="2">
+      <w:startOverride w:val="1"/>
+    </w:lvlOverride>
+    <w:lvlOverride w:ilvl="3">
+      <w:startOverride w:val="1"/>
+    </w:lvlOverride>
+    <w:lvlOverride w:ilvl="4">
+      <w:startOverride w:val="1"/>
+    </w:lvlOverride>
+    <w:lvlOverride w:ilvl="5">
+      <w:startOverride w:val="1"/>
+    </w:lvlOverride>
+    <w:lvlOverride w:ilvl="6">
+      <w:startOverride w:val="1"/>
+    </w:lvlOverride>
+    <w:lvlOverride w:ilvl="7">
+      <w:startOverride w:val="1"/>
+    </w:lvlOverride>
+    <w:lvlOverride w:ilvl="8">
+      <w:startOverride w:val="1"/>
+    </w:lvlOverride>
   </w:num>
 </w:numbering>
 </file>
